--- a/files/Marios_Raspopoulos - Accademic CV.docx
+++ b/files/Marios_Raspopoulos - Accademic CV.docx
@@ -169,7 +169,35 @@
               <w:rPr>
                 <w:rFonts w:ascii="Calibri Light" w:hAnsi="Calibri Light" w:cs="Calibri Light"/>
               </w:rPr>
-              <w:t>12-14 University Avenue, Pyla 7080, Larnaca, Cyprus</w:t>
+              <w:t xml:space="preserve">12-14 University Avenue, </w:t>
+            </w:r>
+            <w:proofErr w:type="spellStart"/>
+            <w:r>
+              <w:rPr>
+                <w:rFonts w:ascii="Calibri Light" w:hAnsi="Calibri Light" w:cs="Calibri Light"/>
+              </w:rPr>
+              <w:t>Pyla</w:t>
+            </w:r>
+            <w:proofErr w:type="spellEnd"/>
+            <w:r>
+              <w:rPr>
+                <w:rFonts w:ascii="Calibri Light" w:hAnsi="Calibri Light" w:cs="Calibri Light"/>
+              </w:rPr>
+              <w:t xml:space="preserve"> 7080, </w:t>
+            </w:r>
+            <w:proofErr w:type="spellStart"/>
+            <w:r>
+              <w:rPr>
+                <w:rFonts w:ascii="Calibri Light" w:hAnsi="Calibri Light" w:cs="Calibri Light"/>
+              </w:rPr>
+              <w:t>Larnaca</w:t>
+            </w:r>
+            <w:proofErr w:type="spellEnd"/>
+            <w:r>
+              <w:rPr>
+                <w:rFonts w:ascii="Calibri Light" w:hAnsi="Calibri Light" w:cs="Calibri Light"/>
+              </w:rPr>
+              <w:t>, Cyprus</w:t>
             </w:r>
           </w:p>
         </w:tc>
@@ -1715,6 +1743,7 @@
                 <w:color w:val="000000" w:themeColor="text1"/>
               </w:rPr>
             </w:pPr>
+            <w:proofErr w:type="spellStart"/>
             <w:r>
               <w:rPr>
                 <w:rFonts w:ascii="Calibri Light" w:hAnsi="Calibri Light" w:cs="Calibri Light"/>
@@ -1722,7 +1751,17 @@
                 <w:i/>
                 <w:color w:val="000000" w:themeColor="text1"/>
               </w:rPr>
-              <w:t>M.Sc Thesis</w:t>
+              <w:t>M.Sc</w:t>
+            </w:r>
+            <w:proofErr w:type="spellEnd"/>
+            <w:r>
+              <w:rPr>
+                <w:rFonts w:ascii="Calibri Light" w:hAnsi="Calibri Light" w:cs="Calibri Light"/>
+                <w:b/>
+                <w:i/>
+                <w:color w:val="000000" w:themeColor="text1"/>
+              </w:rPr>
+              <w:t xml:space="preserve"> Thesis</w:t>
             </w:r>
             <w:r>
               <w:rPr>
@@ -2111,7 +2150,15 @@
                 <w:rFonts w:ascii="Calibri Light" w:hAnsi="Calibri Light" w:cs="Calibri Light"/>
                 <w:color w:val="000000" w:themeColor="text1"/>
               </w:rPr>
-              <w:t xml:space="preserve">: Presidential Prize, IEE Cyprus Prize,  </w:t>
+              <w:t xml:space="preserve">: Presidential Prize, IEE Cyprus </w:t>
+            </w:r>
+            <w:proofErr w:type="gramStart"/>
+            <w:r>
+              <w:rPr>
+                <w:rFonts w:ascii="Calibri Light" w:hAnsi="Calibri Light" w:cs="Calibri Light"/>
+                <w:color w:val="000000" w:themeColor="text1"/>
+              </w:rPr>
+              <w:t xml:space="preserve">Prize,  </w:t>
             </w:r>
             <w:r>
               <w:rPr>
@@ -2121,6 +2168,7 @@
               </w:rPr>
               <w:t>ΣΕΠΑΗΚ</w:t>
             </w:r>
+            <w:proofErr w:type="gramEnd"/>
             <w:r>
               <w:rPr>
                 <w:rFonts w:ascii="Calibri Light" w:hAnsi="Calibri Light" w:cs="Calibri Light"/>
@@ -2262,8 +2310,17 @@
                 <w:rFonts w:ascii="Calibri Light" w:hAnsi="Calibri Light" w:cs="Calibri Light"/>
                 <w:color w:val="000000" w:themeColor="text1"/>
               </w:rPr>
-              <w:t>Sept. 2015-June  2016</w:t>
-            </w:r>
+              <w:t>Sept. 2015-</w:t>
+            </w:r>
+            <w:proofErr w:type="gramStart"/>
+            <w:r>
+              <w:rPr>
+                <w:rFonts w:ascii="Calibri Light" w:hAnsi="Calibri Light" w:cs="Calibri Light"/>
+                <w:color w:val="000000" w:themeColor="text1"/>
+              </w:rPr>
+              <w:t>June  2016</w:t>
+            </w:r>
+            <w:proofErr w:type="gramEnd"/>
           </w:p>
         </w:tc>
         <w:tc>
@@ -2420,7 +2477,21 @@
           <w:rFonts w:ascii="Calibri Light" w:hAnsi="Calibri Light" w:cs="Calibri Light"/>
           <w:color w:val="000000" w:themeColor="text1"/>
         </w:rPr>
-        <w:t>Indoor Positioning/Localization/Tracking</w:t>
+        <w:t>Indoor Positioning/</w:t>
+      </w:r>
+      <w:r>
+        <w:rPr>
+          <w:rFonts w:ascii="Calibri Light" w:hAnsi="Calibri Light" w:cs="Calibri Light"/>
+          <w:color w:val="000000" w:themeColor="text1"/>
+        </w:rPr>
+        <w:t>Localisation</w:t>
+      </w:r>
+      <w:r>
+        <w:rPr>
+          <w:rFonts w:ascii="Calibri Light" w:hAnsi="Calibri Light" w:cs="Calibri Light"/>
+          <w:color w:val="000000" w:themeColor="text1"/>
+        </w:rPr>
+        <w:t>/Tracking</w:t>
       </w:r>
     </w:p>
     <w:p>
@@ -2560,14 +2631,51 @@
           <w:rFonts w:ascii="Calibri Light" w:hAnsi="Calibri Light" w:cs="Calibri Light"/>
           <w:color w:val="000000" w:themeColor="text1"/>
         </w:rPr>
-        <w:t xml:space="preserve">Theodosis Pasiali - </w:t>
-      </w:r>
-      <w:r>
-        <w:rPr>
-          <w:rFonts w:ascii="Calibri Light" w:hAnsi="Calibri Light" w:cs="Calibri Light"/>
-          <w:color w:val="000000" w:themeColor="text1"/>
-        </w:rPr>
-        <w:t xml:space="preserve"> Reconfigurable Intelligent Surfaces (RIS) and their Control Using Embedded Systems and Optimization Techniques for modern communication systems (</w:t>
+        <w:t xml:space="preserve">Mr. </w:t>
+      </w:r>
+      <w:r>
+        <w:rPr>
+          <w:rFonts w:ascii="Calibri Light" w:hAnsi="Calibri Light" w:cs="Calibri Light"/>
+          <w:color w:val="000000" w:themeColor="text1"/>
+        </w:rPr>
+        <w:t xml:space="preserve">Theodosis Pasiali </w:t>
+      </w:r>
+      <w:proofErr w:type="gramStart"/>
+      <w:r>
+        <w:rPr>
+          <w:rFonts w:ascii="Calibri Light" w:hAnsi="Calibri Light" w:cs="Calibri Light"/>
+          <w:color w:val="000000" w:themeColor="text1"/>
+        </w:rPr>
+        <w:t xml:space="preserve">- </w:t>
+      </w:r>
+      <w:r>
+        <w:rPr>
+          <w:rFonts w:ascii="Calibri Light" w:hAnsi="Calibri Light" w:cs="Calibri Light"/>
+          <w:color w:val="000000" w:themeColor="text1"/>
+        </w:rPr>
+        <w:t xml:space="preserve"> Reconfigurable</w:t>
+      </w:r>
+      <w:proofErr w:type="gramEnd"/>
+      <w:r>
+        <w:rPr>
+          <w:rFonts w:ascii="Calibri Light" w:hAnsi="Calibri Light" w:cs="Calibri Light"/>
+          <w:color w:val="000000" w:themeColor="text1"/>
+        </w:rPr>
+        <w:t xml:space="preserve"> Intelligent Surfaces (RIS) and their Control Using Embedded Systems and </w:t>
+      </w:r>
+      <w:r>
+        <w:rPr>
+          <w:rFonts w:ascii="Calibri Light" w:hAnsi="Calibri Light" w:cs="Calibri Light"/>
+          <w:color w:val="000000" w:themeColor="text1"/>
+        </w:rPr>
+        <w:t>Optimisation</w:t>
+      </w:r>
+      <w:r>
+        <w:rPr>
+          <w:rFonts w:ascii="Calibri Light" w:hAnsi="Calibri Light" w:cs="Calibri Light"/>
+          <w:color w:val="000000" w:themeColor="text1"/>
+        </w:rPr>
+        <w:t xml:space="preserve"> Techniques for modern communication systems (</w:t>
       </w:r>
       <w:r>
         <w:rPr>
@@ -2598,6 +2706,56 @@
           <w:color w:val="000000" w:themeColor="text1"/>
         </w:rPr>
       </w:pPr>
+      <w:r>
+        <w:rPr>
+          <w:rFonts w:ascii="Calibri Light" w:hAnsi="Calibri Light" w:cs="Calibri Light"/>
+          <w:color w:val="000000" w:themeColor="text1"/>
+        </w:rPr>
+        <w:t>Mrs. Constantina Stavrou</w:t>
+      </w:r>
+      <w:r>
+        <w:rPr>
+          <w:rFonts w:ascii="Calibri Light" w:hAnsi="Calibri Light" w:cs="Calibri Light"/>
+          <w:color w:val="000000" w:themeColor="text1"/>
+        </w:rPr>
+        <w:t xml:space="preserve"> - </w:t>
+      </w:r>
+      <w:r>
+        <w:rPr>
+          <w:rFonts w:ascii="Calibri Light" w:hAnsi="Calibri Light" w:cs="Calibri Light"/>
+          <w:color w:val="000000" w:themeColor="text1"/>
+        </w:rPr>
+        <w:t>Advancing Energy Communities through Flexible Energy Storage Systems</w:t>
+      </w:r>
+      <w:r>
+        <w:rPr>
+          <w:rFonts w:ascii="Calibri Light" w:hAnsi="Calibri Light" w:cs="Calibri Light"/>
+          <w:color w:val="000000" w:themeColor="text1"/>
+        </w:rPr>
+        <w:t xml:space="preserve"> (2025- Now)</w:t>
+      </w:r>
+    </w:p>
+    <w:p>
+      <w:pPr>
+        <w:pStyle w:val="ListParagraph"/>
+        <w:numPr>
+          <w:ilvl w:val="0"/>
+          <w:numId w:val="45"/>
+        </w:numPr>
+        <w:spacing w:after="0" w:line="240" w:lineRule="auto"/>
+        <w:jc w:val="both"/>
+        <w:rPr>
+          <w:rFonts w:ascii="Calibri Light" w:hAnsi="Calibri Light" w:cs="Calibri Light"/>
+          <w:color w:val="000000" w:themeColor="text1"/>
+        </w:rPr>
+      </w:pPr>
+      <w:r>
+        <w:rPr>
+          <w:rFonts w:ascii="Calibri Light" w:hAnsi="Calibri Light" w:cs="Calibri Light"/>
+          <w:color w:val="000000" w:themeColor="text1"/>
+        </w:rPr>
+        <w:t xml:space="preserve">Dr </w:t>
+      </w:r>
       <w:r>
         <w:rPr>
           <w:rFonts w:ascii="Calibri Light" w:hAnsi="Calibri Light" w:cs="Calibri Light"/>
@@ -2761,21 +2919,7 @@
           <w:rFonts w:ascii="Calibri Light" w:hAnsi="Calibri Light" w:cs="Calibri Light"/>
           <w:color w:val="000000" w:themeColor="text1"/>
         </w:rPr>
-        <w:t xml:space="preserve"> – Full Scholarship (3 years) awarded by the University of Surrey to study for the degree of Doctor of Philosophy. Awarded based on exceptional performance during the M</w:t>
-      </w:r>
-      <w:r>
-        <w:rPr>
-          <w:rFonts w:ascii="Calibri Light" w:hAnsi="Calibri Light" w:cs="Calibri Light"/>
-          <w:color w:val="000000" w:themeColor="text1"/>
-        </w:rPr>
-        <w:t>.</w:t>
-      </w:r>
-      <w:r>
-        <w:rPr>
-          <w:rFonts w:ascii="Calibri Light" w:hAnsi="Calibri Light" w:cs="Calibri Light"/>
-          <w:color w:val="000000" w:themeColor="text1"/>
-        </w:rPr>
-        <w:t>Sc degree.</w:t>
+        <w:t xml:space="preserve"> – Full Scholarship (3 years) awarded by the University of Surrey to study for the degree of Doctor of Philosophy. Awarded based on exceptional performance during the MSc degree.</w:t>
       </w:r>
     </w:p>
     <w:p>
@@ -3106,6 +3250,7 @@
                 <w:lang w:val="en-US"/>
               </w:rPr>
             </w:pPr>
+            <w:proofErr w:type="gramStart"/>
             <w:r>
               <w:rPr>
                 <w:rFonts w:ascii="Calibri Light" w:hAnsi="Calibri Light" w:cs="Calibri Light"/>
@@ -3118,6 +3263,7 @@
               </w:rPr>
               <w:t>Funding  Received</w:t>
             </w:r>
+            <w:proofErr w:type="gramEnd"/>
           </w:p>
           <w:p>
             <w:pPr>
@@ -3752,6 +3898,7 @@
                 <w:lang w:val="en-US"/>
               </w:rPr>
             </w:pPr>
+            <w:proofErr w:type="spellStart"/>
             <w:r>
               <w:rPr>
                 <w:rFonts w:ascii="Calibri Light" w:hAnsi="Calibri Light" w:cs="Calibri Light"/>
@@ -3765,6 +3912,7 @@
               </w:rPr>
               <w:t>HEIght</w:t>
             </w:r>
+            <w:proofErr w:type="spellEnd"/>
             <w:r>
               <w:rPr>
                 <w:rFonts w:ascii="Calibri Light" w:hAnsi="Calibri Light" w:cs="Calibri Light"/>
@@ -3789,8 +3937,9 @@
                 <w:u w:val="single"/>
                 <w:lang w:val="en-US"/>
               </w:rPr>
-              <w:t>Higher Education Innovation  Growth and Training:  heightening sustainable</w:t>
-            </w:r>
+              <w:t xml:space="preserve">Higher Education </w:t>
+            </w:r>
+            <w:proofErr w:type="gramStart"/>
             <w:r>
               <w:rPr>
                 <w:rFonts w:ascii="Calibri Light" w:hAnsi="Calibri Light" w:cs="Calibri Light"/>
@@ -3802,8 +3951,9 @@
                 <w:u w:val="single"/>
                 <w:lang w:val="en-US"/>
               </w:rPr>
-              <w:t xml:space="preserve"> innovation in our HEIs and societies</w:t>
-            </w:r>
+              <w:t>Innovation  Growth</w:t>
+            </w:r>
+            <w:proofErr w:type="gramEnd"/>
             <w:r>
               <w:rPr>
                 <w:rFonts w:ascii="Calibri Light" w:hAnsi="Calibri Light" w:cs="Calibri Light"/>
@@ -3815,6 +3965,46 @@
                 <w:u w:val="single"/>
                 <w:lang w:val="en-US"/>
               </w:rPr>
+              <w:t xml:space="preserve"> and Training:  heightening sustainable</w:t>
+            </w:r>
+            <w:r>
+              <w:rPr>
+                <w:rFonts w:ascii="Calibri Light" w:hAnsi="Calibri Light" w:cs="Calibri Light"/>
+                <w:b/>
+                <w:iCs/>
+                <w:color w:val="000000" w:themeColor="text1"/>
+                <w:sz w:val="22"/>
+                <w:szCs w:val="22"/>
+                <w:u w:val="single"/>
+                <w:lang w:val="en-US"/>
+              </w:rPr>
+              <w:t xml:space="preserve"> innovation in our HEIs and </w:t>
+            </w:r>
+            <w:proofErr w:type="gramStart"/>
+            <w:r>
+              <w:rPr>
+                <w:rFonts w:ascii="Calibri Light" w:hAnsi="Calibri Light" w:cs="Calibri Light"/>
+                <w:b/>
+                <w:iCs/>
+                <w:color w:val="000000" w:themeColor="text1"/>
+                <w:sz w:val="22"/>
+                <w:szCs w:val="22"/>
+                <w:u w:val="single"/>
+                <w:lang w:val="en-US"/>
+              </w:rPr>
+              <w:t>societies</w:t>
+            </w:r>
+            <w:r>
+              <w:rPr>
+                <w:rFonts w:ascii="Calibri Light" w:hAnsi="Calibri Light" w:cs="Calibri Light"/>
+                <w:b/>
+                <w:iCs/>
+                <w:color w:val="000000" w:themeColor="text1"/>
+                <w:sz w:val="22"/>
+                <w:szCs w:val="22"/>
+                <w:u w:val="single"/>
+                <w:lang w:val="en-US"/>
+              </w:rPr>
               <w:t xml:space="preserve">  </w:t>
             </w:r>
             <w:r>
@@ -3828,7 +4018,21 @@
                 <w:u w:val="single"/>
                 <w:lang w:val="en-US"/>
               </w:rPr>
-              <w:t>(PHASE 2)</w:t>
+              <w:t>(</w:t>
+            </w:r>
+            <w:proofErr w:type="gramEnd"/>
+            <w:r>
+              <w:rPr>
+                <w:rFonts w:ascii="Calibri Light" w:hAnsi="Calibri Light" w:cs="Calibri Light"/>
+                <w:b/>
+                <w:iCs/>
+                <w:color w:val="000000" w:themeColor="text1"/>
+                <w:sz w:val="22"/>
+                <w:szCs w:val="22"/>
+                <w:u w:val="single"/>
+                <w:lang w:val="en-US"/>
+              </w:rPr>
+              <w:t>PHASE 2)</w:t>
             </w:r>
           </w:p>
           <w:p>
@@ -4071,15 +4275,39 @@
               </w:rPr>
               <w:t xml:space="preserve">Description: </w:t>
             </w:r>
-            <w:r>
-              <w:rPr>
-                <w:rFonts w:ascii="Calibri Light" w:hAnsi="Calibri Light" w:cs="Calibri Light"/>
-                <w:iCs/>
-                <w:color w:val="000000" w:themeColor="text1"/>
-                <w:sz w:val="22"/>
-                <w:szCs w:val="22"/>
-              </w:rPr>
-              <w:t xml:space="preserve">HEIght, is an initiative of a pan-European consortium of four forward-thinking higher education institutions and one actor from another side of the Knowledge Triangle </w:t>
+            <w:proofErr w:type="spellStart"/>
+            <w:proofErr w:type="gramStart"/>
+            <w:r>
+              <w:rPr>
+                <w:rFonts w:ascii="Calibri Light" w:hAnsi="Calibri Light" w:cs="Calibri Light"/>
+                <w:iCs/>
+                <w:color w:val="000000" w:themeColor="text1"/>
+                <w:sz w:val="22"/>
+                <w:szCs w:val="22"/>
+              </w:rPr>
+              <w:t>HEIght</w:t>
+            </w:r>
+            <w:proofErr w:type="spellEnd"/>
+            <w:r>
+              <w:rPr>
+                <w:rFonts w:ascii="Calibri Light" w:hAnsi="Calibri Light" w:cs="Calibri Light"/>
+                <w:iCs/>
+                <w:color w:val="000000" w:themeColor="text1"/>
+                <w:sz w:val="22"/>
+                <w:szCs w:val="22"/>
+              </w:rPr>
+              <w:t>,</w:t>
+            </w:r>
+            <w:proofErr w:type="gramEnd"/>
+            <w:r>
+              <w:rPr>
+                <w:rFonts w:ascii="Calibri Light" w:hAnsi="Calibri Light" w:cs="Calibri Light"/>
+                <w:iCs/>
+                <w:color w:val="000000" w:themeColor="text1"/>
+                <w:sz w:val="22"/>
+                <w:szCs w:val="22"/>
+              </w:rPr>
+              <w:t xml:space="preserve"> is an initiative of a pan-European consortium of four forward-thinking higher education institutions and one actor from another side of the Knowledge Triangle </w:t>
             </w:r>
             <w:r>
               <w:rPr>
@@ -4099,7 +4327,29 @@
                 <w:sz w:val="22"/>
                 <w:szCs w:val="22"/>
               </w:rPr>
-              <w:t xml:space="preserve">existing innovation and entrepreneurial knowledge of all the partners to spur on growth of the sustainable innovation in our communities and in our institutions. HEIght delivers </w:t>
+              <w:t xml:space="preserve">existing innovation and entrepreneurial knowledge of all the partners to spur on growth of the sustainable innovation in our communities and in our institutions. </w:t>
+            </w:r>
+            <w:proofErr w:type="spellStart"/>
+            <w:r>
+              <w:rPr>
+                <w:rFonts w:ascii="Calibri Light" w:hAnsi="Calibri Light" w:cs="Calibri Light"/>
+                <w:iCs/>
+                <w:color w:val="000000" w:themeColor="text1"/>
+                <w:sz w:val="22"/>
+                <w:szCs w:val="22"/>
+              </w:rPr>
+              <w:t>HEIght</w:t>
+            </w:r>
+            <w:proofErr w:type="spellEnd"/>
+            <w:r>
+              <w:rPr>
+                <w:rFonts w:ascii="Calibri Light" w:hAnsi="Calibri Light" w:cs="Calibri Light"/>
+                <w:iCs/>
+                <w:color w:val="000000" w:themeColor="text1"/>
+                <w:sz w:val="22"/>
+                <w:szCs w:val="22"/>
+              </w:rPr>
+              <w:t xml:space="preserve"> delivers </w:t>
             </w:r>
             <w:r>
               <w:rPr>
@@ -4139,7 +4389,31 @@
                 <w:sz w:val="22"/>
                 <w:szCs w:val="22"/>
               </w:rPr>
-              <w:t xml:space="preserve"> HEIs develop capacity in innovation and enterprise and a train-the-trainers method will ensure exponential growth of academic and non academic expertise and skills to support capacity building of innovative and entrepreneurial staff and students to effect great societal innovation.</w:t>
+              <w:t xml:space="preserve"> HEIs develop capacity in innovation and enterprise and a train-the-trainers method will ensure exponential growth of academic and </w:t>
+            </w:r>
+            <w:proofErr w:type="spellStart"/>
+            <w:proofErr w:type="gramStart"/>
+            <w:r>
+              <w:rPr>
+                <w:rFonts w:ascii="Calibri Light" w:hAnsi="Calibri Light" w:cs="Calibri Light"/>
+                <w:iCs/>
+                <w:color w:val="000000" w:themeColor="text1"/>
+                <w:sz w:val="22"/>
+                <w:szCs w:val="22"/>
+              </w:rPr>
+              <w:t>non academic</w:t>
+            </w:r>
+            <w:proofErr w:type="spellEnd"/>
+            <w:proofErr w:type="gramEnd"/>
+            <w:r>
+              <w:rPr>
+                <w:rFonts w:ascii="Calibri Light" w:hAnsi="Calibri Light" w:cs="Calibri Light"/>
+                <w:iCs/>
+                <w:color w:val="000000" w:themeColor="text1"/>
+                <w:sz w:val="22"/>
+                <w:szCs w:val="22"/>
+              </w:rPr>
+              <w:t xml:space="preserve"> expertise and skills to support capacity building of innovative and entrepreneurial staff and students to effect great societal innovation.</w:t>
             </w:r>
           </w:p>
         </w:tc>
@@ -4249,6 +4523,7 @@
                 <w:lang w:val="en-US"/>
               </w:rPr>
             </w:pPr>
+            <w:proofErr w:type="spellStart"/>
             <w:r>
               <w:rPr>
                 <w:rFonts w:ascii="Calibri Light" w:hAnsi="Calibri Light" w:cs="Calibri Light"/>
@@ -4262,6 +4537,7 @@
               </w:rPr>
               <w:t>HEIght</w:t>
             </w:r>
+            <w:proofErr w:type="spellEnd"/>
             <w:r>
               <w:rPr>
                 <w:rFonts w:ascii="Calibri Light" w:hAnsi="Calibri Light" w:cs="Calibri Light"/>
@@ -4286,8 +4562,9 @@
                 <w:u w:val="single"/>
                 <w:lang w:val="en-US"/>
               </w:rPr>
-              <w:t>Higher Education Innovation  Growth and Training:  heightening sustainable</w:t>
-            </w:r>
+              <w:t xml:space="preserve">Higher Education </w:t>
+            </w:r>
+            <w:proofErr w:type="gramStart"/>
             <w:r>
               <w:rPr>
                 <w:rFonts w:ascii="Calibri Light" w:hAnsi="Calibri Light" w:cs="Calibri Light"/>
@@ -4299,8 +4576,9 @@
                 <w:u w:val="single"/>
                 <w:lang w:val="en-US"/>
               </w:rPr>
-              <w:t xml:space="preserve"> innovation in our HEIs and societies</w:t>
-            </w:r>
+              <w:t>Innovation  Growth</w:t>
+            </w:r>
+            <w:proofErr w:type="gramEnd"/>
             <w:r>
               <w:rPr>
                 <w:rFonts w:ascii="Calibri Light" w:hAnsi="Calibri Light" w:cs="Calibri Light"/>
@@ -4312,6 +4590,46 @@
                 <w:u w:val="single"/>
                 <w:lang w:val="en-US"/>
               </w:rPr>
+              <w:t xml:space="preserve"> and Training:  heightening sustainable</w:t>
+            </w:r>
+            <w:r>
+              <w:rPr>
+                <w:rFonts w:ascii="Calibri Light" w:hAnsi="Calibri Light" w:cs="Calibri Light"/>
+                <w:b/>
+                <w:iCs/>
+                <w:color w:val="000000" w:themeColor="text1"/>
+                <w:sz w:val="22"/>
+                <w:szCs w:val="22"/>
+                <w:u w:val="single"/>
+                <w:lang w:val="en-US"/>
+              </w:rPr>
+              <w:t xml:space="preserve"> innovation in our HEIs and </w:t>
+            </w:r>
+            <w:proofErr w:type="gramStart"/>
+            <w:r>
+              <w:rPr>
+                <w:rFonts w:ascii="Calibri Light" w:hAnsi="Calibri Light" w:cs="Calibri Light"/>
+                <w:b/>
+                <w:iCs/>
+                <w:color w:val="000000" w:themeColor="text1"/>
+                <w:sz w:val="22"/>
+                <w:szCs w:val="22"/>
+                <w:u w:val="single"/>
+                <w:lang w:val="en-US"/>
+              </w:rPr>
+              <w:t>societies</w:t>
+            </w:r>
+            <w:r>
+              <w:rPr>
+                <w:rFonts w:ascii="Calibri Light" w:hAnsi="Calibri Light" w:cs="Calibri Light"/>
+                <w:b/>
+                <w:iCs/>
+                <w:color w:val="000000" w:themeColor="text1"/>
+                <w:sz w:val="22"/>
+                <w:szCs w:val="22"/>
+                <w:u w:val="single"/>
+                <w:lang w:val="en-US"/>
+              </w:rPr>
               <w:t xml:space="preserve">  </w:t>
             </w:r>
             <w:r>
@@ -4325,7 +4643,21 @@
                 <w:u w:val="single"/>
                 <w:lang w:val="en-US"/>
               </w:rPr>
-              <w:t>(PHASE 1)</w:t>
+              <w:t>(</w:t>
+            </w:r>
+            <w:proofErr w:type="gramEnd"/>
+            <w:r>
+              <w:rPr>
+                <w:rFonts w:ascii="Calibri Light" w:hAnsi="Calibri Light" w:cs="Calibri Light"/>
+                <w:b/>
+                <w:iCs/>
+                <w:color w:val="000000" w:themeColor="text1"/>
+                <w:sz w:val="22"/>
+                <w:szCs w:val="22"/>
+                <w:u w:val="single"/>
+                <w:lang w:val="en-US"/>
+              </w:rPr>
+              <w:t>PHASE 1)</w:t>
             </w:r>
           </w:p>
           <w:p>
@@ -4565,15 +4897,39 @@
               </w:rPr>
               <w:t xml:space="preserve">Description: </w:t>
             </w:r>
-            <w:r>
-              <w:rPr>
-                <w:rFonts w:ascii="Calibri Light" w:hAnsi="Calibri Light" w:cs="Calibri Light"/>
-                <w:iCs/>
-                <w:color w:val="000000" w:themeColor="text1"/>
-                <w:sz w:val="22"/>
-                <w:szCs w:val="22"/>
-              </w:rPr>
-              <w:t xml:space="preserve">HEIght, is an initiative of a pan-European consortium of four forward-thinking higher education institutions and one actor from another side of the Knowledge Triangle </w:t>
+            <w:proofErr w:type="spellStart"/>
+            <w:proofErr w:type="gramStart"/>
+            <w:r>
+              <w:rPr>
+                <w:rFonts w:ascii="Calibri Light" w:hAnsi="Calibri Light" w:cs="Calibri Light"/>
+                <w:iCs/>
+                <w:color w:val="000000" w:themeColor="text1"/>
+                <w:sz w:val="22"/>
+                <w:szCs w:val="22"/>
+              </w:rPr>
+              <w:t>HEIght</w:t>
+            </w:r>
+            <w:proofErr w:type="spellEnd"/>
+            <w:r>
+              <w:rPr>
+                <w:rFonts w:ascii="Calibri Light" w:hAnsi="Calibri Light" w:cs="Calibri Light"/>
+                <w:iCs/>
+                <w:color w:val="000000" w:themeColor="text1"/>
+                <w:sz w:val="22"/>
+                <w:szCs w:val="22"/>
+              </w:rPr>
+              <w:t>,</w:t>
+            </w:r>
+            <w:proofErr w:type="gramEnd"/>
+            <w:r>
+              <w:rPr>
+                <w:rFonts w:ascii="Calibri Light" w:hAnsi="Calibri Light" w:cs="Calibri Light"/>
+                <w:iCs/>
+                <w:color w:val="000000" w:themeColor="text1"/>
+                <w:sz w:val="22"/>
+                <w:szCs w:val="22"/>
+              </w:rPr>
+              <w:t xml:space="preserve"> is an initiative of a pan-European consortium of four forward-thinking higher education institutions and one actor from another side of the Knowledge Triangle </w:t>
             </w:r>
             <w:r>
               <w:rPr>
@@ -4593,7 +4949,29 @@
                 <w:sz w:val="22"/>
                 <w:szCs w:val="22"/>
               </w:rPr>
-              <w:t xml:space="preserve">existing innovation and entrepreneurial knowledge of all the partners to spur on growth of the sustainable innovation in our communities and in our institutions. HEIght delivers </w:t>
+              <w:t xml:space="preserve">existing innovation and entrepreneurial knowledge of all the partners to spur on growth of the sustainable innovation in our communities and in our institutions. </w:t>
+            </w:r>
+            <w:proofErr w:type="spellStart"/>
+            <w:r>
+              <w:rPr>
+                <w:rFonts w:ascii="Calibri Light" w:hAnsi="Calibri Light" w:cs="Calibri Light"/>
+                <w:iCs/>
+                <w:color w:val="000000" w:themeColor="text1"/>
+                <w:sz w:val="22"/>
+                <w:szCs w:val="22"/>
+              </w:rPr>
+              <w:t>HEIght</w:t>
+            </w:r>
+            <w:proofErr w:type="spellEnd"/>
+            <w:r>
+              <w:rPr>
+                <w:rFonts w:ascii="Calibri Light" w:hAnsi="Calibri Light" w:cs="Calibri Light"/>
+                <w:iCs/>
+                <w:color w:val="000000" w:themeColor="text1"/>
+                <w:sz w:val="22"/>
+                <w:szCs w:val="22"/>
+              </w:rPr>
+              <w:t xml:space="preserve"> delivers </w:t>
             </w:r>
             <w:r>
               <w:rPr>
@@ -4633,7 +5011,31 @@
                 <w:sz w:val="22"/>
                 <w:szCs w:val="22"/>
               </w:rPr>
-              <w:t xml:space="preserve"> HEIs develop capacity in innovation and enterprise and a train-the-trainers method will ensure exponential growth of academic and non academic expertise and skills to support capacity building of innovative and entrepreneurial staff and students to effect great societal innovation.</w:t>
+              <w:t xml:space="preserve"> HEIs develop capacity in innovation and enterprise and a train-the-trainers method will ensure exponential growth of academic and </w:t>
+            </w:r>
+            <w:proofErr w:type="spellStart"/>
+            <w:proofErr w:type="gramStart"/>
+            <w:r>
+              <w:rPr>
+                <w:rFonts w:ascii="Calibri Light" w:hAnsi="Calibri Light" w:cs="Calibri Light"/>
+                <w:iCs/>
+                <w:color w:val="000000" w:themeColor="text1"/>
+                <w:sz w:val="22"/>
+                <w:szCs w:val="22"/>
+              </w:rPr>
+              <w:t>non academic</w:t>
+            </w:r>
+            <w:proofErr w:type="spellEnd"/>
+            <w:proofErr w:type="gramEnd"/>
+            <w:r>
+              <w:rPr>
+                <w:rFonts w:ascii="Calibri Light" w:hAnsi="Calibri Light" w:cs="Calibri Light"/>
+                <w:iCs/>
+                <w:color w:val="000000" w:themeColor="text1"/>
+                <w:sz w:val="22"/>
+                <w:szCs w:val="22"/>
+              </w:rPr>
+              <w:t xml:space="preserve"> expertise and skills to support capacity building of innovative and entrepreneurial staff and students to effect great societal innovation.</w:t>
             </w:r>
           </w:p>
           <w:p>
@@ -4772,8 +5174,51 @@
                 <w:u w:val="single"/>
                 <w:lang w:val="en-US"/>
               </w:rPr>
-              <w:t>IREEDER – Introducing Recent Electrical Engineering Developments into undErgraduate cuRriculum</w:t>
-            </w:r>
+              <w:t xml:space="preserve">IREEDER – Introducing Recent Electrical Engineering Developments into </w:t>
+            </w:r>
+            <w:proofErr w:type="spellStart"/>
+            <w:r>
+              <w:rPr>
+                <w:rFonts w:ascii="Calibri Light" w:hAnsi="Calibri Light" w:cs="Calibri Light"/>
+                <w:b/>
+                <w:iCs/>
+                <w:color w:val="000000" w:themeColor="text1"/>
+                <w:sz w:val="22"/>
+                <w:szCs w:val="22"/>
+                <w:u w:val="single"/>
+                <w:lang w:val="en-US"/>
+              </w:rPr>
+              <w:t>undErgraduate</w:t>
+            </w:r>
+            <w:proofErr w:type="spellEnd"/>
+            <w:r>
+              <w:rPr>
+                <w:rFonts w:ascii="Calibri Light" w:hAnsi="Calibri Light" w:cs="Calibri Light"/>
+                <w:b/>
+                <w:iCs/>
+                <w:color w:val="000000" w:themeColor="text1"/>
+                <w:sz w:val="22"/>
+                <w:szCs w:val="22"/>
+                <w:u w:val="single"/>
+                <w:lang w:val="en-US"/>
+              </w:rPr>
+              <w:t xml:space="preserve"> </w:t>
+            </w:r>
+            <w:proofErr w:type="spellStart"/>
+            <w:r>
+              <w:rPr>
+                <w:rFonts w:ascii="Calibri Light" w:hAnsi="Calibri Light" w:cs="Calibri Light"/>
+                <w:b/>
+                <w:iCs/>
+                <w:color w:val="000000" w:themeColor="text1"/>
+                <w:sz w:val="22"/>
+                <w:szCs w:val="22"/>
+                <w:u w:val="single"/>
+                <w:lang w:val="en-US"/>
+              </w:rPr>
+              <w:t>cuRriculum</w:t>
+            </w:r>
+            <w:proofErr w:type="spellEnd"/>
           </w:p>
           <w:p>
             <w:pPr>
@@ -4911,7 +5356,27 @@
                 <w:sz w:val="22"/>
                 <w:szCs w:val="22"/>
               </w:rPr>
-              <w:t>Call: EAC/A03/2018 :EPP-CBHE-JP</w:t>
+              <w:t>Call: EAC/A03/</w:t>
+            </w:r>
+            <w:proofErr w:type="gramStart"/>
+            <w:r>
+              <w:rPr>
+                <w:rFonts w:ascii="Calibri Light" w:hAnsi="Calibri Light" w:cs="Calibri Light"/>
+                <w:color w:val="000000" w:themeColor="text1"/>
+                <w:sz w:val="22"/>
+                <w:szCs w:val="22"/>
+              </w:rPr>
+              <w:t>2018 :EPP</w:t>
+            </w:r>
+            <w:proofErr w:type="gramEnd"/>
+            <w:r>
+              <w:rPr>
+                <w:rFonts w:ascii="Calibri Light" w:hAnsi="Calibri Light" w:cs="Calibri Light"/>
+                <w:color w:val="000000" w:themeColor="text1"/>
+                <w:sz w:val="22"/>
+                <w:szCs w:val="22"/>
+              </w:rPr>
+              <w:t>-CBHE-JP</w:t>
             </w:r>
           </w:p>
           <w:p>
@@ -5059,17 +5524,39 @@
                 <w:sz w:val="22"/>
                 <w:szCs w:val="22"/>
               </w:rPr>
-              <w:t>The main objective of the IREEDER project is to improve the capacity of high education, using state of the art technology and training staff on improving the quality of the materials taught by making best use of these technologies. The developed subjects will be oriented towards the recent technologies in electrical engineering including Renewable Energy, Internet of Things and Communication Systems, in addition to their different applications. All these subjects will be in accordance with EU requirements.</w:t>
-            </w:r>
-            <w:r>
-              <w:rPr>
-                <w:rFonts w:ascii="Calibri Light" w:hAnsi="Calibri Light" w:cs="Calibri Light"/>
-                <w:iCs/>
-                <w:color w:val="000000" w:themeColor="text1"/>
-                <w:sz w:val="22"/>
-                <w:szCs w:val="22"/>
-              </w:rPr>
-              <w:t xml:space="preserve">. </w:t>
+              <w:t xml:space="preserve">The main objective of the IREEDER project is to improve the capacity of high education, using state of the art technology and training staff on improving the quality of the materials taught by making best use of these technologies. The developed subjects will be oriented towards the recent technologies in electrical engineering including Renewable Energy, Internet of Things and Communication Systems, in addition to their different applications. All these subjects will be in accordance with EU </w:t>
+            </w:r>
+            <w:proofErr w:type="gramStart"/>
+            <w:r>
+              <w:rPr>
+                <w:rFonts w:ascii="Calibri Light" w:hAnsi="Calibri Light" w:cs="Calibri Light"/>
+                <w:iCs/>
+                <w:color w:val="000000" w:themeColor="text1"/>
+                <w:sz w:val="22"/>
+                <w:szCs w:val="22"/>
+              </w:rPr>
+              <w:t>requirements.</w:t>
+            </w:r>
+            <w:r>
+              <w:rPr>
+                <w:rFonts w:ascii="Calibri Light" w:hAnsi="Calibri Light" w:cs="Calibri Light"/>
+                <w:iCs/>
+                <w:color w:val="000000" w:themeColor="text1"/>
+                <w:sz w:val="22"/>
+                <w:szCs w:val="22"/>
+              </w:rPr>
+              <w:t>.</w:t>
+            </w:r>
+            <w:proofErr w:type="gramEnd"/>
+            <w:r>
+              <w:rPr>
+                <w:rFonts w:ascii="Calibri Light" w:hAnsi="Calibri Light" w:cs="Calibri Light"/>
+                <w:iCs/>
+                <w:color w:val="000000" w:themeColor="text1"/>
+                <w:sz w:val="22"/>
+                <w:szCs w:val="22"/>
+              </w:rPr>
+              <w:t xml:space="preserve"> </w:t>
             </w:r>
           </w:p>
           <w:p>
@@ -5118,7 +5605,117 @@
                 <w:sz w:val="22"/>
                 <w:szCs w:val="22"/>
               </w:rPr>
-              <w:t>Al-Hussein Bin Talal University (Jordan) - Coordinator, Mutah University (Jordan), Tafila Technical University (Jordan), Princess Sumaya University for Technology (Jordan), Philadelphia University (Jordan), Isra University (Jordan), Universita degli Studi di Trento (Italy), University of Central Lancashire Cyprus (Cyprus), , The University of Patras (Greece), Universidade De Vigo (Spain).</w:t>
+              <w:t xml:space="preserve">Al-Hussein Bin Talal University (Jordan) - Coordinator, </w:t>
+            </w:r>
+            <w:proofErr w:type="spellStart"/>
+            <w:r>
+              <w:rPr>
+                <w:rFonts w:ascii="Calibri Light" w:hAnsi="Calibri Light" w:cs="Calibri Light"/>
+                <w:iCs/>
+                <w:color w:val="000000" w:themeColor="text1"/>
+                <w:sz w:val="22"/>
+                <w:szCs w:val="22"/>
+              </w:rPr>
+              <w:t>Mutah</w:t>
+            </w:r>
+            <w:proofErr w:type="spellEnd"/>
+            <w:r>
+              <w:rPr>
+                <w:rFonts w:ascii="Calibri Light" w:hAnsi="Calibri Light" w:cs="Calibri Light"/>
+                <w:iCs/>
+                <w:color w:val="000000" w:themeColor="text1"/>
+                <w:sz w:val="22"/>
+                <w:szCs w:val="22"/>
+              </w:rPr>
+              <w:t xml:space="preserve"> University (Jordan), Tafila Technical University (Jordan), Princess Sumaya University for Technology (Jordan), Philadelphia University (Jordan), Isra University (Jordan), </w:t>
+            </w:r>
+            <w:proofErr w:type="spellStart"/>
+            <w:r>
+              <w:rPr>
+                <w:rFonts w:ascii="Calibri Light" w:hAnsi="Calibri Light" w:cs="Calibri Light"/>
+                <w:iCs/>
+                <w:color w:val="000000" w:themeColor="text1"/>
+                <w:sz w:val="22"/>
+                <w:szCs w:val="22"/>
+              </w:rPr>
+              <w:t>Universita</w:t>
+            </w:r>
+            <w:proofErr w:type="spellEnd"/>
+            <w:r>
+              <w:rPr>
+                <w:rFonts w:ascii="Calibri Light" w:hAnsi="Calibri Light" w:cs="Calibri Light"/>
+                <w:iCs/>
+                <w:color w:val="000000" w:themeColor="text1"/>
+                <w:sz w:val="22"/>
+                <w:szCs w:val="22"/>
+              </w:rPr>
+              <w:t xml:space="preserve"> </w:t>
+            </w:r>
+            <w:proofErr w:type="spellStart"/>
+            <w:r>
+              <w:rPr>
+                <w:rFonts w:ascii="Calibri Light" w:hAnsi="Calibri Light" w:cs="Calibri Light"/>
+                <w:iCs/>
+                <w:color w:val="000000" w:themeColor="text1"/>
+                <w:sz w:val="22"/>
+                <w:szCs w:val="22"/>
+              </w:rPr>
+              <w:t>degli</w:t>
+            </w:r>
+            <w:proofErr w:type="spellEnd"/>
+            <w:r>
+              <w:rPr>
+                <w:rFonts w:ascii="Calibri Light" w:hAnsi="Calibri Light" w:cs="Calibri Light"/>
+                <w:iCs/>
+                <w:color w:val="000000" w:themeColor="text1"/>
+                <w:sz w:val="22"/>
+                <w:szCs w:val="22"/>
+              </w:rPr>
+              <w:t xml:space="preserve"> Studi di Trento (Italy), University of Central Lancashire Cyprus (Cyprus)</w:t>
+            </w:r>
+            <w:proofErr w:type="gramStart"/>
+            <w:r>
+              <w:rPr>
+                <w:rFonts w:ascii="Calibri Light" w:hAnsi="Calibri Light" w:cs="Calibri Light"/>
+                <w:iCs/>
+                <w:color w:val="000000" w:themeColor="text1"/>
+                <w:sz w:val="22"/>
+                <w:szCs w:val="22"/>
+              </w:rPr>
+              <w:t>, ,</w:t>
+            </w:r>
+            <w:proofErr w:type="gramEnd"/>
+            <w:r>
+              <w:rPr>
+                <w:rFonts w:ascii="Calibri Light" w:hAnsi="Calibri Light" w:cs="Calibri Light"/>
+                <w:iCs/>
+                <w:color w:val="000000" w:themeColor="text1"/>
+                <w:sz w:val="22"/>
+                <w:szCs w:val="22"/>
+              </w:rPr>
+              <w:t xml:space="preserve"> The University of Patras (Greece), </w:t>
+            </w:r>
+            <w:proofErr w:type="spellStart"/>
+            <w:r>
+              <w:rPr>
+                <w:rFonts w:ascii="Calibri Light" w:hAnsi="Calibri Light" w:cs="Calibri Light"/>
+                <w:iCs/>
+                <w:color w:val="000000" w:themeColor="text1"/>
+                <w:sz w:val="22"/>
+                <w:szCs w:val="22"/>
+              </w:rPr>
+              <w:t>Universidade</w:t>
+            </w:r>
+            <w:proofErr w:type="spellEnd"/>
+            <w:r>
+              <w:rPr>
+                <w:rFonts w:ascii="Calibri Light" w:hAnsi="Calibri Light" w:cs="Calibri Light"/>
+                <w:iCs/>
+                <w:color w:val="000000" w:themeColor="text1"/>
+                <w:sz w:val="22"/>
+                <w:szCs w:val="22"/>
+              </w:rPr>
+              <w:t xml:space="preserve"> De Vigo (Spain).</w:t>
             </w:r>
           </w:p>
           <w:p>
@@ -5466,7 +6063,29 @@
                 <w:sz w:val="22"/>
                 <w:szCs w:val="22"/>
               </w:rPr>
-              <w:t>Responsible research and innovation (RRI) is an approach that assesses potential implications and societal expectations related to research and innovation, aiming to foster the design of ethical, inclusive and sustainable research and innovation. Informed by RRI, the project focuses on empirical data collection to support the development of a set of guidelines for the implementation and use of smart environments that employ the technology of the Internet-of-Things (IoT)</w:t>
+              <w:t xml:space="preserve">Responsible research and innovation (RRI) </w:t>
+            </w:r>
+            <w:proofErr w:type="gramStart"/>
+            <w:r>
+              <w:rPr>
+                <w:rFonts w:ascii="Calibri Light" w:hAnsi="Calibri Light" w:cs="Calibri Light"/>
+                <w:iCs/>
+                <w:color w:val="000000" w:themeColor="text1"/>
+                <w:sz w:val="22"/>
+                <w:szCs w:val="22"/>
+              </w:rPr>
+              <w:t>is</w:t>
+            </w:r>
+            <w:proofErr w:type="gramEnd"/>
+            <w:r>
+              <w:rPr>
+                <w:rFonts w:ascii="Calibri Light" w:hAnsi="Calibri Light" w:cs="Calibri Light"/>
+                <w:iCs/>
+                <w:color w:val="000000" w:themeColor="text1"/>
+                <w:sz w:val="22"/>
+                <w:szCs w:val="22"/>
+              </w:rPr>
+              <w:t xml:space="preserve"> an approach that assesses potential implications and societal expectations related to research and innovation, aiming to foster the design of ethical, inclusive and sustainable research and innovation. Informed by RRI, the project focuses on empirical data collection to support the development of a set of guidelines for the implementation and use of smart environments that employ the technology of the Internet-of-Things (IoT)</w:t>
             </w:r>
           </w:p>
           <w:p>
@@ -5775,7 +6394,91 @@
                 <w:u w:val="single"/>
                 <w:lang w:val="en-US"/>
               </w:rPr>
-              <w:t>ERMIS: AdvancemEnts in 3D IndooR Positioning Methods and ApplicatIons for Next-Gen Communication Systems</w:t>
+              <w:t xml:space="preserve">ERMIS: </w:t>
+            </w:r>
+            <w:proofErr w:type="spellStart"/>
+            <w:r>
+              <w:rPr>
+                <w:rFonts w:ascii="Calibri Light" w:hAnsi="Calibri Light" w:cs="Calibri Light"/>
+                <w:b/>
+                <w:iCs/>
+                <w:color w:val="000000" w:themeColor="text1"/>
+                <w:sz w:val="22"/>
+                <w:szCs w:val="22"/>
+                <w:u w:val="single"/>
+                <w:lang w:val="en-US"/>
+              </w:rPr>
+              <w:t>AdvancemEnts</w:t>
+            </w:r>
+            <w:proofErr w:type="spellEnd"/>
+            <w:r>
+              <w:rPr>
+                <w:rFonts w:ascii="Calibri Light" w:hAnsi="Calibri Light" w:cs="Calibri Light"/>
+                <w:b/>
+                <w:iCs/>
+                <w:color w:val="000000" w:themeColor="text1"/>
+                <w:sz w:val="22"/>
+                <w:szCs w:val="22"/>
+                <w:u w:val="single"/>
+                <w:lang w:val="en-US"/>
+              </w:rPr>
+              <w:t xml:space="preserve"> in 3D </w:t>
+            </w:r>
+            <w:proofErr w:type="spellStart"/>
+            <w:r>
+              <w:rPr>
+                <w:rFonts w:ascii="Calibri Light" w:hAnsi="Calibri Light" w:cs="Calibri Light"/>
+                <w:b/>
+                <w:iCs/>
+                <w:color w:val="000000" w:themeColor="text1"/>
+                <w:sz w:val="22"/>
+                <w:szCs w:val="22"/>
+                <w:u w:val="single"/>
+                <w:lang w:val="en-US"/>
+              </w:rPr>
+              <w:t>IndooR</w:t>
+            </w:r>
+            <w:proofErr w:type="spellEnd"/>
+            <w:r>
+              <w:rPr>
+                <w:rFonts w:ascii="Calibri Light" w:hAnsi="Calibri Light" w:cs="Calibri Light"/>
+                <w:b/>
+                <w:iCs/>
+                <w:color w:val="000000" w:themeColor="text1"/>
+                <w:sz w:val="22"/>
+                <w:szCs w:val="22"/>
+                <w:u w:val="single"/>
+                <w:lang w:val="en-US"/>
+              </w:rPr>
+              <w:t xml:space="preserve"> Positioning Methods and </w:t>
+            </w:r>
+            <w:proofErr w:type="spellStart"/>
+            <w:r>
+              <w:rPr>
+                <w:rFonts w:ascii="Calibri Light" w:hAnsi="Calibri Light" w:cs="Calibri Light"/>
+                <w:b/>
+                <w:iCs/>
+                <w:color w:val="000000" w:themeColor="text1"/>
+                <w:sz w:val="22"/>
+                <w:szCs w:val="22"/>
+                <w:u w:val="single"/>
+                <w:lang w:val="en-US"/>
+              </w:rPr>
+              <w:t>ApplicatIons</w:t>
+            </w:r>
+            <w:proofErr w:type="spellEnd"/>
+            <w:r>
+              <w:rPr>
+                <w:rFonts w:ascii="Calibri Light" w:hAnsi="Calibri Light" w:cs="Calibri Light"/>
+                <w:b/>
+                <w:iCs/>
+                <w:color w:val="000000" w:themeColor="text1"/>
+                <w:sz w:val="22"/>
+                <w:szCs w:val="22"/>
+                <w:u w:val="single"/>
+                <w:lang w:val="en-US"/>
+              </w:rPr>
+              <w:t xml:space="preserve"> for Next-Gen Communication Systems</w:t>
             </w:r>
           </w:p>
           <w:p>
@@ -6263,6 +6966,8 @@
               </w:rPr>
               <w:t xml:space="preserve">: </w:t>
             </w:r>
+            <w:proofErr w:type="spellStart"/>
+            <w:proofErr w:type="gramStart"/>
             <w:r>
               <w:rPr>
                 <w:rFonts w:ascii="Calibri Light" w:hAnsi="Calibri Light" w:cs="Calibri Light"/>
@@ -6274,7 +6979,80 @@
                 <w:u w:val="single"/>
                 <w:lang w:val="en-US"/>
               </w:rPr>
-              <w:t xml:space="preserve">THree dimEnSIonal millimeter-wave poSitioning </w:t>
+              <w:t>THree</w:t>
+            </w:r>
+            <w:proofErr w:type="spellEnd"/>
+            <w:r>
+              <w:rPr>
+                <w:rFonts w:ascii="Calibri Light" w:hAnsi="Calibri Light" w:cs="Calibri Light"/>
+                <w:b/>
+                <w:iCs/>
+                <w:color w:val="000000" w:themeColor="text1"/>
+                <w:sz w:val="22"/>
+                <w:szCs w:val="22"/>
+                <w:u w:val="single"/>
+                <w:lang w:val="en-US"/>
+              </w:rPr>
+              <w:t xml:space="preserve"> </w:t>
+            </w:r>
+            <w:proofErr w:type="spellStart"/>
+            <w:r>
+              <w:rPr>
+                <w:rFonts w:ascii="Calibri Light" w:hAnsi="Calibri Light" w:cs="Calibri Light"/>
+                <w:b/>
+                <w:iCs/>
+                <w:color w:val="000000" w:themeColor="text1"/>
+                <w:sz w:val="22"/>
+                <w:szCs w:val="22"/>
+                <w:u w:val="single"/>
+                <w:lang w:val="en-US"/>
+              </w:rPr>
+              <w:t>dimEnSIonal</w:t>
+            </w:r>
+            <w:proofErr w:type="spellEnd"/>
+            <w:proofErr w:type="gramEnd"/>
+            <w:r>
+              <w:rPr>
+                <w:rFonts w:ascii="Calibri Light" w:hAnsi="Calibri Light" w:cs="Calibri Light"/>
+                <w:b/>
+                <w:iCs/>
+                <w:color w:val="000000" w:themeColor="text1"/>
+                <w:sz w:val="22"/>
+                <w:szCs w:val="22"/>
+                <w:u w:val="single"/>
+                <w:lang w:val="en-US"/>
+              </w:rPr>
+              <w:t xml:space="preserve"> millimeter-wave </w:t>
+            </w:r>
+            <w:proofErr w:type="spellStart"/>
+            <w:proofErr w:type="gramStart"/>
+            <w:r>
+              <w:rPr>
+                <w:rFonts w:ascii="Calibri Light" w:hAnsi="Calibri Light" w:cs="Calibri Light"/>
+                <w:b/>
+                <w:iCs/>
+                <w:color w:val="000000" w:themeColor="text1"/>
+                <w:sz w:val="22"/>
+                <w:szCs w:val="22"/>
+                <w:u w:val="single"/>
+                <w:lang w:val="en-US"/>
+              </w:rPr>
+              <w:t>poSitioning</w:t>
+            </w:r>
+            <w:proofErr w:type="spellEnd"/>
+            <w:proofErr w:type="gramEnd"/>
+            <w:r>
+              <w:rPr>
+                <w:rFonts w:ascii="Calibri Light" w:hAnsi="Calibri Light" w:cs="Calibri Light"/>
+                <w:b/>
+                <w:iCs/>
+                <w:color w:val="000000" w:themeColor="text1"/>
+                <w:sz w:val="22"/>
+                <w:szCs w:val="22"/>
+                <w:u w:val="single"/>
+                <w:lang w:val="en-US"/>
+              </w:rPr>
+              <w:t xml:space="preserve"> </w:t>
             </w:r>
           </w:p>
           <w:p>
@@ -6492,7 +7270,31 @@
                 <w:sz w:val="22"/>
                 <w:szCs w:val="22"/>
               </w:rPr>
-              <w:t xml:space="preserve">THESIS vision is to demonstrate the ability and applicability of the millimetre-wave (mmWave) radio technology towards achieving high precision 3D positioning. mmWave technology is defining a new era in wireless communication by providing very wide bandwidths. It is currently being used in some Wi-Fi systems (e.g., IEEE802.11ad) and is planned to be used in 5G and beyond-5G communications in the near future as the it offers much more flexibility to use wider bandwidths and hence achieving much higher data rates and capacity. </w:t>
+              <w:t xml:space="preserve">THESIS vision is to demonstrate the ability and applicability of the millimetre-wave (mmWave) radio technology towards achieving high precision 3D positioning. mmWave technology is defining a new era in wireless communication by providing very wide bandwidths. It is currently being used in some Wi-Fi systems (e.g., IEEE802.11ad) and is planned to be used in 5G and beyond-5G communications </w:t>
+            </w:r>
+            <w:proofErr w:type="gramStart"/>
+            <w:r>
+              <w:rPr>
+                <w:rFonts w:ascii="Calibri Light" w:hAnsi="Calibri Light" w:cs="Calibri Light"/>
+                <w:i/>
+                <w:iCs/>
+                <w:color w:val="000000" w:themeColor="text1"/>
+                <w:sz w:val="22"/>
+                <w:szCs w:val="22"/>
+              </w:rPr>
+              <w:t>in the near future</w:t>
+            </w:r>
+            <w:proofErr w:type="gramEnd"/>
+            <w:r>
+              <w:rPr>
+                <w:rFonts w:ascii="Calibri Light" w:hAnsi="Calibri Light" w:cs="Calibri Light"/>
+                <w:i/>
+                <w:iCs/>
+                <w:color w:val="000000" w:themeColor="text1"/>
+                <w:sz w:val="22"/>
+                <w:szCs w:val="22"/>
+              </w:rPr>
+              <w:t xml:space="preserve"> as the it offers much more flexibility to use wider bandwidths and hence achieving much higher data rates and capacity. </w:t>
             </w:r>
           </w:p>
           <w:p>
@@ -7090,6 +7892,7 @@
                 <w:lang w:val="en-US"/>
               </w:rPr>
             </w:pPr>
+            <w:proofErr w:type="spellStart"/>
             <w:r>
               <w:rPr>
                 <w:rFonts w:ascii="Calibri Light" w:hAnsi="Calibri Light" w:cs="Calibri Light"/>
@@ -7101,7 +7904,21 @@
                 <w:u w:val="single"/>
                 <w:lang w:val="en-US"/>
               </w:rPr>
-              <w:t>OpTec E-Charge - Optimized and Innovative Techniques for Energy</w:t>
+              <w:t>OpTec</w:t>
+            </w:r>
+            <w:proofErr w:type="spellEnd"/>
+            <w:r>
+              <w:rPr>
+                <w:rFonts w:ascii="Calibri Light" w:hAnsi="Calibri Light" w:cs="Calibri Light"/>
+                <w:b/>
+                <w:iCs/>
+                <w:color w:val="000000" w:themeColor="text1"/>
+                <w:sz w:val="22"/>
+                <w:szCs w:val="22"/>
+                <w:u w:val="single"/>
+                <w:lang w:val="en-US"/>
+              </w:rPr>
+              <w:t xml:space="preserve"> E-Charge - Optimized and Innovative Techniques for Energy</w:t>
             </w:r>
             <w:r>
               <w:rPr>
@@ -7244,7 +8061,31 @@
                 <w:sz w:val="22"/>
                 <w:szCs w:val="22"/>
               </w:rPr>
-              <w:t>Partners: INSPIRE, BlueSun Automations Ltd</w:t>
+              <w:t xml:space="preserve">Partners: INSPIRE, </w:t>
+            </w:r>
+            <w:proofErr w:type="spellStart"/>
+            <w:r>
+              <w:rPr>
+                <w:rFonts w:ascii="Calibri Light" w:hAnsi="Calibri Light" w:cs="Calibri Light"/>
+                <w:i/>
+                <w:iCs/>
+                <w:color w:val="000000" w:themeColor="text1"/>
+                <w:sz w:val="22"/>
+                <w:szCs w:val="22"/>
+              </w:rPr>
+              <w:t>BlueSun</w:t>
+            </w:r>
+            <w:proofErr w:type="spellEnd"/>
+            <w:r>
+              <w:rPr>
+                <w:rFonts w:ascii="Calibri Light" w:hAnsi="Calibri Light" w:cs="Calibri Light"/>
+                <w:i/>
+                <w:iCs/>
+                <w:color w:val="000000" w:themeColor="text1"/>
+                <w:sz w:val="22"/>
+                <w:szCs w:val="22"/>
+              </w:rPr>
+              <w:t xml:space="preserve"> Automations Ltd</w:t>
             </w:r>
           </w:p>
           <w:p>
@@ -7326,7 +8167,31 @@
                 <w:sz w:val="22"/>
                 <w:szCs w:val="22"/>
               </w:rPr>
-              <w:t>This project is in collaboration with the industry, Blue Sun Automations which is based in Nicosia, Cyprus. The title is Optimized and Innovative Techniques for Energy efficient operation of Electric Car Chargers (OpTec E-Charge). The goal is to study the performance of various chargers for electric cars.</w:t>
+              <w:t>This project is in collaboration with the industry, Blue Sun Automations which is based in Nicosia, Cyprus. The title is Optimized and Innovative Techniques for Energy efficient operation of Electric Car Chargers (</w:t>
+            </w:r>
+            <w:proofErr w:type="spellStart"/>
+            <w:r>
+              <w:rPr>
+                <w:rFonts w:ascii="Calibri Light" w:hAnsi="Calibri Light" w:cs="Calibri Light"/>
+                <w:i/>
+                <w:iCs/>
+                <w:color w:val="000000" w:themeColor="text1"/>
+                <w:sz w:val="22"/>
+                <w:szCs w:val="22"/>
+              </w:rPr>
+              <w:t>OpTec</w:t>
+            </w:r>
+            <w:proofErr w:type="spellEnd"/>
+            <w:r>
+              <w:rPr>
+                <w:rFonts w:ascii="Calibri Light" w:hAnsi="Calibri Light" w:cs="Calibri Light"/>
+                <w:i/>
+                <w:iCs/>
+                <w:color w:val="000000" w:themeColor="text1"/>
+                <w:sz w:val="22"/>
+                <w:szCs w:val="22"/>
+              </w:rPr>
+              <w:t xml:space="preserve"> E-Charge). The goal is to study the performance of various chargers for electric cars.</w:t>
             </w:r>
           </w:p>
           <w:p>
@@ -7572,6 +8437,7 @@
                 <w:lang w:val="en-US"/>
               </w:rPr>
             </w:pPr>
+            <w:proofErr w:type="spellStart"/>
             <w:r>
               <w:rPr>
                 <w:rFonts w:ascii="Calibri Light" w:hAnsi="Calibri Light" w:cs="Calibri Light"/>
@@ -7583,7 +8449,21 @@
                 <w:u w:val="single"/>
                 <w:lang w:val="en-US"/>
               </w:rPr>
-              <w:t>TruNet – 3D Wireless Network Planning Simulator</w:t>
+              <w:t>TruNet</w:t>
+            </w:r>
+            <w:proofErr w:type="spellEnd"/>
+            <w:r>
+              <w:rPr>
+                <w:rFonts w:ascii="Calibri Light" w:hAnsi="Calibri Light" w:cs="Calibri Light"/>
+                <w:b/>
+                <w:iCs/>
+                <w:color w:val="000000" w:themeColor="text1"/>
+                <w:sz w:val="22"/>
+                <w:szCs w:val="22"/>
+                <w:u w:val="single"/>
+                <w:lang w:val="en-US"/>
+              </w:rPr>
+              <w:t xml:space="preserve"> – 3D Wireless Network Planning Simulator</w:t>
             </w:r>
           </w:p>
           <w:p>
@@ -7796,7 +8676,29 @@
                 <w:sz w:val="22"/>
                 <w:szCs w:val="22"/>
               </w:rPr>
-              <w:t xml:space="preserve">Design, Implementation and commercialization of a 3D Wireless Network Simulator. TruNet, is a 3D wireless network planning simulator based on a custom-developed Electromagnetic engine developed in-house. </w:t>
+              <w:t xml:space="preserve">Design, Implementation and commercialization of a 3D Wireless Network Simulator. </w:t>
+            </w:r>
+            <w:proofErr w:type="spellStart"/>
+            <w:r>
+              <w:rPr>
+                <w:rFonts w:ascii="Calibri Light" w:hAnsi="Calibri Light" w:cs="Calibri Light"/>
+                <w:iCs/>
+                <w:color w:val="000000" w:themeColor="text1"/>
+                <w:sz w:val="22"/>
+                <w:szCs w:val="22"/>
+              </w:rPr>
+              <w:t>TruNet</w:t>
+            </w:r>
+            <w:proofErr w:type="spellEnd"/>
+            <w:r>
+              <w:rPr>
+                <w:rFonts w:ascii="Calibri Light" w:hAnsi="Calibri Light" w:cs="Calibri Light"/>
+                <w:iCs/>
+                <w:color w:val="000000" w:themeColor="text1"/>
+                <w:sz w:val="22"/>
+                <w:szCs w:val="22"/>
+              </w:rPr>
+              <w:t xml:space="preserve">, is a 3D wireless network planning simulator based on a custom-developed Electromagnetic engine developed in-house. </w:t>
             </w:r>
           </w:p>
           <w:p>
@@ -8055,7 +8957,27 @@
                 <w:sz w:val="22"/>
                 <w:szCs w:val="22"/>
               </w:rPr>
-              <w:t>July 2010 – June  2013 (36 Months)</w:t>
+              <w:t xml:space="preserve">July 2010 – </w:t>
+            </w:r>
+            <w:proofErr w:type="gramStart"/>
+            <w:r>
+              <w:rPr>
+                <w:rFonts w:ascii="Calibri Light" w:hAnsi="Calibri Light" w:cs="Calibri Light"/>
+                <w:color w:val="000000" w:themeColor="text1"/>
+                <w:sz w:val="22"/>
+                <w:szCs w:val="22"/>
+              </w:rPr>
+              <w:t>June  2013</w:t>
+            </w:r>
+            <w:proofErr w:type="gramEnd"/>
+            <w:r>
+              <w:rPr>
+                <w:rFonts w:ascii="Calibri Light" w:hAnsi="Calibri Light" w:cs="Calibri Light"/>
+                <w:color w:val="000000" w:themeColor="text1"/>
+                <w:sz w:val="22"/>
+                <w:szCs w:val="22"/>
+              </w:rPr>
+              <w:t xml:space="preserve"> (36 Months)</w:t>
             </w:r>
           </w:p>
           <w:p>
@@ -8150,8 +9072,19 @@
                 <w:sz w:val="22"/>
                 <w:szCs w:val="22"/>
               </w:rPr>
-              <w:t>European Commision</w:t>
-            </w:r>
+              <w:t xml:space="preserve">European </w:t>
+            </w:r>
+            <w:proofErr w:type="spellStart"/>
+            <w:r>
+              <w:rPr>
+                <w:rFonts w:ascii="Calibri Light" w:hAnsi="Calibri Light" w:cs="Calibri Light"/>
+                <w:color w:val="000000" w:themeColor="text1"/>
+                <w:sz w:val="22"/>
+                <w:szCs w:val="22"/>
+              </w:rPr>
+              <w:t>Commision</w:t>
+            </w:r>
+            <w:proofErr w:type="spellEnd"/>
           </w:p>
           <w:p>
             <w:pPr>
@@ -8188,8 +9121,20 @@
                 <w:szCs w:val="22"/>
                 <w:lang w:val="en-US"/>
               </w:rPr>
-              <w:t xml:space="preserve"> 7.45 MEuros</w:t>
-            </w:r>
+              <w:t xml:space="preserve"> 7.45 </w:t>
+            </w:r>
+            <w:proofErr w:type="spellStart"/>
+            <w:r>
+              <w:rPr>
+                <w:rFonts w:ascii="Calibri Light" w:hAnsi="Calibri Light" w:cs="Calibri Light"/>
+                <w:color w:val="000000" w:themeColor="text1"/>
+                <w:sz w:val="22"/>
+                <w:szCs w:val="22"/>
+                <w:lang w:val="en-US"/>
+              </w:rPr>
+              <w:t>MEuros</w:t>
+            </w:r>
+            <w:proofErr w:type="spellEnd"/>
           </w:p>
           <w:p>
             <w:pPr>
@@ -8226,7 +9171,205 @@
                 <w:sz w:val="22"/>
                 <w:szCs w:val="22"/>
               </w:rPr>
-              <w:t>Sigint Solutions Ltd. (CY), German Aerospace Center (DLR), Institute of Communications and Navigation (DE), Aalborg University (DN), Advanced Communications Research&amp;Development S.A. (ES), Commissariat à L’Energie Atomique – LETI (FR), Institut Eurécom (FR), Siradel (FR), Université de Rennes 1 (FR), Instituto Telecomunicações (PT), Mitsubishi Electric ITE (FR), University of Surrey (UK), Universidad Politécnica de Madrid (SP), University of Alberta (CN), City University of Hong Kong (HK), Telefonica I+D (SP), OTE S.A (GR), University of Athens (GR), Portucal Telecom Inovacao S.A (PT)</w:t>
+              <w:t xml:space="preserve">Sigint Solutions Ltd. (CY), German Aerospace </w:t>
+            </w:r>
+            <w:proofErr w:type="spellStart"/>
+            <w:r>
+              <w:rPr>
+                <w:rFonts w:ascii="Calibri Light" w:hAnsi="Calibri Light" w:cs="Calibri Light"/>
+                <w:iCs/>
+                <w:color w:val="000000" w:themeColor="text1"/>
+                <w:sz w:val="22"/>
+                <w:szCs w:val="22"/>
+              </w:rPr>
+              <w:t>Center</w:t>
+            </w:r>
+            <w:proofErr w:type="spellEnd"/>
+            <w:r>
+              <w:rPr>
+                <w:rFonts w:ascii="Calibri Light" w:hAnsi="Calibri Light" w:cs="Calibri Light"/>
+                <w:iCs/>
+                <w:color w:val="000000" w:themeColor="text1"/>
+                <w:sz w:val="22"/>
+                <w:szCs w:val="22"/>
+              </w:rPr>
+              <w:t xml:space="preserve"> (DLR), Institute of Communications and Navigation (DE), Aalborg University (DN), Advanced Communications </w:t>
+            </w:r>
+            <w:proofErr w:type="spellStart"/>
+            <w:r>
+              <w:rPr>
+                <w:rFonts w:ascii="Calibri Light" w:hAnsi="Calibri Light" w:cs="Calibri Light"/>
+                <w:iCs/>
+                <w:color w:val="000000" w:themeColor="text1"/>
+                <w:sz w:val="22"/>
+                <w:szCs w:val="22"/>
+              </w:rPr>
+              <w:t>Research&amp;Development</w:t>
+            </w:r>
+            <w:proofErr w:type="spellEnd"/>
+            <w:r>
+              <w:rPr>
+                <w:rFonts w:ascii="Calibri Light" w:hAnsi="Calibri Light" w:cs="Calibri Light"/>
+                <w:iCs/>
+                <w:color w:val="000000" w:themeColor="text1"/>
+                <w:sz w:val="22"/>
+                <w:szCs w:val="22"/>
+              </w:rPr>
+              <w:t xml:space="preserve"> S.A. (ES), Commissariat à </w:t>
+            </w:r>
+            <w:proofErr w:type="spellStart"/>
+            <w:r>
+              <w:rPr>
+                <w:rFonts w:ascii="Calibri Light" w:hAnsi="Calibri Light" w:cs="Calibri Light"/>
+                <w:iCs/>
+                <w:color w:val="000000" w:themeColor="text1"/>
+                <w:sz w:val="22"/>
+                <w:szCs w:val="22"/>
+              </w:rPr>
+              <w:t>L’Energie</w:t>
+            </w:r>
+            <w:proofErr w:type="spellEnd"/>
+            <w:r>
+              <w:rPr>
+                <w:rFonts w:ascii="Calibri Light" w:hAnsi="Calibri Light" w:cs="Calibri Light"/>
+                <w:iCs/>
+                <w:color w:val="000000" w:themeColor="text1"/>
+                <w:sz w:val="22"/>
+                <w:szCs w:val="22"/>
+              </w:rPr>
+              <w:t xml:space="preserve"> </w:t>
+            </w:r>
+            <w:proofErr w:type="spellStart"/>
+            <w:r>
+              <w:rPr>
+                <w:rFonts w:ascii="Calibri Light" w:hAnsi="Calibri Light" w:cs="Calibri Light"/>
+                <w:iCs/>
+                <w:color w:val="000000" w:themeColor="text1"/>
+                <w:sz w:val="22"/>
+                <w:szCs w:val="22"/>
+              </w:rPr>
+              <w:t>Atomique</w:t>
+            </w:r>
+            <w:proofErr w:type="spellEnd"/>
+            <w:r>
+              <w:rPr>
+                <w:rFonts w:ascii="Calibri Light" w:hAnsi="Calibri Light" w:cs="Calibri Light"/>
+                <w:iCs/>
+                <w:color w:val="000000" w:themeColor="text1"/>
+                <w:sz w:val="22"/>
+                <w:szCs w:val="22"/>
+              </w:rPr>
+              <w:t xml:space="preserve"> – LETI (FR), </w:t>
+            </w:r>
+            <w:proofErr w:type="spellStart"/>
+            <w:r>
+              <w:rPr>
+                <w:rFonts w:ascii="Calibri Light" w:hAnsi="Calibri Light" w:cs="Calibri Light"/>
+                <w:iCs/>
+                <w:color w:val="000000" w:themeColor="text1"/>
+                <w:sz w:val="22"/>
+                <w:szCs w:val="22"/>
+              </w:rPr>
+              <w:t>Institut</w:t>
+            </w:r>
+            <w:proofErr w:type="spellEnd"/>
+            <w:r>
+              <w:rPr>
+                <w:rFonts w:ascii="Calibri Light" w:hAnsi="Calibri Light" w:cs="Calibri Light"/>
+                <w:iCs/>
+                <w:color w:val="000000" w:themeColor="text1"/>
+                <w:sz w:val="22"/>
+                <w:szCs w:val="22"/>
+              </w:rPr>
+              <w:t xml:space="preserve"> Eurécom (FR), </w:t>
+            </w:r>
+            <w:proofErr w:type="spellStart"/>
+            <w:r>
+              <w:rPr>
+                <w:rFonts w:ascii="Calibri Light" w:hAnsi="Calibri Light" w:cs="Calibri Light"/>
+                <w:iCs/>
+                <w:color w:val="000000" w:themeColor="text1"/>
+                <w:sz w:val="22"/>
+                <w:szCs w:val="22"/>
+              </w:rPr>
+              <w:t>Siradel</w:t>
+            </w:r>
+            <w:proofErr w:type="spellEnd"/>
+            <w:r>
+              <w:rPr>
+                <w:rFonts w:ascii="Calibri Light" w:hAnsi="Calibri Light" w:cs="Calibri Light"/>
+                <w:iCs/>
+                <w:color w:val="000000" w:themeColor="text1"/>
+                <w:sz w:val="22"/>
+                <w:szCs w:val="22"/>
+              </w:rPr>
+              <w:t xml:space="preserve"> (FR), Université de Rennes 1 (FR), Instituto </w:t>
+            </w:r>
+            <w:proofErr w:type="spellStart"/>
+            <w:r>
+              <w:rPr>
+                <w:rFonts w:ascii="Calibri Light" w:hAnsi="Calibri Light" w:cs="Calibri Light"/>
+                <w:iCs/>
+                <w:color w:val="000000" w:themeColor="text1"/>
+                <w:sz w:val="22"/>
+                <w:szCs w:val="22"/>
+              </w:rPr>
+              <w:t>Telecomunicações</w:t>
+            </w:r>
+            <w:proofErr w:type="spellEnd"/>
+            <w:r>
+              <w:rPr>
+                <w:rFonts w:ascii="Calibri Light" w:hAnsi="Calibri Light" w:cs="Calibri Light"/>
+                <w:iCs/>
+                <w:color w:val="000000" w:themeColor="text1"/>
+                <w:sz w:val="22"/>
+                <w:szCs w:val="22"/>
+              </w:rPr>
+              <w:t xml:space="preserve"> (PT), Mitsubishi Electric ITE (FR), University of Surrey (UK), Universidad Politécnica de Madrid (SP), University of Alberta (CN), City University of Hong Kong (HK), Telefonica I+D (SP), OTE S.A (GR), University of Athens (GR), </w:t>
+            </w:r>
+            <w:proofErr w:type="spellStart"/>
+            <w:r>
+              <w:rPr>
+                <w:rFonts w:ascii="Calibri Light" w:hAnsi="Calibri Light" w:cs="Calibri Light"/>
+                <w:iCs/>
+                <w:color w:val="000000" w:themeColor="text1"/>
+                <w:sz w:val="22"/>
+                <w:szCs w:val="22"/>
+              </w:rPr>
+              <w:t>Portucal</w:t>
+            </w:r>
+            <w:proofErr w:type="spellEnd"/>
+            <w:r>
+              <w:rPr>
+                <w:rFonts w:ascii="Calibri Light" w:hAnsi="Calibri Light" w:cs="Calibri Light"/>
+                <w:iCs/>
+                <w:color w:val="000000" w:themeColor="text1"/>
+                <w:sz w:val="22"/>
+                <w:szCs w:val="22"/>
+              </w:rPr>
+              <w:t xml:space="preserve"> Telecom </w:t>
+            </w:r>
+            <w:proofErr w:type="spellStart"/>
+            <w:r>
+              <w:rPr>
+                <w:rFonts w:ascii="Calibri Light" w:hAnsi="Calibri Light" w:cs="Calibri Light"/>
+                <w:iCs/>
+                <w:color w:val="000000" w:themeColor="text1"/>
+                <w:sz w:val="22"/>
+                <w:szCs w:val="22"/>
+              </w:rPr>
+              <w:t>Inovacao</w:t>
+            </w:r>
+            <w:proofErr w:type="spellEnd"/>
+            <w:r>
+              <w:rPr>
+                <w:rFonts w:ascii="Calibri Light" w:hAnsi="Calibri Light" w:cs="Calibri Light"/>
+                <w:iCs/>
+                <w:color w:val="000000" w:themeColor="text1"/>
+                <w:sz w:val="22"/>
+                <w:szCs w:val="22"/>
+              </w:rPr>
+              <w:t xml:space="preserve"> S.A (PT)</w:t>
             </w:r>
           </w:p>
           <w:p>
@@ -8273,7 +9416,27 @@
                 <w:sz w:val="22"/>
                 <w:szCs w:val="22"/>
               </w:rPr>
-              <w:t>The WHERE2 project addresses the combination of positioning and communications in order to exploit synergies and to enhance the efficiency of future wireless communications systems.</w:t>
+              <w:t xml:space="preserve">The WHERE2 project addresses the combination of positioning and communications </w:t>
+            </w:r>
+            <w:proofErr w:type="gramStart"/>
+            <w:r>
+              <w:rPr>
+                <w:rFonts w:ascii="Calibri Light" w:hAnsi="Calibri Light" w:cs="Calibri Light"/>
+                <w:color w:val="000000" w:themeColor="text1"/>
+                <w:sz w:val="22"/>
+                <w:szCs w:val="22"/>
+              </w:rPr>
+              <w:t>in order to</w:t>
+            </w:r>
+            <w:proofErr w:type="gramEnd"/>
+            <w:r>
+              <w:rPr>
+                <w:rFonts w:ascii="Calibri Light" w:hAnsi="Calibri Light" w:cs="Calibri Light"/>
+                <w:color w:val="000000" w:themeColor="text1"/>
+                <w:sz w:val="22"/>
+                <w:szCs w:val="22"/>
+              </w:rPr>
+              <w:t xml:space="preserve"> exploit synergies and to enhance the efficiency of future wireless communications systems.</w:t>
             </w:r>
           </w:p>
           <w:p>
@@ -8677,8 +9840,20 @@
                 <w:szCs w:val="22"/>
                 <w:lang w:val="en-US"/>
               </w:rPr>
-              <w:t xml:space="preserve"> 3.45 MEuros</w:t>
-            </w:r>
+              <w:t xml:space="preserve"> 3.45 </w:t>
+            </w:r>
+            <w:proofErr w:type="spellStart"/>
+            <w:r>
+              <w:rPr>
+                <w:rFonts w:ascii="Calibri Light" w:hAnsi="Calibri Light" w:cs="Calibri Light"/>
+                <w:color w:val="000000" w:themeColor="text1"/>
+                <w:sz w:val="22"/>
+                <w:szCs w:val="22"/>
+                <w:lang w:val="en-US"/>
+              </w:rPr>
+              <w:t>MEuros</w:t>
+            </w:r>
+            <w:proofErr w:type="spellEnd"/>
           </w:p>
           <w:p>
             <w:pPr>
@@ -8715,26 +9890,214 @@
                 <w:sz w:val="22"/>
                 <w:szCs w:val="22"/>
               </w:rPr>
-              <w:t>Sigint Solutions Ltd, Instituto Telecomunicações (PT), Commissariat à L’Energie Atomique – LETI (FR), Portucal Telecom Inovacao S.A (PT), University of Surrey (UK), Center for Research and Telecomm. Experimentation for Networked Communities [CREATE-NET] (IT),</w:t>
-            </w:r>
-            <w:r>
-              <w:rPr>
-                <w:rFonts w:ascii="Calibri Light" w:hAnsi="Calibri Light" w:cs="Calibri Light"/>
+              <w:t xml:space="preserve">Sigint Solutions Ltd, Instituto </w:t>
+            </w:r>
+            <w:proofErr w:type="spellStart"/>
+            <w:r>
+              <w:rPr>
+                <w:rFonts w:ascii="Calibri Light" w:hAnsi="Calibri Light" w:cs="Calibri Light"/>
+                <w:iCs/>
+                <w:color w:val="000000" w:themeColor="text1"/>
+                <w:sz w:val="22"/>
+                <w:szCs w:val="22"/>
+              </w:rPr>
+              <w:t>Telecomunicações</w:t>
+            </w:r>
+            <w:proofErr w:type="spellEnd"/>
+            <w:r>
+              <w:rPr>
+                <w:rFonts w:ascii="Calibri Light" w:hAnsi="Calibri Light" w:cs="Calibri Light"/>
+                <w:iCs/>
+                <w:color w:val="000000" w:themeColor="text1"/>
+                <w:sz w:val="22"/>
+                <w:szCs w:val="22"/>
+              </w:rPr>
+              <w:t xml:space="preserve"> (PT), Commissariat à </w:t>
+            </w:r>
+            <w:proofErr w:type="spellStart"/>
+            <w:r>
+              <w:rPr>
+                <w:rFonts w:ascii="Calibri Light" w:hAnsi="Calibri Light" w:cs="Calibri Light"/>
+                <w:iCs/>
+                <w:color w:val="000000" w:themeColor="text1"/>
+                <w:sz w:val="22"/>
+                <w:szCs w:val="22"/>
+              </w:rPr>
+              <w:t>L’Energie</w:t>
+            </w:r>
+            <w:proofErr w:type="spellEnd"/>
+            <w:r>
+              <w:rPr>
+                <w:rFonts w:ascii="Calibri Light" w:hAnsi="Calibri Light" w:cs="Calibri Light"/>
+                <w:iCs/>
                 <w:color w:val="000000" w:themeColor="text1"/>
                 <w:sz w:val="22"/>
                 <w:szCs w:val="22"/>
               </w:rPr>
               <w:t xml:space="preserve"> </w:t>
             </w:r>
-            <w:r>
-              <w:rPr>
-                <w:rFonts w:ascii="Calibri Light" w:hAnsi="Calibri Light" w:cs="Calibri Light"/>
-                <w:iCs/>
-                <w:color w:val="000000" w:themeColor="text1"/>
-                <w:sz w:val="22"/>
-                <w:szCs w:val="22"/>
-              </w:rPr>
-              <w:t>Wroclawskie Centrum Badan EIT+ SP ZO.O (PL), EADS Defence and Security Systems (FR), Veebeem (UK), LANTIQ Deutschland GmbH (DE)</w:t>
+            <w:proofErr w:type="spellStart"/>
+            <w:r>
+              <w:rPr>
+                <w:rFonts w:ascii="Calibri Light" w:hAnsi="Calibri Light" w:cs="Calibri Light"/>
+                <w:iCs/>
+                <w:color w:val="000000" w:themeColor="text1"/>
+                <w:sz w:val="22"/>
+                <w:szCs w:val="22"/>
+              </w:rPr>
+              <w:t>Atomique</w:t>
+            </w:r>
+            <w:proofErr w:type="spellEnd"/>
+            <w:r>
+              <w:rPr>
+                <w:rFonts w:ascii="Calibri Light" w:hAnsi="Calibri Light" w:cs="Calibri Light"/>
+                <w:iCs/>
+                <w:color w:val="000000" w:themeColor="text1"/>
+                <w:sz w:val="22"/>
+                <w:szCs w:val="22"/>
+              </w:rPr>
+              <w:t xml:space="preserve"> – LETI (FR), </w:t>
+            </w:r>
+            <w:proofErr w:type="spellStart"/>
+            <w:r>
+              <w:rPr>
+                <w:rFonts w:ascii="Calibri Light" w:hAnsi="Calibri Light" w:cs="Calibri Light"/>
+                <w:iCs/>
+                <w:color w:val="000000" w:themeColor="text1"/>
+                <w:sz w:val="22"/>
+                <w:szCs w:val="22"/>
+              </w:rPr>
+              <w:t>Portucal</w:t>
+            </w:r>
+            <w:proofErr w:type="spellEnd"/>
+            <w:r>
+              <w:rPr>
+                <w:rFonts w:ascii="Calibri Light" w:hAnsi="Calibri Light" w:cs="Calibri Light"/>
+                <w:iCs/>
+                <w:color w:val="000000" w:themeColor="text1"/>
+                <w:sz w:val="22"/>
+                <w:szCs w:val="22"/>
+              </w:rPr>
+              <w:t xml:space="preserve"> Telecom </w:t>
+            </w:r>
+            <w:proofErr w:type="spellStart"/>
+            <w:r>
+              <w:rPr>
+                <w:rFonts w:ascii="Calibri Light" w:hAnsi="Calibri Light" w:cs="Calibri Light"/>
+                <w:iCs/>
+                <w:color w:val="000000" w:themeColor="text1"/>
+                <w:sz w:val="22"/>
+                <w:szCs w:val="22"/>
+              </w:rPr>
+              <w:t>Inovacao</w:t>
+            </w:r>
+            <w:proofErr w:type="spellEnd"/>
+            <w:r>
+              <w:rPr>
+                <w:rFonts w:ascii="Calibri Light" w:hAnsi="Calibri Light" w:cs="Calibri Light"/>
+                <w:iCs/>
+                <w:color w:val="000000" w:themeColor="text1"/>
+                <w:sz w:val="22"/>
+                <w:szCs w:val="22"/>
+              </w:rPr>
+              <w:t xml:space="preserve"> S.A (PT), University of Surrey (UK), </w:t>
+            </w:r>
+            <w:proofErr w:type="spellStart"/>
+            <w:r>
+              <w:rPr>
+                <w:rFonts w:ascii="Calibri Light" w:hAnsi="Calibri Light" w:cs="Calibri Light"/>
+                <w:iCs/>
+                <w:color w:val="000000" w:themeColor="text1"/>
+                <w:sz w:val="22"/>
+                <w:szCs w:val="22"/>
+              </w:rPr>
+              <w:t>Center</w:t>
+            </w:r>
+            <w:proofErr w:type="spellEnd"/>
+            <w:r>
+              <w:rPr>
+                <w:rFonts w:ascii="Calibri Light" w:hAnsi="Calibri Light" w:cs="Calibri Light"/>
+                <w:iCs/>
+                <w:color w:val="000000" w:themeColor="text1"/>
+                <w:sz w:val="22"/>
+                <w:szCs w:val="22"/>
+              </w:rPr>
+              <w:t xml:space="preserve"> for Research and Telecomm. Experimentation for Networked Communities [CREATE-NET] (IT),</w:t>
+            </w:r>
+            <w:r>
+              <w:rPr>
+                <w:rFonts w:ascii="Calibri Light" w:hAnsi="Calibri Light" w:cs="Calibri Light"/>
+                <w:color w:val="000000" w:themeColor="text1"/>
+                <w:sz w:val="22"/>
+                <w:szCs w:val="22"/>
+              </w:rPr>
+              <w:t xml:space="preserve"> </w:t>
+            </w:r>
+            <w:proofErr w:type="spellStart"/>
+            <w:r>
+              <w:rPr>
+                <w:rFonts w:ascii="Calibri Light" w:hAnsi="Calibri Light" w:cs="Calibri Light"/>
+                <w:iCs/>
+                <w:color w:val="000000" w:themeColor="text1"/>
+                <w:sz w:val="22"/>
+                <w:szCs w:val="22"/>
+              </w:rPr>
+              <w:t>Wroclawskie</w:t>
+            </w:r>
+            <w:proofErr w:type="spellEnd"/>
+            <w:r>
+              <w:rPr>
+                <w:rFonts w:ascii="Calibri Light" w:hAnsi="Calibri Light" w:cs="Calibri Light"/>
+                <w:iCs/>
+                <w:color w:val="000000" w:themeColor="text1"/>
+                <w:sz w:val="22"/>
+                <w:szCs w:val="22"/>
+              </w:rPr>
+              <w:t xml:space="preserve"> Centrum Badan EIT+ SP </w:t>
+            </w:r>
+            <w:proofErr w:type="gramStart"/>
+            <w:r>
+              <w:rPr>
+                <w:rFonts w:ascii="Calibri Light" w:hAnsi="Calibri Light" w:cs="Calibri Light"/>
+                <w:iCs/>
+                <w:color w:val="000000" w:themeColor="text1"/>
+                <w:sz w:val="22"/>
+                <w:szCs w:val="22"/>
+              </w:rPr>
+              <w:t>ZO.O</w:t>
+            </w:r>
+            <w:proofErr w:type="gramEnd"/>
+            <w:r>
+              <w:rPr>
+                <w:rFonts w:ascii="Calibri Light" w:hAnsi="Calibri Light" w:cs="Calibri Light"/>
+                <w:iCs/>
+                <w:color w:val="000000" w:themeColor="text1"/>
+                <w:sz w:val="22"/>
+                <w:szCs w:val="22"/>
+              </w:rPr>
+              <w:t xml:space="preserve"> (PL), EADS Defence and Security Systems (FR), </w:t>
+            </w:r>
+            <w:proofErr w:type="spellStart"/>
+            <w:r>
+              <w:rPr>
+                <w:rFonts w:ascii="Calibri Light" w:hAnsi="Calibri Light" w:cs="Calibri Light"/>
+                <w:iCs/>
+                <w:color w:val="000000" w:themeColor="text1"/>
+                <w:sz w:val="22"/>
+                <w:szCs w:val="22"/>
+              </w:rPr>
+              <w:t>Veebeem</w:t>
+            </w:r>
+            <w:proofErr w:type="spellEnd"/>
+            <w:r>
+              <w:rPr>
+                <w:rFonts w:ascii="Calibri Light" w:hAnsi="Calibri Light" w:cs="Calibri Light"/>
+                <w:iCs/>
+                <w:color w:val="000000" w:themeColor="text1"/>
+                <w:sz w:val="22"/>
+                <w:szCs w:val="22"/>
+              </w:rPr>
+              <w:t xml:space="preserve"> (UK), LANTIQ Deutschland GmbH (DE)</w:t>
             </w:r>
           </w:p>
           <w:p>
@@ -8954,6 +10317,7 @@
                 <w:u w:val="single"/>
               </w:rPr>
             </w:pPr>
+            <w:proofErr w:type="spellStart"/>
             <w:r>
               <w:rPr>
                 <w:rFonts w:ascii="Calibri Light" w:hAnsi="Calibri Light" w:cs="Calibri Light"/>
@@ -8963,8 +10327,81 @@
                 <w:szCs w:val="22"/>
                 <w:u w:val="single"/>
               </w:rPr>
-              <w:t>CogEU – COGnitive radio systems for efficient sharing of TV white spaces in EUropean contex</w:t>
-            </w:r>
+              <w:t>CogEU</w:t>
+            </w:r>
+            <w:proofErr w:type="spellEnd"/>
+            <w:r>
+              <w:rPr>
+                <w:rFonts w:ascii="Calibri Light" w:hAnsi="Calibri Light" w:cs="Calibri Light"/>
+                <w:b/>
+                <w:color w:val="000000" w:themeColor="text1"/>
+                <w:sz w:val="22"/>
+                <w:szCs w:val="22"/>
+                <w:u w:val="single"/>
+              </w:rPr>
+              <w:t xml:space="preserve"> – </w:t>
+            </w:r>
+            <w:proofErr w:type="spellStart"/>
+            <w:r>
+              <w:rPr>
+                <w:rFonts w:ascii="Calibri Light" w:hAnsi="Calibri Light" w:cs="Calibri Light"/>
+                <w:b/>
+                <w:color w:val="000000" w:themeColor="text1"/>
+                <w:sz w:val="22"/>
+                <w:szCs w:val="22"/>
+                <w:u w:val="single"/>
+              </w:rPr>
+              <w:t>COGnitive</w:t>
+            </w:r>
+            <w:proofErr w:type="spellEnd"/>
+            <w:r>
+              <w:rPr>
+                <w:rFonts w:ascii="Calibri Light" w:hAnsi="Calibri Light" w:cs="Calibri Light"/>
+                <w:b/>
+                <w:color w:val="000000" w:themeColor="text1"/>
+                <w:sz w:val="22"/>
+                <w:szCs w:val="22"/>
+                <w:u w:val="single"/>
+              </w:rPr>
+              <w:t xml:space="preserve"> radio systems for efficient sharing of TV white spaces in </w:t>
+            </w:r>
+            <w:proofErr w:type="spellStart"/>
+            <w:r>
+              <w:rPr>
+                <w:rFonts w:ascii="Calibri Light" w:hAnsi="Calibri Light" w:cs="Calibri Light"/>
+                <w:b/>
+                <w:color w:val="000000" w:themeColor="text1"/>
+                <w:sz w:val="22"/>
+                <w:szCs w:val="22"/>
+                <w:u w:val="single"/>
+              </w:rPr>
+              <w:t>EUropean</w:t>
+            </w:r>
+            <w:proofErr w:type="spellEnd"/>
+            <w:r>
+              <w:rPr>
+                <w:rFonts w:ascii="Calibri Light" w:hAnsi="Calibri Light" w:cs="Calibri Light"/>
+                <w:b/>
+                <w:color w:val="000000" w:themeColor="text1"/>
+                <w:sz w:val="22"/>
+                <w:szCs w:val="22"/>
+                <w:u w:val="single"/>
+              </w:rPr>
+              <w:t xml:space="preserve"> </w:t>
+            </w:r>
+            <w:proofErr w:type="spellStart"/>
+            <w:r>
+              <w:rPr>
+                <w:rFonts w:ascii="Calibri Light" w:hAnsi="Calibri Light" w:cs="Calibri Light"/>
+                <w:b/>
+                <w:color w:val="000000" w:themeColor="text1"/>
+                <w:sz w:val="22"/>
+                <w:szCs w:val="22"/>
+                <w:u w:val="single"/>
+              </w:rPr>
+              <w:t>contex</w:t>
+            </w:r>
+            <w:proofErr w:type="spellEnd"/>
           </w:p>
           <w:p>
             <w:pPr>
@@ -9160,8 +10597,20 @@
                 <w:szCs w:val="22"/>
                 <w:lang w:val="en-US"/>
               </w:rPr>
-              <w:t xml:space="preserve"> 5.1 MEuros</w:t>
-            </w:r>
+              <w:t xml:space="preserve"> 5.1 </w:t>
+            </w:r>
+            <w:proofErr w:type="spellStart"/>
+            <w:r>
+              <w:rPr>
+                <w:rFonts w:ascii="Calibri Light" w:hAnsi="Calibri Light" w:cs="Calibri Light"/>
+                <w:color w:val="000000" w:themeColor="text1"/>
+                <w:sz w:val="22"/>
+                <w:szCs w:val="22"/>
+                <w:lang w:val="en-US"/>
+              </w:rPr>
+              <w:t>MEuros</w:t>
+            </w:r>
+            <w:proofErr w:type="spellEnd"/>
           </w:p>
           <w:p>
             <w:pPr>
@@ -9198,7 +10647,161 @@
                 <w:sz w:val="22"/>
                 <w:szCs w:val="22"/>
               </w:rPr>
-              <w:t>Sigint Solutions Ltd (CY), Instituto Telecomunicações (PT), Thales (FR), Portucal Telecom Inovacao S.A (PT), Trinity  College (IR), University of Aegean (GR), Poznan University of Technology (PL), Institut für Rundfunktechnik (DE), Rohde &amp; Schwarz (DE), Towercom A. S (SLO)</w:t>
+              <w:t xml:space="preserve">Sigint Solutions Ltd (CY), Instituto </w:t>
+            </w:r>
+            <w:proofErr w:type="spellStart"/>
+            <w:r>
+              <w:rPr>
+                <w:rFonts w:ascii="Calibri Light" w:hAnsi="Calibri Light" w:cs="Calibri Light"/>
+                <w:iCs/>
+                <w:color w:val="000000" w:themeColor="text1"/>
+                <w:sz w:val="22"/>
+                <w:szCs w:val="22"/>
+              </w:rPr>
+              <w:t>Telecomunicações</w:t>
+            </w:r>
+            <w:proofErr w:type="spellEnd"/>
+            <w:r>
+              <w:rPr>
+                <w:rFonts w:ascii="Calibri Light" w:hAnsi="Calibri Light" w:cs="Calibri Light"/>
+                <w:iCs/>
+                <w:color w:val="000000" w:themeColor="text1"/>
+                <w:sz w:val="22"/>
+                <w:szCs w:val="22"/>
+              </w:rPr>
+              <w:t xml:space="preserve"> (PT), Thales (FR), </w:t>
+            </w:r>
+            <w:proofErr w:type="spellStart"/>
+            <w:r>
+              <w:rPr>
+                <w:rFonts w:ascii="Calibri Light" w:hAnsi="Calibri Light" w:cs="Calibri Light"/>
+                <w:iCs/>
+                <w:color w:val="000000" w:themeColor="text1"/>
+                <w:sz w:val="22"/>
+                <w:szCs w:val="22"/>
+              </w:rPr>
+              <w:t>Portucal</w:t>
+            </w:r>
+            <w:proofErr w:type="spellEnd"/>
+            <w:r>
+              <w:rPr>
+                <w:rFonts w:ascii="Calibri Light" w:hAnsi="Calibri Light" w:cs="Calibri Light"/>
+                <w:iCs/>
+                <w:color w:val="000000" w:themeColor="text1"/>
+                <w:sz w:val="22"/>
+                <w:szCs w:val="22"/>
+              </w:rPr>
+              <w:t xml:space="preserve"> Telecom </w:t>
+            </w:r>
+            <w:proofErr w:type="spellStart"/>
+            <w:r>
+              <w:rPr>
+                <w:rFonts w:ascii="Calibri Light" w:hAnsi="Calibri Light" w:cs="Calibri Light"/>
+                <w:iCs/>
+                <w:color w:val="000000" w:themeColor="text1"/>
+                <w:sz w:val="22"/>
+                <w:szCs w:val="22"/>
+              </w:rPr>
+              <w:t>Inovacao</w:t>
+            </w:r>
+            <w:proofErr w:type="spellEnd"/>
+            <w:r>
+              <w:rPr>
+                <w:rFonts w:ascii="Calibri Light" w:hAnsi="Calibri Light" w:cs="Calibri Light"/>
+                <w:iCs/>
+                <w:color w:val="000000" w:themeColor="text1"/>
+                <w:sz w:val="22"/>
+                <w:szCs w:val="22"/>
+              </w:rPr>
+              <w:t xml:space="preserve"> S.A (PT), </w:t>
+            </w:r>
+            <w:proofErr w:type="gramStart"/>
+            <w:r>
+              <w:rPr>
+                <w:rFonts w:ascii="Calibri Light" w:hAnsi="Calibri Light" w:cs="Calibri Light"/>
+                <w:iCs/>
+                <w:color w:val="000000" w:themeColor="text1"/>
+                <w:sz w:val="22"/>
+                <w:szCs w:val="22"/>
+              </w:rPr>
+              <w:t>Trinity  College</w:t>
+            </w:r>
+            <w:proofErr w:type="gramEnd"/>
+            <w:r>
+              <w:rPr>
+                <w:rFonts w:ascii="Calibri Light" w:hAnsi="Calibri Light" w:cs="Calibri Light"/>
+                <w:iCs/>
+                <w:color w:val="000000" w:themeColor="text1"/>
+                <w:sz w:val="22"/>
+                <w:szCs w:val="22"/>
+              </w:rPr>
+              <w:t xml:space="preserve"> (IR), University of Aegean (GR), Poznan University of Technology (PL), </w:t>
+            </w:r>
+            <w:proofErr w:type="spellStart"/>
+            <w:r>
+              <w:rPr>
+                <w:rFonts w:ascii="Calibri Light" w:hAnsi="Calibri Light" w:cs="Calibri Light"/>
+                <w:iCs/>
+                <w:color w:val="000000" w:themeColor="text1"/>
+                <w:sz w:val="22"/>
+                <w:szCs w:val="22"/>
+              </w:rPr>
+              <w:t>Institut</w:t>
+            </w:r>
+            <w:proofErr w:type="spellEnd"/>
+            <w:r>
+              <w:rPr>
+                <w:rFonts w:ascii="Calibri Light" w:hAnsi="Calibri Light" w:cs="Calibri Light"/>
+                <w:iCs/>
+                <w:color w:val="000000" w:themeColor="text1"/>
+                <w:sz w:val="22"/>
+                <w:szCs w:val="22"/>
+              </w:rPr>
+              <w:t xml:space="preserve"> für </w:t>
+            </w:r>
+            <w:proofErr w:type="spellStart"/>
+            <w:r>
+              <w:rPr>
+                <w:rFonts w:ascii="Calibri Light" w:hAnsi="Calibri Light" w:cs="Calibri Light"/>
+                <w:iCs/>
+                <w:color w:val="000000" w:themeColor="text1"/>
+                <w:sz w:val="22"/>
+                <w:szCs w:val="22"/>
+              </w:rPr>
+              <w:t>Rundfunktechnik</w:t>
+            </w:r>
+            <w:proofErr w:type="spellEnd"/>
+            <w:r>
+              <w:rPr>
+                <w:rFonts w:ascii="Calibri Light" w:hAnsi="Calibri Light" w:cs="Calibri Light"/>
+                <w:iCs/>
+                <w:color w:val="000000" w:themeColor="text1"/>
+                <w:sz w:val="22"/>
+                <w:szCs w:val="22"/>
+              </w:rPr>
+              <w:t xml:space="preserve"> (DE), Rohde &amp; Schwarz (DE), </w:t>
+            </w:r>
+            <w:proofErr w:type="spellStart"/>
+            <w:r>
+              <w:rPr>
+                <w:rFonts w:ascii="Calibri Light" w:hAnsi="Calibri Light" w:cs="Calibri Light"/>
+                <w:iCs/>
+                <w:color w:val="000000" w:themeColor="text1"/>
+                <w:sz w:val="22"/>
+                <w:szCs w:val="22"/>
+              </w:rPr>
+              <w:t>Towercom</w:t>
+            </w:r>
+            <w:proofErr w:type="spellEnd"/>
+            <w:r>
+              <w:rPr>
+                <w:rFonts w:ascii="Calibri Light" w:hAnsi="Calibri Light" w:cs="Calibri Light"/>
+                <w:iCs/>
+                <w:color w:val="000000" w:themeColor="text1"/>
+                <w:sz w:val="22"/>
+                <w:szCs w:val="22"/>
+              </w:rPr>
+              <w:t xml:space="preserve"> A. S (SLO)</w:t>
             </w:r>
           </w:p>
           <w:p>
@@ -10148,8 +11751,20 @@
                 <w:szCs w:val="22"/>
                 <w:lang w:val="en-US"/>
               </w:rPr>
-              <w:t xml:space="preserve"> 1.9 MEuros</w:t>
-            </w:r>
+              <w:t xml:space="preserve"> 1.9 </w:t>
+            </w:r>
+            <w:proofErr w:type="spellStart"/>
+            <w:r>
+              <w:rPr>
+                <w:rFonts w:ascii="Calibri Light" w:hAnsi="Calibri Light" w:cs="Calibri Light"/>
+                <w:color w:val="000000" w:themeColor="text1"/>
+                <w:sz w:val="22"/>
+                <w:szCs w:val="22"/>
+                <w:lang w:val="en-US"/>
+              </w:rPr>
+              <w:t>MEuros</w:t>
+            </w:r>
+            <w:proofErr w:type="spellEnd"/>
           </w:p>
           <w:p>
             <w:pPr>
@@ -10185,7 +11800,37 @@
                 <w:sz w:val="22"/>
                 <w:szCs w:val="22"/>
               </w:rPr>
-              <w:t xml:space="preserve"> TTI Telecom (ES), CTTC (ES), Creativ IT (ES), TST Sistemas (ES), Universidad Cantabria (ES), </w:t>
+              <w:t xml:space="preserve"> TTI Telecom (ES), CTTC (ES), </w:t>
+            </w:r>
+            <w:proofErr w:type="spellStart"/>
+            <w:r>
+              <w:rPr>
+                <w:rFonts w:ascii="Calibri Light" w:hAnsi="Calibri Light" w:cs="Calibri Light"/>
+                <w:color w:val="000000" w:themeColor="text1"/>
+                <w:sz w:val="22"/>
+                <w:szCs w:val="22"/>
+              </w:rPr>
+              <w:t>Creativ</w:t>
+            </w:r>
+            <w:proofErr w:type="spellEnd"/>
+            <w:r>
+              <w:rPr>
+                <w:rFonts w:ascii="Calibri Light" w:hAnsi="Calibri Light" w:cs="Calibri Light"/>
+                <w:color w:val="000000" w:themeColor="text1"/>
+                <w:sz w:val="22"/>
+                <w:szCs w:val="22"/>
+              </w:rPr>
+              <w:t xml:space="preserve"> IT (ES), TST Sistemas (ES), Universidad Cantabria (ES</w:t>
+            </w:r>
+            <w:proofErr w:type="gramStart"/>
+            <w:r>
+              <w:rPr>
+                <w:rFonts w:ascii="Calibri Light" w:hAnsi="Calibri Light" w:cs="Calibri Light"/>
+                <w:color w:val="000000" w:themeColor="text1"/>
+                <w:sz w:val="22"/>
+                <w:szCs w:val="22"/>
+              </w:rPr>
+              <w:t xml:space="preserve">), </w:t>
             </w:r>
             <w:r>
               <w:rPr>
@@ -10205,7 +11850,57 @@
                 <w:sz w:val="22"/>
                 <w:szCs w:val="22"/>
               </w:rPr>
-              <w:t>Instituto de Telecommunicacoes (PT), Wavecom (PT), Sigint Solutions Ltd (CY)</w:t>
+              <w:t>Instituto</w:t>
+            </w:r>
+            <w:proofErr w:type="gramEnd"/>
+            <w:r>
+              <w:rPr>
+                <w:rFonts w:ascii="Calibri Light" w:hAnsi="Calibri Light" w:cs="Calibri Light"/>
+                <w:color w:val="000000" w:themeColor="text1"/>
+                <w:sz w:val="22"/>
+                <w:szCs w:val="22"/>
+              </w:rPr>
+              <w:t xml:space="preserve"> de </w:t>
+            </w:r>
+            <w:proofErr w:type="spellStart"/>
+            <w:r>
+              <w:rPr>
+                <w:rFonts w:ascii="Calibri Light" w:hAnsi="Calibri Light" w:cs="Calibri Light"/>
+                <w:color w:val="000000" w:themeColor="text1"/>
+                <w:sz w:val="22"/>
+                <w:szCs w:val="22"/>
+              </w:rPr>
+              <w:t>Telecommunicacoes</w:t>
+            </w:r>
+            <w:proofErr w:type="spellEnd"/>
+            <w:r>
+              <w:rPr>
+                <w:rFonts w:ascii="Calibri Light" w:hAnsi="Calibri Light" w:cs="Calibri Light"/>
+                <w:color w:val="000000" w:themeColor="text1"/>
+                <w:sz w:val="22"/>
+                <w:szCs w:val="22"/>
+              </w:rPr>
+              <w:t xml:space="preserve"> (PT), </w:t>
+            </w:r>
+            <w:proofErr w:type="spellStart"/>
+            <w:r>
+              <w:rPr>
+                <w:rFonts w:ascii="Calibri Light" w:hAnsi="Calibri Light" w:cs="Calibri Light"/>
+                <w:color w:val="000000" w:themeColor="text1"/>
+                <w:sz w:val="22"/>
+                <w:szCs w:val="22"/>
+              </w:rPr>
+              <w:t>Wavecom</w:t>
+            </w:r>
+            <w:proofErr w:type="spellEnd"/>
+            <w:r>
+              <w:rPr>
+                <w:rFonts w:ascii="Calibri Light" w:hAnsi="Calibri Light" w:cs="Calibri Light"/>
+                <w:color w:val="000000" w:themeColor="text1"/>
+                <w:sz w:val="22"/>
+                <w:szCs w:val="22"/>
+              </w:rPr>
+              <w:t xml:space="preserve"> (PT), Sigint Solutions Ltd (CY)</w:t>
             </w:r>
           </w:p>
           <w:p>
@@ -10345,7 +12040,27 @@
                 <w:sz w:val="22"/>
                 <w:szCs w:val="22"/>
               </w:rPr>
-              <w:t xml:space="preserve"> of a task that investigated cooperative relaying and capacity improvements by utilizing Distributed MIMO technologies. A MIMO capacity module has been developed as add-on functionality to Sigint’s simulator (TruNET)</w:t>
+              <w:t xml:space="preserve"> of a task that investigated cooperative relaying and capacity improvements by utilizing Distributed MIMO technologies. A MIMO capacity module has been developed as add-on functionality to Sigint’s simulator (</w:t>
+            </w:r>
+            <w:proofErr w:type="spellStart"/>
+            <w:r>
+              <w:rPr>
+                <w:rFonts w:ascii="Calibri Light" w:hAnsi="Calibri Light" w:cs="Calibri Light"/>
+                <w:color w:val="000000" w:themeColor="text1"/>
+                <w:sz w:val="22"/>
+                <w:szCs w:val="22"/>
+              </w:rPr>
+              <w:t>TruNET</w:t>
+            </w:r>
+            <w:proofErr w:type="spellEnd"/>
+            <w:r>
+              <w:rPr>
+                <w:rFonts w:ascii="Calibri Light" w:hAnsi="Calibri Light" w:cs="Calibri Light"/>
+                <w:color w:val="000000" w:themeColor="text1"/>
+                <w:sz w:val="22"/>
+                <w:szCs w:val="22"/>
+              </w:rPr>
+              <w:t>)</w:t>
             </w:r>
           </w:p>
           <w:p>
@@ -10456,7 +12171,33 @@
                 <w:szCs w:val="22"/>
                 <w:u w:val="single"/>
               </w:rPr>
-              <w:t>FUTON - Fibre Optic Networks for Distributed, Extensible HeterogeneousRadio Architectures and Service provisioning</w:t>
+              <w:t xml:space="preserve">FUTON - Fibre Optic Networks for Distributed, Extensible </w:t>
+            </w:r>
+            <w:proofErr w:type="spellStart"/>
+            <w:r>
+              <w:rPr>
+                <w:rFonts w:ascii="Calibri Light" w:hAnsi="Calibri Light" w:cs="Calibri Light"/>
+                <w:b/>
+                <w:i/>
+                <w:color w:val="000000" w:themeColor="text1"/>
+                <w:sz w:val="22"/>
+                <w:szCs w:val="22"/>
+                <w:u w:val="single"/>
+              </w:rPr>
+              <w:t>HeterogeneousRadio</w:t>
+            </w:r>
+            <w:proofErr w:type="spellEnd"/>
+            <w:r>
+              <w:rPr>
+                <w:rFonts w:ascii="Calibri Light" w:hAnsi="Calibri Light" w:cs="Calibri Light"/>
+                <w:b/>
+                <w:i/>
+                <w:color w:val="000000" w:themeColor="text1"/>
+                <w:sz w:val="22"/>
+                <w:szCs w:val="22"/>
+                <w:u w:val="single"/>
+              </w:rPr>
+              <w:t xml:space="preserve"> Architectures and Service provisioning</w:t>
             </w:r>
           </w:p>
           <w:p>
@@ -10689,7 +12430,127 @@
                 <w:sz w:val="22"/>
                 <w:szCs w:val="22"/>
               </w:rPr>
-              <w:t>Nokia Siemens Networks (PT), Instituto de Telecomunicações (PT), Alcatel - Thales III - V Labs (FR), CEA-LIST (FR), Portugal Telecom Inovação (PT), VIVO (BR), OTE Research (GR), ACORDE (ES), Wavecom (PT), Sigint Solutions Ltd (CY),  University of Kent (GB), University of Patras (GR), Technical University of Dresden (DE), Valtion teknillinen tutkimuskeskus (FI), National Institute of Information  and Communications Technology (KO).</w:t>
+              <w:t xml:space="preserve">Nokia Siemens Networks (PT), Instituto de </w:t>
+            </w:r>
+            <w:proofErr w:type="spellStart"/>
+            <w:r>
+              <w:rPr>
+                <w:rFonts w:ascii="Calibri Light" w:hAnsi="Calibri Light" w:cs="Calibri Light"/>
+                <w:color w:val="000000" w:themeColor="text1"/>
+                <w:sz w:val="22"/>
+                <w:szCs w:val="22"/>
+              </w:rPr>
+              <w:t>Telecomunicações</w:t>
+            </w:r>
+            <w:proofErr w:type="spellEnd"/>
+            <w:r>
+              <w:rPr>
+                <w:rFonts w:ascii="Calibri Light" w:hAnsi="Calibri Light" w:cs="Calibri Light"/>
+                <w:color w:val="000000" w:themeColor="text1"/>
+                <w:sz w:val="22"/>
+                <w:szCs w:val="22"/>
+              </w:rPr>
+              <w:t xml:space="preserve"> (PT), Alcatel - Thales III - V Labs (FR), CEA-LIST (FR), Portugal Telecom </w:t>
+            </w:r>
+            <w:proofErr w:type="spellStart"/>
+            <w:r>
+              <w:rPr>
+                <w:rFonts w:ascii="Calibri Light" w:hAnsi="Calibri Light" w:cs="Calibri Light"/>
+                <w:color w:val="000000" w:themeColor="text1"/>
+                <w:sz w:val="22"/>
+                <w:szCs w:val="22"/>
+              </w:rPr>
+              <w:t>Inovação</w:t>
+            </w:r>
+            <w:proofErr w:type="spellEnd"/>
+            <w:r>
+              <w:rPr>
+                <w:rFonts w:ascii="Calibri Light" w:hAnsi="Calibri Light" w:cs="Calibri Light"/>
+                <w:color w:val="000000" w:themeColor="text1"/>
+                <w:sz w:val="22"/>
+                <w:szCs w:val="22"/>
+              </w:rPr>
+              <w:t xml:space="preserve"> (PT), VIVO (BR), OTE Research (GR), ACORDE (ES), </w:t>
+            </w:r>
+            <w:proofErr w:type="spellStart"/>
+            <w:r>
+              <w:rPr>
+                <w:rFonts w:ascii="Calibri Light" w:hAnsi="Calibri Light" w:cs="Calibri Light"/>
+                <w:color w:val="000000" w:themeColor="text1"/>
+                <w:sz w:val="22"/>
+                <w:szCs w:val="22"/>
+              </w:rPr>
+              <w:t>Wavecom</w:t>
+            </w:r>
+            <w:proofErr w:type="spellEnd"/>
+            <w:r>
+              <w:rPr>
+                <w:rFonts w:ascii="Calibri Light" w:hAnsi="Calibri Light" w:cs="Calibri Light"/>
+                <w:color w:val="000000" w:themeColor="text1"/>
+                <w:sz w:val="22"/>
+                <w:szCs w:val="22"/>
+              </w:rPr>
+              <w:t xml:space="preserve"> (PT), Sigint Solutions Ltd (CY),  University of Kent (GB), University of Patras (GR), Technical University of Dresden (DE), </w:t>
+            </w:r>
+            <w:proofErr w:type="spellStart"/>
+            <w:r>
+              <w:rPr>
+                <w:rFonts w:ascii="Calibri Light" w:hAnsi="Calibri Light" w:cs="Calibri Light"/>
+                <w:color w:val="000000" w:themeColor="text1"/>
+                <w:sz w:val="22"/>
+                <w:szCs w:val="22"/>
+              </w:rPr>
+              <w:t>Valtion</w:t>
+            </w:r>
+            <w:proofErr w:type="spellEnd"/>
+            <w:r>
+              <w:rPr>
+                <w:rFonts w:ascii="Calibri Light" w:hAnsi="Calibri Light" w:cs="Calibri Light"/>
+                <w:color w:val="000000" w:themeColor="text1"/>
+                <w:sz w:val="22"/>
+                <w:szCs w:val="22"/>
+              </w:rPr>
+              <w:t xml:space="preserve"> </w:t>
+            </w:r>
+            <w:proofErr w:type="spellStart"/>
+            <w:r>
+              <w:rPr>
+                <w:rFonts w:ascii="Calibri Light" w:hAnsi="Calibri Light" w:cs="Calibri Light"/>
+                <w:color w:val="000000" w:themeColor="text1"/>
+                <w:sz w:val="22"/>
+                <w:szCs w:val="22"/>
+              </w:rPr>
+              <w:t>teknillinen</w:t>
+            </w:r>
+            <w:proofErr w:type="spellEnd"/>
+            <w:r>
+              <w:rPr>
+                <w:rFonts w:ascii="Calibri Light" w:hAnsi="Calibri Light" w:cs="Calibri Light"/>
+                <w:color w:val="000000" w:themeColor="text1"/>
+                <w:sz w:val="22"/>
+                <w:szCs w:val="22"/>
+              </w:rPr>
+              <w:t xml:space="preserve"> </w:t>
+            </w:r>
+            <w:proofErr w:type="spellStart"/>
+            <w:r>
+              <w:rPr>
+                <w:rFonts w:ascii="Calibri Light" w:hAnsi="Calibri Light" w:cs="Calibri Light"/>
+                <w:color w:val="000000" w:themeColor="text1"/>
+                <w:sz w:val="22"/>
+                <w:szCs w:val="22"/>
+              </w:rPr>
+              <w:t>tutkimuskeskus</w:t>
+            </w:r>
+            <w:proofErr w:type="spellEnd"/>
+            <w:r>
+              <w:rPr>
+                <w:rFonts w:ascii="Calibri Light" w:hAnsi="Calibri Light" w:cs="Calibri Light"/>
+                <w:color w:val="000000" w:themeColor="text1"/>
+                <w:sz w:val="22"/>
+                <w:szCs w:val="22"/>
+              </w:rPr>
+              <w:t xml:space="preserve"> (FI), National Institute of Information  and Communications Technology (KO).</w:t>
             </w:r>
           </w:p>
           <w:p>
@@ -10791,7 +12652,27 @@
                 <w:sz w:val="22"/>
                 <w:szCs w:val="22"/>
               </w:rPr>
-              <w:t xml:space="preserve"> of WP4 which designed and implemented a middleware platform based on Mobile-IP principles which performs vertical handovers between heterogeneous radio technologies in order to demonstrate seamless communication between heterogeneous networks.</w:t>
+              <w:t xml:space="preserve"> of WP4 which designed and implemented a middleware platform based on Mobile-IP principles which performs vertical handovers between heterogeneous radio technologies </w:t>
+            </w:r>
+            <w:proofErr w:type="gramStart"/>
+            <w:r>
+              <w:rPr>
+                <w:rFonts w:ascii="Calibri Light" w:hAnsi="Calibri Light" w:cs="Calibri Light"/>
+                <w:color w:val="000000" w:themeColor="text1"/>
+                <w:sz w:val="22"/>
+                <w:szCs w:val="22"/>
+              </w:rPr>
+              <w:t>in order to</w:t>
+            </w:r>
+            <w:proofErr w:type="gramEnd"/>
+            <w:r>
+              <w:rPr>
+                <w:rFonts w:ascii="Calibri Light" w:hAnsi="Calibri Light" w:cs="Calibri Light"/>
+                <w:color w:val="000000" w:themeColor="text1"/>
+                <w:sz w:val="22"/>
+                <w:szCs w:val="22"/>
+              </w:rPr>
+              <w:t xml:space="preserve"> demonstrate seamless communication between heterogeneous networks.</w:t>
             </w:r>
           </w:p>
           <w:p>
@@ -11097,8 +12978,20 @@
                 <w:szCs w:val="22"/>
                 <w:lang w:val="en-US"/>
               </w:rPr>
-              <w:t xml:space="preserve"> 5.5 MEuros</w:t>
-            </w:r>
+              <w:t xml:space="preserve"> 5.5 </w:t>
+            </w:r>
+            <w:proofErr w:type="spellStart"/>
+            <w:r>
+              <w:rPr>
+                <w:rFonts w:ascii="Calibri Light" w:hAnsi="Calibri Light" w:cs="Calibri Light"/>
+                <w:color w:val="000000" w:themeColor="text1"/>
+                <w:sz w:val="22"/>
+                <w:szCs w:val="22"/>
+                <w:lang w:val="en-US"/>
+              </w:rPr>
+              <w:t>MEuros</w:t>
+            </w:r>
+            <w:proofErr w:type="spellEnd"/>
           </w:p>
           <w:p>
             <w:pPr>
@@ -11135,7 +13028,161 @@
                 <w:sz w:val="22"/>
                 <w:szCs w:val="22"/>
               </w:rPr>
-              <w:t>German Aerospace Center (DE), Aalborg University (DN), Advanced Communications Research&amp;Development S.A. (ES), Commissariat à L’Energie Atomique – LETI (FR), Institut Eurécom (FR), Siradel (FR), Université de Rennes 1 (FR), Instituto Telecomunicações (PT), Mitsubishi Electric ITE (FR), Sigint Solutions Ltd. (CY), University of Surrey (UK), Universidad Politécnica de Madrid (ES), University of Alberta (CA), City University of Hong Kong (HK)</w:t>
+              <w:t xml:space="preserve">German Aerospace </w:t>
+            </w:r>
+            <w:proofErr w:type="spellStart"/>
+            <w:r>
+              <w:rPr>
+                <w:rFonts w:ascii="Calibri Light" w:hAnsi="Calibri Light" w:cs="Calibri Light"/>
+                <w:iCs/>
+                <w:color w:val="000000" w:themeColor="text1"/>
+                <w:sz w:val="22"/>
+                <w:szCs w:val="22"/>
+              </w:rPr>
+              <w:t>Center</w:t>
+            </w:r>
+            <w:proofErr w:type="spellEnd"/>
+            <w:r>
+              <w:rPr>
+                <w:rFonts w:ascii="Calibri Light" w:hAnsi="Calibri Light" w:cs="Calibri Light"/>
+                <w:iCs/>
+                <w:color w:val="000000" w:themeColor="text1"/>
+                <w:sz w:val="22"/>
+                <w:szCs w:val="22"/>
+              </w:rPr>
+              <w:t xml:space="preserve"> (DE), Aalborg University (DN), Advanced Communications </w:t>
+            </w:r>
+            <w:proofErr w:type="spellStart"/>
+            <w:r>
+              <w:rPr>
+                <w:rFonts w:ascii="Calibri Light" w:hAnsi="Calibri Light" w:cs="Calibri Light"/>
+                <w:iCs/>
+                <w:color w:val="000000" w:themeColor="text1"/>
+                <w:sz w:val="22"/>
+                <w:szCs w:val="22"/>
+              </w:rPr>
+              <w:t>Research&amp;Development</w:t>
+            </w:r>
+            <w:proofErr w:type="spellEnd"/>
+            <w:r>
+              <w:rPr>
+                <w:rFonts w:ascii="Calibri Light" w:hAnsi="Calibri Light" w:cs="Calibri Light"/>
+                <w:iCs/>
+                <w:color w:val="000000" w:themeColor="text1"/>
+                <w:sz w:val="22"/>
+                <w:szCs w:val="22"/>
+              </w:rPr>
+              <w:t xml:space="preserve"> S.A. (ES), Commissariat à </w:t>
+            </w:r>
+            <w:proofErr w:type="spellStart"/>
+            <w:r>
+              <w:rPr>
+                <w:rFonts w:ascii="Calibri Light" w:hAnsi="Calibri Light" w:cs="Calibri Light"/>
+                <w:iCs/>
+                <w:color w:val="000000" w:themeColor="text1"/>
+                <w:sz w:val="22"/>
+                <w:szCs w:val="22"/>
+              </w:rPr>
+              <w:t>L’Energie</w:t>
+            </w:r>
+            <w:proofErr w:type="spellEnd"/>
+            <w:r>
+              <w:rPr>
+                <w:rFonts w:ascii="Calibri Light" w:hAnsi="Calibri Light" w:cs="Calibri Light"/>
+                <w:iCs/>
+                <w:color w:val="000000" w:themeColor="text1"/>
+                <w:sz w:val="22"/>
+                <w:szCs w:val="22"/>
+              </w:rPr>
+              <w:t xml:space="preserve"> </w:t>
+            </w:r>
+            <w:proofErr w:type="spellStart"/>
+            <w:r>
+              <w:rPr>
+                <w:rFonts w:ascii="Calibri Light" w:hAnsi="Calibri Light" w:cs="Calibri Light"/>
+                <w:iCs/>
+                <w:color w:val="000000" w:themeColor="text1"/>
+                <w:sz w:val="22"/>
+                <w:szCs w:val="22"/>
+              </w:rPr>
+              <w:t>Atomique</w:t>
+            </w:r>
+            <w:proofErr w:type="spellEnd"/>
+            <w:r>
+              <w:rPr>
+                <w:rFonts w:ascii="Calibri Light" w:hAnsi="Calibri Light" w:cs="Calibri Light"/>
+                <w:iCs/>
+                <w:color w:val="000000" w:themeColor="text1"/>
+                <w:sz w:val="22"/>
+                <w:szCs w:val="22"/>
+              </w:rPr>
+              <w:t xml:space="preserve"> – LETI (FR), </w:t>
+            </w:r>
+            <w:proofErr w:type="spellStart"/>
+            <w:r>
+              <w:rPr>
+                <w:rFonts w:ascii="Calibri Light" w:hAnsi="Calibri Light" w:cs="Calibri Light"/>
+                <w:iCs/>
+                <w:color w:val="000000" w:themeColor="text1"/>
+                <w:sz w:val="22"/>
+                <w:szCs w:val="22"/>
+              </w:rPr>
+              <w:t>Institut</w:t>
+            </w:r>
+            <w:proofErr w:type="spellEnd"/>
+            <w:r>
+              <w:rPr>
+                <w:rFonts w:ascii="Calibri Light" w:hAnsi="Calibri Light" w:cs="Calibri Light"/>
+                <w:iCs/>
+                <w:color w:val="000000" w:themeColor="text1"/>
+                <w:sz w:val="22"/>
+                <w:szCs w:val="22"/>
+              </w:rPr>
+              <w:t xml:space="preserve"> Eurécom (FR), </w:t>
+            </w:r>
+            <w:proofErr w:type="spellStart"/>
+            <w:r>
+              <w:rPr>
+                <w:rFonts w:ascii="Calibri Light" w:hAnsi="Calibri Light" w:cs="Calibri Light"/>
+                <w:iCs/>
+                <w:color w:val="000000" w:themeColor="text1"/>
+                <w:sz w:val="22"/>
+                <w:szCs w:val="22"/>
+              </w:rPr>
+              <w:t>Siradel</w:t>
+            </w:r>
+            <w:proofErr w:type="spellEnd"/>
+            <w:r>
+              <w:rPr>
+                <w:rFonts w:ascii="Calibri Light" w:hAnsi="Calibri Light" w:cs="Calibri Light"/>
+                <w:iCs/>
+                <w:color w:val="000000" w:themeColor="text1"/>
+                <w:sz w:val="22"/>
+                <w:szCs w:val="22"/>
+              </w:rPr>
+              <w:t xml:space="preserve"> (FR), Université de Rennes 1 (FR), Instituto </w:t>
+            </w:r>
+            <w:proofErr w:type="spellStart"/>
+            <w:r>
+              <w:rPr>
+                <w:rFonts w:ascii="Calibri Light" w:hAnsi="Calibri Light" w:cs="Calibri Light"/>
+                <w:iCs/>
+                <w:color w:val="000000" w:themeColor="text1"/>
+                <w:sz w:val="22"/>
+                <w:szCs w:val="22"/>
+              </w:rPr>
+              <w:t>Telecomunicações</w:t>
+            </w:r>
+            <w:proofErr w:type="spellEnd"/>
+            <w:r>
+              <w:rPr>
+                <w:rFonts w:ascii="Calibri Light" w:hAnsi="Calibri Light" w:cs="Calibri Light"/>
+                <w:iCs/>
+                <w:color w:val="000000" w:themeColor="text1"/>
+                <w:sz w:val="22"/>
+                <w:szCs w:val="22"/>
+              </w:rPr>
+              <w:t xml:space="preserve"> (PT), Mitsubishi Electric ITE (FR), Sigint Solutions Ltd. (CY), University of Surrey (UK), Universidad Politécnica de Madrid (ES), University of Alberta (CA), City University of Hong Kong (HK)</w:t>
             </w:r>
           </w:p>
           <w:p>
@@ -11587,7 +13634,31 @@
                 <w:szCs w:val="22"/>
                 <w:lang w:val="en-US"/>
               </w:rPr>
-              <w:t>Sigint Solutions (CY), Wavecom (PT)</w:t>
+              <w:t xml:space="preserve">Sigint Solutions (CY), </w:t>
+            </w:r>
+            <w:proofErr w:type="spellStart"/>
+            <w:r>
+              <w:rPr>
+                <w:rFonts w:ascii="Calibri Light" w:hAnsi="Calibri Light" w:cs="Calibri Light"/>
+                <w:iCs/>
+                <w:color w:val="000000" w:themeColor="text1"/>
+                <w:sz w:val="22"/>
+                <w:szCs w:val="22"/>
+                <w:lang w:val="en-US"/>
+              </w:rPr>
+              <w:t>Wavecom</w:t>
+            </w:r>
+            <w:proofErr w:type="spellEnd"/>
+            <w:r>
+              <w:rPr>
+                <w:rFonts w:ascii="Calibri Light" w:hAnsi="Calibri Light" w:cs="Calibri Light"/>
+                <w:iCs/>
+                <w:color w:val="000000" w:themeColor="text1"/>
+                <w:sz w:val="22"/>
+                <w:szCs w:val="22"/>
+                <w:lang w:val="en-US"/>
+              </w:rPr>
+              <w:t xml:space="preserve"> (PT)</w:t>
             </w:r>
           </w:p>
           <w:p>
@@ -11691,7 +13762,47 @@
                 <w:sz w:val="22"/>
                 <w:szCs w:val="22"/>
               </w:rPr>
-              <w:t xml:space="preserve">. Contributed in the integration of a physical layer (channel prediction) with a link layer simulator from Wavecom. </w:t>
+              <w:t xml:space="preserve">. Contributed </w:t>
+            </w:r>
+            <w:proofErr w:type="gramStart"/>
+            <w:r>
+              <w:rPr>
+                <w:rFonts w:ascii="Calibri Light" w:hAnsi="Calibri Light" w:cs="Calibri Light"/>
+                <w:color w:val="000000" w:themeColor="text1"/>
+                <w:sz w:val="22"/>
+                <w:szCs w:val="22"/>
+              </w:rPr>
+              <w:t>in</w:t>
+            </w:r>
+            <w:proofErr w:type="gramEnd"/>
+            <w:r>
+              <w:rPr>
+                <w:rFonts w:ascii="Calibri Light" w:hAnsi="Calibri Light" w:cs="Calibri Light"/>
+                <w:color w:val="000000" w:themeColor="text1"/>
+                <w:sz w:val="22"/>
+                <w:szCs w:val="22"/>
+              </w:rPr>
+              <w:t xml:space="preserve"> the integration of a physical layer (channel prediction) with a link layer simulator from </w:t>
+            </w:r>
+            <w:proofErr w:type="spellStart"/>
+            <w:r>
+              <w:rPr>
+                <w:rFonts w:ascii="Calibri Light" w:hAnsi="Calibri Light" w:cs="Calibri Light"/>
+                <w:color w:val="000000" w:themeColor="text1"/>
+                <w:sz w:val="22"/>
+                <w:szCs w:val="22"/>
+              </w:rPr>
+              <w:t>Wavecom</w:t>
+            </w:r>
+            <w:proofErr w:type="spellEnd"/>
+            <w:r>
+              <w:rPr>
+                <w:rFonts w:ascii="Calibri Light" w:hAnsi="Calibri Light" w:cs="Calibri Light"/>
+                <w:color w:val="000000" w:themeColor="text1"/>
+                <w:sz w:val="22"/>
+                <w:szCs w:val="22"/>
+              </w:rPr>
+              <w:t xml:space="preserve">. </w:t>
             </w:r>
           </w:p>
           <w:p>
@@ -12761,7 +14872,31 @@
                 <w:szCs w:val="22"/>
                 <w:lang w:val="en-US"/>
               </w:rPr>
-              <w:t>: Rolls-Royce ltd.</w:t>
+              <w:t xml:space="preserve">: Rolls-Royce </w:t>
+            </w:r>
+            <w:proofErr w:type="gramStart"/>
+            <w:r>
+              <w:rPr>
+                <w:rFonts w:ascii="Calibri Light" w:hAnsi="Calibri Light" w:cs="Calibri Light"/>
+                <w:iCs/>
+                <w:color w:val="000000" w:themeColor="text1"/>
+                <w:sz w:val="22"/>
+                <w:szCs w:val="22"/>
+                <w:lang w:val="en-US"/>
+              </w:rPr>
+              <w:t>ltd</w:t>
+            </w:r>
+            <w:proofErr w:type="gramEnd"/>
+            <w:r>
+              <w:rPr>
+                <w:rFonts w:ascii="Calibri Light" w:hAnsi="Calibri Light" w:cs="Calibri Light"/>
+                <w:iCs/>
+                <w:color w:val="000000" w:themeColor="text1"/>
+                <w:sz w:val="22"/>
+                <w:szCs w:val="22"/>
+                <w:lang w:val="en-US"/>
+              </w:rPr>
+              <w:t>.</w:t>
             </w:r>
           </w:p>
           <w:p>
@@ -12969,7 +15104,15 @@
           <w:rFonts w:ascii="Calibri Light" w:hAnsi="Calibri Light" w:cs="Calibri Light"/>
           <w:color w:val="000000" w:themeColor="text1"/>
         </w:rPr>
-        <w:t>2014-2015</w:t>
+        <w:t>2014-</w:t>
+      </w:r>
+      <w:proofErr w:type="gramStart"/>
+      <w:r>
+        <w:rPr>
+          <w:rFonts w:ascii="Calibri Light" w:hAnsi="Calibri Light" w:cs="Calibri Light"/>
+          <w:color w:val="000000" w:themeColor="text1"/>
+        </w:rPr>
+        <w:t>2015</w:t>
       </w:r>
       <w:r>
         <w:rPr>
@@ -12985,6 +15128,7 @@
         </w:rPr>
         <w:t xml:space="preserve"> (</w:t>
       </w:r>
+      <w:proofErr w:type="gramEnd"/>
       <w:r>
         <w:rPr>
           <w:rFonts w:ascii="Calibri Light" w:hAnsi="Calibri Light" w:cs="Calibri Light"/>
@@ -13215,7 +15359,23 @@
           <w:rFonts w:ascii="Calibri Light" w:hAnsi="Calibri Light" w:cs="Calibri Light"/>
           <w:color w:val="000000" w:themeColor="text1"/>
         </w:rPr>
-        <w:t xml:space="preserve"> (~10  Antenna stations)</w:t>
+        <w:t xml:space="preserve"> (~</w:t>
+      </w:r>
+      <w:proofErr w:type="gramStart"/>
+      <w:r>
+        <w:rPr>
+          <w:rFonts w:ascii="Calibri Light" w:hAnsi="Calibri Light" w:cs="Calibri Light"/>
+          <w:color w:val="000000" w:themeColor="text1"/>
+        </w:rPr>
+        <w:t>10  Antenna</w:t>
+      </w:r>
+      <w:proofErr w:type="gramEnd"/>
+      <w:r>
+        <w:rPr>
+          <w:rFonts w:ascii="Calibri Light" w:hAnsi="Calibri Light" w:cs="Calibri Light"/>
+          <w:color w:val="000000" w:themeColor="text1"/>
+        </w:rPr>
+        <w:t xml:space="preserve"> stations)</w:t>
       </w:r>
     </w:p>
     <w:p>
@@ -14131,8 +16291,9 @@
           <w:sz w:val="22"/>
           <w:szCs w:val="22"/>
         </w:rPr>
-        <w:t xml:space="preserve">Teaching Assistant </w:t>
-      </w:r>
+        <w:t xml:space="preserve">Teaching </w:t>
+      </w:r>
+      <w:proofErr w:type="gramStart"/>
       <w:r>
         <w:rPr>
           <w:rFonts w:ascii="Calibri Light" w:hAnsi="Calibri Light" w:cs="Calibri Light"/>
@@ -14141,7 +16302,7 @@
           <w:sz w:val="22"/>
           <w:szCs w:val="22"/>
         </w:rPr>
-        <w:t xml:space="preserve"> </w:t>
+        <w:t xml:space="preserve">Assistant </w:t>
       </w:r>
       <w:r>
         <w:rPr>
@@ -14151,7 +16312,28 @@
           <w:sz w:val="22"/>
           <w:szCs w:val="22"/>
         </w:rPr>
-        <w:t>in:</w:t>
+        <w:t xml:space="preserve"> </w:t>
+      </w:r>
+      <w:r>
+        <w:rPr>
+          <w:rFonts w:ascii="Calibri Light" w:hAnsi="Calibri Light" w:cs="Calibri Light"/>
+          <w:i/>
+          <w:color w:val="000000" w:themeColor="text1"/>
+          <w:sz w:val="22"/>
+          <w:szCs w:val="22"/>
+        </w:rPr>
+        <w:t>in</w:t>
+      </w:r>
+      <w:proofErr w:type="gramEnd"/>
+      <w:r>
+        <w:rPr>
+          <w:rFonts w:ascii="Calibri Light" w:hAnsi="Calibri Light" w:cs="Calibri Light"/>
+          <w:i/>
+          <w:color w:val="000000" w:themeColor="text1"/>
+          <w:sz w:val="22"/>
+          <w:szCs w:val="22"/>
+        </w:rPr>
+        <w:t>:</w:t>
       </w:r>
     </w:p>
     <w:p>
@@ -14426,14 +16608,55 @@
           <w:rFonts w:ascii="Calibri Light" w:hAnsi="Calibri Light" w:cs="Calibri Light"/>
           <w:color w:val="000000" w:themeColor="text1"/>
         </w:rPr>
-        <w:t>P. Nagaradjane; C. Christophorou</w:t>
-      </w:r>
-      <w:r>
-        <w:rPr>
-          <w:rFonts w:ascii="Calibri Light" w:hAnsi="Calibri Light" w:cs="Calibri Light"/>
-          <w:color w:val="000000" w:themeColor="text1"/>
-        </w:rPr>
-        <w:t>, A. Gregoriades, V. Vassiliou,</w:t>
+        <w:t xml:space="preserve">P. </w:t>
+      </w:r>
+      <w:proofErr w:type="spellStart"/>
+      <w:r>
+        <w:rPr>
+          <w:rFonts w:ascii="Calibri Light" w:hAnsi="Calibri Light" w:cs="Calibri Light"/>
+          <w:color w:val="000000" w:themeColor="text1"/>
+        </w:rPr>
+        <w:t>Nagaradjane</w:t>
+      </w:r>
+      <w:proofErr w:type="spellEnd"/>
+      <w:r>
+        <w:rPr>
+          <w:rFonts w:ascii="Calibri Light" w:hAnsi="Calibri Light" w:cs="Calibri Light"/>
+          <w:color w:val="000000" w:themeColor="text1"/>
+        </w:rPr>
+        <w:t xml:space="preserve">; C. </w:t>
+      </w:r>
+      <w:proofErr w:type="spellStart"/>
+      <w:r>
+        <w:rPr>
+          <w:rFonts w:ascii="Calibri Light" w:hAnsi="Calibri Light" w:cs="Calibri Light"/>
+          <w:color w:val="000000" w:themeColor="text1"/>
+        </w:rPr>
+        <w:t>Christophorou</w:t>
+      </w:r>
+      <w:proofErr w:type="spellEnd"/>
+      <w:r>
+        <w:rPr>
+          <w:rFonts w:ascii="Calibri Light" w:hAnsi="Calibri Light" w:cs="Calibri Light"/>
+          <w:color w:val="000000" w:themeColor="text1"/>
+        </w:rPr>
+        <w:t xml:space="preserve">, A. </w:t>
+      </w:r>
+      <w:proofErr w:type="spellStart"/>
+      <w:r>
+        <w:rPr>
+          <w:rFonts w:ascii="Calibri Light" w:hAnsi="Calibri Light" w:cs="Calibri Light"/>
+          <w:color w:val="000000" w:themeColor="text1"/>
+        </w:rPr>
+        <w:t>Gregoriades</w:t>
+      </w:r>
+      <w:proofErr w:type="spellEnd"/>
+      <w:r>
+        <w:rPr>
+          <w:rFonts w:ascii="Calibri Light" w:hAnsi="Calibri Light" w:cs="Calibri Light"/>
+          <w:color w:val="000000" w:themeColor="text1"/>
+        </w:rPr>
+        <w:t>, V. Vassiliou,</w:t>
       </w:r>
       <w:r>
         <w:rPr>
@@ -14611,7 +16834,80 @@
           <w:rFonts w:ascii="Calibri Light" w:hAnsi="Calibri Light" w:cs="Calibri Light"/>
           <w:color w:val="000000" w:themeColor="text1"/>
         </w:rPr>
-        <w:t xml:space="preserve">; P. Nagaradjane; C. Christophorou,W. A. Aziz, V. Vasiliou, A. Pistillides, “DeepRISBeam: Deep Learning-based RIS Beam Management for Radio Channel Optimization,” </w:t>
+        <w:t xml:space="preserve">; P. </w:t>
+      </w:r>
+      <w:proofErr w:type="spellStart"/>
+      <w:r>
+        <w:rPr>
+          <w:rFonts w:ascii="Calibri Light" w:hAnsi="Calibri Light" w:cs="Calibri Light"/>
+          <w:color w:val="000000" w:themeColor="text1"/>
+        </w:rPr>
+        <w:t>Nagaradjane</w:t>
+      </w:r>
+      <w:proofErr w:type="spellEnd"/>
+      <w:r>
+        <w:rPr>
+          <w:rFonts w:ascii="Calibri Light" w:hAnsi="Calibri Light" w:cs="Calibri Light"/>
+          <w:color w:val="000000" w:themeColor="text1"/>
+        </w:rPr>
+        <w:t xml:space="preserve">; C. </w:t>
+      </w:r>
+      <w:proofErr w:type="spellStart"/>
+      <w:proofErr w:type="gramStart"/>
+      <w:r>
+        <w:rPr>
+          <w:rFonts w:ascii="Calibri Light" w:hAnsi="Calibri Light" w:cs="Calibri Light"/>
+          <w:color w:val="000000" w:themeColor="text1"/>
+        </w:rPr>
+        <w:t>Christophorou,W</w:t>
+      </w:r>
+      <w:proofErr w:type="spellEnd"/>
+      <w:r>
+        <w:rPr>
+          <w:rFonts w:ascii="Calibri Light" w:hAnsi="Calibri Light" w:cs="Calibri Light"/>
+          <w:color w:val="000000" w:themeColor="text1"/>
+        </w:rPr>
+        <w:t>.</w:t>
+      </w:r>
+      <w:proofErr w:type="gramEnd"/>
+      <w:r>
+        <w:rPr>
+          <w:rFonts w:ascii="Calibri Light" w:hAnsi="Calibri Light" w:cs="Calibri Light"/>
+          <w:color w:val="000000" w:themeColor="text1"/>
+        </w:rPr>
+        <w:t xml:space="preserve"> A. Aziz, V. Vasiliou, A. </w:t>
+      </w:r>
+      <w:proofErr w:type="spellStart"/>
+      <w:r>
+        <w:rPr>
+          <w:rFonts w:ascii="Calibri Light" w:hAnsi="Calibri Light" w:cs="Calibri Light"/>
+          <w:color w:val="000000" w:themeColor="text1"/>
+        </w:rPr>
+        <w:t>Pistillides</w:t>
+      </w:r>
+      <w:proofErr w:type="spellEnd"/>
+      <w:r>
+        <w:rPr>
+          <w:rFonts w:ascii="Calibri Light" w:hAnsi="Calibri Light" w:cs="Calibri Light"/>
+          <w:color w:val="000000" w:themeColor="text1"/>
+        </w:rPr>
+        <w:t>, “</w:t>
+      </w:r>
+      <w:proofErr w:type="spellStart"/>
+      <w:r>
+        <w:rPr>
+          <w:rFonts w:ascii="Calibri Light" w:hAnsi="Calibri Light" w:cs="Calibri Light"/>
+          <w:color w:val="000000" w:themeColor="text1"/>
+        </w:rPr>
+        <w:t>DeepRISBeam</w:t>
+      </w:r>
+      <w:proofErr w:type="spellEnd"/>
+      <w:r>
+        <w:rPr>
+          <w:rFonts w:ascii="Calibri Light" w:hAnsi="Calibri Light" w:cs="Calibri Light"/>
+          <w:color w:val="000000" w:themeColor="text1"/>
+        </w:rPr>
+        <w:t xml:space="preserve">: Deep Learning-based RIS Beam Management for Radio Channel Optimization,” </w:t>
       </w:r>
       <w:r>
         <w:rPr>
@@ -14643,7 +16939,23 @@
           <w:rFonts w:ascii="Calibri Light" w:hAnsi="Calibri Light" w:cs="Calibri Light"/>
           <w:color w:val="000000" w:themeColor="text1"/>
         </w:rPr>
-        <w:t xml:space="preserve"> doi: 10.1109/ACCESS.2024.3411929.</w:t>
+        <w:t xml:space="preserve"> </w:t>
+      </w:r>
+      <w:proofErr w:type="spellStart"/>
+      <w:r>
+        <w:rPr>
+          <w:rFonts w:ascii="Calibri Light" w:hAnsi="Calibri Light" w:cs="Calibri Light"/>
+          <w:color w:val="000000" w:themeColor="text1"/>
+        </w:rPr>
+        <w:t>doi</w:t>
+      </w:r>
+      <w:proofErr w:type="spellEnd"/>
+      <w:r>
+        <w:rPr>
+          <w:rFonts w:ascii="Calibri Light" w:hAnsi="Calibri Light" w:cs="Calibri Light"/>
+          <w:color w:val="000000" w:themeColor="text1"/>
+        </w:rPr>
+        <w:t>: 10.1109/ACCESS.2024.3411929.</w:t>
       </w:r>
     </w:p>
     <w:p>
@@ -14683,7 +16995,23 @@
           <w:rFonts w:ascii="Calibri Light" w:hAnsi="Calibri Light" w:cs="Calibri Light"/>
           <w:color w:val="000000" w:themeColor="text1"/>
         </w:rPr>
-        <w:t xml:space="preserve">, "Radar-Based Millimeter-Wave Sensing for Accurate 3-D Indoor Positioning: Potentials and Challenges," in </w:t>
+        <w:t xml:space="preserve">, "Radar-Based </w:t>
+      </w:r>
+      <w:proofErr w:type="spellStart"/>
+      <w:r>
+        <w:rPr>
+          <w:rFonts w:ascii="Calibri Light" w:hAnsi="Calibri Light" w:cs="Calibri Light"/>
+          <w:color w:val="000000" w:themeColor="text1"/>
+        </w:rPr>
+        <w:t>Millimeter</w:t>
+      </w:r>
+      <w:proofErr w:type="spellEnd"/>
+      <w:r>
+        <w:rPr>
+          <w:rFonts w:ascii="Calibri Light" w:hAnsi="Calibri Light" w:cs="Calibri Light"/>
+          <w:color w:val="000000" w:themeColor="text1"/>
+        </w:rPr>
+        <w:t xml:space="preserve">-Wave Sensing for Accurate 3-D Indoor Positioning: Potentials and Challenges," in </w:t>
       </w:r>
       <w:r>
         <w:rPr>
@@ -14715,7 +17043,23 @@
           <w:rFonts w:ascii="Calibri Light" w:hAnsi="Calibri Light" w:cs="Calibri Light"/>
           <w:color w:val="000000" w:themeColor="text1"/>
         </w:rPr>
-        <w:t>, doi: 10.1109/JISPIN.2024.3359151</w:t>
+        <w:t xml:space="preserve">, </w:t>
+      </w:r>
+      <w:proofErr w:type="spellStart"/>
+      <w:r>
+        <w:rPr>
+          <w:rFonts w:ascii="Calibri Light" w:hAnsi="Calibri Light" w:cs="Calibri Light"/>
+          <w:color w:val="000000" w:themeColor="text1"/>
+        </w:rPr>
+        <w:t>doi</w:t>
+      </w:r>
+      <w:proofErr w:type="spellEnd"/>
+      <w:r>
+        <w:rPr>
+          <w:rFonts w:ascii="Calibri Light" w:hAnsi="Calibri Light" w:cs="Calibri Light"/>
+          <w:color w:val="000000" w:themeColor="text1"/>
+        </w:rPr>
+        <w:t>: 10.1109/JISPIN.2024.3359151</w:t>
       </w:r>
     </w:p>
     <w:p>
@@ -14771,7 +17115,23 @@
           <w:rFonts w:ascii="Calibri Light" w:hAnsi="Calibri Light" w:cs="Calibri Light"/>
           <w:color w:val="000000" w:themeColor="text1"/>
         </w:rPr>
-        <w:t xml:space="preserve">, doi: 10.3390/s22239380. </w:t>
+        <w:t xml:space="preserve">, </w:t>
+      </w:r>
+      <w:proofErr w:type="spellStart"/>
+      <w:r>
+        <w:rPr>
+          <w:rFonts w:ascii="Calibri Light" w:hAnsi="Calibri Light" w:cs="Calibri Light"/>
+          <w:color w:val="000000" w:themeColor="text1"/>
+        </w:rPr>
+        <w:t>doi</w:t>
+      </w:r>
+      <w:proofErr w:type="spellEnd"/>
+      <w:r>
+        <w:rPr>
+          <w:rFonts w:ascii="Calibri Light" w:hAnsi="Calibri Light" w:cs="Calibri Light"/>
+          <w:color w:val="000000" w:themeColor="text1"/>
+        </w:rPr>
+        <w:t xml:space="preserve">: 10.3390/s22239380. </w:t>
       </w:r>
     </w:p>
     <w:p>
@@ -14804,7 +17164,23 @@
           <w:rFonts w:ascii="Calibri Light" w:hAnsi="Calibri Light" w:cs="Calibri Light"/>
           <w:color w:val="000000" w:themeColor="text1"/>
         </w:rPr>
-        <w:t xml:space="preserve">, “Multi-Device, Map-constrained, Fingerprint-based Indoor Positioning using Ray Tracing”, In:. </w:t>
+        <w:t xml:space="preserve">, “Multi-Device, Map-constrained, Fingerprint-based Indoor Positioning using Ray Tracing”, </w:t>
+      </w:r>
+      <w:proofErr w:type="gramStart"/>
+      <w:r>
+        <w:rPr>
+          <w:rFonts w:ascii="Calibri Light" w:hAnsi="Calibri Light" w:cs="Calibri Light"/>
+          <w:color w:val="000000" w:themeColor="text1"/>
+        </w:rPr>
+        <w:t>In:.</w:t>
+      </w:r>
+      <w:proofErr w:type="gramEnd"/>
+      <w:r>
+        <w:rPr>
+          <w:rFonts w:ascii="Calibri Light" w:hAnsi="Calibri Light" w:cs="Calibri Light"/>
+          <w:color w:val="000000" w:themeColor="text1"/>
+        </w:rPr>
+        <w:t xml:space="preserve"> </w:t>
       </w:r>
       <w:r>
         <w:rPr>
@@ -14827,21 +17203,53 @@
           <w:rFonts w:ascii="Calibri Light" w:hAnsi="Calibri Light" w:cs="Calibri Light"/>
           <w:color w:val="000000" w:themeColor="text1"/>
         </w:rPr>
-        <w:t xml:space="preserve"> Volume: 67 , Issue: 2</w:t>
-      </w:r>
-      <w:r>
-        <w:rPr>
-          <w:rFonts w:ascii="Calibri Light" w:hAnsi="Calibri Light" w:cs="Calibri Light"/>
-          <w:color w:val="000000" w:themeColor="text1"/>
-        </w:rPr>
-        <w:t>, pp. 466-476</w:t>
-      </w:r>
-      <w:r>
-        <w:rPr>
-          <w:rFonts w:ascii="Calibri Light" w:hAnsi="Calibri Light" w:cs="Calibri Light"/>
-          <w:color w:val="000000" w:themeColor="text1"/>
-        </w:rPr>
-        <w:t xml:space="preserve"> , Feb. </w:t>
+        <w:t xml:space="preserve"> Volume: </w:t>
+      </w:r>
+      <w:proofErr w:type="gramStart"/>
+      <w:r>
+        <w:rPr>
+          <w:rFonts w:ascii="Calibri Light" w:hAnsi="Calibri Light" w:cs="Calibri Light"/>
+          <w:color w:val="000000" w:themeColor="text1"/>
+        </w:rPr>
+        <w:t>67 ,</w:t>
+      </w:r>
+      <w:proofErr w:type="gramEnd"/>
+      <w:r>
+        <w:rPr>
+          <w:rFonts w:ascii="Calibri Light" w:hAnsi="Calibri Light" w:cs="Calibri Light"/>
+          <w:color w:val="000000" w:themeColor="text1"/>
+        </w:rPr>
+        <w:t xml:space="preserve"> Issue: 2</w:t>
+      </w:r>
+      <w:r>
+        <w:rPr>
+          <w:rFonts w:ascii="Calibri Light" w:hAnsi="Calibri Light" w:cs="Calibri Light"/>
+          <w:color w:val="000000" w:themeColor="text1"/>
+        </w:rPr>
+        <w:t>, pp. 466-</w:t>
+      </w:r>
+      <w:proofErr w:type="gramStart"/>
+      <w:r>
+        <w:rPr>
+          <w:rFonts w:ascii="Calibri Light" w:hAnsi="Calibri Light" w:cs="Calibri Light"/>
+          <w:color w:val="000000" w:themeColor="text1"/>
+        </w:rPr>
+        <w:t>476</w:t>
+      </w:r>
+      <w:r>
+        <w:rPr>
+          <w:rFonts w:ascii="Calibri Light" w:hAnsi="Calibri Light" w:cs="Calibri Light"/>
+          <w:color w:val="000000" w:themeColor="text1"/>
+        </w:rPr>
+        <w:t xml:space="preserve"> ,</w:t>
+      </w:r>
+      <w:proofErr w:type="gramEnd"/>
+      <w:r>
+        <w:rPr>
+          <w:rFonts w:ascii="Calibri Light" w:hAnsi="Calibri Light" w:cs="Calibri Light"/>
+          <w:color w:val="000000" w:themeColor="text1"/>
+        </w:rPr>
+        <w:t xml:space="preserve"> Feb. </w:t>
       </w:r>
       <w:r>
         <w:rPr>
@@ -14926,7 +17334,25 @@
           <w:i/>
           <w:color w:val="000000" w:themeColor="text1"/>
         </w:rPr>
-        <w:t>In: Goluchowski J., Pankowska M., Linger H., Barry C., Lang M., Schneider C. (eds) Complexity in Information Systems Development. Lecture Notes in Information Systems and Organisation</w:t>
+        <w:t xml:space="preserve">In: </w:t>
+      </w:r>
+      <w:proofErr w:type="spellStart"/>
+      <w:r>
+        <w:rPr>
+          <w:rFonts w:ascii="Calibri Light" w:hAnsi="Calibri Light" w:cs="Calibri Light"/>
+          <w:i/>
+          <w:color w:val="000000" w:themeColor="text1"/>
+        </w:rPr>
+        <w:t>Goluchowski</w:t>
+      </w:r>
+      <w:proofErr w:type="spellEnd"/>
+      <w:r>
+        <w:rPr>
+          <w:rFonts w:ascii="Calibri Light" w:hAnsi="Calibri Light" w:cs="Calibri Light"/>
+          <w:i/>
+          <w:color w:val="000000" w:themeColor="text1"/>
+        </w:rPr>
+        <w:t xml:space="preserve"> J., Pankowska M., Linger H., Barry C., Lang M., Schneider C. (eds) Complexity in Information Systems Development. Lecture Notes in Information Systems and Organisation</w:t>
       </w:r>
       <w:r>
         <w:rPr>
@@ -15057,7 +17483,25 @@
           <w:rFonts w:ascii="Calibri Light" w:hAnsi="Calibri Light" w:cs="Calibri Light"/>
           <w:color w:val="000000" w:themeColor="text1"/>
         </w:rPr>
-        <w:t xml:space="preserve"> S.Stavrou, “Capacity of MIMO Systems in FSS environments”, </w:t>
+        <w:t xml:space="preserve"> </w:t>
+      </w:r>
+      <w:proofErr w:type="spellStart"/>
+      <w:proofErr w:type="gramStart"/>
+      <w:r>
+        <w:rPr>
+          <w:rFonts w:ascii="Calibri Light" w:hAnsi="Calibri Light" w:cs="Calibri Light"/>
+          <w:color w:val="000000" w:themeColor="text1"/>
+        </w:rPr>
+        <w:t>S.Stavrou</w:t>
+      </w:r>
+      <w:proofErr w:type="spellEnd"/>
+      <w:proofErr w:type="gramEnd"/>
+      <w:r>
+        <w:rPr>
+          <w:rFonts w:ascii="Calibri Light" w:hAnsi="Calibri Light" w:cs="Calibri Light"/>
+          <w:color w:val="000000" w:themeColor="text1"/>
+        </w:rPr>
+        <w:t xml:space="preserve">, “Capacity of MIMO Systems in FSS environments”, </w:t>
       </w:r>
       <w:r>
         <w:rPr>
@@ -15065,14 +17509,40 @@
           <w:i/>
           <w:color w:val="000000" w:themeColor="text1"/>
         </w:rPr>
-        <w:t>IET Electronic Letters</w:t>
-      </w:r>
-      <w:r>
-        <w:rPr>
-          <w:rFonts w:ascii="Calibri Light" w:hAnsi="Calibri Light" w:cs="Calibri Light"/>
-          <w:color w:val="000000" w:themeColor="text1"/>
-        </w:rPr>
-        <w:t xml:space="preserve">,Vol. 44, Issue 4, pp 304-305, Feb. </w:t>
+        <w:t xml:space="preserve">IET Electronic </w:t>
+      </w:r>
+      <w:proofErr w:type="spellStart"/>
+      <w:proofErr w:type="gramStart"/>
+      <w:r>
+        <w:rPr>
+          <w:rFonts w:ascii="Calibri Light" w:hAnsi="Calibri Light" w:cs="Calibri Light"/>
+          <w:i/>
+          <w:color w:val="000000" w:themeColor="text1"/>
+        </w:rPr>
+        <w:t>Letters</w:t>
+      </w:r>
+      <w:r>
+        <w:rPr>
+          <w:rFonts w:ascii="Calibri Light" w:hAnsi="Calibri Light" w:cs="Calibri Light"/>
+          <w:color w:val="000000" w:themeColor="text1"/>
+        </w:rPr>
+        <w:t>,Vol</w:t>
+      </w:r>
+      <w:proofErr w:type="spellEnd"/>
+      <w:r>
+        <w:rPr>
+          <w:rFonts w:ascii="Calibri Light" w:hAnsi="Calibri Light" w:cs="Calibri Light"/>
+          <w:color w:val="000000" w:themeColor="text1"/>
+        </w:rPr>
+        <w:t>.</w:t>
+      </w:r>
+      <w:proofErr w:type="gramEnd"/>
+      <w:r>
+        <w:rPr>
+          <w:rFonts w:ascii="Calibri Light" w:hAnsi="Calibri Light" w:cs="Calibri Light"/>
+          <w:color w:val="000000" w:themeColor="text1"/>
+        </w:rPr>
+        <w:t xml:space="preserve"> 44, Issue 4, pp 304-305, Feb. </w:t>
       </w:r>
       <w:r>
         <w:rPr>
@@ -15268,7 +17738,39 @@
           <w:rFonts w:ascii="Calibri Light" w:hAnsi="Calibri Light" w:cs="Calibri Light"/>
           <w:color w:val="000000" w:themeColor="text1"/>
         </w:rPr>
-        <w:t xml:space="preserve">I. Ioannou, C. Christophorou, C. Politi, S. Denazis, </w:t>
+        <w:t xml:space="preserve">I. Ioannou, C. </w:t>
+      </w:r>
+      <w:proofErr w:type="spellStart"/>
+      <w:r>
+        <w:rPr>
+          <w:rFonts w:ascii="Calibri Light" w:hAnsi="Calibri Light" w:cs="Calibri Light"/>
+          <w:color w:val="000000" w:themeColor="text1"/>
+        </w:rPr>
+        <w:t>Christophorou</w:t>
+      </w:r>
+      <w:proofErr w:type="spellEnd"/>
+      <w:r>
+        <w:rPr>
+          <w:rFonts w:ascii="Calibri Light" w:hAnsi="Calibri Light" w:cs="Calibri Light"/>
+          <w:color w:val="000000" w:themeColor="text1"/>
+        </w:rPr>
+        <w:t xml:space="preserve">, C. Politi, S. </w:t>
+      </w:r>
+      <w:proofErr w:type="spellStart"/>
+      <w:r>
+        <w:rPr>
+          <w:rFonts w:ascii="Calibri Light" w:hAnsi="Calibri Light" w:cs="Calibri Light"/>
+          <w:color w:val="000000" w:themeColor="text1"/>
+        </w:rPr>
+        <w:t>Denazis</w:t>
+      </w:r>
+      <w:proofErr w:type="spellEnd"/>
+      <w:r>
+        <w:rPr>
+          <w:rFonts w:ascii="Calibri Light" w:hAnsi="Calibri Light" w:cs="Calibri Light"/>
+          <w:color w:val="000000" w:themeColor="text1"/>
+        </w:rPr>
+        <w:t xml:space="preserve">, </w:t>
       </w:r>
       <w:r>
         <w:rPr>
@@ -15284,7 +17786,55 @@
           <w:rFonts w:ascii="Calibri Light" w:hAnsi="Calibri Light" w:cs="Calibri Light"/>
           <w:color w:val="000000" w:themeColor="text1"/>
         </w:rPr>
-        <w:t xml:space="preserve"> and V. Vassiliou,"A Deep Q-Network (DQN) Framework for Joint Optimization of EV Charging Station Placement and Vehicle Routing," 2025 IEEE International Smart Cities Conference (ISC2-2025) , Patras, Greece, 6-9 October, 2025. [Accepted - To be presented]</w:t>
+        <w:t xml:space="preserve"> and V. </w:t>
+      </w:r>
+      <w:proofErr w:type="spellStart"/>
+      <w:r>
+        <w:rPr>
+          <w:rFonts w:ascii="Calibri Light" w:hAnsi="Calibri Light" w:cs="Calibri Light"/>
+          <w:color w:val="000000" w:themeColor="text1"/>
+        </w:rPr>
+        <w:t>Vassiliou,"A</w:t>
+      </w:r>
+      <w:proofErr w:type="spellEnd"/>
+      <w:r>
+        <w:rPr>
+          <w:rFonts w:ascii="Calibri Light" w:hAnsi="Calibri Light" w:cs="Calibri Light"/>
+          <w:color w:val="000000" w:themeColor="text1"/>
+        </w:rPr>
+        <w:t xml:space="preserve"> Deep Q-Network (DQN) Framework for Joint Optimization of EV Charging Station Placement and Vehicle Routing," 2025 IEEE International Smart Cities Conference (ISC2-2025</w:t>
+      </w:r>
+      <w:proofErr w:type="gramStart"/>
+      <w:r>
+        <w:rPr>
+          <w:rFonts w:ascii="Calibri Light" w:hAnsi="Calibri Light" w:cs="Calibri Light"/>
+          <w:color w:val="000000" w:themeColor="text1"/>
+        </w:rPr>
+        <w:t>) ,</w:t>
+      </w:r>
+      <w:proofErr w:type="gramEnd"/>
+      <w:r>
+        <w:rPr>
+          <w:rFonts w:ascii="Calibri Light" w:hAnsi="Calibri Light" w:cs="Calibri Light"/>
+          <w:color w:val="000000" w:themeColor="text1"/>
+        </w:rPr>
+        <w:t xml:space="preserve"> Patras, Greece, 6-9 </w:t>
+      </w:r>
+      <w:proofErr w:type="gramStart"/>
+      <w:r>
+        <w:rPr>
+          <w:rFonts w:ascii="Calibri Light" w:hAnsi="Calibri Light" w:cs="Calibri Light"/>
+          <w:color w:val="000000" w:themeColor="text1"/>
+        </w:rPr>
+        <w:t>October,</w:t>
+      </w:r>
+      <w:proofErr w:type="gramEnd"/>
+      <w:r>
+        <w:rPr>
+          <w:rFonts w:ascii="Calibri Light" w:hAnsi="Calibri Light" w:cs="Calibri Light"/>
+          <w:color w:val="000000" w:themeColor="text1"/>
+        </w:rPr>
+        <w:t xml:space="preserve"> 2025. [Accepted - To be presented]</w:t>
       </w:r>
     </w:p>
     <w:p>
@@ -15428,7 +17978,23 @@
           <w:color w:val="000000" w:themeColor="text1"/>
         </w:rPr>
         <w:lastRenderedPageBreak/>
-        <w:t>L. Nisiotis, N. Markov, C. Nikolaou, A. Hadjiliasi,</w:t>
+        <w:t xml:space="preserve">L. Nisiotis, N. Markov, C. Nikolaou, A. </w:t>
+      </w:r>
+      <w:proofErr w:type="spellStart"/>
+      <w:r>
+        <w:rPr>
+          <w:rFonts w:ascii="Calibri Light" w:hAnsi="Calibri Light" w:cs="Calibri Light"/>
+          <w:color w:val="000000" w:themeColor="text1"/>
+        </w:rPr>
+        <w:t>Hadjiliasi</w:t>
+      </w:r>
+      <w:proofErr w:type="spellEnd"/>
+      <w:r>
+        <w:rPr>
+          <w:rFonts w:ascii="Calibri Light" w:hAnsi="Calibri Light" w:cs="Calibri Light"/>
+          <w:color w:val="000000" w:themeColor="text1"/>
+        </w:rPr>
+        <w:t>,</w:t>
       </w:r>
       <w:r>
         <w:rPr>
@@ -15574,7 +18140,23 @@
           <w:rFonts w:ascii="Calibri Light" w:hAnsi="Calibri Light" w:cs="Calibri Light"/>
           <w:color w:val="000000" w:themeColor="text1"/>
         </w:rPr>
-        <w:t xml:space="preserve">, A. Sesyuk, I. Ioannou, “3D millimeter-Wave Multi-Target Sensing”, </w:t>
+        <w:t xml:space="preserve">, A. Sesyuk, I. Ioannou, “3D </w:t>
+      </w:r>
+      <w:proofErr w:type="spellStart"/>
+      <w:r>
+        <w:rPr>
+          <w:rFonts w:ascii="Calibri Light" w:hAnsi="Calibri Light" w:cs="Calibri Light"/>
+          <w:color w:val="000000" w:themeColor="text1"/>
+        </w:rPr>
+        <w:t>millimeter</w:t>
+      </w:r>
+      <w:proofErr w:type="spellEnd"/>
+      <w:r>
+        <w:rPr>
+          <w:rFonts w:ascii="Calibri Light" w:hAnsi="Calibri Light" w:cs="Calibri Light"/>
+          <w:color w:val="000000" w:themeColor="text1"/>
+        </w:rPr>
+        <w:t xml:space="preserve">-Wave Multi-Target Sensing”, </w:t>
       </w:r>
       <w:r>
         <w:rPr>
@@ -15628,7 +18210,39 @@
           <w:rFonts w:ascii="Calibri Light" w:hAnsi="Calibri Light" w:cs="Calibri Light"/>
           <w:color w:val="000000" w:themeColor="text1"/>
         </w:rPr>
-        <w:t xml:space="preserve">I. Ioannou, A. Gregoriades, C. Christophorou, </w:t>
+        <w:t xml:space="preserve">I. Ioannou, A. </w:t>
+      </w:r>
+      <w:proofErr w:type="spellStart"/>
+      <w:r>
+        <w:rPr>
+          <w:rFonts w:ascii="Calibri Light" w:hAnsi="Calibri Light" w:cs="Calibri Light"/>
+          <w:color w:val="000000" w:themeColor="text1"/>
+        </w:rPr>
+        <w:t>Gregoriades</w:t>
+      </w:r>
+      <w:proofErr w:type="spellEnd"/>
+      <w:r>
+        <w:rPr>
+          <w:rFonts w:ascii="Calibri Light" w:hAnsi="Calibri Light" w:cs="Calibri Light"/>
+          <w:color w:val="000000" w:themeColor="text1"/>
+        </w:rPr>
+        <w:t xml:space="preserve">, C. </w:t>
+      </w:r>
+      <w:proofErr w:type="spellStart"/>
+      <w:r>
+        <w:rPr>
+          <w:rFonts w:ascii="Calibri Light" w:hAnsi="Calibri Light" w:cs="Calibri Light"/>
+          <w:color w:val="000000" w:themeColor="text1"/>
+        </w:rPr>
+        <w:t>Christophorou</w:t>
+      </w:r>
+      <w:proofErr w:type="spellEnd"/>
+      <w:r>
+        <w:rPr>
+          <w:rFonts w:ascii="Calibri Light" w:hAnsi="Calibri Light" w:cs="Calibri Light"/>
+          <w:color w:val="000000" w:themeColor="text1"/>
+        </w:rPr>
+        <w:t xml:space="preserve">, </w:t>
       </w:r>
       <w:r>
         <w:rPr>
@@ -15644,7 +18258,23 @@
           <w:rFonts w:ascii="Calibri Light" w:hAnsi="Calibri Light" w:cs="Calibri Light"/>
           <w:color w:val="000000" w:themeColor="text1"/>
         </w:rPr>
-        <w:t xml:space="preserve"> and V. Vassiliou, "Implementing a Cell-Free 6G Distributed AI Network With the Use of Deep ML Under a Traditional Multi-Cell Mobile Network," </w:t>
+        <w:t xml:space="preserve"> and V. Vassiliou, "Implementing a Cell-Free 6G Distributed AI Network </w:t>
+      </w:r>
+      <w:proofErr w:type="gramStart"/>
+      <w:r>
+        <w:rPr>
+          <w:rFonts w:ascii="Calibri Light" w:hAnsi="Calibri Light" w:cs="Calibri Light"/>
+          <w:color w:val="000000" w:themeColor="text1"/>
+        </w:rPr>
+        <w:t>With</w:t>
+      </w:r>
+      <w:proofErr w:type="gramEnd"/>
+      <w:r>
+        <w:rPr>
+          <w:rFonts w:ascii="Calibri Light" w:hAnsi="Calibri Light" w:cs="Calibri Light"/>
+          <w:color w:val="000000" w:themeColor="text1"/>
+        </w:rPr>
+        <w:t xml:space="preserve"> the Use of Deep ML Under a Traditional Multi-Cell Mobile Network," </w:t>
       </w:r>
       <w:r>
         <w:rPr>
@@ -15660,7 +18290,23 @@
           <w:rFonts w:ascii="Calibri Light" w:hAnsi="Calibri Light" w:cs="Calibri Light"/>
           <w:color w:val="000000" w:themeColor="text1"/>
         </w:rPr>
-        <w:t>, Byblos, Lebanon, 2025, pp. 1-8, doi: 10.1109/MENACOMM62946.2025.10910986.</w:t>
+        <w:t xml:space="preserve">, Byblos, Lebanon, 2025, pp. 1-8, </w:t>
+      </w:r>
+      <w:proofErr w:type="spellStart"/>
+      <w:r>
+        <w:rPr>
+          <w:rFonts w:ascii="Calibri Light" w:hAnsi="Calibri Light" w:cs="Calibri Light"/>
+          <w:color w:val="000000" w:themeColor="text1"/>
+        </w:rPr>
+        <w:t>doi</w:t>
+      </w:r>
+      <w:proofErr w:type="spellEnd"/>
+      <w:r>
+        <w:rPr>
+          <w:rFonts w:ascii="Calibri Light" w:hAnsi="Calibri Light" w:cs="Calibri Light"/>
+          <w:color w:val="000000" w:themeColor="text1"/>
+        </w:rPr>
+        <w:t>: 10.1109/MENACOMM62946.2025.10910986.</w:t>
       </w:r>
     </w:p>
     <w:p>
@@ -15700,7 +18346,39 @@
           <w:rFonts w:ascii="Calibri Light" w:hAnsi="Calibri Light" w:cs="Calibri Light"/>
           <w:color w:val="000000" w:themeColor="text1"/>
         </w:rPr>
-        <w:t xml:space="preserve">, P. Nagaradjane, C. Christophorou, A. Khalifeh and V. Vassiliou, “Optimization of the D2D Topology Formation Using a Novel Two-Stage Deep ML Approach for 6G Mobile Networks,” </w:t>
+        <w:t xml:space="preserve">, P. </w:t>
+      </w:r>
+      <w:proofErr w:type="spellStart"/>
+      <w:r>
+        <w:rPr>
+          <w:rFonts w:ascii="Calibri Light" w:hAnsi="Calibri Light" w:cs="Calibri Light"/>
+          <w:color w:val="000000" w:themeColor="text1"/>
+        </w:rPr>
+        <w:t>Nagaradjane</w:t>
+      </w:r>
+      <w:proofErr w:type="spellEnd"/>
+      <w:r>
+        <w:rPr>
+          <w:rFonts w:ascii="Calibri Light" w:hAnsi="Calibri Light" w:cs="Calibri Light"/>
+          <w:color w:val="000000" w:themeColor="text1"/>
+        </w:rPr>
+        <w:t xml:space="preserve">, C. </w:t>
+      </w:r>
+      <w:proofErr w:type="spellStart"/>
+      <w:r>
+        <w:rPr>
+          <w:rFonts w:ascii="Calibri Light" w:hAnsi="Calibri Light" w:cs="Calibri Light"/>
+          <w:color w:val="000000" w:themeColor="text1"/>
+        </w:rPr>
+        <w:t>Christophorou</w:t>
+      </w:r>
+      <w:proofErr w:type="spellEnd"/>
+      <w:r>
+        <w:rPr>
+          <w:rFonts w:ascii="Calibri Light" w:hAnsi="Calibri Light" w:cs="Calibri Light"/>
+          <w:color w:val="000000" w:themeColor="text1"/>
+        </w:rPr>
+        <w:t xml:space="preserve">, A. Khalifeh and V. Vassiliou, “Optimization of the D2D Topology Formation Using a Novel Two-Stage Deep ML Approach for 6G Mobile Networks,” </w:t>
       </w:r>
       <w:r>
         <w:rPr>
@@ -15720,14 +18398,50 @@
           <w:iCs/>
           <w:color w:val="000000" w:themeColor="text1"/>
         </w:rPr>
-        <w:t xml:space="preserve"> Asian Conference on Communication and Networks (ASIANComNet)</w:t>
-      </w:r>
-      <w:r>
-        <w:rPr>
-          <w:rFonts w:ascii="Calibri Light" w:hAnsi="Calibri Light" w:cs="Calibri Light"/>
-          <w:color w:val="000000" w:themeColor="text1"/>
-        </w:rPr>
-        <w:t>, Bangkok, Thailand, 2024, pp. 1-9, doi: 10.1109/ASIANComNet63184.2024.10811034</w:t>
+        <w:t xml:space="preserve"> Asian Conference on Communication and Networks (</w:t>
+      </w:r>
+      <w:proofErr w:type="spellStart"/>
+      <w:r>
+        <w:rPr>
+          <w:rFonts w:ascii="Calibri Light" w:hAnsi="Calibri Light" w:cs="Calibri Light"/>
+          <w:i/>
+          <w:iCs/>
+          <w:color w:val="000000" w:themeColor="text1"/>
+        </w:rPr>
+        <w:t>ASIANComNet</w:t>
+      </w:r>
+      <w:proofErr w:type="spellEnd"/>
+      <w:r>
+        <w:rPr>
+          <w:rFonts w:ascii="Calibri Light" w:hAnsi="Calibri Light" w:cs="Calibri Light"/>
+          <w:i/>
+          <w:iCs/>
+          <w:color w:val="000000" w:themeColor="text1"/>
+        </w:rPr>
+        <w:t>)</w:t>
+      </w:r>
+      <w:r>
+        <w:rPr>
+          <w:rFonts w:ascii="Calibri Light" w:hAnsi="Calibri Light" w:cs="Calibri Light"/>
+          <w:color w:val="000000" w:themeColor="text1"/>
+        </w:rPr>
+        <w:t xml:space="preserve">, Bangkok, Thailand, 2024, pp. 1-9, </w:t>
+      </w:r>
+      <w:proofErr w:type="spellStart"/>
+      <w:r>
+        <w:rPr>
+          <w:rFonts w:ascii="Calibri Light" w:hAnsi="Calibri Light" w:cs="Calibri Light"/>
+          <w:color w:val="000000" w:themeColor="text1"/>
+        </w:rPr>
+        <w:t>doi</w:t>
+      </w:r>
+      <w:proofErr w:type="spellEnd"/>
+      <w:r>
+        <w:rPr>
+          <w:rFonts w:ascii="Calibri Light" w:hAnsi="Calibri Light" w:cs="Calibri Light"/>
+          <w:color w:val="000000" w:themeColor="text1"/>
+        </w:rPr>
+        <w:t>: 10.1109/ASIANComNet63184.2024.10811034</w:t>
       </w:r>
     </w:p>
     <w:p>
@@ -15767,7 +18481,23 @@
           <w:rFonts w:ascii="Calibri Light" w:hAnsi="Calibri Light" w:cs="Calibri Light"/>
           <w:color w:val="000000" w:themeColor="text1"/>
         </w:rPr>
-        <w:t xml:space="preserve">, "3D millimeter-Wave Sensing vs Ultra-Wideband Positioning," </w:t>
+        <w:t xml:space="preserve">, "3D </w:t>
+      </w:r>
+      <w:proofErr w:type="spellStart"/>
+      <w:r>
+        <w:rPr>
+          <w:rFonts w:ascii="Calibri Light" w:hAnsi="Calibri Light" w:cs="Calibri Light"/>
+          <w:color w:val="000000" w:themeColor="text1"/>
+        </w:rPr>
+        <w:t>millimeter</w:t>
+      </w:r>
+      <w:proofErr w:type="spellEnd"/>
+      <w:r>
+        <w:rPr>
+          <w:rFonts w:ascii="Calibri Light" w:hAnsi="Calibri Light" w:cs="Calibri Light"/>
+          <w:color w:val="000000" w:themeColor="text1"/>
+        </w:rPr>
+        <w:t xml:space="preserve">-Wave Sensing vs Ultra-Wideband Positioning," </w:t>
       </w:r>
       <w:r>
         <w:rPr>
@@ -15823,7 +18553,23 @@
           <w:rFonts w:ascii="Calibri Light" w:hAnsi="Calibri Light" w:cs="Calibri Light"/>
           <w:color w:val="000000" w:themeColor="text1"/>
         </w:rPr>
-        <w:t>, Osaka, Japan, 2024, pp. 656-661, doi: 10.1109/COMPSAC61105.2024.00094.</w:t>
+        <w:t xml:space="preserve">, Osaka, Japan, 2024, pp. 656-661, </w:t>
+      </w:r>
+      <w:proofErr w:type="spellStart"/>
+      <w:r>
+        <w:rPr>
+          <w:rFonts w:ascii="Calibri Light" w:hAnsi="Calibri Light" w:cs="Calibri Light"/>
+          <w:color w:val="000000" w:themeColor="text1"/>
+        </w:rPr>
+        <w:t>doi</w:t>
+      </w:r>
+      <w:proofErr w:type="spellEnd"/>
+      <w:r>
+        <w:rPr>
+          <w:rFonts w:ascii="Calibri Light" w:hAnsi="Calibri Light" w:cs="Calibri Light"/>
+          <w:color w:val="000000" w:themeColor="text1"/>
+        </w:rPr>
+        <w:t>: 10.1109/COMPSAC61105.2024.00094.</w:t>
       </w:r>
     </w:p>
     <w:p>
@@ -15847,7 +18593,39 @@
           <w:rFonts w:ascii="Calibri Light" w:hAnsi="Calibri Light" w:cs="Calibri Light"/>
           <w:color w:val="000000" w:themeColor="text1"/>
         </w:rPr>
-        <w:t xml:space="preserve">I. Ioannou, M. Savva, M. Raspopoulos, C. Christophorou and V. Vassiliou, "Revolutionising IoT Network Security By Assessing ML Localisation Techniques Against Jamming Attacks," </w:t>
+        <w:t xml:space="preserve">I. Ioannou, M. Savva, M. Raspopoulos, C. </w:t>
+      </w:r>
+      <w:proofErr w:type="spellStart"/>
+      <w:r>
+        <w:rPr>
+          <w:rFonts w:ascii="Calibri Light" w:hAnsi="Calibri Light" w:cs="Calibri Light"/>
+          <w:color w:val="000000" w:themeColor="text1"/>
+        </w:rPr>
+        <w:t>Christophorou</w:t>
+      </w:r>
+      <w:proofErr w:type="spellEnd"/>
+      <w:r>
+        <w:rPr>
+          <w:rFonts w:ascii="Calibri Light" w:hAnsi="Calibri Light" w:cs="Calibri Light"/>
+          <w:color w:val="000000" w:themeColor="text1"/>
+        </w:rPr>
+        <w:t xml:space="preserve"> and V. Vassiliou, "Revolutionising IoT Network Security </w:t>
+      </w:r>
+      <w:proofErr w:type="gramStart"/>
+      <w:r>
+        <w:rPr>
+          <w:rFonts w:ascii="Calibri Light" w:hAnsi="Calibri Light" w:cs="Calibri Light"/>
+          <w:color w:val="000000" w:themeColor="text1"/>
+        </w:rPr>
+        <w:t>By</w:t>
+      </w:r>
+      <w:proofErr w:type="gramEnd"/>
+      <w:r>
+        <w:rPr>
+          <w:rFonts w:ascii="Calibri Light" w:hAnsi="Calibri Light" w:cs="Calibri Light"/>
+          <w:color w:val="000000" w:themeColor="text1"/>
+        </w:rPr>
+        <w:t xml:space="preserve"> Assessing ML Localisation Techniques Against Jamming Attacks," </w:t>
       </w:r>
       <w:r>
         <w:rPr>
@@ -15856,14 +18634,50 @@
           <w:iCs/>
           <w:color w:val="000000" w:themeColor="text1"/>
         </w:rPr>
-        <w:t>2024 22nd Mediterranean Communication and Computer Networking Conference (MedComNet),</w:t>
-      </w:r>
-      <w:r>
-        <w:rPr>
-          <w:rFonts w:ascii="Calibri Light" w:hAnsi="Calibri Light" w:cs="Calibri Light"/>
-          <w:color w:val="000000" w:themeColor="text1"/>
-        </w:rPr>
-        <w:t xml:space="preserve"> Nice, France, 2024, pp. 1-10, doi: 10.1109/MedComNet62012.2024.10578201.</w:t>
+        <w:t>2024 22nd Mediterranean Communication and Computer Networking Conference (</w:t>
+      </w:r>
+      <w:proofErr w:type="spellStart"/>
+      <w:r>
+        <w:rPr>
+          <w:rFonts w:ascii="Calibri Light" w:hAnsi="Calibri Light" w:cs="Calibri Light"/>
+          <w:i/>
+          <w:iCs/>
+          <w:color w:val="000000" w:themeColor="text1"/>
+        </w:rPr>
+        <w:t>MedComNet</w:t>
+      </w:r>
+      <w:proofErr w:type="spellEnd"/>
+      <w:r>
+        <w:rPr>
+          <w:rFonts w:ascii="Calibri Light" w:hAnsi="Calibri Light" w:cs="Calibri Light"/>
+          <w:i/>
+          <w:iCs/>
+          <w:color w:val="000000" w:themeColor="text1"/>
+        </w:rPr>
+        <w:t>),</w:t>
+      </w:r>
+      <w:r>
+        <w:rPr>
+          <w:rFonts w:ascii="Calibri Light" w:hAnsi="Calibri Light" w:cs="Calibri Light"/>
+          <w:color w:val="000000" w:themeColor="text1"/>
+        </w:rPr>
+        <w:t xml:space="preserve"> Nice, France, 2024, pp. 1-10, </w:t>
+      </w:r>
+      <w:proofErr w:type="spellStart"/>
+      <w:r>
+        <w:rPr>
+          <w:rFonts w:ascii="Calibri Light" w:hAnsi="Calibri Light" w:cs="Calibri Light"/>
+          <w:color w:val="000000" w:themeColor="text1"/>
+        </w:rPr>
+        <w:t>doi</w:t>
+      </w:r>
+      <w:proofErr w:type="spellEnd"/>
+      <w:r>
+        <w:rPr>
+          <w:rFonts w:ascii="Calibri Light" w:hAnsi="Calibri Light" w:cs="Calibri Light"/>
+          <w:color w:val="000000" w:themeColor="text1"/>
+        </w:rPr>
+        <w:t>: 10.1109/MedComNet62012.2024.10578201.</w:t>
       </w:r>
     </w:p>
     <w:p>
@@ -15903,7 +18717,23 @@
           <w:rFonts w:ascii="Calibri Light" w:hAnsi="Calibri Light" w:cs="Calibri Light"/>
           <w:color w:val="000000" w:themeColor="text1"/>
         </w:rPr>
-        <w:t xml:space="preserve">, "3D millimeter-Wave Indoor Localization," 2023 </w:t>
+        <w:t xml:space="preserve">, "3D </w:t>
+      </w:r>
+      <w:proofErr w:type="spellStart"/>
+      <w:r>
+        <w:rPr>
+          <w:rFonts w:ascii="Calibri Light" w:hAnsi="Calibri Light" w:cs="Calibri Light"/>
+          <w:color w:val="000000" w:themeColor="text1"/>
+        </w:rPr>
+        <w:t>millimeter</w:t>
+      </w:r>
+      <w:proofErr w:type="spellEnd"/>
+      <w:r>
+        <w:rPr>
+          <w:rFonts w:ascii="Calibri Light" w:hAnsi="Calibri Light" w:cs="Calibri Light"/>
+          <w:color w:val="000000" w:themeColor="text1"/>
+        </w:rPr>
+        <w:t xml:space="preserve">-Wave Indoor Localization," 2023 </w:t>
       </w:r>
       <w:r>
         <w:rPr>
@@ -15935,7 +18765,23 @@
           <w:rFonts w:ascii="Calibri Light" w:hAnsi="Calibri Light" w:cs="Calibri Light"/>
           <w:color w:val="000000" w:themeColor="text1"/>
         </w:rPr>
-        <w:t>, pp. 1-7, doi: 10.1109/IPIN57070.2023.10332537.</w:t>
+        <w:t xml:space="preserve">, pp. 1-7, </w:t>
+      </w:r>
+      <w:proofErr w:type="spellStart"/>
+      <w:r>
+        <w:rPr>
+          <w:rFonts w:ascii="Calibri Light" w:hAnsi="Calibri Light" w:cs="Calibri Light"/>
+          <w:color w:val="000000" w:themeColor="text1"/>
+        </w:rPr>
+        <w:t>doi</w:t>
+      </w:r>
+      <w:proofErr w:type="spellEnd"/>
+      <w:r>
+        <w:rPr>
+          <w:rFonts w:ascii="Calibri Light" w:hAnsi="Calibri Light" w:cs="Calibri Light"/>
+          <w:color w:val="000000" w:themeColor="text1"/>
+        </w:rPr>
+        <w:t>: 10.1109/IPIN57070.2023.10332537.</w:t>
       </w:r>
     </w:p>
     <w:p>
@@ -15991,7 +18837,23 @@
           <w:rFonts w:ascii="Calibri Light" w:hAnsi="Calibri Light" w:cs="Calibri Light"/>
           <w:color w:val="000000" w:themeColor="text1"/>
         </w:rPr>
-        <w:t>, Cyprus, 2023, pp. 137-143, doi: 10.1109/MED59994.2023.10185692.</w:t>
+        <w:t xml:space="preserve">, Cyprus, 2023, pp. 137-143, </w:t>
+      </w:r>
+      <w:proofErr w:type="spellStart"/>
+      <w:r>
+        <w:rPr>
+          <w:rFonts w:ascii="Calibri Light" w:hAnsi="Calibri Light" w:cs="Calibri Light"/>
+          <w:color w:val="000000" w:themeColor="text1"/>
+        </w:rPr>
+        <w:t>doi</w:t>
+      </w:r>
+      <w:proofErr w:type="spellEnd"/>
+      <w:r>
+        <w:rPr>
+          <w:rFonts w:ascii="Calibri Light" w:hAnsi="Calibri Light" w:cs="Calibri Light"/>
+          <w:color w:val="000000" w:themeColor="text1"/>
+        </w:rPr>
+        <w:t>: 10.1109/MED59994.2023.10185692.</w:t>
       </w:r>
     </w:p>
     <w:p>
@@ -16031,7 +18893,39 @@
           <w:rFonts w:ascii="Calibri Light" w:hAnsi="Calibri Light" w:cs="Calibri Light"/>
           <w:color w:val="000000" w:themeColor="text1"/>
         </w:rPr>
-        <w:t>, S. Christoforou and A. Kamilaris, "Privacy-Preserving Presence Tracing for Pandemics Via Machine-to-Machine Exposure Notifications," 2022 23rd IEEE International Conference on Mobile Data Management (MDM), 2022, pp. 355-360, doi: 10.1109/MDM55031.2022.00080.</w:t>
+        <w:t xml:space="preserve">, S. Christoforou and A. </w:t>
+      </w:r>
+      <w:proofErr w:type="spellStart"/>
+      <w:r>
+        <w:rPr>
+          <w:rFonts w:ascii="Calibri Light" w:hAnsi="Calibri Light" w:cs="Calibri Light"/>
+          <w:color w:val="000000" w:themeColor="text1"/>
+        </w:rPr>
+        <w:t>Kamilaris</w:t>
+      </w:r>
+      <w:proofErr w:type="spellEnd"/>
+      <w:r>
+        <w:rPr>
+          <w:rFonts w:ascii="Calibri Light" w:hAnsi="Calibri Light" w:cs="Calibri Light"/>
+          <w:color w:val="000000" w:themeColor="text1"/>
+        </w:rPr>
+        <w:t xml:space="preserve">, "Privacy-Preserving Presence Tracing for Pandemics Via Machine-to-Machine Exposure Notifications," 2022 23rd IEEE International Conference on Mobile Data Management (MDM), 2022, pp. 355-360, </w:t>
+      </w:r>
+      <w:proofErr w:type="spellStart"/>
+      <w:r>
+        <w:rPr>
+          <w:rFonts w:ascii="Calibri Light" w:hAnsi="Calibri Light" w:cs="Calibri Light"/>
+          <w:color w:val="000000" w:themeColor="text1"/>
+        </w:rPr>
+        <w:t>doi</w:t>
+      </w:r>
+      <w:proofErr w:type="spellEnd"/>
+      <w:r>
+        <w:rPr>
+          <w:rFonts w:ascii="Calibri Light" w:hAnsi="Calibri Light" w:cs="Calibri Light"/>
+          <w:color w:val="000000" w:themeColor="text1"/>
+        </w:rPr>
+        <w:t>: 10.1109/MDM55031.2022.00080.</w:t>
       </w:r>
     </w:p>
     <w:p>
@@ -16071,7 +18965,23 @@
           <w:rFonts w:ascii="Calibri Light" w:hAnsi="Calibri Light" w:cs="Calibri Light"/>
           <w:color w:val="000000" w:themeColor="text1"/>
         </w:rPr>
-        <w:t xml:space="preserve">, M. Darwish and C. C. Marouchos, "Modulation Processes and Mathematical Models of the TCR," 2021 International Conference on Electrical, Computer, Communications and Mechatronics Engineering (ICECCME), 2021, pp. 1-5, doi: 10.1109/ICECCME52200.2021.9591093. </w:t>
+        <w:t xml:space="preserve">, M. Darwish and C. C. Marouchos, "Modulation Processes and Mathematical Models of the TCR," 2021 International Conference on Electrical, Computer, Communications and Mechatronics Engineering (ICECCME), 2021, pp. 1-5, </w:t>
+      </w:r>
+      <w:proofErr w:type="spellStart"/>
+      <w:r>
+        <w:rPr>
+          <w:rFonts w:ascii="Calibri Light" w:hAnsi="Calibri Light" w:cs="Calibri Light"/>
+          <w:color w:val="000000" w:themeColor="text1"/>
+        </w:rPr>
+        <w:t>doi</w:t>
+      </w:r>
+      <w:proofErr w:type="spellEnd"/>
+      <w:r>
+        <w:rPr>
+          <w:rFonts w:ascii="Calibri Light" w:hAnsi="Calibri Light" w:cs="Calibri Light"/>
+          <w:color w:val="000000" w:themeColor="text1"/>
+        </w:rPr>
+        <w:t xml:space="preserve">: 10.1109/ICECCME52200.2021.9591093. </w:t>
       </w:r>
     </w:p>
     <w:p>
@@ -16112,7 +19022,23 @@
           <w:rFonts w:ascii="Calibri Light" w:hAnsi="Calibri Light" w:cs="Calibri Light"/>
           <w:color w:val="000000" w:themeColor="text1"/>
         </w:rPr>
-        <w:t>, An Adaptive Load Shedding Method for Blackout Prevention in Active Distribution Networks, 12th Mediterranean Conference on Power Generation,  Transmission , Distribution and Energy Conversion (MEDPOWER2020), Paphos, Cyprus, November 2020.</w:t>
+        <w:t xml:space="preserve">, An Adaptive Load Shedding Method for Blackout Prevention in Active Distribution Networks, 12th Mediterranean Conference on Power </w:t>
+      </w:r>
+      <w:proofErr w:type="gramStart"/>
+      <w:r>
+        <w:rPr>
+          <w:rFonts w:ascii="Calibri Light" w:hAnsi="Calibri Light" w:cs="Calibri Light"/>
+          <w:color w:val="000000" w:themeColor="text1"/>
+        </w:rPr>
+        <w:t>Generation,  Transmission</w:t>
+      </w:r>
+      <w:proofErr w:type="gramEnd"/>
+      <w:r>
+        <w:rPr>
+          <w:rFonts w:ascii="Calibri Light" w:hAnsi="Calibri Light" w:cs="Calibri Light"/>
+          <w:color w:val="000000" w:themeColor="text1"/>
+        </w:rPr>
+        <w:t xml:space="preserve"> , Distribution and Energy Conversion (MEDPOWER2020), Paphos, Cyprus, November 2020.</w:t>
       </w:r>
     </w:p>
     <w:p>
@@ -16152,7 +19078,39 @@
           <w:rFonts w:ascii="Calibri Light" w:hAnsi="Calibri Light" w:cs="Calibri Light"/>
           <w:color w:val="000000" w:themeColor="text1"/>
         </w:rPr>
-        <w:t>, Load Shedding Schemes for Islanding Distribution Network Operation, 12th Mediterranean Conference on Power Generation,  Transmission , Distribution and Energy Conversion (MEDPOWER2020),  Paphos, Cyprus, November 2020.</w:t>
+        <w:t xml:space="preserve">, Load Shedding Schemes for Islanding Distribution Network Operation, 12th Mediterranean Conference on Power </w:t>
+      </w:r>
+      <w:proofErr w:type="gramStart"/>
+      <w:r>
+        <w:rPr>
+          <w:rFonts w:ascii="Calibri Light" w:hAnsi="Calibri Light" w:cs="Calibri Light"/>
+          <w:color w:val="000000" w:themeColor="text1"/>
+        </w:rPr>
+        <w:t>Generation,  Transmission</w:t>
+      </w:r>
+      <w:proofErr w:type="gramEnd"/>
+      <w:r>
+        <w:rPr>
+          <w:rFonts w:ascii="Calibri Light" w:hAnsi="Calibri Light" w:cs="Calibri Light"/>
+          <w:color w:val="000000" w:themeColor="text1"/>
+        </w:rPr>
+        <w:t xml:space="preserve"> , Distribution and Energy Conversion (MEDPOWER2020</w:t>
+      </w:r>
+      <w:proofErr w:type="gramStart"/>
+      <w:r>
+        <w:rPr>
+          <w:rFonts w:ascii="Calibri Light" w:hAnsi="Calibri Light" w:cs="Calibri Light"/>
+          <w:color w:val="000000" w:themeColor="text1"/>
+        </w:rPr>
+        <w:t>),  Paphos</w:t>
+      </w:r>
+      <w:proofErr w:type="gramEnd"/>
+      <w:r>
+        <w:rPr>
+          <w:rFonts w:ascii="Calibri Light" w:hAnsi="Calibri Light" w:cs="Calibri Light"/>
+          <w:color w:val="000000" w:themeColor="text1"/>
+        </w:rPr>
+        <w:t>, Cyprus, November 2020.</w:t>
       </w:r>
     </w:p>
     <w:p>
@@ -16185,7 +19143,71 @@
           <w:rFonts w:ascii="Calibri Light" w:hAnsi="Calibri Light" w:cs="Calibri Light"/>
           <w:color w:val="000000" w:themeColor="text1"/>
         </w:rPr>
-        <w:t>, N. Paspallis, P. Kaimakis “PINSPOT: An oPen platform for INtelligent context-baSed Indoor POsiTioning”. In: 18th International Conference on Information Systems Development (ISD2019), Tulon, France, 28-30 August 2019</w:t>
+        <w:t xml:space="preserve">, N. Paspallis, P. Kaimakis “PINSPOT: An </w:t>
+      </w:r>
+      <w:proofErr w:type="spellStart"/>
+      <w:r>
+        <w:rPr>
+          <w:rFonts w:ascii="Calibri Light" w:hAnsi="Calibri Light" w:cs="Calibri Light"/>
+          <w:color w:val="000000" w:themeColor="text1"/>
+        </w:rPr>
+        <w:t>oPen</w:t>
+      </w:r>
+      <w:proofErr w:type="spellEnd"/>
+      <w:r>
+        <w:rPr>
+          <w:rFonts w:ascii="Calibri Light" w:hAnsi="Calibri Light" w:cs="Calibri Light"/>
+          <w:color w:val="000000" w:themeColor="text1"/>
+        </w:rPr>
+        <w:t xml:space="preserve"> platform for </w:t>
+      </w:r>
+      <w:proofErr w:type="spellStart"/>
+      <w:r>
+        <w:rPr>
+          <w:rFonts w:ascii="Calibri Light" w:hAnsi="Calibri Light" w:cs="Calibri Light"/>
+          <w:color w:val="000000" w:themeColor="text1"/>
+        </w:rPr>
+        <w:t>INtelligent</w:t>
+      </w:r>
+      <w:proofErr w:type="spellEnd"/>
+      <w:r>
+        <w:rPr>
+          <w:rFonts w:ascii="Calibri Light" w:hAnsi="Calibri Light" w:cs="Calibri Light"/>
+          <w:color w:val="000000" w:themeColor="text1"/>
+        </w:rPr>
+        <w:t xml:space="preserve"> context-</w:t>
+      </w:r>
+      <w:proofErr w:type="spellStart"/>
+      <w:r>
+        <w:rPr>
+          <w:rFonts w:ascii="Calibri Light" w:hAnsi="Calibri Light" w:cs="Calibri Light"/>
+          <w:color w:val="000000" w:themeColor="text1"/>
+        </w:rPr>
+        <w:t>baSed</w:t>
+      </w:r>
+      <w:proofErr w:type="spellEnd"/>
+      <w:r>
+        <w:rPr>
+          <w:rFonts w:ascii="Calibri Light" w:hAnsi="Calibri Light" w:cs="Calibri Light"/>
+          <w:color w:val="000000" w:themeColor="text1"/>
+        </w:rPr>
+        <w:t xml:space="preserve"> Indoor </w:t>
+      </w:r>
+      <w:proofErr w:type="spellStart"/>
+      <w:r>
+        <w:rPr>
+          <w:rFonts w:ascii="Calibri Light" w:hAnsi="Calibri Light" w:cs="Calibri Light"/>
+          <w:color w:val="000000" w:themeColor="text1"/>
+        </w:rPr>
+        <w:t>POsiTioning</w:t>
+      </w:r>
+      <w:proofErr w:type="spellEnd"/>
+      <w:r>
+        <w:rPr>
+          <w:rFonts w:ascii="Calibri Light" w:hAnsi="Calibri Light" w:cs="Calibri Light"/>
+          <w:color w:val="000000" w:themeColor="text1"/>
+        </w:rPr>
+        <w:t>”. In: 18th International Conference on Information Systems Development (ISD2019), Tulon, France, 28-30 August 2019</w:t>
       </w:r>
     </w:p>
     <w:p>
@@ -16209,7 +19231,71 @@
           <w:rFonts w:ascii="Calibri Light" w:hAnsi="Calibri Light" w:cs="Calibri Light"/>
           <w:color w:val="000000" w:themeColor="text1"/>
         </w:rPr>
-        <w:t xml:space="preserve">N. Paspallis , I. Polycarpou , P. Andreou , J. Antoniou , P. Kaimakis, </w:t>
+        <w:t xml:space="preserve">N. </w:t>
+      </w:r>
+      <w:proofErr w:type="gramStart"/>
+      <w:r>
+        <w:rPr>
+          <w:rFonts w:ascii="Calibri Light" w:hAnsi="Calibri Light" w:cs="Calibri Light"/>
+          <w:color w:val="000000" w:themeColor="text1"/>
+        </w:rPr>
+        <w:t>Paspallis ,</w:t>
+      </w:r>
+      <w:proofErr w:type="gramEnd"/>
+      <w:r>
+        <w:rPr>
+          <w:rFonts w:ascii="Calibri Light" w:hAnsi="Calibri Light" w:cs="Calibri Light"/>
+          <w:color w:val="000000" w:themeColor="text1"/>
+        </w:rPr>
+        <w:t xml:space="preserve"> I. </w:t>
+      </w:r>
+      <w:proofErr w:type="gramStart"/>
+      <w:r>
+        <w:rPr>
+          <w:rFonts w:ascii="Calibri Light" w:hAnsi="Calibri Light" w:cs="Calibri Light"/>
+          <w:color w:val="000000" w:themeColor="text1"/>
+        </w:rPr>
+        <w:t>Polycarpou ,</w:t>
+      </w:r>
+      <w:proofErr w:type="gramEnd"/>
+      <w:r>
+        <w:rPr>
+          <w:rFonts w:ascii="Calibri Light" w:hAnsi="Calibri Light" w:cs="Calibri Light"/>
+          <w:color w:val="000000" w:themeColor="text1"/>
+        </w:rPr>
+        <w:t xml:space="preserve"> P. </w:t>
+      </w:r>
+      <w:proofErr w:type="gramStart"/>
+      <w:r>
+        <w:rPr>
+          <w:rFonts w:ascii="Calibri Light" w:hAnsi="Calibri Light" w:cs="Calibri Light"/>
+          <w:color w:val="000000" w:themeColor="text1"/>
+        </w:rPr>
+        <w:t>Andreou ,</w:t>
+      </w:r>
+      <w:proofErr w:type="gramEnd"/>
+      <w:r>
+        <w:rPr>
+          <w:rFonts w:ascii="Calibri Light" w:hAnsi="Calibri Light" w:cs="Calibri Light"/>
+          <w:color w:val="000000" w:themeColor="text1"/>
+        </w:rPr>
+        <w:t xml:space="preserve"> J. </w:t>
+      </w:r>
+      <w:proofErr w:type="gramStart"/>
+      <w:r>
+        <w:rPr>
+          <w:rFonts w:ascii="Calibri Light" w:hAnsi="Calibri Light" w:cs="Calibri Light"/>
+          <w:color w:val="000000" w:themeColor="text1"/>
+        </w:rPr>
+        <w:t>Antoniou ,</w:t>
+      </w:r>
+      <w:proofErr w:type="gramEnd"/>
+      <w:r>
+        <w:rPr>
+          <w:rFonts w:ascii="Calibri Light" w:hAnsi="Calibri Light" w:cs="Calibri Light"/>
+          <w:color w:val="000000" w:themeColor="text1"/>
+        </w:rPr>
+        <w:t xml:space="preserve"> P. Kaimakis, </w:t>
       </w:r>
       <w:r>
         <w:rPr>
@@ -16218,14 +19304,48 @@
           <w:bCs/>
           <w:color w:val="000000" w:themeColor="text1"/>
         </w:rPr>
-        <w:t>M. Raspopoulos</w:t>
-      </w:r>
-      <w:r>
-        <w:rPr>
-          <w:rFonts w:ascii="Calibri Light" w:hAnsi="Calibri Light" w:cs="Calibri Light"/>
-          <w:color w:val="000000" w:themeColor="text1"/>
-        </w:rPr>
-        <w:t xml:space="preserve">  and M. Terzi (2018). An Experience Report on the Effectiveness of Five Themed Workshops at Inspiring High School Students to Learn Coding. In: 23rd Annual ACM Conference on Innovation and Technology in Computer Science Education, July 2-4, 2018, Pyla, Cyprus.</w:t>
+        <w:t xml:space="preserve">M. </w:t>
+      </w:r>
+      <w:proofErr w:type="gramStart"/>
+      <w:r>
+        <w:rPr>
+          <w:rFonts w:ascii="Calibri Light" w:hAnsi="Calibri Light" w:cs="Calibri Light"/>
+          <w:b/>
+          <w:bCs/>
+          <w:color w:val="000000" w:themeColor="text1"/>
+        </w:rPr>
+        <w:t>Raspopoulos</w:t>
+      </w:r>
+      <w:r>
+        <w:rPr>
+          <w:rFonts w:ascii="Calibri Light" w:hAnsi="Calibri Light" w:cs="Calibri Light"/>
+          <w:color w:val="000000" w:themeColor="text1"/>
+        </w:rPr>
+        <w:t xml:space="preserve">  and</w:t>
+      </w:r>
+      <w:proofErr w:type="gramEnd"/>
+      <w:r>
+        <w:rPr>
+          <w:rFonts w:ascii="Calibri Light" w:hAnsi="Calibri Light" w:cs="Calibri Light"/>
+          <w:color w:val="000000" w:themeColor="text1"/>
+        </w:rPr>
+        <w:t xml:space="preserve"> M. Terzi (2018). An Experience Report on the Effectiveness of Five Themed Workshops at Inspiring High School Students to Learn Coding. In: 23rd Annual ACM Conference on Innovation and Technology in Computer Science Education, July 2-4, 2018, </w:t>
+      </w:r>
+      <w:proofErr w:type="spellStart"/>
+      <w:r>
+        <w:rPr>
+          <w:rFonts w:ascii="Calibri Light" w:hAnsi="Calibri Light" w:cs="Calibri Light"/>
+          <w:color w:val="000000" w:themeColor="text1"/>
+        </w:rPr>
+        <w:t>Pyla</w:t>
+      </w:r>
+      <w:proofErr w:type="spellEnd"/>
+      <w:r>
+        <w:rPr>
+          <w:rFonts w:ascii="Calibri Light" w:hAnsi="Calibri Light" w:cs="Calibri Light"/>
+          <w:color w:val="000000" w:themeColor="text1"/>
+        </w:rPr>
+        <w:t>, Cyprus.</w:t>
       </w:r>
     </w:p>
     <w:p>
@@ -16272,7 +19392,16 @@
           <w:bCs/>
           <w:color w:val="000000" w:themeColor="text1"/>
         </w:rPr>
-        <w:t>An Open Platform for Studying and Testing Context-Aware Indoor Positioning Algorithms”</w:t>
+        <w:t>An Open Platform for Studying and Testing Context-Aware Indoor Positioning Algorithms</w:t>
+      </w:r>
+      <w:proofErr w:type="gramStart"/>
+      <w:r>
+        <w:rPr>
+          <w:rFonts w:ascii="Calibri Light" w:hAnsi="Calibri Light" w:cs="Calibri Light"/>
+          <w:bCs/>
+          <w:color w:val="000000" w:themeColor="text1"/>
+        </w:rPr>
+        <w:t>”</w:t>
       </w:r>
       <w:r>
         <w:rPr>
@@ -16288,7 +19417,17 @@
           <w:iCs/>
           <w:color w:val="000000" w:themeColor="text1"/>
         </w:rPr>
-        <w:t>25th International Conference on Information Systems Development (ISD2016)</w:t>
+        <w:t>25</w:t>
+      </w:r>
+      <w:proofErr w:type="gramEnd"/>
+      <w:r>
+        <w:rPr>
+          <w:rFonts w:ascii="Calibri Light" w:hAnsi="Calibri Light" w:cs="Calibri Light"/>
+          <w:i/>
+          <w:iCs/>
+          <w:color w:val="000000" w:themeColor="text1"/>
+        </w:rPr>
+        <w:t>th International Conference on Information Systems Development (ISD2016)</w:t>
       </w:r>
       <w:r>
         <w:rPr>
@@ -16342,8 +19481,17 @@
           <w:rFonts w:ascii="Calibri Light" w:hAnsi="Calibri Light" w:cs="Calibri Light"/>
           <w:color w:val="000000" w:themeColor="text1"/>
         </w:rPr>
-        <w:t>, "Active Life Coach: Towards a Framewo</w:t>
-      </w:r>
+        <w:t xml:space="preserve">, "Active Life Coach: Towards a </w:t>
+      </w:r>
+      <w:proofErr w:type="spellStart"/>
+      <w:r>
+        <w:rPr>
+          <w:rFonts w:ascii="Calibri Light" w:hAnsi="Calibri Light" w:cs="Calibri Light"/>
+          <w:color w:val="000000" w:themeColor="text1"/>
+        </w:rPr>
+        <w:t>Framewo</w:t>
+      </w:r>
+      <w:proofErr w:type="spellEnd"/>
       <w:r>
         <w:rPr>
           <w:rFonts w:ascii="Calibri Light" w:hAnsi="Calibri Light" w:cs="Calibri Light"/>
@@ -16351,12 +19499,21 @@
         </w:rPr>
         <w:t xml:space="preserve"> </w:t>
       </w:r>
-      <w:r>
-        <w:rPr>
-          <w:rFonts w:ascii="Calibri Light" w:hAnsi="Calibri Light" w:cs="Calibri Light"/>
-          <w:color w:val="000000" w:themeColor="text1"/>
-        </w:rPr>
-        <w:t>rk for Holistic Care of Citizens as They Age" (2016). </w:t>
+      <w:proofErr w:type="spellStart"/>
+      <w:r>
+        <w:rPr>
+          <w:rFonts w:ascii="Calibri Light" w:hAnsi="Calibri Light" w:cs="Calibri Light"/>
+          <w:color w:val="000000" w:themeColor="text1"/>
+        </w:rPr>
+        <w:t>rk</w:t>
+      </w:r>
+      <w:proofErr w:type="spellEnd"/>
+      <w:r>
+        <w:rPr>
+          <w:rFonts w:ascii="Calibri Light" w:hAnsi="Calibri Light" w:cs="Calibri Light"/>
+          <w:color w:val="000000" w:themeColor="text1"/>
+        </w:rPr>
+        <w:t xml:space="preserve"> for Holistic Care of Citizens as They Age" (2016). </w:t>
       </w:r>
       <w:r>
         <w:rPr>
@@ -16421,7 +19578,25 @@
           <w:i/>
           <w:color w:val="000000" w:themeColor="text1"/>
         </w:rPr>
-        <w:t xml:space="preserve">Antennas and Propagation (EuCAP), 2014 8th European Conference on, </w:t>
+        <w:t>Antennas and Propagation (</w:t>
+      </w:r>
+      <w:proofErr w:type="spellStart"/>
+      <w:r>
+        <w:rPr>
+          <w:rFonts w:ascii="Calibri Light" w:hAnsi="Calibri Light" w:cs="Calibri Light"/>
+          <w:i/>
+          <w:color w:val="000000" w:themeColor="text1"/>
+        </w:rPr>
+        <w:t>EuCAP</w:t>
+      </w:r>
+      <w:proofErr w:type="spellEnd"/>
+      <w:r>
+        <w:rPr>
+          <w:rFonts w:ascii="Calibri Light" w:hAnsi="Calibri Light" w:cs="Calibri Light"/>
+          <w:i/>
+          <w:color w:val="000000" w:themeColor="text1"/>
+        </w:rPr>
+        <w:t xml:space="preserve">), 2014 8th European Conference on, </w:t>
       </w:r>
       <w:r>
         <w:rPr>
@@ -16477,7 +19652,25 @@
           <w:i/>
           <w:color w:val="000000" w:themeColor="text1"/>
         </w:rPr>
-        <w:t>Antennas and Propagation (EuCAP), 2014 8th European Conference on</w:t>
+        <w:t>Antennas and Propagation (</w:t>
+      </w:r>
+      <w:proofErr w:type="spellStart"/>
+      <w:r>
+        <w:rPr>
+          <w:rFonts w:ascii="Calibri Light" w:hAnsi="Calibri Light" w:cs="Calibri Light"/>
+          <w:i/>
+          <w:color w:val="000000" w:themeColor="text1"/>
+        </w:rPr>
+        <w:t>EuCAP</w:t>
+      </w:r>
+      <w:proofErr w:type="spellEnd"/>
+      <w:r>
+        <w:rPr>
+          <w:rFonts w:ascii="Calibri Light" w:hAnsi="Calibri Light" w:cs="Calibri Light"/>
+          <w:i/>
+          <w:color w:val="000000" w:themeColor="text1"/>
+        </w:rPr>
+        <w:t>), 2014 8th European Conference on</w:t>
       </w:r>
       <w:r>
         <w:rPr>
@@ -16564,7 +19757,64 @@
           <w:rFonts w:ascii="Calibri Light" w:hAnsi="Calibri Light" w:cs="Calibri Light"/>
           <w:color w:val="000000" w:themeColor="text1"/>
         </w:rPr>
-        <w:t xml:space="preserve">I. Arambasic,J. Casajus, I. Raos, </w:t>
+        <w:t xml:space="preserve">I. </w:t>
+      </w:r>
+      <w:proofErr w:type="spellStart"/>
+      <w:proofErr w:type="gramStart"/>
+      <w:r>
+        <w:rPr>
+          <w:rFonts w:ascii="Calibri Light" w:hAnsi="Calibri Light" w:cs="Calibri Light"/>
+          <w:color w:val="000000" w:themeColor="text1"/>
+        </w:rPr>
+        <w:t>Arambasic,J</w:t>
+      </w:r>
+      <w:proofErr w:type="spellEnd"/>
+      <w:r>
+        <w:rPr>
+          <w:rFonts w:ascii="Calibri Light" w:hAnsi="Calibri Light" w:cs="Calibri Light"/>
+          <w:color w:val="000000" w:themeColor="text1"/>
+        </w:rPr>
+        <w:t>.</w:t>
+      </w:r>
+      <w:proofErr w:type="gramEnd"/>
+      <w:r>
+        <w:rPr>
+          <w:rFonts w:ascii="Calibri Light" w:hAnsi="Calibri Light" w:cs="Calibri Light"/>
+          <w:color w:val="000000" w:themeColor="text1"/>
+        </w:rPr>
+        <w:t xml:space="preserve"> </w:t>
+      </w:r>
+      <w:proofErr w:type="spellStart"/>
+      <w:r>
+        <w:rPr>
+          <w:rFonts w:ascii="Calibri Light" w:hAnsi="Calibri Light" w:cs="Calibri Light"/>
+          <w:color w:val="000000" w:themeColor="text1"/>
+        </w:rPr>
+        <w:t>Casajus</w:t>
+      </w:r>
+      <w:proofErr w:type="spellEnd"/>
+      <w:r>
+        <w:rPr>
+          <w:rFonts w:ascii="Calibri Light" w:hAnsi="Calibri Light" w:cs="Calibri Light"/>
+          <w:color w:val="000000" w:themeColor="text1"/>
+        </w:rPr>
+        <w:t xml:space="preserve">, I. </w:t>
+      </w:r>
+      <w:proofErr w:type="spellStart"/>
+      <w:r>
+        <w:rPr>
+          <w:rFonts w:ascii="Calibri Light" w:hAnsi="Calibri Light" w:cs="Calibri Light"/>
+          <w:color w:val="000000" w:themeColor="text1"/>
+        </w:rPr>
+        <w:t>Raos</w:t>
+      </w:r>
+      <w:proofErr w:type="spellEnd"/>
+      <w:r>
+        <w:rPr>
+          <w:rFonts w:ascii="Calibri Light" w:hAnsi="Calibri Light" w:cs="Calibri Light"/>
+          <w:color w:val="000000" w:themeColor="text1"/>
+        </w:rPr>
+        <w:t xml:space="preserve">, </w:t>
       </w:r>
       <w:r>
         <w:rPr>
@@ -16649,7 +19899,23 @@
           <w:rFonts w:ascii="Calibri Light" w:hAnsi="Calibri Light" w:cs="Calibri Light"/>
           <w:color w:val="000000" w:themeColor="text1"/>
         </w:rPr>
-        <w:t>, pp.1-4,Casablanca, Morocco, May 2013</w:t>
+        <w:t>, pp.1-</w:t>
+      </w:r>
+      <w:proofErr w:type="gramStart"/>
+      <w:r>
+        <w:rPr>
+          <w:rFonts w:ascii="Calibri Light" w:hAnsi="Calibri Light" w:cs="Calibri Light"/>
+          <w:color w:val="000000" w:themeColor="text1"/>
+        </w:rPr>
+        <w:t>4,Casablanca</w:t>
+      </w:r>
+      <w:proofErr w:type="gramEnd"/>
+      <w:r>
+        <w:rPr>
+          <w:rFonts w:ascii="Calibri Light" w:hAnsi="Calibri Light" w:cs="Calibri Light"/>
+          <w:color w:val="000000" w:themeColor="text1"/>
+        </w:rPr>
+        <w:t>, Morocco, May 2013</w:t>
       </w:r>
     </w:p>
     <w:p>
@@ -16673,7 +19939,23 @@
           <w:rFonts w:ascii="Calibri Light" w:hAnsi="Calibri Light" w:cs="Calibri Light"/>
           <w:color w:val="000000" w:themeColor="text1"/>
         </w:rPr>
-        <w:t xml:space="preserve">I. Arambasic, </w:t>
+        <w:t xml:space="preserve">I. </w:t>
+      </w:r>
+      <w:proofErr w:type="spellStart"/>
+      <w:r>
+        <w:rPr>
+          <w:rFonts w:ascii="Calibri Light" w:hAnsi="Calibri Light" w:cs="Calibri Light"/>
+          <w:color w:val="000000" w:themeColor="text1"/>
+        </w:rPr>
+        <w:t>Arambasic</w:t>
+      </w:r>
+      <w:proofErr w:type="spellEnd"/>
+      <w:r>
+        <w:rPr>
+          <w:rFonts w:ascii="Calibri Light" w:hAnsi="Calibri Light" w:cs="Calibri Light"/>
+          <w:color w:val="000000" w:themeColor="text1"/>
+        </w:rPr>
+        <w:t xml:space="preserve">, </w:t>
       </w:r>
       <w:r>
         <w:rPr>
@@ -16688,15 +19970,73 @@
           <w:rFonts w:ascii="Calibri Light" w:hAnsi="Calibri Light" w:cs="Calibri Light"/>
           <w:color w:val="000000" w:themeColor="text1"/>
         </w:rPr>
-        <w:t xml:space="preserve">, J. Casajus Quiros, I. Raos, S. Stavrou, "Self Positioning and mapping or rectangular rooms with sectorized narrowband antennas", </w:t>
-      </w:r>
+        <w:t xml:space="preserve">, J. </w:t>
+      </w:r>
+      <w:proofErr w:type="spellStart"/>
+      <w:r>
+        <w:rPr>
+          <w:rFonts w:ascii="Calibri Light" w:hAnsi="Calibri Light" w:cs="Calibri Light"/>
+          <w:color w:val="000000" w:themeColor="text1"/>
+        </w:rPr>
+        <w:t>Casajus</w:t>
+      </w:r>
+      <w:proofErr w:type="spellEnd"/>
+      <w:r>
+        <w:rPr>
+          <w:rFonts w:ascii="Calibri Light" w:hAnsi="Calibri Light" w:cs="Calibri Light"/>
+          <w:color w:val="000000" w:themeColor="text1"/>
+        </w:rPr>
+        <w:t xml:space="preserve"> Quiros, I. </w:t>
+      </w:r>
+      <w:proofErr w:type="spellStart"/>
+      <w:r>
+        <w:rPr>
+          <w:rFonts w:ascii="Calibri Light" w:hAnsi="Calibri Light" w:cs="Calibri Light"/>
+          <w:color w:val="000000" w:themeColor="text1"/>
+        </w:rPr>
+        <w:t>Raos</w:t>
+      </w:r>
+      <w:proofErr w:type="spellEnd"/>
+      <w:r>
+        <w:rPr>
+          <w:rFonts w:ascii="Calibri Light" w:hAnsi="Calibri Light" w:cs="Calibri Light"/>
+          <w:color w:val="000000" w:themeColor="text1"/>
+        </w:rPr>
+        <w:t>, S. Stavrou, "</w:t>
+      </w:r>
+      <w:proofErr w:type="spellStart"/>
+      <w:r>
+        <w:rPr>
+          <w:rFonts w:ascii="Calibri Light" w:hAnsi="Calibri Light" w:cs="Calibri Light"/>
+          <w:color w:val="000000" w:themeColor="text1"/>
+        </w:rPr>
+        <w:t>Self Positioning</w:t>
+      </w:r>
+      <w:proofErr w:type="spellEnd"/>
+      <w:r>
+        <w:rPr>
+          <w:rFonts w:ascii="Calibri Light" w:hAnsi="Calibri Light" w:cs="Calibri Light"/>
+          <w:color w:val="000000" w:themeColor="text1"/>
+        </w:rPr>
+        <w:t xml:space="preserve"> and mapping or rectangular rooms with sectorized narrowband antennas", </w:t>
+      </w:r>
+      <w:proofErr w:type="spellStart"/>
       <w:r>
         <w:rPr>
           <w:rFonts w:ascii="Calibri Light" w:hAnsi="Calibri Light" w:cs="Calibri Light"/>
           <w:i/>
           <w:color w:val="000000" w:themeColor="text1"/>
         </w:rPr>
-        <w:t>SoftCOM 2012</w:t>
+        <w:t>SoftCOM</w:t>
+      </w:r>
+      <w:proofErr w:type="spellEnd"/>
+      <w:r>
+        <w:rPr>
+          <w:rFonts w:ascii="Calibri Light" w:hAnsi="Calibri Light" w:cs="Calibri Light"/>
+          <w:i/>
+          <w:color w:val="000000" w:themeColor="text1"/>
+        </w:rPr>
+        <w:t xml:space="preserve"> 2012</w:t>
       </w:r>
       <w:r>
         <w:rPr>
@@ -16727,7 +20067,23 @@
           <w:rFonts w:ascii="Calibri Light" w:hAnsi="Calibri Light" w:cs="Calibri Light"/>
           <w:color w:val="000000" w:themeColor="text1"/>
         </w:rPr>
-        <w:t xml:space="preserve">M. Laaraiedh, B. Uguen, J. Stephan, Y. Corre, Y. Lostanlen, </w:t>
+        <w:t xml:space="preserve">M. Laaraiedh, B. </w:t>
+      </w:r>
+      <w:proofErr w:type="spellStart"/>
+      <w:r>
+        <w:rPr>
+          <w:rFonts w:ascii="Calibri Light" w:hAnsi="Calibri Light" w:cs="Calibri Light"/>
+          <w:color w:val="000000" w:themeColor="text1"/>
+        </w:rPr>
+        <w:t>Uguen</w:t>
+      </w:r>
+      <w:proofErr w:type="spellEnd"/>
+      <w:r>
+        <w:rPr>
+          <w:rFonts w:ascii="Calibri Light" w:hAnsi="Calibri Light" w:cs="Calibri Light"/>
+          <w:color w:val="000000" w:themeColor="text1"/>
+        </w:rPr>
+        <w:t xml:space="preserve">, J. Stephan, Y. Corre, Y. Lostanlen, </w:t>
       </w:r>
       <w:r>
         <w:rPr>
@@ -16742,7 +20098,23 @@
           <w:rFonts w:ascii="Calibri Light" w:hAnsi="Calibri Light" w:cs="Calibri Light"/>
           <w:color w:val="000000" w:themeColor="text1"/>
         </w:rPr>
-        <w:t xml:space="preserve">, S. Stavrou, “Ray Tracing-Based Radio Propagation Modeling for Indoor Localization Purposes”, </w:t>
+        <w:t xml:space="preserve">, S. Stavrou, “Ray Tracing-Based Radio Propagation </w:t>
+      </w:r>
+      <w:proofErr w:type="spellStart"/>
+      <w:r>
+        <w:rPr>
+          <w:rFonts w:ascii="Calibri Light" w:hAnsi="Calibri Light" w:cs="Calibri Light"/>
+          <w:color w:val="000000" w:themeColor="text1"/>
+        </w:rPr>
+        <w:t>Modeling</w:t>
+      </w:r>
+      <w:proofErr w:type="spellEnd"/>
+      <w:r>
+        <w:rPr>
+          <w:rFonts w:ascii="Calibri Light" w:hAnsi="Calibri Light" w:cs="Calibri Light"/>
+          <w:color w:val="000000" w:themeColor="text1"/>
+        </w:rPr>
+        <w:t xml:space="preserve"> for Indoor Localization Purposes”, </w:t>
       </w:r>
       <w:r>
         <w:rPr>
@@ -16750,7 +20122,25 @@
           <w:i/>
           <w:color w:val="000000" w:themeColor="text1"/>
         </w:rPr>
-        <w:t>The International Workshop on Computer-Aided Modeling Analysis and Design of Communication Links and Networks (IEEE CAMAD 2012)</w:t>
+        <w:t xml:space="preserve">The International Workshop on Computer-Aided </w:t>
+      </w:r>
+      <w:proofErr w:type="spellStart"/>
+      <w:r>
+        <w:rPr>
+          <w:rFonts w:ascii="Calibri Light" w:hAnsi="Calibri Light" w:cs="Calibri Light"/>
+          <w:i/>
+          <w:color w:val="000000" w:themeColor="text1"/>
+        </w:rPr>
+        <w:t>Modeling</w:t>
+      </w:r>
+      <w:proofErr w:type="spellEnd"/>
+      <w:r>
+        <w:rPr>
+          <w:rFonts w:ascii="Calibri Light" w:hAnsi="Calibri Light" w:cs="Calibri Light"/>
+          <w:i/>
+          <w:color w:val="000000" w:themeColor="text1"/>
+        </w:rPr>
+        <w:t xml:space="preserve"> Analysis and Design of Communication Links and Networks (IEEE CAMAD 2012)</w:t>
       </w:r>
       <w:r>
         <w:rPr>
@@ -16829,7 +20219,89 @@
           <w:rFonts w:ascii="Calibri Light" w:hAnsi="Calibri Light" w:cs="Calibri Light"/>
           <w:color w:val="000000" w:themeColor="text1"/>
         </w:rPr>
-        <w:t xml:space="preserve">I. Arambasic, J. Casajus, B. Denis, M. D. Noes, M.Laaraiedh, B. Uguen, J.n, Y. Lostanlen, </w:t>
+        <w:t xml:space="preserve">I. </w:t>
+      </w:r>
+      <w:proofErr w:type="spellStart"/>
+      <w:r>
+        <w:rPr>
+          <w:rFonts w:ascii="Calibri Light" w:hAnsi="Calibri Light" w:cs="Calibri Light"/>
+          <w:color w:val="000000" w:themeColor="text1"/>
+        </w:rPr>
+        <w:t>Arambasic</w:t>
+      </w:r>
+      <w:proofErr w:type="spellEnd"/>
+      <w:r>
+        <w:rPr>
+          <w:rFonts w:ascii="Calibri Light" w:hAnsi="Calibri Light" w:cs="Calibri Light"/>
+          <w:color w:val="000000" w:themeColor="text1"/>
+        </w:rPr>
+        <w:t xml:space="preserve">, J. </w:t>
+      </w:r>
+      <w:proofErr w:type="spellStart"/>
+      <w:r>
+        <w:rPr>
+          <w:rFonts w:ascii="Calibri Light" w:hAnsi="Calibri Light" w:cs="Calibri Light"/>
+          <w:color w:val="000000" w:themeColor="text1"/>
+        </w:rPr>
+        <w:t>Casajus</w:t>
+      </w:r>
+      <w:proofErr w:type="spellEnd"/>
+      <w:r>
+        <w:rPr>
+          <w:rFonts w:ascii="Calibri Light" w:hAnsi="Calibri Light" w:cs="Calibri Light"/>
+          <w:color w:val="000000" w:themeColor="text1"/>
+        </w:rPr>
+        <w:t xml:space="preserve">, B. Denis, M. D. Noes, </w:t>
+      </w:r>
+      <w:proofErr w:type="spellStart"/>
+      <w:proofErr w:type="gramStart"/>
+      <w:r>
+        <w:rPr>
+          <w:rFonts w:ascii="Calibri Light" w:hAnsi="Calibri Light" w:cs="Calibri Light"/>
+          <w:color w:val="000000" w:themeColor="text1"/>
+        </w:rPr>
+        <w:t>M.Laaraiedh</w:t>
+      </w:r>
+      <w:proofErr w:type="spellEnd"/>
+      <w:proofErr w:type="gramEnd"/>
+      <w:r>
+        <w:rPr>
+          <w:rFonts w:ascii="Calibri Light" w:hAnsi="Calibri Light" w:cs="Calibri Light"/>
+          <w:color w:val="000000" w:themeColor="text1"/>
+        </w:rPr>
+        <w:t xml:space="preserve">, B. </w:t>
+      </w:r>
+      <w:proofErr w:type="spellStart"/>
+      <w:r>
+        <w:rPr>
+          <w:rFonts w:ascii="Calibri Light" w:hAnsi="Calibri Light" w:cs="Calibri Light"/>
+          <w:color w:val="000000" w:themeColor="text1"/>
+        </w:rPr>
+        <w:t>Uguen</w:t>
+      </w:r>
+      <w:proofErr w:type="spellEnd"/>
+      <w:r>
+        <w:rPr>
+          <w:rFonts w:ascii="Calibri Light" w:hAnsi="Calibri Light" w:cs="Calibri Light"/>
+          <w:color w:val="000000" w:themeColor="text1"/>
+        </w:rPr>
+        <w:t xml:space="preserve">, </w:t>
+      </w:r>
+      <w:proofErr w:type="spellStart"/>
+      <w:r>
+        <w:rPr>
+          <w:rFonts w:ascii="Calibri Light" w:hAnsi="Calibri Light" w:cs="Calibri Light"/>
+          <w:color w:val="000000" w:themeColor="text1"/>
+        </w:rPr>
+        <w:t>J.n</w:t>
+      </w:r>
+      <w:proofErr w:type="spellEnd"/>
+      <w:r>
+        <w:rPr>
+          <w:rFonts w:ascii="Calibri Light" w:hAnsi="Calibri Light" w:cs="Calibri Light"/>
+          <w:color w:val="000000" w:themeColor="text1"/>
+        </w:rPr>
+        <w:t xml:space="preserve">, Y. Lostanlen, </w:t>
       </w:r>
       <w:r>
         <w:rPr>
@@ -16844,7 +20316,23 @@
           <w:rFonts w:ascii="Calibri Light" w:hAnsi="Calibri Light" w:cs="Calibri Light"/>
           <w:color w:val="000000" w:themeColor="text1"/>
         </w:rPr>
-        <w:t xml:space="preserve">, S. Stavrou, J. Nielsen, T. K. Madasen, D. M. Condeco, R. Raulefs, " Context-Awareness and Self-Localization in Wireless Networks: The WHERE2 Proposals", </w:t>
+        <w:t xml:space="preserve">, S. Stavrou, J. Nielsen, T. K. Madasen, D. M. Condeco, R. </w:t>
+      </w:r>
+      <w:proofErr w:type="spellStart"/>
+      <w:r>
+        <w:rPr>
+          <w:rFonts w:ascii="Calibri Light" w:hAnsi="Calibri Light" w:cs="Calibri Light"/>
+          <w:color w:val="000000" w:themeColor="text1"/>
+        </w:rPr>
+        <w:t>Raulefs</w:t>
+      </w:r>
+      <w:proofErr w:type="spellEnd"/>
+      <w:r>
+        <w:rPr>
+          <w:rFonts w:ascii="Calibri Light" w:hAnsi="Calibri Light" w:cs="Calibri Light"/>
+          <w:color w:val="000000" w:themeColor="text1"/>
+        </w:rPr>
+        <w:t xml:space="preserve">, " Context-Awareness and Self-Localization in Wireless Networks: The WHERE2 Proposals", </w:t>
       </w:r>
       <w:r>
         <w:rPr>
@@ -16852,14 +20340,50 @@
           <w:i/>
           <w:color w:val="000000" w:themeColor="text1"/>
         </w:rPr>
-        <w:t>ICT-Future Network and MobileSummit 2012</w:t>
-      </w:r>
-      <w:r>
-        <w:rPr>
-          <w:rFonts w:ascii="Calibri Light" w:hAnsi="Calibri Light" w:cs="Calibri Light"/>
-          <w:color w:val="000000" w:themeColor="text1"/>
-        </w:rPr>
-        <w:t>, Berlin,Germany, July 2012</w:t>
+        <w:t xml:space="preserve">ICT-Future Network and </w:t>
+      </w:r>
+      <w:proofErr w:type="spellStart"/>
+      <w:r>
+        <w:rPr>
+          <w:rFonts w:ascii="Calibri Light" w:hAnsi="Calibri Light" w:cs="Calibri Light"/>
+          <w:i/>
+          <w:color w:val="000000" w:themeColor="text1"/>
+        </w:rPr>
+        <w:t>MobileSummit</w:t>
+      </w:r>
+      <w:proofErr w:type="spellEnd"/>
+      <w:r>
+        <w:rPr>
+          <w:rFonts w:ascii="Calibri Light" w:hAnsi="Calibri Light" w:cs="Calibri Light"/>
+          <w:i/>
+          <w:color w:val="000000" w:themeColor="text1"/>
+        </w:rPr>
+        <w:t xml:space="preserve"> 2012</w:t>
+      </w:r>
+      <w:r>
+        <w:rPr>
+          <w:rFonts w:ascii="Calibri Light" w:hAnsi="Calibri Light" w:cs="Calibri Light"/>
+          <w:color w:val="000000" w:themeColor="text1"/>
+        </w:rPr>
+        <w:t xml:space="preserve">, </w:t>
+      </w:r>
+      <w:proofErr w:type="spellStart"/>
+      <w:proofErr w:type="gramStart"/>
+      <w:r>
+        <w:rPr>
+          <w:rFonts w:ascii="Calibri Light" w:hAnsi="Calibri Light" w:cs="Calibri Light"/>
+          <w:color w:val="000000" w:themeColor="text1"/>
+        </w:rPr>
+        <w:t>Berlin,Germany</w:t>
+      </w:r>
+      <w:proofErr w:type="spellEnd"/>
+      <w:proofErr w:type="gramEnd"/>
+      <w:r>
+        <w:rPr>
+          <w:rFonts w:ascii="Calibri Light" w:hAnsi="Calibri Light" w:cs="Calibri Light"/>
+          <w:color w:val="000000" w:themeColor="text1"/>
+        </w:rPr>
+        <w:t>, July 2012</w:t>
       </w:r>
     </w:p>
     <w:p>
@@ -16885,14 +20409,215 @@
           <w:b/>
           <w:color w:val="000000" w:themeColor="text1"/>
         </w:rPr>
-        <w:t>M. Raspopoulos</w:t>
-      </w:r>
-      <w:r>
-        <w:rPr>
-          <w:rFonts w:ascii="Calibri Light" w:hAnsi="Calibri Light" w:cs="Calibri Light"/>
-          <w:color w:val="000000" w:themeColor="text1"/>
-        </w:rPr>
-        <w:t xml:space="preserve">,B. Denis,M. Laaraiedh,J. Domınguez,L. de Celis,D. Slock,G. Agapiou,J. Stephan,S. Stavrou, “Location-Dependent Information Extraction for Positioning”, </w:t>
+        <w:t xml:space="preserve">M. </w:t>
+      </w:r>
+      <w:proofErr w:type="spellStart"/>
+      <w:proofErr w:type="gramStart"/>
+      <w:r>
+        <w:rPr>
+          <w:rFonts w:ascii="Calibri Light" w:hAnsi="Calibri Light" w:cs="Calibri Light"/>
+          <w:b/>
+          <w:color w:val="000000" w:themeColor="text1"/>
+        </w:rPr>
+        <w:t>Raspopoulos</w:t>
+      </w:r>
+      <w:r>
+        <w:rPr>
+          <w:rFonts w:ascii="Calibri Light" w:hAnsi="Calibri Light" w:cs="Calibri Light"/>
+          <w:color w:val="000000" w:themeColor="text1"/>
+        </w:rPr>
+        <w:t>,B</w:t>
+      </w:r>
+      <w:proofErr w:type="spellEnd"/>
+      <w:r>
+        <w:rPr>
+          <w:rFonts w:ascii="Calibri Light" w:hAnsi="Calibri Light" w:cs="Calibri Light"/>
+          <w:color w:val="000000" w:themeColor="text1"/>
+        </w:rPr>
+        <w:t>.</w:t>
+      </w:r>
+      <w:proofErr w:type="gramEnd"/>
+      <w:r>
+        <w:rPr>
+          <w:rFonts w:ascii="Calibri Light" w:hAnsi="Calibri Light" w:cs="Calibri Light"/>
+          <w:color w:val="000000" w:themeColor="text1"/>
+        </w:rPr>
+        <w:t xml:space="preserve"> </w:t>
+      </w:r>
+      <w:proofErr w:type="spellStart"/>
+      <w:proofErr w:type="gramStart"/>
+      <w:r>
+        <w:rPr>
+          <w:rFonts w:ascii="Calibri Light" w:hAnsi="Calibri Light" w:cs="Calibri Light"/>
+          <w:color w:val="000000" w:themeColor="text1"/>
+        </w:rPr>
+        <w:t>Denis,M</w:t>
+      </w:r>
+      <w:proofErr w:type="spellEnd"/>
+      <w:r>
+        <w:rPr>
+          <w:rFonts w:ascii="Calibri Light" w:hAnsi="Calibri Light" w:cs="Calibri Light"/>
+          <w:color w:val="000000" w:themeColor="text1"/>
+        </w:rPr>
+        <w:t>.</w:t>
+      </w:r>
+      <w:proofErr w:type="gramEnd"/>
+      <w:r>
+        <w:rPr>
+          <w:rFonts w:ascii="Calibri Light" w:hAnsi="Calibri Light" w:cs="Calibri Light"/>
+          <w:color w:val="000000" w:themeColor="text1"/>
+        </w:rPr>
+        <w:t xml:space="preserve"> </w:t>
+      </w:r>
+      <w:proofErr w:type="spellStart"/>
+      <w:proofErr w:type="gramStart"/>
+      <w:r>
+        <w:rPr>
+          <w:rFonts w:ascii="Calibri Light" w:hAnsi="Calibri Light" w:cs="Calibri Light"/>
+          <w:color w:val="000000" w:themeColor="text1"/>
+        </w:rPr>
+        <w:t>Laaraiedh,J</w:t>
+      </w:r>
+      <w:proofErr w:type="spellEnd"/>
+      <w:r>
+        <w:rPr>
+          <w:rFonts w:ascii="Calibri Light" w:hAnsi="Calibri Light" w:cs="Calibri Light"/>
+          <w:color w:val="000000" w:themeColor="text1"/>
+        </w:rPr>
+        <w:t>.</w:t>
+      </w:r>
+      <w:proofErr w:type="gramEnd"/>
+      <w:r>
+        <w:rPr>
+          <w:rFonts w:ascii="Calibri Light" w:hAnsi="Calibri Light" w:cs="Calibri Light"/>
+          <w:color w:val="000000" w:themeColor="text1"/>
+        </w:rPr>
+        <w:t xml:space="preserve"> </w:t>
+      </w:r>
+      <w:proofErr w:type="spellStart"/>
+      <w:proofErr w:type="gramStart"/>
+      <w:r>
+        <w:rPr>
+          <w:rFonts w:ascii="Calibri Light" w:hAnsi="Calibri Light" w:cs="Calibri Light"/>
+          <w:color w:val="000000" w:themeColor="text1"/>
+        </w:rPr>
+        <w:t>Domınguez,L</w:t>
+      </w:r>
+      <w:proofErr w:type="spellEnd"/>
+      <w:r>
+        <w:rPr>
+          <w:rFonts w:ascii="Calibri Light" w:hAnsi="Calibri Light" w:cs="Calibri Light"/>
+          <w:color w:val="000000" w:themeColor="text1"/>
+        </w:rPr>
+        <w:t>.</w:t>
+      </w:r>
+      <w:proofErr w:type="gramEnd"/>
+      <w:r>
+        <w:rPr>
+          <w:rFonts w:ascii="Calibri Light" w:hAnsi="Calibri Light" w:cs="Calibri Light"/>
+          <w:color w:val="000000" w:themeColor="text1"/>
+        </w:rPr>
+        <w:t xml:space="preserve"> de </w:t>
+      </w:r>
+      <w:proofErr w:type="spellStart"/>
+      <w:proofErr w:type="gramStart"/>
+      <w:r>
+        <w:rPr>
+          <w:rFonts w:ascii="Calibri Light" w:hAnsi="Calibri Light" w:cs="Calibri Light"/>
+          <w:color w:val="000000" w:themeColor="text1"/>
+        </w:rPr>
+        <w:t>Celis,D</w:t>
+      </w:r>
+      <w:proofErr w:type="spellEnd"/>
+      <w:r>
+        <w:rPr>
+          <w:rFonts w:ascii="Calibri Light" w:hAnsi="Calibri Light" w:cs="Calibri Light"/>
+          <w:color w:val="000000" w:themeColor="text1"/>
+        </w:rPr>
+        <w:t>.</w:t>
+      </w:r>
+      <w:proofErr w:type="gramEnd"/>
+      <w:r>
+        <w:rPr>
+          <w:rFonts w:ascii="Calibri Light" w:hAnsi="Calibri Light" w:cs="Calibri Light"/>
+          <w:color w:val="000000" w:themeColor="text1"/>
+        </w:rPr>
+        <w:t xml:space="preserve"> </w:t>
+      </w:r>
+      <w:proofErr w:type="spellStart"/>
+      <w:proofErr w:type="gramStart"/>
+      <w:r>
+        <w:rPr>
+          <w:rFonts w:ascii="Calibri Light" w:hAnsi="Calibri Light" w:cs="Calibri Light"/>
+          <w:color w:val="000000" w:themeColor="text1"/>
+        </w:rPr>
+        <w:t>Slock,G</w:t>
+      </w:r>
+      <w:proofErr w:type="spellEnd"/>
+      <w:r>
+        <w:rPr>
+          <w:rFonts w:ascii="Calibri Light" w:hAnsi="Calibri Light" w:cs="Calibri Light"/>
+          <w:color w:val="000000" w:themeColor="text1"/>
+        </w:rPr>
+        <w:t>.</w:t>
+      </w:r>
+      <w:proofErr w:type="gramEnd"/>
+      <w:r>
+        <w:rPr>
+          <w:rFonts w:ascii="Calibri Light" w:hAnsi="Calibri Light" w:cs="Calibri Light"/>
+          <w:color w:val="000000" w:themeColor="text1"/>
+        </w:rPr>
+        <w:t xml:space="preserve"> </w:t>
+      </w:r>
+      <w:proofErr w:type="spellStart"/>
+      <w:proofErr w:type="gramStart"/>
+      <w:r>
+        <w:rPr>
+          <w:rFonts w:ascii="Calibri Light" w:hAnsi="Calibri Light" w:cs="Calibri Light"/>
+          <w:color w:val="000000" w:themeColor="text1"/>
+        </w:rPr>
+        <w:t>Agapiou,J</w:t>
+      </w:r>
+      <w:proofErr w:type="spellEnd"/>
+      <w:r>
+        <w:rPr>
+          <w:rFonts w:ascii="Calibri Light" w:hAnsi="Calibri Light" w:cs="Calibri Light"/>
+          <w:color w:val="000000" w:themeColor="text1"/>
+        </w:rPr>
+        <w:t>.</w:t>
+      </w:r>
+      <w:proofErr w:type="gramEnd"/>
+      <w:r>
+        <w:rPr>
+          <w:rFonts w:ascii="Calibri Light" w:hAnsi="Calibri Light" w:cs="Calibri Light"/>
+          <w:color w:val="000000" w:themeColor="text1"/>
+        </w:rPr>
+        <w:t xml:space="preserve"> </w:t>
+      </w:r>
+      <w:proofErr w:type="spellStart"/>
+      <w:proofErr w:type="gramStart"/>
+      <w:r>
+        <w:rPr>
+          <w:rFonts w:ascii="Calibri Light" w:hAnsi="Calibri Light" w:cs="Calibri Light"/>
+          <w:color w:val="000000" w:themeColor="text1"/>
+        </w:rPr>
+        <w:t>Stephan,S</w:t>
+      </w:r>
+      <w:proofErr w:type="spellEnd"/>
+      <w:r>
+        <w:rPr>
+          <w:rFonts w:ascii="Calibri Light" w:hAnsi="Calibri Light" w:cs="Calibri Light"/>
+          <w:color w:val="000000" w:themeColor="text1"/>
+        </w:rPr>
+        <w:t>.</w:t>
+      </w:r>
+      <w:proofErr w:type="gramEnd"/>
+      <w:r>
+        <w:rPr>
+          <w:rFonts w:ascii="Calibri Light" w:hAnsi="Calibri Light" w:cs="Calibri Light"/>
+          <w:color w:val="000000" w:themeColor="text1"/>
+        </w:rPr>
+        <w:t xml:space="preserve"> Stavrou, “Location-Dependent Information Extraction for Positioning”, </w:t>
       </w:r>
       <w:r>
         <w:rPr>
@@ -16976,12 +20701,39 @@
           <w:color w:val="000000" w:themeColor="text1"/>
         </w:rPr>
       </w:pPr>
-      <w:r>
-        <w:rPr>
-          <w:rFonts w:ascii="Calibri Light" w:hAnsi="Calibri Light" w:cs="Calibri Light"/>
-          <w:color w:val="000000" w:themeColor="text1"/>
-        </w:rPr>
-        <w:t xml:space="preserve">J.Bastos, V. Monteiro, J. Rodriguez, R. Aguero, D. Gomez, Y. Fernandez, M. Pena, F. Baber, C. Verikoukis, J. Herrero, B. Cendon, </w:t>
+      <w:proofErr w:type="spellStart"/>
+      <w:proofErr w:type="gramStart"/>
+      <w:r>
+        <w:rPr>
+          <w:rFonts w:ascii="Calibri Light" w:hAnsi="Calibri Light" w:cs="Calibri Light"/>
+          <w:color w:val="000000" w:themeColor="text1"/>
+        </w:rPr>
+        <w:t>J.Bastos</w:t>
+      </w:r>
+      <w:proofErr w:type="spellEnd"/>
+      <w:proofErr w:type="gramEnd"/>
+      <w:r>
+        <w:rPr>
+          <w:rFonts w:ascii="Calibri Light" w:hAnsi="Calibri Light" w:cs="Calibri Light"/>
+          <w:color w:val="000000" w:themeColor="text1"/>
+        </w:rPr>
+        <w:t xml:space="preserve">, V. Monteiro, J. Rodriguez, R. Aguero, D. Gomez, Y. Fernandez, M. Pena, F. Baber, C. Verikoukis, J. Herrero, B. </w:t>
+      </w:r>
+      <w:proofErr w:type="spellStart"/>
+      <w:r>
+        <w:rPr>
+          <w:rFonts w:ascii="Calibri Light" w:hAnsi="Calibri Light" w:cs="Calibri Light"/>
+          <w:color w:val="000000" w:themeColor="text1"/>
+        </w:rPr>
+        <w:t>Cendon</w:t>
+      </w:r>
+      <w:proofErr w:type="spellEnd"/>
+      <w:r>
+        <w:rPr>
+          <w:rFonts w:ascii="Calibri Light" w:hAnsi="Calibri Light" w:cs="Calibri Light"/>
+          <w:color w:val="000000" w:themeColor="text1"/>
+        </w:rPr>
+        <w:t xml:space="preserve">, </w:t>
       </w:r>
       <w:r>
         <w:rPr>
@@ -17043,7 +20795,25 @@
           <w:rFonts w:ascii="Calibri Light" w:hAnsi="Calibri Light" w:cs="Calibri Light"/>
           <w:color w:val="000000" w:themeColor="text1"/>
         </w:rPr>
-        <w:t xml:space="preserve">, S.Stavrou, “Capacity Assessment in Distributed MIMO in outdoor environments using deterministic channel Modelling”, </w:t>
+        <w:t xml:space="preserve">, </w:t>
+      </w:r>
+      <w:proofErr w:type="spellStart"/>
+      <w:proofErr w:type="gramStart"/>
+      <w:r>
+        <w:rPr>
+          <w:rFonts w:ascii="Calibri Light" w:hAnsi="Calibri Light" w:cs="Calibri Light"/>
+          <w:color w:val="000000" w:themeColor="text1"/>
+        </w:rPr>
+        <w:t>S.Stavrou</w:t>
+      </w:r>
+      <w:proofErr w:type="spellEnd"/>
+      <w:proofErr w:type="gramEnd"/>
+      <w:r>
+        <w:rPr>
+          <w:rFonts w:ascii="Calibri Light" w:hAnsi="Calibri Light" w:cs="Calibri Light"/>
+          <w:color w:val="000000" w:themeColor="text1"/>
+        </w:rPr>
+        <w:t xml:space="preserve">, “Capacity Assessment in Distributed MIMO in outdoor environments using deterministic channel Modelling”, </w:t>
       </w:r>
       <w:r>
         <w:rPr>
@@ -17058,7 +20828,23 @@
           <w:rFonts w:ascii="Calibri Light" w:hAnsi="Calibri Light" w:cs="Calibri Light"/>
           <w:color w:val="000000" w:themeColor="text1"/>
         </w:rPr>
-        <w:t>, pp. 6-8 , Lisbon, Sept 2010</w:t>
+        <w:t>, pp. 6-</w:t>
+      </w:r>
+      <w:proofErr w:type="gramStart"/>
+      <w:r>
+        <w:rPr>
+          <w:rFonts w:ascii="Calibri Light" w:hAnsi="Calibri Light" w:cs="Calibri Light"/>
+          <w:color w:val="000000" w:themeColor="text1"/>
+        </w:rPr>
+        <w:t>8 ,</w:t>
+      </w:r>
+      <w:proofErr w:type="gramEnd"/>
+      <w:r>
+        <w:rPr>
+          <w:rFonts w:ascii="Calibri Light" w:hAnsi="Calibri Light" w:cs="Calibri Light"/>
+          <w:color w:val="000000" w:themeColor="text1"/>
+        </w:rPr>
+        <w:t xml:space="preserve"> Lisbon, Sept 2010</w:t>
       </w:r>
     </w:p>
     <w:p>
@@ -17136,7 +20922,23 @@
           <w:rFonts w:ascii="Calibri Light" w:hAnsi="Calibri Light" w:cs="Calibri Light"/>
           <w:color w:val="000000" w:themeColor="text1"/>
         </w:rPr>
-        <w:t xml:space="preserve">J. Rodriguez, P. Marques, A. Radwan, K. Moessner, R. Tafazolli, </w:t>
+        <w:t xml:space="preserve">J. Rodriguez, P. Marques, A. Radwan, K. Moessner, R. </w:t>
+      </w:r>
+      <w:proofErr w:type="spellStart"/>
+      <w:r>
+        <w:rPr>
+          <w:rFonts w:ascii="Calibri Light" w:hAnsi="Calibri Light" w:cs="Calibri Light"/>
+          <w:color w:val="000000" w:themeColor="text1"/>
+        </w:rPr>
+        <w:t>Tafazolli</w:t>
+      </w:r>
+      <w:proofErr w:type="spellEnd"/>
+      <w:r>
+        <w:rPr>
+          <w:rFonts w:ascii="Calibri Light" w:hAnsi="Calibri Light" w:cs="Calibri Light"/>
+          <w:color w:val="000000" w:themeColor="text1"/>
+        </w:rPr>
+        <w:t xml:space="preserve">, </w:t>
       </w:r>
       <w:r>
         <w:rPr>
@@ -17151,7 +20953,82 @@
           <w:rFonts w:ascii="Calibri Light" w:hAnsi="Calibri Light" w:cs="Calibri Light"/>
           <w:color w:val="000000" w:themeColor="text1"/>
         </w:rPr>
-        <w:t xml:space="preserve">, S. Stavrou, P. Trapps, D. Noquet, K. Sithamparanathan, Á.Gomes, R. Piesiewicz, H. Mokrani, A. Foglar , C. Verikoukis, Cognitive radio and cooperative strategies for power saving in multi-standard wireless devices, </w:t>
+        <w:t xml:space="preserve">, S. Stavrou, P. Trapps, D. </w:t>
+      </w:r>
+      <w:proofErr w:type="spellStart"/>
+      <w:r>
+        <w:rPr>
+          <w:rFonts w:ascii="Calibri Light" w:hAnsi="Calibri Light" w:cs="Calibri Light"/>
+          <w:color w:val="000000" w:themeColor="text1"/>
+        </w:rPr>
+        <w:t>Noquet</w:t>
+      </w:r>
+      <w:proofErr w:type="spellEnd"/>
+      <w:r>
+        <w:rPr>
+          <w:rFonts w:ascii="Calibri Light" w:hAnsi="Calibri Light" w:cs="Calibri Light"/>
+          <w:color w:val="000000" w:themeColor="text1"/>
+        </w:rPr>
+        <w:t xml:space="preserve">, K. </w:t>
+      </w:r>
+      <w:proofErr w:type="spellStart"/>
+      <w:r>
+        <w:rPr>
+          <w:rFonts w:ascii="Calibri Light" w:hAnsi="Calibri Light" w:cs="Calibri Light"/>
+          <w:color w:val="000000" w:themeColor="text1"/>
+        </w:rPr>
+        <w:t>Sithamparanathan</w:t>
+      </w:r>
+      <w:proofErr w:type="spellEnd"/>
+      <w:r>
+        <w:rPr>
+          <w:rFonts w:ascii="Calibri Light" w:hAnsi="Calibri Light" w:cs="Calibri Light"/>
+          <w:color w:val="000000" w:themeColor="text1"/>
+        </w:rPr>
+        <w:t xml:space="preserve">, </w:t>
+      </w:r>
+      <w:proofErr w:type="spellStart"/>
+      <w:proofErr w:type="gramStart"/>
+      <w:r>
+        <w:rPr>
+          <w:rFonts w:ascii="Calibri Light" w:hAnsi="Calibri Light" w:cs="Calibri Light"/>
+          <w:color w:val="000000" w:themeColor="text1"/>
+        </w:rPr>
+        <w:t>Á.Gomes</w:t>
+      </w:r>
+      <w:proofErr w:type="spellEnd"/>
+      <w:proofErr w:type="gramEnd"/>
+      <w:r>
+        <w:rPr>
+          <w:rFonts w:ascii="Calibri Light" w:hAnsi="Calibri Light" w:cs="Calibri Light"/>
+          <w:color w:val="000000" w:themeColor="text1"/>
+        </w:rPr>
+        <w:t xml:space="preserve">, R. Piesiewicz, H. Mokrani, A. </w:t>
+      </w:r>
+      <w:proofErr w:type="spellStart"/>
+      <w:proofErr w:type="gramStart"/>
+      <w:r>
+        <w:rPr>
+          <w:rFonts w:ascii="Calibri Light" w:hAnsi="Calibri Light" w:cs="Calibri Light"/>
+          <w:color w:val="000000" w:themeColor="text1"/>
+        </w:rPr>
+        <w:t>Foglar</w:t>
+      </w:r>
+      <w:proofErr w:type="spellEnd"/>
+      <w:r>
+        <w:rPr>
+          <w:rFonts w:ascii="Calibri Light" w:hAnsi="Calibri Light" w:cs="Calibri Light"/>
+          <w:color w:val="000000" w:themeColor="text1"/>
+        </w:rPr>
+        <w:t xml:space="preserve"> ,</w:t>
+      </w:r>
+      <w:proofErr w:type="gramEnd"/>
+      <w:r>
+        <w:rPr>
+          <w:rFonts w:ascii="Calibri Light" w:hAnsi="Calibri Light" w:cs="Calibri Light"/>
+          <w:color w:val="000000" w:themeColor="text1"/>
+        </w:rPr>
+        <w:t xml:space="preserve"> C. Verikoukis, Cognitive radio and cooperative strategies for power saving in multi-standard wireless devices, </w:t>
       </w:r>
       <w:r>
         <w:rPr>
@@ -17332,7 +21209,23 @@
           <w:rFonts w:ascii="Calibri Light" w:hAnsi="Calibri Light" w:cs="Calibri Light"/>
           <w:color w:val="000000" w:themeColor="text1"/>
         </w:rPr>
-        <w:t>Co-author ‘Influence of the propagation channel on satellite communications - channel dynamics effects on mobile, fixed and optical multimedia applications’, written during EU IST FP6 SatNEx project: Satellite Communications Network of Excellence. ISBN 978-3-8322-6904-3, 2008.</w:t>
+        <w:t xml:space="preserve">Co-author ‘Influence of the propagation channel on satellite communications - channel dynamics effects on mobile, fixed and optical multimedia applications’, written during EU IST FP6 </w:t>
+      </w:r>
+      <w:proofErr w:type="spellStart"/>
+      <w:r>
+        <w:rPr>
+          <w:rFonts w:ascii="Calibri Light" w:hAnsi="Calibri Light" w:cs="Calibri Light"/>
+          <w:color w:val="000000" w:themeColor="text1"/>
+        </w:rPr>
+        <w:t>SatNEx</w:t>
+      </w:r>
+      <w:proofErr w:type="spellEnd"/>
+      <w:r>
+        <w:rPr>
+          <w:rFonts w:ascii="Calibri Light" w:hAnsi="Calibri Light" w:cs="Calibri Light"/>
+          <w:color w:val="000000" w:themeColor="text1"/>
+        </w:rPr>
+        <w:t xml:space="preserve"> project: Satellite Communications Network of Excellence. ISBN 978-3-8322-6904-3, 2008.</w:t>
       </w:r>
     </w:p>
     <w:p>
@@ -17957,7 +21850,23 @@
           <w:rFonts w:ascii="Calibri Light" w:hAnsi="Calibri Light" w:cs="Calibri Light"/>
           <w:color w:val="000000" w:themeColor="text1"/>
         </w:rPr>
-        <w:t xml:space="preserve"> for the highest overall performance at the Higher Technical Institute. Awarded by the President of the Republic of Cyprus Mr. Glafkos Clerides.</w:t>
+        <w:t xml:space="preserve"> for the highest overall performance at the Higher Technical Institute. Awarded by the President of the Republic of Cyprus Mr. </w:t>
+      </w:r>
+      <w:proofErr w:type="spellStart"/>
+      <w:r>
+        <w:rPr>
+          <w:rFonts w:ascii="Calibri Light" w:hAnsi="Calibri Light" w:cs="Calibri Light"/>
+          <w:color w:val="000000" w:themeColor="text1"/>
+        </w:rPr>
+        <w:t>Glafkos</w:t>
+      </w:r>
+      <w:proofErr w:type="spellEnd"/>
+      <w:r>
+        <w:rPr>
+          <w:rFonts w:ascii="Calibri Light" w:hAnsi="Calibri Light" w:cs="Calibri Light"/>
+          <w:color w:val="000000" w:themeColor="text1"/>
+        </w:rPr>
+        <w:t xml:space="preserve"> Clerides.</w:t>
       </w:r>
     </w:p>
     <w:p>
@@ -18565,7 +22474,27 @@
           <w:sz w:val="22"/>
           <w:szCs w:val="22"/>
         </w:rPr>
-        <w:t>, Larnaca-Cyprus</w:t>
+        <w:t xml:space="preserve">, </w:t>
+      </w:r>
+      <w:proofErr w:type="spellStart"/>
+      <w:r>
+        <w:rPr>
+          <w:rFonts w:ascii="Calibri Light" w:hAnsi="Calibri Light" w:cs="Calibri Light"/>
+          <w:color w:val="000000" w:themeColor="text1"/>
+          <w:sz w:val="22"/>
+          <w:szCs w:val="22"/>
+        </w:rPr>
+        <w:t>Larnaca</w:t>
+      </w:r>
+      <w:proofErr w:type="spellEnd"/>
+      <w:r>
+        <w:rPr>
+          <w:rFonts w:ascii="Calibri Light" w:hAnsi="Calibri Light" w:cs="Calibri Light"/>
+          <w:color w:val="000000" w:themeColor="text1"/>
+          <w:sz w:val="22"/>
+          <w:szCs w:val="22"/>
+        </w:rPr>
+        <w:t>-Cyprus</w:t>
       </w:r>
       <w:r>
         <w:rPr>
@@ -19052,8 +22981,33 @@
           <w:rFonts w:ascii="Calibri Light" w:hAnsi="Calibri Light" w:cs="Calibri Light"/>
           <w:color w:val="000000" w:themeColor="text1"/>
         </w:rPr>
-        <w:t>Firooz Bashshi Saghezchi</w:t>
-      </w:r>
+        <w:t xml:space="preserve">Firooz </w:t>
+      </w:r>
+      <w:proofErr w:type="spellStart"/>
+      <w:r>
+        <w:rPr>
+          <w:rFonts w:ascii="Calibri Light" w:hAnsi="Calibri Light" w:cs="Calibri Light"/>
+          <w:color w:val="000000" w:themeColor="text1"/>
+        </w:rPr>
+        <w:t>Bashshi</w:t>
+      </w:r>
+      <w:proofErr w:type="spellEnd"/>
+      <w:r>
+        <w:rPr>
+          <w:rFonts w:ascii="Calibri Light" w:hAnsi="Calibri Light" w:cs="Calibri Light"/>
+          <w:color w:val="000000" w:themeColor="text1"/>
+        </w:rPr>
+        <w:t xml:space="preserve"> </w:t>
+      </w:r>
+      <w:proofErr w:type="spellStart"/>
+      <w:r>
+        <w:rPr>
+          <w:rFonts w:ascii="Calibri Light" w:hAnsi="Calibri Light" w:cs="Calibri Light"/>
+          <w:color w:val="000000" w:themeColor="text1"/>
+        </w:rPr>
+        <w:t>Saghezchi</w:t>
+      </w:r>
+      <w:proofErr w:type="spellEnd"/>
       <w:r>
         <w:rPr>
           <w:rFonts w:ascii="Calibri Light" w:hAnsi="Calibri Light" w:cs="Calibri Light"/>
@@ -19296,12 +23250,21 @@
         </w:rPr>
         <w:t xml:space="preserve">the Information Systems </w:t>
       </w:r>
-      <w:r>
-        <w:rPr>
-          <w:rFonts w:ascii="Calibri Light" w:hAnsi="Calibri Light" w:cs="Calibri Light"/>
-          <w:color w:val="000000" w:themeColor="text1"/>
-        </w:rPr>
-        <w:t>filed of study</w:t>
+      <w:proofErr w:type="spellStart"/>
+      <w:r>
+        <w:rPr>
+          <w:rFonts w:ascii="Calibri Light" w:hAnsi="Calibri Light" w:cs="Calibri Light"/>
+          <w:color w:val="000000" w:themeColor="text1"/>
+        </w:rPr>
+        <w:t>filed</w:t>
+      </w:r>
+      <w:proofErr w:type="spellEnd"/>
+      <w:r>
+        <w:rPr>
+          <w:rFonts w:ascii="Calibri Light" w:hAnsi="Calibri Light" w:cs="Calibri Light"/>
+          <w:color w:val="000000" w:themeColor="text1"/>
+        </w:rPr>
+        <w:t xml:space="preserve"> of study</w:t>
       </w:r>
       <w:r>
         <w:rPr>
@@ -19792,6 +23755,7 @@
           <w:szCs w:val="22"/>
         </w:rPr>
       </w:pPr>
+      <w:proofErr w:type="spellStart"/>
       <w:r>
         <w:rPr>
           <w:rFonts w:ascii="Calibri Light" w:hAnsi="Calibri Light" w:cs="Calibri Light"/>
@@ -19801,6 +23765,7 @@
         </w:rPr>
         <w:t>TruNET</w:t>
       </w:r>
+      <w:proofErr w:type="spellEnd"/>
       <w:r>
         <w:rPr>
           <w:rFonts w:ascii="Calibri Light" w:hAnsi="Calibri Light" w:cs="Calibri Light"/>
@@ -19852,8 +23817,9 @@
           <w:sz w:val="22"/>
           <w:szCs w:val="22"/>
         </w:rPr>
-        <w:t xml:space="preserve"> for a 3D wireless network planning simulator (TruNET) based on a </w:t>
-      </w:r>
+        <w:t xml:space="preserve"> for a 3D wireless network planning simulator (</w:t>
+      </w:r>
+      <w:proofErr w:type="spellStart"/>
       <w:r>
         <w:rPr>
           <w:rFonts w:ascii="Calibri Light" w:hAnsi="Calibri Light" w:cs="Calibri Light"/>
@@ -19861,8 +23827,147 @@
           <w:sz w:val="22"/>
           <w:szCs w:val="22"/>
         </w:rPr>
+        <w:t>TruNET</w:t>
+      </w:r>
+      <w:proofErr w:type="spellEnd"/>
+      <w:r>
+        <w:rPr>
+          <w:rFonts w:ascii="Calibri Light" w:hAnsi="Calibri Light" w:cs="Calibri Light"/>
+          <w:iCs/>
+          <w:sz w:val="22"/>
+          <w:szCs w:val="22"/>
+        </w:rPr>
+        <w:t xml:space="preserve">) based on a </w:t>
+      </w:r>
+      <w:r>
+        <w:rPr>
+          <w:rFonts w:ascii="Calibri Light" w:hAnsi="Calibri Light" w:cs="Calibri Light"/>
+          <w:iCs/>
+          <w:sz w:val="22"/>
+          <w:szCs w:val="22"/>
+        </w:rPr>
         <w:lastRenderedPageBreak/>
-        <w:t xml:space="preserve">custom-developed Electromagnetic engine, developed in-house. The simulator’s standard output provides magnitude and phase information of the received electric field, Power Delay Profiles (PDP), Angle of Arrival (AoA), Angle of Departure (AoD) information, SNR, SNIR and C/I information. The simulator’s core functionality is further extended through a number of telecommunication modules and connectors. Examples of these modules and connectors include MIMO modules, UWB modules, NS2/Matlab connectors for supporting higher OSI-layer simulations, WiFi/LTE modules, localisation modules etc. TruNET has been a company project since 2007, but it was also funded by the </w:t>
+        <w:t>custom-developed Electromagnetic engine, developed in-house. The simulator’s standard output provides magnitude and phase information of the received electric field, Power Delay Profiles (PDP), Angle of Arrival (</w:t>
+      </w:r>
+      <w:proofErr w:type="spellStart"/>
+      <w:r>
+        <w:rPr>
+          <w:rFonts w:ascii="Calibri Light" w:hAnsi="Calibri Light" w:cs="Calibri Light"/>
+          <w:iCs/>
+          <w:sz w:val="22"/>
+          <w:szCs w:val="22"/>
+        </w:rPr>
+        <w:t>AoA</w:t>
+      </w:r>
+      <w:proofErr w:type="spellEnd"/>
+      <w:r>
+        <w:rPr>
+          <w:rFonts w:ascii="Calibri Light" w:hAnsi="Calibri Light" w:cs="Calibri Light"/>
+          <w:iCs/>
+          <w:sz w:val="22"/>
+          <w:szCs w:val="22"/>
+        </w:rPr>
+        <w:t>), Angle of Departure (</w:t>
+      </w:r>
+      <w:proofErr w:type="spellStart"/>
+      <w:r>
+        <w:rPr>
+          <w:rFonts w:ascii="Calibri Light" w:hAnsi="Calibri Light" w:cs="Calibri Light"/>
+          <w:iCs/>
+          <w:sz w:val="22"/>
+          <w:szCs w:val="22"/>
+        </w:rPr>
+        <w:t>AoD</w:t>
+      </w:r>
+      <w:proofErr w:type="spellEnd"/>
+      <w:r>
+        <w:rPr>
+          <w:rFonts w:ascii="Calibri Light" w:hAnsi="Calibri Light" w:cs="Calibri Light"/>
+          <w:iCs/>
+          <w:sz w:val="22"/>
+          <w:szCs w:val="22"/>
+        </w:rPr>
+        <w:t xml:space="preserve">) information, SNR, SNIR and C/I information. The simulator’s core functionality is further extended through </w:t>
+      </w:r>
+      <w:proofErr w:type="gramStart"/>
+      <w:r>
+        <w:rPr>
+          <w:rFonts w:ascii="Calibri Light" w:hAnsi="Calibri Light" w:cs="Calibri Light"/>
+          <w:iCs/>
+          <w:sz w:val="22"/>
+          <w:szCs w:val="22"/>
+        </w:rPr>
+        <w:t>a number of</w:t>
+      </w:r>
+      <w:proofErr w:type="gramEnd"/>
+      <w:r>
+        <w:rPr>
+          <w:rFonts w:ascii="Calibri Light" w:hAnsi="Calibri Light" w:cs="Calibri Light"/>
+          <w:iCs/>
+          <w:sz w:val="22"/>
+          <w:szCs w:val="22"/>
+        </w:rPr>
+        <w:t xml:space="preserve"> telecommunication modules and connectors. Examples of these modules and connectors include MIMO modules, UWB modules, NS2/</w:t>
+      </w:r>
+      <w:proofErr w:type="spellStart"/>
+      <w:r>
+        <w:rPr>
+          <w:rFonts w:ascii="Calibri Light" w:hAnsi="Calibri Light" w:cs="Calibri Light"/>
+          <w:iCs/>
+          <w:sz w:val="22"/>
+          <w:szCs w:val="22"/>
+        </w:rPr>
+        <w:t>Matlab</w:t>
+      </w:r>
+      <w:proofErr w:type="spellEnd"/>
+      <w:r>
+        <w:rPr>
+          <w:rFonts w:ascii="Calibri Light" w:hAnsi="Calibri Light" w:cs="Calibri Light"/>
+          <w:iCs/>
+          <w:sz w:val="22"/>
+          <w:szCs w:val="22"/>
+        </w:rPr>
+        <w:t xml:space="preserve"> connectors for supporting higher OSI-layer simulations, </w:t>
+      </w:r>
+      <w:proofErr w:type="spellStart"/>
+      <w:r>
+        <w:rPr>
+          <w:rFonts w:ascii="Calibri Light" w:hAnsi="Calibri Light" w:cs="Calibri Light"/>
+          <w:iCs/>
+          <w:sz w:val="22"/>
+          <w:szCs w:val="22"/>
+        </w:rPr>
+        <w:t>WiFi</w:t>
+      </w:r>
+      <w:proofErr w:type="spellEnd"/>
+      <w:r>
+        <w:rPr>
+          <w:rFonts w:ascii="Calibri Light" w:hAnsi="Calibri Light" w:cs="Calibri Light"/>
+          <w:iCs/>
+          <w:sz w:val="22"/>
+          <w:szCs w:val="22"/>
+        </w:rPr>
+        <w:t xml:space="preserve">/LTE modules, localisation modules etc. </w:t>
+      </w:r>
+      <w:proofErr w:type="spellStart"/>
+      <w:r>
+        <w:rPr>
+          <w:rFonts w:ascii="Calibri Light" w:hAnsi="Calibri Light" w:cs="Calibri Light"/>
+          <w:iCs/>
+          <w:sz w:val="22"/>
+          <w:szCs w:val="22"/>
+        </w:rPr>
+        <w:t>TruNET</w:t>
+      </w:r>
+      <w:proofErr w:type="spellEnd"/>
+      <w:r>
+        <w:rPr>
+          <w:rFonts w:ascii="Calibri Light" w:hAnsi="Calibri Light" w:cs="Calibri Light"/>
+          <w:iCs/>
+          <w:sz w:val="22"/>
+          <w:szCs w:val="22"/>
+        </w:rPr>
+        <w:t xml:space="preserve"> has been a company project since 2007, but it was also funded by the </w:t>
       </w:r>
       <w:r>
         <w:rPr>
@@ -19902,6 +24007,7 @@
           <w:szCs w:val="22"/>
         </w:rPr>
       </w:pPr>
+      <w:proofErr w:type="spellStart"/>
       <w:r>
         <w:rPr>
           <w:rFonts w:ascii="Calibri Light" w:hAnsi="Calibri Light" w:cs="Calibri Light"/>
@@ -19909,7 +24015,17 @@
           <w:sz w:val="22"/>
           <w:szCs w:val="22"/>
         </w:rPr>
-        <w:t>WiFi Exposure Meter:</w:t>
+        <w:t>WiFi</w:t>
+      </w:r>
+      <w:proofErr w:type="spellEnd"/>
+      <w:r>
+        <w:rPr>
+          <w:rFonts w:ascii="Calibri Light" w:hAnsi="Calibri Light" w:cs="Calibri Light"/>
+          <w:b/>
+          <w:sz w:val="22"/>
+          <w:szCs w:val="22"/>
+        </w:rPr>
+        <w:t xml:space="preserve"> Exposure Meter:</w:t>
       </w:r>
       <w:r>
         <w:rPr>
@@ -20025,7 +24141,7 @@
       <w:rPr>
         <w:rFonts w:ascii="Calibri Light" w:hAnsi="Calibri Light" w:cs="Calibri Light"/>
       </w:rPr>
-      <w:t>10</w:t>
+      <w:t>17</w:t>
     </w:r>
     <w:r>
       <w:rPr>
@@ -20037,7 +24153,7 @@
       <w:rPr>
         <w:rFonts w:ascii="Calibri Light" w:hAnsi="Calibri Light" w:cs="Calibri Light"/>
       </w:rPr>
-      <w:t>March</w:t>
+      <w:t>August</w:t>
     </w:r>
     <w:r>
       <w:rPr>
@@ -20074,6 +24190,7 @@
           <w:docPartUnique/>
         </w:docPartObj>
       </w:sdtPr>
+      <w:sdtEndPr/>
       <w:sdtContent>
         <w:r>
           <w:rPr>

--- a/files/Marios_Raspopoulos - Accademic CV.docx
+++ b/files/Marios_Raspopoulos - Accademic CV.docx
@@ -183,21 +183,7 @@
               <w:rPr>
                 <w:rFonts w:ascii="Calibri Light" w:hAnsi="Calibri Light" w:cs="Calibri Light"/>
               </w:rPr>
-              <w:t xml:space="preserve"> 7080, </w:t>
-            </w:r>
-            <w:proofErr w:type="spellStart"/>
-            <w:r>
-              <w:rPr>
-                <w:rFonts w:ascii="Calibri Light" w:hAnsi="Calibri Light" w:cs="Calibri Light"/>
-              </w:rPr>
-              <w:t>Larnaca</w:t>
-            </w:r>
-            <w:proofErr w:type="spellEnd"/>
-            <w:r>
-              <w:rPr>
-                <w:rFonts w:ascii="Calibri Light" w:hAnsi="Calibri Light" w:cs="Calibri Light"/>
-              </w:rPr>
-              <w:t>, Cyprus</w:t>
+              <w:t xml:space="preserve"> 7080, Larnaca, Cyprus</w:t>
             </w:r>
           </w:p>
         </w:tc>
@@ -5649,29 +5635,7 @@
                 <w:sz w:val="22"/>
                 <w:szCs w:val="22"/>
               </w:rPr>
-              <w:t xml:space="preserve"> </w:t>
-            </w:r>
-            <w:proofErr w:type="spellStart"/>
-            <w:r>
-              <w:rPr>
-                <w:rFonts w:ascii="Calibri Light" w:hAnsi="Calibri Light" w:cs="Calibri Light"/>
-                <w:iCs/>
-                <w:color w:val="000000" w:themeColor="text1"/>
-                <w:sz w:val="22"/>
-                <w:szCs w:val="22"/>
-              </w:rPr>
-              <w:t>degli</w:t>
-            </w:r>
-            <w:proofErr w:type="spellEnd"/>
-            <w:r>
-              <w:rPr>
-                <w:rFonts w:ascii="Calibri Light" w:hAnsi="Calibri Light" w:cs="Calibri Light"/>
-                <w:iCs/>
-                <w:color w:val="000000" w:themeColor="text1"/>
-                <w:sz w:val="22"/>
-                <w:szCs w:val="22"/>
-              </w:rPr>
-              <w:t xml:space="preserve"> Studi di Trento (Italy), University of Central Lancashire Cyprus (Cyprus)</w:t>
+              <w:t xml:space="preserve"> degli Studi di Trento (Italy), University of Central Lancashire Cyprus (Cyprus)</w:t>
             </w:r>
             <w:proofErr w:type="gramStart"/>
             <w:r>
@@ -9281,7 +9245,29 @@
                 <w:sz w:val="22"/>
                 <w:szCs w:val="22"/>
               </w:rPr>
-              <w:t xml:space="preserve"> Eurécom (FR), </w:t>
+              <w:t xml:space="preserve"> </w:t>
+            </w:r>
+            <w:proofErr w:type="spellStart"/>
+            <w:r>
+              <w:rPr>
+                <w:rFonts w:ascii="Calibri Light" w:hAnsi="Calibri Light" w:cs="Calibri Light"/>
+                <w:iCs/>
+                <w:color w:val="000000" w:themeColor="text1"/>
+                <w:sz w:val="22"/>
+                <w:szCs w:val="22"/>
+              </w:rPr>
+              <w:t>Eurécom</w:t>
+            </w:r>
+            <w:proofErr w:type="spellEnd"/>
+            <w:r>
+              <w:rPr>
+                <w:rFonts w:ascii="Calibri Light" w:hAnsi="Calibri Light" w:cs="Calibri Light"/>
+                <w:iCs/>
+                <w:color w:val="000000" w:themeColor="text1"/>
+                <w:sz w:val="22"/>
+                <w:szCs w:val="22"/>
+              </w:rPr>
+              <w:t xml:space="preserve"> (FR), </w:t>
             </w:r>
             <w:proofErr w:type="spellStart"/>
             <w:r>
@@ -12490,27 +12476,7 @@
                 <w:sz w:val="22"/>
                 <w:szCs w:val="22"/>
               </w:rPr>
-              <w:t xml:space="preserve"> (PT), Sigint Solutions Ltd (CY),  University of Kent (GB), University of Patras (GR), Technical University of Dresden (DE), </w:t>
-            </w:r>
-            <w:proofErr w:type="spellStart"/>
-            <w:r>
-              <w:rPr>
-                <w:rFonts w:ascii="Calibri Light" w:hAnsi="Calibri Light" w:cs="Calibri Light"/>
-                <w:color w:val="000000" w:themeColor="text1"/>
-                <w:sz w:val="22"/>
-                <w:szCs w:val="22"/>
-              </w:rPr>
-              <w:t>Valtion</w:t>
-            </w:r>
-            <w:proofErr w:type="spellEnd"/>
-            <w:r>
-              <w:rPr>
-                <w:rFonts w:ascii="Calibri Light" w:hAnsi="Calibri Light" w:cs="Calibri Light"/>
-                <w:color w:val="000000" w:themeColor="text1"/>
-                <w:sz w:val="22"/>
-                <w:szCs w:val="22"/>
-              </w:rPr>
-              <w:t xml:space="preserve"> </w:t>
+              <w:t xml:space="preserve"> (PT), Sigint Solutions Ltd (CY),  University of Kent (GB), University of Patras (GR), Technical University of Dresden (DE), Valtion </w:t>
             </w:r>
             <w:proofErr w:type="spellStart"/>
             <w:r>
@@ -13138,7 +13104,29 @@
                 <w:sz w:val="22"/>
                 <w:szCs w:val="22"/>
               </w:rPr>
-              <w:t xml:space="preserve"> Eurécom (FR), </w:t>
+              <w:t xml:space="preserve"> </w:t>
+            </w:r>
+            <w:proofErr w:type="spellStart"/>
+            <w:r>
+              <w:rPr>
+                <w:rFonts w:ascii="Calibri Light" w:hAnsi="Calibri Light" w:cs="Calibri Light"/>
+                <w:iCs/>
+                <w:color w:val="000000" w:themeColor="text1"/>
+                <w:sz w:val="22"/>
+                <w:szCs w:val="22"/>
+              </w:rPr>
+              <w:t>Eurécom</w:t>
+            </w:r>
+            <w:proofErr w:type="spellEnd"/>
+            <w:r>
+              <w:rPr>
+                <w:rFonts w:ascii="Calibri Light" w:hAnsi="Calibri Light" w:cs="Calibri Light"/>
+                <w:iCs/>
+                <w:color w:val="000000" w:themeColor="text1"/>
+                <w:sz w:val="22"/>
+                <w:szCs w:val="22"/>
+              </w:rPr>
+              <w:t xml:space="preserve"> (FR), </w:t>
             </w:r>
             <w:proofErr w:type="spellStart"/>
             <w:r>
@@ -16578,7 +16566,7 @@
           <w:rFonts w:ascii="Calibri Light" w:hAnsi="Calibri Light" w:cs="Calibri Light"/>
           <w:color w:val="000000" w:themeColor="text1"/>
         </w:rPr>
-        <w:t xml:space="preserve">I. Ioannou, </w:t>
+        <w:t>I. Ioannou</w:t>
       </w:r>
       <w:r>
         <w:rPr>
@@ -16587,28 +16575,14 @@
           <w:bCs/>
           <w:color w:val="000000" w:themeColor="text1"/>
         </w:rPr>
-        <w:t>M. Raspopoulos</w:t>
-      </w:r>
-      <w:r>
-        <w:rPr>
-          <w:rFonts w:ascii="Calibri Light" w:hAnsi="Calibri Light" w:cs="Calibri Light"/>
-          <w:color w:val="000000" w:themeColor="text1"/>
-        </w:rPr>
-        <w:t>,</w:t>
-      </w:r>
-      <w:r>
-        <w:rPr>
-          <w:rFonts w:ascii="Calibri Light" w:hAnsi="Calibri Light" w:cs="Calibri Light"/>
-          <w:color w:val="000000" w:themeColor="text1"/>
-        </w:rPr>
-        <w:t xml:space="preserve"> </w:t>
-      </w:r>
-      <w:r>
-        <w:rPr>
-          <w:rFonts w:ascii="Calibri Light" w:hAnsi="Calibri Light" w:cs="Calibri Light"/>
-          <w:color w:val="000000" w:themeColor="text1"/>
-        </w:rPr>
-        <w:t xml:space="preserve">P. </w:t>
+        <w:t>, M. Raspopoulos</w:t>
+      </w:r>
+      <w:r>
+        <w:rPr>
+          <w:rFonts w:ascii="Calibri Light" w:hAnsi="Calibri Light" w:cs="Calibri Light"/>
+          <w:color w:val="000000" w:themeColor="text1"/>
+        </w:rPr>
+        <w:t xml:space="preserve">, P. </w:t>
       </w:r>
       <w:proofErr w:type="spellStart"/>
       <w:r>
@@ -16624,7 +16598,7 @@
           <w:rFonts w:ascii="Calibri Light" w:hAnsi="Calibri Light" w:cs="Calibri Light"/>
           <w:color w:val="000000" w:themeColor="text1"/>
         </w:rPr>
-        <w:t xml:space="preserve">; C. </w:t>
+        <w:t xml:space="preserve">, C. </w:t>
       </w:r>
       <w:proofErr w:type="spellStart"/>
       <w:r>
@@ -16656,71 +16630,49 @@
           <w:rFonts w:ascii="Calibri Light" w:hAnsi="Calibri Light" w:cs="Calibri Light"/>
           <w:color w:val="000000" w:themeColor="text1"/>
         </w:rPr>
-        <w:t>, V. Vassiliou,</w:t>
-      </w:r>
-      <w:r>
-        <w:rPr>
-          <w:rFonts w:ascii="Calibri Light" w:hAnsi="Calibri Light" w:cs="Calibri Light"/>
-          <w:color w:val="000000" w:themeColor="text1"/>
-        </w:rPr>
-        <w:t xml:space="preserve"> "</w:t>
-      </w:r>
-      <w:r>
-        <w:rPr>
-          <w:rFonts w:ascii="Calibri Light" w:hAnsi="Calibri Light" w:cs="Calibri Light"/>
-          <w:color w:val="000000" w:themeColor="text1"/>
-        </w:rPr>
-        <w:t>Access Point Selection and Localization for Cluster-Based Realization of a Device-to-Device Cell-Free 6G Communications Network</w:t>
-      </w:r>
-      <w:r>
-        <w:rPr>
-          <w:rFonts w:ascii="Calibri Light" w:hAnsi="Calibri Light" w:cs="Calibri Light"/>
-          <w:color w:val="000000" w:themeColor="text1"/>
-        </w:rPr>
-        <w:t xml:space="preserve">," in </w:t>
-      </w:r>
-      <w:r>
-        <w:rPr>
-          <w:rFonts w:ascii="Calibri Light" w:hAnsi="Calibri Light" w:cs="Calibri Light"/>
-          <w:color w:val="000000" w:themeColor="text1"/>
-        </w:rPr>
-        <w:t xml:space="preserve">IET </w:t>
-      </w:r>
-      <w:r>
-        <w:rPr>
-          <w:rFonts w:ascii="Calibri Light" w:hAnsi="Calibri Light" w:cs="Calibri Light"/>
-          <w:color w:val="000000" w:themeColor="text1"/>
-        </w:rPr>
-        <w:t>Communications</w:t>
-      </w:r>
-      <w:r>
-        <w:rPr>
-          <w:rFonts w:ascii="Calibri Light" w:hAnsi="Calibri Light" w:cs="Calibri Light"/>
-          <w:color w:val="000000" w:themeColor="text1"/>
-        </w:rPr>
-        <w:t xml:space="preserve"> </w:t>
-      </w:r>
-      <w:r>
-        <w:rPr>
-          <w:rFonts w:ascii="Calibri Light" w:hAnsi="Calibri Light" w:cs="Calibri Light"/>
-          <w:color w:val="000000" w:themeColor="text1"/>
-        </w:rPr>
-        <w:t>[</w:t>
-      </w:r>
-      <w:r>
-        <w:rPr>
-          <w:rFonts w:ascii="Calibri Light" w:hAnsi="Calibri Light" w:cs="Calibri Light"/>
-          <w:color w:val="000000" w:themeColor="text1"/>
-        </w:rPr>
-        <w:t>To be published</w:t>
-      </w:r>
-      <w:r>
-        <w:rPr>
-          <w:rFonts w:ascii="Calibri Light" w:hAnsi="Calibri Light" w:cs="Calibri Light"/>
-          <w:color w:val="000000" w:themeColor="text1"/>
-        </w:rPr>
-        <w:t>]</w:t>
-      </w:r>
+        <w:t xml:space="preserve">, and V. Vassiliou, </w:t>
+      </w:r>
+      <w:proofErr w:type="gramStart"/>
+      <w:r>
+        <w:rPr>
+          <w:rFonts w:ascii="Calibri Light" w:hAnsi="Calibri Light" w:cs="Calibri Light"/>
+          <w:color w:val="000000" w:themeColor="text1"/>
+        </w:rPr>
+        <w:t>“ Access</w:t>
+      </w:r>
+      <w:proofErr w:type="gramEnd"/>
+      <w:r>
+        <w:rPr>
+          <w:rFonts w:ascii="Calibri Light" w:hAnsi="Calibri Light" w:cs="Calibri Light"/>
+          <w:color w:val="000000" w:themeColor="text1"/>
+        </w:rPr>
+        <w:t xml:space="preserve"> Point Selection and Localization for Cluster-Based Realization of a Device-to-Device Cell-Free 6G Communications Network.” IET Communications 19, no. 1 (</w:t>
+      </w:r>
+      <w:r>
+        <w:rPr>
+          <w:rFonts w:ascii="Calibri Light" w:hAnsi="Calibri Light" w:cs="Calibri Light"/>
+          <w:b/>
+          <w:bCs/>
+          <w:color w:val="000000" w:themeColor="text1"/>
+        </w:rPr>
+        <w:t>2025</w:t>
+      </w:r>
+      <w:r>
+        <w:rPr>
+          <w:rFonts w:ascii="Calibri Light" w:hAnsi="Calibri Light" w:cs="Calibri Light"/>
+          <w:color w:val="000000" w:themeColor="text1"/>
+        </w:rPr>
+        <w:t xml:space="preserve">): e70096. </w:t>
+      </w:r>
+      <w:hyperlink r:id="rId9" w:history="1">
+        <w:r>
+          <w:rPr>
+            <w:rStyle w:val="Hyperlink"/>
+            <w:rFonts w:ascii="Calibri Light" w:hAnsi="Calibri Light" w:cs="Calibri Light"/>
+          </w:rPr>
+          <w:t>https://doi.org/10.1049/cmu2.70096</w:t>
+        </w:r>
+      </w:hyperlink>
     </w:p>
     <w:p>
       <w:pPr>
@@ -17738,7 +17690,7 @@
           <w:rFonts w:ascii="Calibri Light" w:hAnsi="Calibri Light" w:cs="Calibri Light"/>
           <w:color w:val="000000" w:themeColor="text1"/>
         </w:rPr>
-        <w:t xml:space="preserve">I. Ioannou, C. </w:t>
+        <w:t xml:space="preserve">I. Ioannou, P. </w:t>
       </w:r>
       <w:proofErr w:type="spellStart"/>
       <w:r>
@@ -17746,23 +17698,7 @@
           <w:rFonts w:ascii="Calibri Light" w:hAnsi="Calibri Light" w:cs="Calibri Light"/>
           <w:color w:val="000000" w:themeColor="text1"/>
         </w:rPr>
-        <w:t>Christophorou</w:t>
-      </w:r>
-      <w:proofErr w:type="spellEnd"/>
-      <w:r>
-        <w:rPr>
-          <w:rFonts w:ascii="Calibri Light" w:hAnsi="Calibri Light" w:cs="Calibri Light"/>
-          <w:color w:val="000000" w:themeColor="text1"/>
-        </w:rPr>
-        <w:t xml:space="preserve">, C. Politi, S. </w:t>
-      </w:r>
-      <w:proofErr w:type="spellStart"/>
-      <w:r>
-        <w:rPr>
-          <w:rFonts w:ascii="Calibri Light" w:hAnsi="Calibri Light" w:cs="Calibri Light"/>
-          <w:color w:val="000000" w:themeColor="text1"/>
-        </w:rPr>
-        <w:t>Denazis</w:t>
+        <w:t>Nagaradjane</w:t>
       </w:r>
       <w:proofErr w:type="spellEnd"/>
       <w:r>
@@ -17786,7 +17722,7 @@
           <w:rFonts w:ascii="Calibri Light" w:hAnsi="Calibri Light" w:cs="Calibri Light"/>
           <w:color w:val="000000" w:themeColor="text1"/>
         </w:rPr>
-        <w:t xml:space="preserve"> and V. </w:t>
+        <w:t xml:space="preserve">, V. Papadopoulou-Lesta, C. </w:t>
       </w:r>
       <w:proofErr w:type="spellStart"/>
       <w:r>
@@ -17794,7 +17730,7 @@
           <w:rFonts w:ascii="Calibri Light" w:hAnsi="Calibri Light" w:cs="Calibri Light"/>
           <w:color w:val="000000" w:themeColor="text1"/>
         </w:rPr>
-        <w:t>Vassiliou,"A</w:t>
+        <w:t>Christophorou</w:t>
       </w:r>
       <w:proofErr w:type="spellEnd"/>
       <w:r>
@@ -17802,39 +17738,39 @@
           <w:rFonts w:ascii="Calibri Light" w:hAnsi="Calibri Light" w:cs="Calibri Light"/>
           <w:color w:val="000000" w:themeColor="text1"/>
         </w:rPr>
-        <w:t xml:space="preserve"> Deep Q-Network (DQN) Framework for Joint Optimization of EV Charging Station Placement and Vehicle Routing," 2025 IEEE International Smart Cities Conference (ISC2-2025</w:t>
-      </w:r>
-      <w:proofErr w:type="gramStart"/>
-      <w:r>
-        <w:rPr>
-          <w:rFonts w:ascii="Calibri Light" w:hAnsi="Calibri Light" w:cs="Calibri Light"/>
-          <w:color w:val="000000" w:themeColor="text1"/>
-        </w:rPr>
-        <w:t>) ,</w:t>
-      </w:r>
-      <w:proofErr w:type="gramEnd"/>
-      <w:r>
-        <w:rPr>
-          <w:rFonts w:ascii="Calibri Light" w:hAnsi="Calibri Light" w:cs="Calibri Light"/>
-          <w:color w:val="000000" w:themeColor="text1"/>
-        </w:rPr>
-        <w:t xml:space="preserve"> Patras, Greece, 6-9 </w:t>
-      </w:r>
-      <w:proofErr w:type="gramStart"/>
-      <w:r>
-        <w:rPr>
-          <w:rFonts w:ascii="Calibri Light" w:hAnsi="Calibri Light" w:cs="Calibri Light"/>
-          <w:color w:val="000000" w:themeColor="text1"/>
-        </w:rPr>
-        <w:t>October,</w:t>
-      </w:r>
-      <w:proofErr w:type="gramEnd"/>
-      <w:r>
-        <w:rPr>
-          <w:rFonts w:ascii="Calibri Light" w:hAnsi="Calibri Light" w:cs="Calibri Light"/>
-          <w:color w:val="000000" w:themeColor="text1"/>
-        </w:rPr>
-        <w:t xml:space="preserve"> 2025. [Accepted - To be presented]</w:t>
+        <w:t xml:space="preserve">, Ala’ Khalifeh, and V. Vassiliou, “Topology-Aware Deep Reinforcement Learning for RIS Beamforming: A GNN-PPO and Risk-Sensitive Evaluation,” </w:t>
+      </w:r>
+      <w:r>
+        <w:rPr>
+          <w:rFonts w:ascii="Calibri Light" w:hAnsi="Calibri Light" w:cs="Calibri Light"/>
+          <w:b/>
+          <w:bCs/>
+          <w:color w:val="000000" w:themeColor="text1"/>
+        </w:rPr>
+        <w:t>2025</w:t>
+      </w:r>
+      <w:r>
+        <w:rPr>
+          <w:rFonts w:ascii="Calibri Light" w:hAnsi="Calibri Light" w:cs="Calibri Light"/>
+          <w:color w:val="000000" w:themeColor="text1"/>
+        </w:rPr>
+        <w:t xml:space="preserve"> Asian Conference on Communication and Networks (</w:t>
+      </w:r>
+      <w:proofErr w:type="spellStart"/>
+      <w:r>
+        <w:rPr>
+          <w:rFonts w:ascii="Calibri Light" w:hAnsi="Calibri Light" w:cs="Calibri Light"/>
+          <w:color w:val="000000" w:themeColor="text1"/>
+        </w:rPr>
+        <w:t>ASIANComNet</w:t>
+      </w:r>
+      <w:proofErr w:type="spellEnd"/>
+      <w:r>
+        <w:rPr>
+          <w:rFonts w:ascii="Calibri Light" w:hAnsi="Calibri Light" w:cs="Calibri Light"/>
+          <w:color w:val="000000" w:themeColor="text1"/>
+        </w:rPr>
+        <w:t xml:space="preserve"> 2025), [Presented - To be published]</w:t>
       </w:r>
     </w:p>
     <w:p>
@@ -17856,6 +17792,45 @@
       <w:r>
         <w:rPr>
           <w:rFonts w:ascii="Calibri Light" w:hAnsi="Calibri Light" w:cs="Calibri Light"/>
+          <w:color w:val="000000" w:themeColor="text1"/>
+        </w:rPr>
+        <w:t xml:space="preserve">I. Ioannou, C. </w:t>
+      </w:r>
+      <w:proofErr w:type="spellStart"/>
+      <w:r>
+        <w:rPr>
+          <w:rFonts w:ascii="Calibri Light" w:hAnsi="Calibri Light" w:cs="Calibri Light"/>
+          <w:color w:val="000000" w:themeColor="text1"/>
+        </w:rPr>
+        <w:t>Christophorou</w:t>
+      </w:r>
+      <w:proofErr w:type="spellEnd"/>
+      <w:r>
+        <w:rPr>
+          <w:rFonts w:ascii="Calibri Light" w:hAnsi="Calibri Light" w:cs="Calibri Light"/>
+          <w:color w:val="000000" w:themeColor="text1"/>
+        </w:rPr>
+        <w:t xml:space="preserve">, C. Politi, S. </w:t>
+      </w:r>
+      <w:proofErr w:type="spellStart"/>
+      <w:r>
+        <w:rPr>
+          <w:rFonts w:ascii="Calibri Light" w:hAnsi="Calibri Light" w:cs="Calibri Light"/>
+          <w:color w:val="000000" w:themeColor="text1"/>
+        </w:rPr>
+        <w:t>Denazis</w:t>
+      </w:r>
+      <w:proofErr w:type="spellEnd"/>
+      <w:r>
+        <w:rPr>
+          <w:rFonts w:ascii="Calibri Light" w:hAnsi="Calibri Light" w:cs="Calibri Light"/>
+          <w:color w:val="000000" w:themeColor="text1"/>
+        </w:rPr>
+        <w:t xml:space="preserve">, </w:t>
+      </w:r>
+      <w:r>
+        <w:rPr>
+          <w:rFonts w:ascii="Calibri Light" w:hAnsi="Calibri Light" w:cs="Calibri Light"/>
           <w:b/>
           <w:bCs/>
           <w:color w:val="000000" w:themeColor="text1"/>
@@ -17867,93 +17842,47 @@
           <w:rFonts w:ascii="Calibri Light" w:hAnsi="Calibri Light" w:cs="Calibri Light"/>
           <w:color w:val="000000" w:themeColor="text1"/>
         </w:rPr>
-        <w:t>, I. Ioannou,</w:t>
-      </w:r>
-      <w:r>
-        <w:rPr>
-          <w:rFonts w:ascii="Calibri Light" w:hAnsi="Calibri Light" w:cs="Calibri Light"/>
-          <w:color w:val="000000" w:themeColor="text1"/>
-        </w:rPr>
-        <w:t xml:space="preserve"> L. Nisiotis.</w:t>
-      </w:r>
-      <w:r>
-        <w:rPr>
-          <w:rFonts w:ascii="Calibri Light" w:hAnsi="Calibri Light" w:cs="Calibri Light"/>
-          <w:color w:val="000000" w:themeColor="text1"/>
-        </w:rPr>
-        <w:t xml:space="preserve"> “</w:t>
-      </w:r>
-      <w:r>
-        <w:rPr>
-          <w:rFonts w:ascii="Calibri Light" w:hAnsi="Calibri Light" w:cs="Calibri Light"/>
-          <w:color w:val="000000" w:themeColor="text1"/>
-        </w:rPr>
-        <w:t>mmWave-based Crowd Sensing for Metaverse Applications</w:t>
-      </w:r>
-      <w:r>
-        <w:rPr>
-          <w:rFonts w:ascii="Calibri Light" w:hAnsi="Calibri Light" w:cs="Calibri Light"/>
-          <w:color w:val="000000" w:themeColor="text1"/>
-        </w:rPr>
-        <w:t xml:space="preserve">”, </w:t>
-      </w:r>
-      <w:r>
-        <w:rPr>
-          <w:rFonts w:ascii="Calibri Light" w:hAnsi="Calibri Light" w:cs="Calibri Light"/>
-          <w:i/>
-          <w:iCs/>
-          <w:color w:val="000000" w:themeColor="text1"/>
-        </w:rPr>
-        <w:t>IEEE International Symposium on Emerging Metaverse (ISEMV 2025)</w:t>
-      </w:r>
-      <w:r>
-        <w:rPr>
-          <w:rFonts w:ascii="Calibri Light" w:hAnsi="Calibri Light" w:cs="Calibri Light"/>
-          <w:color w:val="000000" w:themeColor="text1"/>
-        </w:rPr>
-        <w:t xml:space="preserve">, </w:t>
-      </w:r>
-      <w:r>
-        <w:rPr>
-          <w:rFonts w:ascii="Calibri Light" w:hAnsi="Calibri Light" w:cs="Calibri Light"/>
-          <w:color w:val="000000" w:themeColor="text1"/>
-        </w:rPr>
-        <w:t>Honolulu</w:t>
-      </w:r>
-      <w:r>
-        <w:rPr>
-          <w:rFonts w:ascii="Calibri Light" w:hAnsi="Calibri Light" w:cs="Calibri Light"/>
-          <w:color w:val="000000" w:themeColor="text1"/>
-        </w:rPr>
-        <w:t xml:space="preserve">, </w:t>
-      </w:r>
-      <w:r>
-        <w:rPr>
-          <w:rFonts w:ascii="Calibri Light" w:hAnsi="Calibri Light" w:cs="Calibri Light"/>
-          <w:color w:val="000000" w:themeColor="text1"/>
-        </w:rPr>
-        <w:t>Hawaii, USA, October 2025</w:t>
-      </w:r>
-      <w:r>
-        <w:rPr>
-          <w:rFonts w:ascii="Calibri Light" w:hAnsi="Calibri Light" w:cs="Calibri Light"/>
-          <w:color w:val="000000" w:themeColor="text1"/>
-        </w:rPr>
-        <w:t xml:space="preserve"> [</w:t>
-      </w:r>
-      <w:r>
-        <w:rPr>
-          <w:rFonts w:ascii="Calibri Light" w:hAnsi="Calibri Light" w:cs="Calibri Light"/>
-          <w:color w:val="000000" w:themeColor="text1"/>
-        </w:rPr>
-        <w:t xml:space="preserve">Accepted - </w:t>
-      </w:r>
-      <w:r>
-        <w:rPr>
-          <w:rFonts w:ascii="Calibri Light" w:hAnsi="Calibri Light" w:cs="Calibri Light"/>
-          <w:color w:val="000000" w:themeColor="text1"/>
-        </w:rPr>
-        <w:t>To be presented]</w:t>
+        <w:t xml:space="preserve"> and V. Vassiliou, "A Deep Q-Network (DQN) Framework for Joint Optimization of EV Charging Station Placement and Vehicle </w:t>
+      </w:r>
+      <w:r>
+        <w:rPr>
+          <w:rFonts w:ascii="Calibri Light" w:hAnsi="Calibri Light" w:cs="Calibri Light"/>
+          <w:color w:val="000000" w:themeColor="text1"/>
+        </w:rPr>
+        <w:lastRenderedPageBreak/>
+        <w:t xml:space="preserve">Routing," 2025 IEEE International Smart Cities Conference (ISC2), Patras, Greece, </w:t>
+      </w:r>
+      <w:r>
+        <w:rPr>
+          <w:rFonts w:ascii="Calibri Light" w:hAnsi="Calibri Light" w:cs="Calibri Light"/>
+          <w:b/>
+          <w:bCs/>
+          <w:color w:val="000000" w:themeColor="text1"/>
+        </w:rPr>
+        <w:t>2025</w:t>
+      </w:r>
+      <w:r>
+        <w:rPr>
+          <w:rFonts w:ascii="Calibri Light" w:hAnsi="Calibri Light" w:cs="Calibri Light"/>
+          <w:color w:val="000000" w:themeColor="text1"/>
+        </w:rPr>
+        <w:t xml:space="preserve">, pp. 1-6, </w:t>
+      </w:r>
+      <w:proofErr w:type="spellStart"/>
+      <w:r>
+        <w:rPr>
+          <w:rFonts w:ascii="Calibri Light" w:hAnsi="Calibri Light" w:cs="Calibri Light"/>
+          <w:color w:val="000000" w:themeColor="text1"/>
+        </w:rPr>
+        <w:t>doi</w:t>
+      </w:r>
+      <w:proofErr w:type="spellEnd"/>
+      <w:r>
+        <w:rPr>
+          <w:rFonts w:ascii="Calibri Light" w:hAnsi="Calibri Light" w:cs="Calibri Light"/>
+          <w:color w:val="000000" w:themeColor="text1"/>
+        </w:rPr>
+        <w:t>: 10.1109/ISC266238.2025.11293297.</w:t>
       </w:r>
     </w:p>
     <w:p>
@@ -17975,35 +17904,50 @@
       <w:r>
         <w:rPr>
           <w:rFonts w:ascii="Calibri Light" w:hAnsi="Calibri Light" w:cs="Calibri Light"/>
-          <w:color w:val="000000" w:themeColor="text1"/>
-        </w:rPr>
-        <w:lastRenderedPageBreak/>
-        <w:t xml:space="preserve">L. Nisiotis, N. Markov, C. Nikolaou, A. </w:t>
-      </w:r>
-      <w:proofErr w:type="spellStart"/>
-      <w:r>
-        <w:rPr>
-          <w:rFonts w:ascii="Calibri Light" w:hAnsi="Calibri Light" w:cs="Calibri Light"/>
-          <w:color w:val="000000" w:themeColor="text1"/>
-        </w:rPr>
-        <w:t>Hadjiliasi</w:t>
-      </w:r>
-      <w:proofErr w:type="spellEnd"/>
-      <w:r>
-        <w:rPr>
-          <w:rFonts w:ascii="Calibri Light" w:hAnsi="Calibri Light" w:cs="Calibri Light"/>
-          <w:color w:val="000000" w:themeColor="text1"/>
-        </w:rPr>
-        <w:t>,</w:t>
-      </w:r>
-      <w:r>
-        <w:rPr>
-          <w:rFonts w:ascii="Calibri Light" w:hAnsi="Calibri Light" w:cs="Calibri Light"/>
           <w:b/>
           <w:bCs/>
           <w:color w:val="000000" w:themeColor="text1"/>
         </w:rPr>
-        <w:t xml:space="preserve"> M</w:t>
+        <w:t xml:space="preserve">M. Raspopoulos, </w:t>
+      </w:r>
+      <w:r>
+        <w:rPr>
+          <w:rFonts w:ascii="Calibri Light" w:hAnsi="Calibri Light" w:cs="Calibri Light"/>
+          <w:color w:val="000000" w:themeColor="text1"/>
+        </w:rPr>
+        <w:t xml:space="preserve">I. Ioannou and L. </w:t>
+      </w:r>
+      <w:proofErr w:type="spellStart"/>
+      <w:r>
+        <w:rPr>
+          <w:rFonts w:ascii="Calibri Light" w:hAnsi="Calibri Light" w:cs="Calibri Light"/>
+          <w:color w:val="000000" w:themeColor="text1"/>
+        </w:rPr>
+        <w:t>Nisiotis</w:t>
+      </w:r>
+      <w:proofErr w:type="spellEnd"/>
+      <w:r>
+        <w:rPr>
+          <w:rFonts w:ascii="Calibri Light" w:hAnsi="Calibri Light" w:cs="Calibri Light"/>
+          <w:color w:val="000000" w:themeColor="text1"/>
+        </w:rPr>
+        <w:t>, "</w:t>
+      </w:r>
+      <w:proofErr w:type="spellStart"/>
+      <w:r>
+        <w:rPr>
+          <w:rFonts w:ascii="Calibri Light" w:hAnsi="Calibri Light" w:cs="Calibri Light"/>
+          <w:color w:val="000000" w:themeColor="text1"/>
+        </w:rPr>
+        <w:t>mmWave</w:t>
+      </w:r>
+      <w:proofErr w:type="spellEnd"/>
+      <w:r>
+        <w:rPr>
+          <w:rFonts w:ascii="Calibri Light" w:hAnsi="Calibri Light" w:cs="Calibri Light"/>
+          <w:color w:val="000000" w:themeColor="text1"/>
+        </w:rPr>
+        <w:t xml:space="preserve">-Based Crowd Sensing for Metaverse Applications," </w:t>
       </w:r>
       <w:r>
         <w:rPr>
@@ -18012,7 +17956,30 @@
           <w:bCs/>
           <w:color w:val="000000" w:themeColor="text1"/>
         </w:rPr>
-        <w:t>.</w:t>
+        <w:t>2025</w:t>
+      </w:r>
+      <w:r>
+        <w:rPr>
+          <w:rFonts w:ascii="Calibri Light" w:hAnsi="Calibri Light" w:cs="Calibri Light"/>
+          <w:color w:val="000000" w:themeColor="text1"/>
+        </w:rPr>
+        <w:t xml:space="preserve"> IEEE International Symposium on Emerging Metaverse (ISEMV), Honolulu, HI, USA, 2025, pp. 46-54, </w:t>
+      </w:r>
+      <w:proofErr w:type="spellStart"/>
+      <w:r>
+        <w:rPr>
+          <w:rFonts w:ascii="Calibri Light" w:hAnsi="Calibri Light" w:cs="Calibri Light"/>
+          <w:color w:val="000000" w:themeColor="text1"/>
+        </w:rPr>
+        <w:t>doi</w:t>
+      </w:r>
+      <w:proofErr w:type="spellEnd"/>
+      <w:r>
+        <w:rPr>
+          <w:rFonts w:ascii="Calibri Light" w:hAnsi="Calibri Light" w:cs="Calibri Light"/>
+          <w:color w:val="000000" w:themeColor="text1"/>
+        </w:rPr>
+        <w:t>: 10.1109/ISEMV67326.2025.00019</w:t>
       </w:r>
       <w:r>
         <w:rPr>
@@ -18021,93 +17988,7 @@
           <w:bCs/>
           <w:color w:val="000000" w:themeColor="text1"/>
         </w:rPr>
-        <w:t xml:space="preserve"> Raspopoulos</w:t>
-      </w:r>
-      <w:r>
-        <w:rPr>
-          <w:rFonts w:ascii="Calibri Light" w:hAnsi="Calibri Light" w:cs="Calibri Light"/>
-          <w:color w:val="000000" w:themeColor="text1"/>
-        </w:rPr>
         <w:t>.</w:t>
-      </w:r>
-      <w:r>
-        <w:rPr>
-          <w:rFonts w:ascii="Calibri Light" w:hAnsi="Calibri Light" w:cs="Calibri Light"/>
-          <w:color w:val="000000" w:themeColor="text1"/>
-        </w:rPr>
-        <w:t xml:space="preserve"> “</w:t>
-      </w:r>
-      <w:r>
-        <w:rPr>
-          <w:rFonts w:ascii="Calibri Light" w:hAnsi="Calibri Light" w:cs="Calibri Light"/>
-          <w:color w:val="000000" w:themeColor="text1"/>
-        </w:rPr>
-        <w:t>Enhancing Digital Heritage Experiences: Evaluating Fine-Tuned LLM Integration within a Cyber-Physical-Social Virtual Museum System</w:t>
-      </w:r>
-      <w:r>
-        <w:rPr>
-          <w:rFonts w:ascii="Calibri Light" w:hAnsi="Calibri Light" w:cs="Calibri Light"/>
-          <w:color w:val="000000" w:themeColor="text1"/>
-        </w:rPr>
-        <w:t xml:space="preserve">”, </w:t>
-      </w:r>
-      <w:r>
-        <w:rPr>
-          <w:rFonts w:ascii="Calibri Light" w:hAnsi="Calibri Light" w:cs="Calibri Light"/>
-          <w:i/>
-          <w:iCs/>
-          <w:color w:val="000000" w:themeColor="text1"/>
-        </w:rPr>
-        <w:t>IEEE International Symposium on Emerging Metaverse (ISEMV 2025)</w:t>
-      </w:r>
-      <w:r>
-        <w:rPr>
-          <w:rFonts w:ascii="Calibri Light" w:hAnsi="Calibri Light" w:cs="Calibri Light"/>
-          <w:color w:val="000000" w:themeColor="text1"/>
-        </w:rPr>
-        <w:t xml:space="preserve">, </w:t>
-      </w:r>
-      <w:r>
-        <w:rPr>
-          <w:rFonts w:ascii="Calibri Light" w:hAnsi="Calibri Light" w:cs="Calibri Light"/>
-          <w:color w:val="000000" w:themeColor="text1"/>
-        </w:rPr>
-        <w:t>Honolulu</w:t>
-      </w:r>
-      <w:r>
-        <w:rPr>
-          <w:rFonts w:ascii="Calibri Light" w:hAnsi="Calibri Light" w:cs="Calibri Light"/>
-          <w:color w:val="000000" w:themeColor="text1"/>
-        </w:rPr>
-        <w:t xml:space="preserve">, </w:t>
-      </w:r>
-      <w:r>
-        <w:rPr>
-          <w:rFonts w:ascii="Calibri Light" w:hAnsi="Calibri Light" w:cs="Calibri Light"/>
-          <w:color w:val="000000" w:themeColor="text1"/>
-        </w:rPr>
-        <w:t>Hawaii, USA, October 2025</w:t>
-      </w:r>
-      <w:r>
-        <w:rPr>
-          <w:rFonts w:ascii="Calibri Light" w:hAnsi="Calibri Light" w:cs="Calibri Light"/>
-          <w:color w:val="000000" w:themeColor="text1"/>
-        </w:rPr>
-        <w:t xml:space="preserve"> [</w:t>
-      </w:r>
-      <w:r>
-        <w:rPr>
-          <w:rFonts w:ascii="Calibri Light" w:hAnsi="Calibri Light" w:cs="Calibri Light"/>
-          <w:color w:val="000000" w:themeColor="text1"/>
-        </w:rPr>
-        <w:t xml:space="preserve">Accepted - </w:t>
-      </w:r>
-      <w:r>
-        <w:rPr>
-          <w:rFonts w:ascii="Calibri Light" w:hAnsi="Calibri Light" w:cs="Calibri Light"/>
-          <w:color w:val="000000" w:themeColor="text1"/>
-        </w:rPr>
-        <w:t>To be presented]</w:t>
       </w:r>
     </w:p>
     <w:p>
@@ -18129,6 +18010,45 @@
       <w:r>
         <w:rPr>
           <w:rFonts w:ascii="Calibri Light" w:hAnsi="Calibri Light" w:cs="Calibri Light"/>
+          <w:color w:val="000000" w:themeColor="text1"/>
+        </w:rPr>
+        <w:t xml:space="preserve">L. </w:t>
+      </w:r>
+      <w:proofErr w:type="spellStart"/>
+      <w:r>
+        <w:rPr>
+          <w:rFonts w:ascii="Calibri Light" w:hAnsi="Calibri Light" w:cs="Calibri Light"/>
+          <w:color w:val="000000" w:themeColor="text1"/>
+        </w:rPr>
+        <w:t>Nisiotis</w:t>
+      </w:r>
+      <w:proofErr w:type="spellEnd"/>
+      <w:r>
+        <w:rPr>
+          <w:rFonts w:ascii="Calibri Light" w:hAnsi="Calibri Light" w:cs="Calibri Light"/>
+          <w:color w:val="000000" w:themeColor="text1"/>
+        </w:rPr>
+        <w:t xml:space="preserve">, N. Markov, C. Nikolaou, A. </w:t>
+      </w:r>
+      <w:proofErr w:type="spellStart"/>
+      <w:r>
+        <w:rPr>
+          <w:rFonts w:ascii="Calibri Light" w:hAnsi="Calibri Light" w:cs="Calibri Light"/>
+          <w:color w:val="000000" w:themeColor="text1"/>
+        </w:rPr>
+        <w:t>Hadjiliasi</w:t>
+      </w:r>
+      <w:proofErr w:type="spellEnd"/>
+      <w:r>
+        <w:rPr>
+          <w:rFonts w:ascii="Calibri Light" w:hAnsi="Calibri Light" w:cs="Calibri Light"/>
+          <w:color w:val="000000" w:themeColor="text1"/>
+        </w:rPr>
+        <w:t xml:space="preserve"> and </w:t>
+      </w:r>
+      <w:r>
+        <w:rPr>
+          <w:rFonts w:ascii="Calibri Light" w:hAnsi="Calibri Light" w:cs="Calibri Light"/>
           <w:b/>
           <w:bCs/>
           <w:color w:val="000000" w:themeColor="text1"/>
@@ -18140,7 +18060,23 @@
           <w:rFonts w:ascii="Calibri Light" w:hAnsi="Calibri Light" w:cs="Calibri Light"/>
           <w:color w:val="000000" w:themeColor="text1"/>
         </w:rPr>
-        <w:t xml:space="preserve">, A. Sesyuk, I. Ioannou, “3D </w:t>
+        <w:t xml:space="preserve">, "Enhancing Digital Heritage Experiences: Evaluating Fine-Tuned LLM Integration within a Cyber-Physical-Social Virtual Museum System," </w:t>
+      </w:r>
+      <w:r>
+        <w:rPr>
+          <w:rFonts w:ascii="Calibri Light" w:hAnsi="Calibri Light" w:cs="Calibri Light"/>
+          <w:b/>
+          <w:bCs/>
+          <w:color w:val="000000" w:themeColor="text1"/>
+        </w:rPr>
+        <w:t>2025</w:t>
+      </w:r>
+      <w:r>
+        <w:rPr>
+          <w:rFonts w:ascii="Calibri Light" w:hAnsi="Calibri Light" w:cs="Calibri Light"/>
+          <w:color w:val="000000" w:themeColor="text1"/>
+        </w:rPr>
+        <w:t xml:space="preserve"> IEEE International Symposium on Emerging Metaverse (ISEMV), Honolulu, HI, USA, 2025, pp. 17-26, </w:t>
       </w:r>
       <w:proofErr w:type="spellStart"/>
       <w:r>
@@ -18148,7 +18084,7 @@
           <w:rFonts w:ascii="Calibri Light" w:hAnsi="Calibri Light" w:cs="Calibri Light"/>
           <w:color w:val="000000" w:themeColor="text1"/>
         </w:rPr>
-        <w:t>millimeter</w:t>
+        <w:t>doi</w:t>
       </w:r>
       <w:proofErr w:type="spellEnd"/>
       <w:r>
@@ -18156,37 +18092,7 @@
           <w:rFonts w:ascii="Calibri Light" w:hAnsi="Calibri Light" w:cs="Calibri Light"/>
           <w:color w:val="000000" w:themeColor="text1"/>
         </w:rPr>
-        <w:t xml:space="preserve">-Wave Multi-Target Sensing”, </w:t>
-      </w:r>
-      <w:r>
-        <w:rPr>
-          <w:rFonts w:ascii="Calibri Light" w:hAnsi="Calibri Light" w:cs="Calibri Light"/>
-          <w:i/>
-          <w:iCs/>
-          <w:color w:val="000000" w:themeColor="text1"/>
-        </w:rPr>
-        <w:t>The 15th International Conference on Indoor Positioning and Indoor Navigation</w:t>
-      </w:r>
-      <w:r>
-        <w:rPr>
-          <w:rFonts w:ascii="Calibri Light" w:hAnsi="Calibri Light" w:cs="Calibri Light"/>
-          <w:color w:val="000000" w:themeColor="text1"/>
-        </w:rPr>
-        <w:t>, September 2025, Tampere, Finland [</w:t>
-      </w:r>
-      <w:r>
-        <w:rPr>
-          <w:rFonts w:ascii="Calibri Light" w:hAnsi="Calibri Light" w:cs="Calibri Light"/>
-          <w:color w:val="000000" w:themeColor="text1"/>
-        </w:rPr>
-        <w:t>Accepted -</w:t>
-      </w:r>
-      <w:r>
-        <w:rPr>
-          <w:rFonts w:ascii="Calibri Light" w:hAnsi="Calibri Light" w:cs="Calibri Light"/>
-          <w:color w:val="000000" w:themeColor="text1"/>
-        </w:rPr>
-        <w:t>To be presented]</w:t>
+        <w:t>: 10.1109/ISEMV67326.2025.00016.</w:t>
       </w:r>
     </w:p>
     <w:p>
@@ -18208,89 +18114,18 @@
       <w:r>
         <w:rPr>
           <w:rFonts w:ascii="Calibri Light" w:hAnsi="Calibri Light" w:cs="Calibri Light"/>
-          <w:color w:val="000000" w:themeColor="text1"/>
-        </w:rPr>
-        <w:t xml:space="preserve">I. Ioannou, A. </w:t>
-      </w:r>
-      <w:proofErr w:type="spellStart"/>
-      <w:r>
-        <w:rPr>
-          <w:rFonts w:ascii="Calibri Light" w:hAnsi="Calibri Light" w:cs="Calibri Light"/>
-          <w:color w:val="000000" w:themeColor="text1"/>
-        </w:rPr>
-        <w:t>Gregoriades</w:t>
-      </w:r>
-      <w:proofErr w:type="spellEnd"/>
-      <w:r>
-        <w:rPr>
-          <w:rFonts w:ascii="Calibri Light" w:hAnsi="Calibri Light" w:cs="Calibri Light"/>
-          <w:color w:val="000000" w:themeColor="text1"/>
-        </w:rPr>
-        <w:t xml:space="preserve">, C. </w:t>
-      </w:r>
-      <w:proofErr w:type="spellStart"/>
-      <w:r>
-        <w:rPr>
-          <w:rFonts w:ascii="Calibri Light" w:hAnsi="Calibri Light" w:cs="Calibri Light"/>
-          <w:color w:val="000000" w:themeColor="text1"/>
-        </w:rPr>
-        <w:t>Christophorou</w:t>
-      </w:r>
-      <w:proofErr w:type="spellEnd"/>
-      <w:r>
-        <w:rPr>
-          <w:rFonts w:ascii="Calibri Light" w:hAnsi="Calibri Light" w:cs="Calibri Light"/>
-          <w:color w:val="000000" w:themeColor="text1"/>
-        </w:rPr>
-        <w:t xml:space="preserve">, </w:t>
-      </w:r>
-      <w:r>
-        <w:rPr>
-          <w:rFonts w:ascii="Calibri Light" w:hAnsi="Calibri Light" w:cs="Calibri Light"/>
           <w:b/>
           <w:bCs/>
           <w:color w:val="000000" w:themeColor="text1"/>
         </w:rPr>
-        <w:t>M. Raspopoulos</w:t>
-      </w:r>
-      <w:r>
-        <w:rPr>
-          <w:rFonts w:ascii="Calibri Light" w:hAnsi="Calibri Light" w:cs="Calibri Light"/>
-          <w:color w:val="000000" w:themeColor="text1"/>
-        </w:rPr>
-        <w:t xml:space="preserve"> and V. Vassiliou, "Implementing a Cell-Free 6G Distributed AI Network </w:t>
-      </w:r>
-      <w:proofErr w:type="gramStart"/>
-      <w:r>
-        <w:rPr>
-          <w:rFonts w:ascii="Calibri Light" w:hAnsi="Calibri Light" w:cs="Calibri Light"/>
-          <w:color w:val="000000" w:themeColor="text1"/>
-        </w:rPr>
-        <w:t>With</w:t>
-      </w:r>
-      <w:proofErr w:type="gramEnd"/>
-      <w:r>
-        <w:rPr>
-          <w:rFonts w:ascii="Calibri Light" w:hAnsi="Calibri Light" w:cs="Calibri Light"/>
-          <w:color w:val="000000" w:themeColor="text1"/>
-        </w:rPr>
-        <w:t xml:space="preserve"> the Use of Deep ML Under a Traditional Multi-Cell Mobile Network," </w:t>
-      </w:r>
-      <w:r>
-        <w:rPr>
-          <w:rFonts w:ascii="Calibri Light" w:hAnsi="Calibri Light" w:cs="Calibri Light"/>
-          <w:i/>
-          <w:iCs/>
-          <w:color w:val="000000" w:themeColor="text1"/>
-        </w:rPr>
-        <w:t>2025 5th IEEE Middle East and North Africa Communications Conference (MENACOMM)</w:t>
-      </w:r>
-      <w:r>
-        <w:rPr>
-          <w:rFonts w:ascii="Calibri Light" w:hAnsi="Calibri Light" w:cs="Calibri Light"/>
-          <w:color w:val="000000" w:themeColor="text1"/>
-        </w:rPr>
-        <w:t xml:space="preserve">, Byblos, Lebanon, 2025, pp. 1-8, </w:t>
+        <w:t xml:space="preserve">M. Raspopoulos, </w:t>
+      </w:r>
+      <w:r>
+        <w:rPr>
+          <w:rFonts w:ascii="Calibri Light" w:hAnsi="Calibri Light" w:cs="Calibri Light"/>
+          <w:color w:val="000000" w:themeColor="text1"/>
+        </w:rPr>
+        <w:t xml:space="preserve">A. </w:t>
       </w:r>
       <w:proofErr w:type="spellStart"/>
       <w:r>
@@ -18298,6 +18133,54 @@
           <w:rFonts w:ascii="Calibri Light" w:hAnsi="Calibri Light" w:cs="Calibri Light"/>
           <w:color w:val="000000" w:themeColor="text1"/>
         </w:rPr>
+        <w:t>Sesyuk</w:t>
+      </w:r>
+      <w:proofErr w:type="spellEnd"/>
+      <w:r>
+        <w:rPr>
+          <w:rFonts w:ascii="Calibri Light" w:hAnsi="Calibri Light" w:cs="Calibri Light"/>
+          <w:color w:val="000000" w:themeColor="text1"/>
+        </w:rPr>
+        <w:t xml:space="preserve"> and I. Ioannou, "3D </w:t>
+      </w:r>
+      <w:proofErr w:type="spellStart"/>
+      <w:r>
+        <w:rPr>
+          <w:rFonts w:ascii="Calibri Light" w:hAnsi="Calibri Light" w:cs="Calibri Light"/>
+          <w:color w:val="000000" w:themeColor="text1"/>
+        </w:rPr>
+        <w:t>millimeter</w:t>
+      </w:r>
+      <w:proofErr w:type="spellEnd"/>
+      <w:r>
+        <w:rPr>
+          <w:rFonts w:ascii="Calibri Light" w:hAnsi="Calibri Light" w:cs="Calibri Light"/>
+          <w:color w:val="000000" w:themeColor="text1"/>
+        </w:rPr>
+        <w:t xml:space="preserve">-Wave Multi-Target Sensing," </w:t>
+      </w:r>
+      <w:r>
+        <w:rPr>
+          <w:rFonts w:ascii="Calibri Light" w:hAnsi="Calibri Light" w:cs="Calibri Light"/>
+          <w:b/>
+          <w:bCs/>
+          <w:color w:val="000000" w:themeColor="text1"/>
+        </w:rPr>
+        <w:t>2025</w:t>
+      </w:r>
+      <w:r>
+        <w:rPr>
+          <w:rFonts w:ascii="Calibri Light" w:hAnsi="Calibri Light" w:cs="Calibri Light"/>
+          <w:color w:val="000000" w:themeColor="text1"/>
+        </w:rPr>
+        <w:t xml:space="preserve"> International Conference on Indoor Positioning and Indoor Navigation (IPIN), Tampere, Finland, 2025, pp. 1-6, </w:t>
+      </w:r>
+      <w:proofErr w:type="spellStart"/>
+      <w:r>
+        <w:rPr>
+          <w:rFonts w:ascii="Calibri Light" w:hAnsi="Calibri Light" w:cs="Calibri Light"/>
+          <w:color w:val="000000" w:themeColor="text1"/>
+        </w:rPr>
         <w:t>doi</w:t>
       </w:r>
       <w:proofErr w:type="spellEnd"/>
@@ -18306,7 +18189,7 @@
           <w:rFonts w:ascii="Calibri Light" w:hAnsi="Calibri Light" w:cs="Calibri Light"/>
           <w:color w:val="000000" w:themeColor="text1"/>
         </w:rPr>
-        <w:t>: 10.1109/MENACOMM62946.2025.10910986.</w:t>
+        <w:t>: 10.1109/IPIN66788.2025.11213372.</w:t>
       </w:r>
     </w:p>
     <w:p>
@@ -18330,7 +18213,39 @@
           <w:rFonts w:ascii="Calibri Light" w:hAnsi="Calibri Light" w:cs="Calibri Light"/>
           <w:color w:val="000000" w:themeColor="text1"/>
         </w:rPr>
-        <w:t xml:space="preserve">I. Ioannou, </w:t>
+        <w:t xml:space="preserve">I. Ioannou, A. </w:t>
+      </w:r>
+      <w:proofErr w:type="spellStart"/>
+      <w:r>
+        <w:rPr>
+          <w:rFonts w:ascii="Calibri Light" w:hAnsi="Calibri Light" w:cs="Calibri Light"/>
+          <w:color w:val="000000" w:themeColor="text1"/>
+        </w:rPr>
+        <w:t>Gregoriades</w:t>
+      </w:r>
+      <w:proofErr w:type="spellEnd"/>
+      <w:r>
+        <w:rPr>
+          <w:rFonts w:ascii="Calibri Light" w:hAnsi="Calibri Light" w:cs="Calibri Light"/>
+          <w:color w:val="000000" w:themeColor="text1"/>
+        </w:rPr>
+        <w:t>, C. Ch</w:t>
+      </w:r>
+      <w:proofErr w:type="spellStart"/>
+      <w:r>
+        <w:rPr>
+          <w:rFonts w:ascii="Calibri Light" w:hAnsi="Calibri Light" w:cs="Calibri Light"/>
+          <w:color w:val="000000" w:themeColor="text1"/>
+        </w:rPr>
+        <w:t>ristophorou</w:t>
+      </w:r>
+      <w:proofErr w:type="spellEnd"/>
+      <w:r>
+        <w:rPr>
+          <w:rFonts w:ascii="Calibri Light" w:hAnsi="Calibri Light" w:cs="Calibri Light"/>
+          <w:color w:val="000000" w:themeColor="text1"/>
+        </w:rPr>
+        <w:t xml:space="preserve">, </w:t>
       </w:r>
       <w:r>
         <w:rPr>
@@ -18346,102 +18261,55 @@
           <w:rFonts w:ascii="Calibri Light" w:hAnsi="Calibri Light" w:cs="Calibri Light"/>
           <w:color w:val="000000" w:themeColor="text1"/>
         </w:rPr>
-        <w:t xml:space="preserve">, P. </w:t>
-      </w:r>
-      <w:proofErr w:type="spellStart"/>
-      <w:r>
-        <w:rPr>
-          <w:rFonts w:ascii="Calibri Light" w:hAnsi="Calibri Light" w:cs="Calibri Light"/>
-          <w:color w:val="000000" w:themeColor="text1"/>
-        </w:rPr>
-        <w:t>Nagaradjane</w:t>
-      </w:r>
-      <w:proofErr w:type="spellEnd"/>
-      <w:r>
-        <w:rPr>
-          <w:rFonts w:ascii="Calibri Light" w:hAnsi="Calibri Light" w:cs="Calibri Light"/>
-          <w:color w:val="000000" w:themeColor="text1"/>
-        </w:rPr>
-        <w:t xml:space="preserve">, C. </w:t>
-      </w:r>
-      <w:proofErr w:type="spellStart"/>
-      <w:r>
-        <w:rPr>
-          <w:rFonts w:ascii="Calibri Light" w:hAnsi="Calibri Light" w:cs="Calibri Light"/>
-          <w:color w:val="000000" w:themeColor="text1"/>
-        </w:rPr>
-        <w:t>Christophorou</w:t>
-      </w:r>
-      <w:proofErr w:type="spellEnd"/>
-      <w:r>
-        <w:rPr>
-          <w:rFonts w:ascii="Calibri Light" w:hAnsi="Calibri Light" w:cs="Calibri Light"/>
-          <w:color w:val="000000" w:themeColor="text1"/>
-        </w:rPr>
-        <w:t xml:space="preserve">, A. Khalifeh and V. Vassiliou, “Optimization of the D2D Topology Formation Using a Novel Two-Stage Deep ML Approach for 6G Mobile Networks,” </w:t>
-      </w:r>
-      <w:r>
-        <w:rPr>
-          <w:rFonts w:ascii="Calibri Light" w:hAnsi="Calibri Light" w:cs="Calibri Light"/>
-          <w:b/>
-          <w:bCs/>
+        <w:t xml:space="preserve"> and V. Vassiliou, "Implementing a Cell-Free 6G Distributed AI Network </w:t>
+      </w:r>
+      <w:proofErr w:type="gramStart"/>
+      <w:r>
+        <w:rPr>
+          <w:rFonts w:ascii="Calibri Light" w:hAnsi="Calibri Light" w:cs="Calibri Light"/>
+          <w:color w:val="000000" w:themeColor="text1"/>
+        </w:rPr>
+        <w:t>With</w:t>
+      </w:r>
+      <w:proofErr w:type="gramEnd"/>
+      <w:r>
+        <w:rPr>
+          <w:rFonts w:ascii="Calibri Light" w:hAnsi="Calibri Light" w:cs="Calibri Light"/>
+          <w:color w:val="000000" w:themeColor="text1"/>
+        </w:rPr>
+        <w:t xml:space="preserve"> the Use of Deep ML Under a Traditional Multi-Cell Mobile Network," </w:t>
+      </w:r>
+      <w:r>
+        <w:rPr>
+          <w:rFonts w:ascii="Calibri Light" w:hAnsi="Calibri Light" w:cs="Calibri Light"/>
           <w:i/>
           <w:iCs/>
           <w:color w:val="000000" w:themeColor="text1"/>
         </w:rPr>
-        <w:t>2024</w:t>
-      </w:r>
-      <w:r>
-        <w:rPr>
-          <w:rFonts w:ascii="Calibri Light" w:hAnsi="Calibri Light" w:cs="Calibri Light"/>
-          <w:i/>
-          <w:iCs/>
-          <w:color w:val="000000" w:themeColor="text1"/>
-        </w:rPr>
-        <w:t xml:space="preserve"> Asian Conference on Communication and Networks (</w:t>
+        <w:t>2025 5th IEEE Middle East and North Africa Communications Conference (MENACOMM)</w:t>
+      </w:r>
+      <w:r>
+        <w:rPr>
+          <w:rFonts w:ascii="Calibri Light" w:hAnsi="Calibri Light" w:cs="Calibri Light"/>
+          <w:color w:val="000000" w:themeColor="text1"/>
+        </w:rPr>
+        <w:t xml:space="preserve">, Byblos, Lebanon, 2025, pp. 1-8, </w:t>
       </w:r>
       <w:proofErr w:type="spellStart"/>
       <w:r>
         <w:rPr>
           <w:rFonts w:ascii="Calibri Light" w:hAnsi="Calibri Light" w:cs="Calibri Light"/>
-          <w:i/>
-          <w:iCs/>
-          <w:color w:val="000000" w:themeColor="text1"/>
-        </w:rPr>
-        <w:t>ASIANComNet</w:t>
+          <w:color w:val="000000" w:themeColor="text1"/>
+        </w:rPr>
+        <w:t>doi</w:t>
       </w:r>
       <w:proofErr w:type="spellEnd"/>
       <w:r>
         <w:rPr>
           <w:rFonts w:ascii="Calibri Light" w:hAnsi="Calibri Light" w:cs="Calibri Light"/>
-          <w:i/>
-          <w:iCs/>
-          <w:color w:val="000000" w:themeColor="text1"/>
-        </w:rPr>
-        <w:t>)</w:t>
-      </w:r>
-      <w:r>
-        <w:rPr>
-          <w:rFonts w:ascii="Calibri Light" w:hAnsi="Calibri Light" w:cs="Calibri Light"/>
-          <w:color w:val="000000" w:themeColor="text1"/>
-        </w:rPr>
-        <w:t xml:space="preserve">, Bangkok, Thailand, 2024, pp. 1-9, </w:t>
-      </w:r>
-      <w:proofErr w:type="spellStart"/>
-      <w:r>
-        <w:rPr>
-          <w:rFonts w:ascii="Calibri Light" w:hAnsi="Calibri Light" w:cs="Calibri Light"/>
-          <w:color w:val="000000" w:themeColor="text1"/>
-        </w:rPr>
-        <w:t>doi</w:t>
-      </w:r>
-      <w:proofErr w:type="spellEnd"/>
-      <w:r>
-        <w:rPr>
-          <w:rFonts w:ascii="Calibri Light" w:hAnsi="Calibri Light" w:cs="Calibri Light"/>
-          <w:color w:val="000000" w:themeColor="text1"/>
-        </w:rPr>
-        <w:t>: 10.1109/ASIANComNet63184.2024.10811034</w:t>
+          <w:color w:val="000000" w:themeColor="text1"/>
+        </w:rPr>
+        <w:t>: 10.1109/MENACOMM62946.2025.10910986.</w:t>
       </w:r>
     </w:p>
     <w:p>
@@ -18465,7 +18333,7 @@
           <w:rFonts w:ascii="Calibri Light" w:hAnsi="Calibri Light" w:cs="Calibri Light"/>
           <w:color w:val="000000" w:themeColor="text1"/>
         </w:rPr>
-        <w:t xml:space="preserve">A. Sesyuk, S. Ioannou and </w:t>
+        <w:t xml:space="preserve">I. Ioannou, </w:t>
       </w:r>
       <w:r>
         <w:rPr>
@@ -18481,7 +18349,7 @@
           <w:rFonts w:ascii="Calibri Light" w:hAnsi="Calibri Light" w:cs="Calibri Light"/>
           <w:color w:val="000000" w:themeColor="text1"/>
         </w:rPr>
-        <w:t xml:space="preserve">, "3D </w:t>
+        <w:t xml:space="preserve">, P. </w:t>
       </w:r>
       <w:proofErr w:type="spellStart"/>
       <w:r>
@@ -18489,7 +18357,7 @@
           <w:rFonts w:ascii="Calibri Light" w:hAnsi="Calibri Light" w:cs="Calibri Light"/>
           <w:color w:val="000000" w:themeColor="text1"/>
         </w:rPr>
-        <w:t>millimeter</w:t>
+        <w:t>Nagaradjane</w:t>
       </w:r>
       <w:proofErr w:type="spellEnd"/>
       <w:r>
@@ -18497,23 +18365,86 @@
           <w:rFonts w:ascii="Calibri Light" w:hAnsi="Calibri Light" w:cs="Calibri Light"/>
           <w:color w:val="000000" w:themeColor="text1"/>
         </w:rPr>
-        <w:t xml:space="preserve">-Wave Sensing vs Ultra-Wideband Positioning," </w:t>
-      </w:r>
-      <w:r>
-        <w:rPr>
-          <w:rFonts w:ascii="Calibri Light" w:hAnsi="Calibri Light" w:cs="Calibri Light"/>
+        <w:t xml:space="preserve">, C. </w:t>
+      </w:r>
+      <w:proofErr w:type="spellStart"/>
+      <w:r>
+        <w:rPr>
+          <w:rFonts w:ascii="Calibri Light" w:hAnsi="Calibri Light" w:cs="Calibri Light"/>
+          <w:color w:val="000000" w:themeColor="text1"/>
+        </w:rPr>
+        <w:t>Christophorou</w:t>
+      </w:r>
+      <w:proofErr w:type="spellEnd"/>
+      <w:r>
+        <w:rPr>
+          <w:rFonts w:ascii="Calibri Light" w:hAnsi="Calibri Light" w:cs="Calibri Light"/>
+          <w:color w:val="000000" w:themeColor="text1"/>
+        </w:rPr>
+        <w:t xml:space="preserve">, A. Khalifeh and V. Vassiliou, “Optimization of the D2D Topology Formation Using a Novel Two-Stage Deep ML Approach for 6G Mobile Networks,” </w:t>
+      </w:r>
+      <w:r>
+        <w:rPr>
+          <w:rFonts w:ascii="Calibri Light" w:hAnsi="Calibri Light" w:cs="Calibri Light"/>
+          <w:b/>
+          <w:bCs/>
           <w:i/>
           <w:iCs/>
           <w:color w:val="000000" w:themeColor="text1"/>
         </w:rPr>
-        <w:t>2024 14th International Conference on Indoor Positioning and Indoor Navigation (IPIN)</w:t>
-      </w:r>
-      <w:r>
-        <w:rPr>
-          <w:rFonts w:ascii="Calibri Light" w:hAnsi="Calibri Light" w:cs="Calibri Light"/>
-          <w:color w:val="000000" w:themeColor="text1"/>
-        </w:rPr>
-        <w:t xml:space="preserve">, Hong Kong, October 2024. </w:t>
+        <w:t>2024</w:t>
+      </w:r>
+      <w:r>
+        <w:rPr>
+          <w:rFonts w:ascii="Calibri Light" w:hAnsi="Calibri Light" w:cs="Calibri Light"/>
+          <w:i/>
+          <w:iCs/>
+          <w:color w:val="000000" w:themeColor="text1"/>
+        </w:rPr>
+        <w:t xml:space="preserve"> Asian Conference on Communication and Networks (</w:t>
+      </w:r>
+      <w:proofErr w:type="spellStart"/>
+      <w:r>
+        <w:rPr>
+          <w:rFonts w:ascii="Calibri Light" w:hAnsi="Calibri Light" w:cs="Calibri Light"/>
+          <w:i/>
+          <w:iCs/>
+          <w:color w:val="000000" w:themeColor="text1"/>
+        </w:rPr>
+        <w:t>ASIANComNet</w:t>
+      </w:r>
+      <w:proofErr w:type="spellEnd"/>
+      <w:r>
+        <w:rPr>
+          <w:rFonts w:ascii="Calibri Light" w:hAnsi="Calibri Light" w:cs="Calibri Light"/>
+          <w:i/>
+          <w:iCs/>
+          <w:color w:val="000000" w:themeColor="text1"/>
+        </w:rPr>
+        <w:t>)</w:t>
+      </w:r>
+      <w:r>
+        <w:rPr>
+          <w:rFonts w:ascii="Calibri Light" w:hAnsi="Calibri Light" w:cs="Calibri Light"/>
+          <w:color w:val="000000" w:themeColor="text1"/>
+        </w:rPr>
+        <w:t xml:space="preserve">, Bangkok, Thailand, 2024, pp. 1-9, </w:t>
+      </w:r>
+      <w:proofErr w:type="spellStart"/>
+      <w:r>
+        <w:rPr>
+          <w:rFonts w:ascii="Calibri Light" w:hAnsi="Calibri Light" w:cs="Calibri Light"/>
+          <w:color w:val="000000" w:themeColor="text1"/>
+        </w:rPr>
+        <w:t>doi</w:t>
+      </w:r>
+      <w:proofErr w:type="spellEnd"/>
+      <w:r>
+        <w:rPr>
+          <w:rFonts w:ascii="Calibri Light" w:hAnsi="Calibri Light" w:cs="Calibri Light"/>
+          <w:color w:val="000000" w:themeColor="text1"/>
+        </w:rPr>
+        <w:t>: 10.1109/ASIANComNet63184.2024.10811034</w:t>
       </w:r>
     </w:p>
     <w:p>
@@ -18537,7 +18468,39 @@
           <w:rFonts w:ascii="Calibri Light" w:hAnsi="Calibri Light" w:cs="Calibri Light"/>
           <w:color w:val="000000" w:themeColor="text1"/>
         </w:rPr>
-        <w:t xml:space="preserve">L. Nisiotis, A. Anikina and M. Raspopoulos, "Exploring Gaming Technologies, Digital Twins, and VR to Visualise Wireless Propagation Simulations," </w:t>
+        <w:t xml:space="preserve">A. Sesyuk, S. Ioannou and </w:t>
+      </w:r>
+      <w:r>
+        <w:rPr>
+          <w:rFonts w:ascii="Calibri Light" w:hAnsi="Calibri Light" w:cs="Calibri Light"/>
+          <w:b/>
+          <w:bCs/>
+          <w:color w:val="000000" w:themeColor="text1"/>
+        </w:rPr>
+        <w:t>M. Raspopoulos</w:t>
+      </w:r>
+      <w:r>
+        <w:rPr>
+          <w:rFonts w:ascii="Calibri Light" w:hAnsi="Calibri Light" w:cs="Calibri Light"/>
+          <w:color w:val="000000" w:themeColor="text1"/>
+        </w:rPr>
+        <w:t xml:space="preserve">, "3D </w:t>
+      </w:r>
+      <w:proofErr w:type="spellStart"/>
+      <w:r>
+        <w:rPr>
+          <w:rFonts w:ascii="Calibri Light" w:hAnsi="Calibri Light" w:cs="Calibri Light"/>
+          <w:color w:val="000000" w:themeColor="text1"/>
+        </w:rPr>
+        <w:t>millimeter</w:t>
+      </w:r>
+      <w:proofErr w:type="spellEnd"/>
+      <w:r>
+        <w:rPr>
+          <w:rFonts w:ascii="Calibri Light" w:hAnsi="Calibri Light" w:cs="Calibri Light"/>
+          <w:color w:val="000000" w:themeColor="text1"/>
+        </w:rPr>
+        <w:t xml:space="preserve">-Wave Sensing vs Ultra-Wideband Positioning," </w:t>
       </w:r>
       <w:r>
         <w:rPr>
@@ -18546,30 +18509,14 @@
           <w:iCs/>
           <w:color w:val="000000" w:themeColor="text1"/>
         </w:rPr>
-        <w:t>2024 IEEE 48th Annual Computers, Software, and Applications Conference (COMPSAC)</w:t>
-      </w:r>
-      <w:r>
-        <w:rPr>
-          <w:rFonts w:ascii="Calibri Light" w:hAnsi="Calibri Light" w:cs="Calibri Light"/>
-          <w:color w:val="000000" w:themeColor="text1"/>
-        </w:rPr>
-        <w:t xml:space="preserve">, Osaka, Japan, 2024, pp. 656-661, </w:t>
-      </w:r>
-      <w:proofErr w:type="spellStart"/>
-      <w:r>
-        <w:rPr>
-          <w:rFonts w:ascii="Calibri Light" w:hAnsi="Calibri Light" w:cs="Calibri Light"/>
-          <w:color w:val="000000" w:themeColor="text1"/>
-        </w:rPr>
-        <w:t>doi</w:t>
-      </w:r>
-      <w:proofErr w:type="spellEnd"/>
-      <w:r>
-        <w:rPr>
-          <w:rFonts w:ascii="Calibri Light" w:hAnsi="Calibri Light" w:cs="Calibri Light"/>
-          <w:color w:val="000000" w:themeColor="text1"/>
-        </w:rPr>
-        <w:t>: 10.1109/COMPSAC61105.2024.00094.</w:t>
+        <w:t>2024 14th International Conference on Indoor Positioning and Indoor Navigation (IPIN)</w:t>
+      </w:r>
+      <w:r>
+        <w:rPr>
+          <w:rFonts w:ascii="Calibri Light" w:hAnsi="Calibri Light" w:cs="Calibri Light"/>
+          <w:color w:val="000000" w:themeColor="text1"/>
+        </w:rPr>
+        <w:t xml:space="preserve">, Hong Kong, October 2024. </w:t>
       </w:r>
     </w:p>
     <w:p>
@@ -18593,39 +18540,7 @@
           <w:rFonts w:ascii="Calibri Light" w:hAnsi="Calibri Light" w:cs="Calibri Light"/>
           <w:color w:val="000000" w:themeColor="text1"/>
         </w:rPr>
-        <w:t xml:space="preserve">I. Ioannou, M. Savva, M. Raspopoulos, C. </w:t>
-      </w:r>
-      <w:proofErr w:type="spellStart"/>
-      <w:r>
-        <w:rPr>
-          <w:rFonts w:ascii="Calibri Light" w:hAnsi="Calibri Light" w:cs="Calibri Light"/>
-          <w:color w:val="000000" w:themeColor="text1"/>
-        </w:rPr>
-        <w:t>Christophorou</w:t>
-      </w:r>
-      <w:proofErr w:type="spellEnd"/>
-      <w:r>
-        <w:rPr>
-          <w:rFonts w:ascii="Calibri Light" w:hAnsi="Calibri Light" w:cs="Calibri Light"/>
-          <w:color w:val="000000" w:themeColor="text1"/>
-        </w:rPr>
-        <w:t xml:space="preserve"> and V. Vassiliou, "Revolutionising IoT Network Security </w:t>
-      </w:r>
-      <w:proofErr w:type="gramStart"/>
-      <w:r>
-        <w:rPr>
-          <w:rFonts w:ascii="Calibri Light" w:hAnsi="Calibri Light" w:cs="Calibri Light"/>
-          <w:color w:val="000000" w:themeColor="text1"/>
-        </w:rPr>
-        <w:t>By</w:t>
-      </w:r>
-      <w:proofErr w:type="gramEnd"/>
-      <w:r>
-        <w:rPr>
-          <w:rFonts w:ascii="Calibri Light" w:hAnsi="Calibri Light" w:cs="Calibri Light"/>
-          <w:color w:val="000000" w:themeColor="text1"/>
-        </w:rPr>
-        <w:t xml:space="preserve"> Assessing ML Localisation Techniques Against Jamming Attacks," </w:t>
+        <w:t xml:space="preserve">L. Nisiotis, A. Anikina and M. Raspopoulos, "Exploring Gaming Technologies, Digital Twins, and VR to Visualise Wireless Propagation Simulations," </w:t>
       </w:r>
       <w:r>
         <w:rPr>
@@ -18634,50 +18549,30 @@
           <w:iCs/>
           <w:color w:val="000000" w:themeColor="text1"/>
         </w:rPr>
-        <w:t>2024 22nd Mediterranean Communication and Computer Networking Conference (</w:t>
+        <w:t>2024 IEEE 48th Annual Computers, Software, and Applications Conference (COMPSAC)</w:t>
+      </w:r>
+      <w:r>
+        <w:rPr>
+          <w:rFonts w:ascii="Calibri Light" w:hAnsi="Calibri Light" w:cs="Calibri Light"/>
+          <w:color w:val="000000" w:themeColor="text1"/>
+        </w:rPr>
+        <w:t xml:space="preserve">, Osaka, Japan, 2024, pp. 656-661, </w:t>
       </w:r>
       <w:proofErr w:type="spellStart"/>
       <w:r>
         <w:rPr>
           <w:rFonts w:ascii="Calibri Light" w:hAnsi="Calibri Light" w:cs="Calibri Light"/>
-          <w:i/>
-          <w:iCs/>
-          <w:color w:val="000000" w:themeColor="text1"/>
-        </w:rPr>
-        <w:t>MedComNet</w:t>
+          <w:color w:val="000000" w:themeColor="text1"/>
+        </w:rPr>
+        <w:t>doi</w:t>
       </w:r>
       <w:proofErr w:type="spellEnd"/>
       <w:r>
         <w:rPr>
           <w:rFonts w:ascii="Calibri Light" w:hAnsi="Calibri Light" w:cs="Calibri Light"/>
-          <w:i/>
-          <w:iCs/>
-          <w:color w:val="000000" w:themeColor="text1"/>
-        </w:rPr>
-        <w:t>),</w:t>
-      </w:r>
-      <w:r>
-        <w:rPr>
-          <w:rFonts w:ascii="Calibri Light" w:hAnsi="Calibri Light" w:cs="Calibri Light"/>
-          <w:color w:val="000000" w:themeColor="text1"/>
-        </w:rPr>
-        <w:t xml:space="preserve"> Nice, France, 2024, pp. 1-10, </w:t>
-      </w:r>
-      <w:proofErr w:type="spellStart"/>
-      <w:r>
-        <w:rPr>
-          <w:rFonts w:ascii="Calibri Light" w:hAnsi="Calibri Light" w:cs="Calibri Light"/>
-          <w:color w:val="000000" w:themeColor="text1"/>
-        </w:rPr>
-        <w:t>doi</w:t>
-      </w:r>
-      <w:proofErr w:type="spellEnd"/>
-      <w:r>
-        <w:rPr>
-          <w:rFonts w:ascii="Calibri Light" w:hAnsi="Calibri Light" w:cs="Calibri Light"/>
-          <w:color w:val="000000" w:themeColor="text1"/>
-        </w:rPr>
-        <w:t>: 10.1109/MedComNet62012.2024.10578201.</w:t>
+          <w:color w:val="000000" w:themeColor="text1"/>
+        </w:rPr>
+        <w:t>: 10.1109/COMPSAC61105.2024.00094.</w:t>
       </w:r>
     </w:p>
     <w:p>
@@ -18701,23 +18596,7 @@
           <w:rFonts w:ascii="Calibri Light" w:hAnsi="Calibri Light" w:cs="Calibri Light"/>
           <w:color w:val="000000" w:themeColor="text1"/>
         </w:rPr>
-        <w:t xml:space="preserve">A. Sesyuk, S. Ioannou and </w:t>
-      </w:r>
-      <w:r>
-        <w:rPr>
-          <w:rFonts w:ascii="Calibri Light" w:hAnsi="Calibri Light" w:cs="Calibri Light"/>
-          <w:b/>
-          <w:bCs/>
-          <w:color w:val="000000" w:themeColor="text1"/>
-        </w:rPr>
-        <w:t>M. Raspopoulos</w:t>
-      </w:r>
-      <w:r>
-        <w:rPr>
-          <w:rFonts w:ascii="Calibri Light" w:hAnsi="Calibri Light" w:cs="Calibri Light"/>
-          <w:color w:val="000000" w:themeColor="text1"/>
-        </w:rPr>
-        <w:t xml:space="preserve">, "3D </w:t>
+        <w:t xml:space="preserve">I. Ioannou, M. Savva, M. Raspopoulos, C. </w:t>
       </w:r>
       <w:proofErr w:type="spellStart"/>
       <w:r>
@@ -18725,7 +18604,7 @@
           <w:rFonts w:ascii="Calibri Light" w:hAnsi="Calibri Light" w:cs="Calibri Light"/>
           <w:color w:val="000000" w:themeColor="text1"/>
         </w:rPr>
-        <w:t>millimeter</w:t>
+        <w:t>Christophorou</w:t>
       </w:r>
       <w:proofErr w:type="spellEnd"/>
       <w:r>
@@ -18733,7 +18612,23 @@
           <w:rFonts w:ascii="Calibri Light" w:hAnsi="Calibri Light" w:cs="Calibri Light"/>
           <w:color w:val="000000" w:themeColor="text1"/>
         </w:rPr>
-        <w:t xml:space="preserve">-Wave Indoor Localization," 2023 </w:t>
+        <w:t xml:space="preserve"> and V. Vassiliou, "Revolutionising IoT Network Security </w:t>
+      </w:r>
+      <w:proofErr w:type="gramStart"/>
+      <w:r>
+        <w:rPr>
+          <w:rFonts w:ascii="Calibri Light" w:hAnsi="Calibri Light" w:cs="Calibri Light"/>
+          <w:color w:val="000000" w:themeColor="text1"/>
+        </w:rPr>
+        <w:t>By</w:t>
+      </w:r>
+      <w:proofErr w:type="gramEnd"/>
+      <w:r>
+        <w:rPr>
+          <w:rFonts w:ascii="Calibri Light" w:hAnsi="Calibri Light" w:cs="Calibri Light"/>
+          <w:color w:val="000000" w:themeColor="text1"/>
+        </w:rPr>
+        <w:t xml:space="preserve"> Assessing ML Localisation Techniques Against Jamming Attacks," </w:t>
       </w:r>
       <w:r>
         <w:rPr>
@@ -18742,35 +18637,39 @@
           <w:iCs/>
           <w:color w:val="000000" w:themeColor="text1"/>
         </w:rPr>
-        <w:t>13th International Conference on Indoor Positioning and Indoor Navigation (IPIN)</w:t>
-      </w:r>
-      <w:r>
-        <w:rPr>
-          <w:rFonts w:ascii="Calibri Light" w:hAnsi="Calibri Light" w:cs="Calibri Light"/>
-          <w:color w:val="000000" w:themeColor="text1"/>
-        </w:rPr>
-        <w:t xml:space="preserve">, Nuremberg, Germany, </w:t>
-      </w:r>
-      <w:r>
-        <w:rPr>
-          <w:rFonts w:ascii="Calibri Light" w:hAnsi="Calibri Light" w:cs="Calibri Light"/>
-          <w:b/>
-          <w:bCs/>
-          <w:color w:val="000000" w:themeColor="text1"/>
-        </w:rPr>
-        <w:t>2023</w:t>
-      </w:r>
-      <w:r>
-        <w:rPr>
-          <w:rFonts w:ascii="Calibri Light" w:hAnsi="Calibri Light" w:cs="Calibri Light"/>
-          <w:color w:val="000000" w:themeColor="text1"/>
-        </w:rPr>
-        <w:t xml:space="preserve">, pp. 1-7, </w:t>
+        <w:t>2024 22nd Mediterranean Communication and Computer Networking Conference (</w:t>
       </w:r>
       <w:proofErr w:type="spellStart"/>
       <w:r>
         <w:rPr>
           <w:rFonts w:ascii="Calibri Light" w:hAnsi="Calibri Light" w:cs="Calibri Light"/>
+          <w:i/>
+          <w:iCs/>
+          <w:color w:val="000000" w:themeColor="text1"/>
+        </w:rPr>
+        <w:t>MedComNet</w:t>
+      </w:r>
+      <w:proofErr w:type="spellEnd"/>
+      <w:r>
+        <w:rPr>
+          <w:rFonts w:ascii="Calibri Light" w:hAnsi="Calibri Light" w:cs="Calibri Light"/>
+          <w:i/>
+          <w:iCs/>
+          <w:color w:val="000000" w:themeColor="text1"/>
+        </w:rPr>
+        <w:t>),</w:t>
+      </w:r>
+      <w:r>
+        <w:rPr>
+          <w:rFonts w:ascii="Calibri Light" w:hAnsi="Calibri Light" w:cs="Calibri Light"/>
+          <w:color w:val="000000" w:themeColor="text1"/>
+        </w:rPr>
+        <w:t xml:space="preserve"> Nice, France, 2024, pp. 1-10, </w:t>
+      </w:r>
+      <w:proofErr w:type="spellStart"/>
+      <w:r>
+        <w:rPr>
+          <w:rFonts w:ascii="Calibri Light" w:hAnsi="Calibri Light" w:cs="Calibri Light"/>
           <w:color w:val="000000" w:themeColor="text1"/>
         </w:rPr>
         <w:t>doi</w:t>
@@ -18781,7 +18680,7 @@
           <w:rFonts w:ascii="Calibri Light" w:hAnsi="Calibri Light" w:cs="Calibri Light"/>
           <w:color w:val="000000" w:themeColor="text1"/>
         </w:rPr>
-        <w:t>: 10.1109/IPIN57070.2023.10332537.</w:t>
+        <w:t>: 10.1109/MedComNet62012.2024.10578201.</w:t>
       </w:r>
     </w:p>
     <w:p>
@@ -18805,7 +18704,7 @@
           <w:rFonts w:ascii="Calibri Light" w:hAnsi="Calibri Light" w:cs="Calibri Light"/>
           <w:color w:val="000000" w:themeColor="text1"/>
         </w:rPr>
-        <w:t xml:space="preserve">J. Ye, S. Ioannou, P. Nikolaou and </w:t>
+        <w:t xml:space="preserve">A. Sesyuk, S. Ioannou and </w:t>
       </w:r>
       <w:r>
         <w:rPr>
@@ -18821,7 +18720,23 @@
           <w:rFonts w:ascii="Calibri Light" w:hAnsi="Calibri Light" w:cs="Calibri Light"/>
           <w:color w:val="000000" w:themeColor="text1"/>
         </w:rPr>
-        <w:t xml:space="preserve">, “CNN based Real-time Forest Fire Detection System for Low-power Embedded Devices,” </w:t>
+        <w:t xml:space="preserve">, "3D </w:t>
+      </w:r>
+      <w:proofErr w:type="spellStart"/>
+      <w:r>
+        <w:rPr>
+          <w:rFonts w:ascii="Calibri Light" w:hAnsi="Calibri Light" w:cs="Calibri Light"/>
+          <w:color w:val="000000" w:themeColor="text1"/>
+        </w:rPr>
+        <w:t>millimeter</w:t>
+      </w:r>
+      <w:proofErr w:type="spellEnd"/>
+      <w:r>
+        <w:rPr>
+          <w:rFonts w:ascii="Calibri Light" w:hAnsi="Calibri Light" w:cs="Calibri Light"/>
+          <w:color w:val="000000" w:themeColor="text1"/>
+        </w:rPr>
+        <w:t xml:space="preserve">-Wave Indoor Localization," 2023 </w:t>
       </w:r>
       <w:r>
         <w:rPr>
@@ -18830,14 +18745,30 @@
           <w:iCs/>
           <w:color w:val="000000" w:themeColor="text1"/>
         </w:rPr>
-        <w:t>2023 31st Mediterranean Conference on Control and Automation (MED), Limassol</w:t>
-      </w:r>
-      <w:r>
-        <w:rPr>
-          <w:rFonts w:ascii="Calibri Light" w:hAnsi="Calibri Light" w:cs="Calibri Light"/>
-          <w:color w:val="000000" w:themeColor="text1"/>
-        </w:rPr>
-        <w:t xml:space="preserve">, Cyprus, 2023, pp. 137-143, </w:t>
+        <w:t>13th International Conference on Indoor Positioning and Indoor Navigation (IPIN)</w:t>
+      </w:r>
+      <w:r>
+        <w:rPr>
+          <w:rFonts w:ascii="Calibri Light" w:hAnsi="Calibri Light" w:cs="Calibri Light"/>
+          <w:color w:val="000000" w:themeColor="text1"/>
+        </w:rPr>
+        <w:t xml:space="preserve">, Nuremberg, Germany, </w:t>
+      </w:r>
+      <w:r>
+        <w:rPr>
+          <w:rFonts w:ascii="Calibri Light" w:hAnsi="Calibri Light" w:cs="Calibri Light"/>
+          <w:b/>
+          <w:bCs/>
+          <w:color w:val="000000" w:themeColor="text1"/>
+        </w:rPr>
+        <w:t>2023</w:t>
+      </w:r>
+      <w:r>
+        <w:rPr>
+          <w:rFonts w:ascii="Calibri Light" w:hAnsi="Calibri Light" w:cs="Calibri Light"/>
+          <w:color w:val="000000" w:themeColor="text1"/>
+        </w:rPr>
+        <w:t xml:space="preserve">, pp. 1-7, </w:t>
       </w:r>
       <w:proofErr w:type="spellStart"/>
       <w:r>
@@ -18853,7 +18784,7 @@
           <w:rFonts w:ascii="Calibri Light" w:hAnsi="Calibri Light" w:cs="Calibri Light"/>
           <w:color w:val="000000" w:themeColor="text1"/>
         </w:rPr>
-        <w:t>: 10.1109/MED59994.2023.10185692.</w:t>
+        <w:t>: 10.1109/IPIN57070.2023.10332537.</w:t>
       </w:r>
     </w:p>
     <w:p>
@@ -18877,7 +18808,7 @@
           <w:rFonts w:ascii="Calibri Light" w:hAnsi="Calibri Light" w:cs="Calibri Light"/>
           <w:color w:val="000000" w:themeColor="text1"/>
         </w:rPr>
-        <w:t xml:space="preserve">C. Laoudias, </w:t>
+        <w:t xml:space="preserve">J. Ye, S. Ioannou, P. Nikolaou and </w:t>
       </w:r>
       <w:r>
         <w:rPr>
@@ -18893,7 +18824,23 @@
           <w:rFonts w:ascii="Calibri Light" w:hAnsi="Calibri Light" w:cs="Calibri Light"/>
           <w:color w:val="000000" w:themeColor="text1"/>
         </w:rPr>
-        <w:t xml:space="preserve">, S. Christoforou and A. </w:t>
+        <w:t xml:space="preserve">, “CNN based Real-time Forest Fire Detection System for Low-power Embedded Devices,” </w:t>
+      </w:r>
+      <w:r>
+        <w:rPr>
+          <w:rFonts w:ascii="Calibri Light" w:hAnsi="Calibri Light" w:cs="Calibri Light"/>
+          <w:i/>
+          <w:iCs/>
+          <w:color w:val="000000" w:themeColor="text1"/>
+        </w:rPr>
+        <w:t>2023 31st Mediterranean Conference on Control and Automation (MED), Limassol</w:t>
+      </w:r>
+      <w:r>
+        <w:rPr>
+          <w:rFonts w:ascii="Calibri Light" w:hAnsi="Calibri Light" w:cs="Calibri Light"/>
+          <w:color w:val="000000" w:themeColor="text1"/>
+        </w:rPr>
+        <w:t xml:space="preserve">, Cyprus, 2023, pp. 137-143, </w:t>
       </w:r>
       <w:proofErr w:type="spellStart"/>
       <w:r>
@@ -18901,7 +18848,7 @@
           <w:rFonts w:ascii="Calibri Light" w:hAnsi="Calibri Light" w:cs="Calibri Light"/>
           <w:color w:val="000000" w:themeColor="text1"/>
         </w:rPr>
-        <w:t>Kamilaris</w:t>
+        <w:t>doi</w:t>
       </w:r>
       <w:proofErr w:type="spellEnd"/>
       <w:r>
@@ -18909,23 +18856,7 @@
           <w:rFonts w:ascii="Calibri Light" w:hAnsi="Calibri Light" w:cs="Calibri Light"/>
           <w:color w:val="000000" w:themeColor="text1"/>
         </w:rPr>
-        <w:t xml:space="preserve">, "Privacy-Preserving Presence Tracing for Pandemics Via Machine-to-Machine Exposure Notifications," 2022 23rd IEEE International Conference on Mobile Data Management (MDM), 2022, pp. 355-360, </w:t>
-      </w:r>
-      <w:proofErr w:type="spellStart"/>
-      <w:r>
-        <w:rPr>
-          <w:rFonts w:ascii="Calibri Light" w:hAnsi="Calibri Light" w:cs="Calibri Light"/>
-          <w:color w:val="000000" w:themeColor="text1"/>
-        </w:rPr>
-        <w:t>doi</w:t>
-      </w:r>
-      <w:proofErr w:type="spellEnd"/>
-      <w:r>
-        <w:rPr>
-          <w:rFonts w:ascii="Calibri Light" w:hAnsi="Calibri Light" w:cs="Calibri Light"/>
-          <w:color w:val="000000" w:themeColor="text1"/>
-        </w:rPr>
-        <w:t>: 10.1109/MDM55031.2022.00080.</w:t>
+        <w:t>: 10.1109/MED59994.2023.10185692.</w:t>
       </w:r>
     </w:p>
     <w:p>
@@ -18949,7 +18880,7 @@
           <w:rFonts w:ascii="Calibri Light" w:hAnsi="Calibri Light" w:cs="Calibri Light"/>
           <w:color w:val="000000" w:themeColor="text1"/>
         </w:rPr>
-        <w:t xml:space="preserve">S. Ioannou, M. C. Argyrou, P. Christodoulides, </w:t>
+        <w:t xml:space="preserve">C. Laoudias, </w:t>
       </w:r>
       <w:r>
         <w:rPr>
@@ -18965,7 +18896,7 @@
           <w:rFonts w:ascii="Calibri Light" w:hAnsi="Calibri Light" w:cs="Calibri Light"/>
           <w:color w:val="000000" w:themeColor="text1"/>
         </w:rPr>
-        <w:t xml:space="preserve">, M. Darwish and C. C. Marouchos, "Modulation Processes and Mathematical Models of the TCR," 2021 International Conference on Electrical, Computer, Communications and Mechatronics Engineering (ICECCME), 2021, pp. 1-5, </w:t>
+        <w:t xml:space="preserve">, S. Christoforou and A. </w:t>
       </w:r>
       <w:proofErr w:type="spellStart"/>
       <w:r>
@@ -18973,6 +18904,22 @@
           <w:rFonts w:ascii="Calibri Light" w:hAnsi="Calibri Light" w:cs="Calibri Light"/>
           <w:color w:val="000000" w:themeColor="text1"/>
         </w:rPr>
+        <w:t>Kamilaris</w:t>
+      </w:r>
+      <w:proofErr w:type="spellEnd"/>
+      <w:r>
+        <w:rPr>
+          <w:rFonts w:ascii="Calibri Light" w:hAnsi="Calibri Light" w:cs="Calibri Light"/>
+          <w:color w:val="000000" w:themeColor="text1"/>
+        </w:rPr>
+        <w:t xml:space="preserve">, "Privacy-Preserving Presence Tracing for Pandemics Via Machine-to-Machine Exposure Notifications," 2022 23rd IEEE International Conference on Mobile Data Management (MDM), 2022, pp. 355-360, </w:t>
+      </w:r>
+      <w:proofErr w:type="spellStart"/>
+      <w:r>
+        <w:rPr>
+          <w:rFonts w:ascii="Calibri Light" w:hAnsi="Calibri Light" w:cs="Calibri Light"/>
+          <w:color w:val="000000" w:themeColor="text1"/>
+        </w:rPr>
         <w:t>doi</w:t>
       </w:r>
       <w:proofErr w:type="spellEnd"/>
@@ -18981,7 +18928,7 @@
           <w:rFonts w:ascii="Calibri Light" w:hAnsi="Calibri Light" w:cs="Calibri Light"/>
           <w:color w:val="000000" w:themeColor="text1"/>
         </w:rPr>
-        <w:t xml:space="preserve">: 10.1109/ICECCME52200.2021.9591093. </w:t>
+        <w:t>: 10.1109/MDM55031.2022.00080.</w:t>
       </w:r>
     </w:p>
     <w:p>
@@ -19006,7 +18953,7 @@
           <w:color w:val="000000" w:themeColor="text1"/>
         </w:rPr>
         <w:lastRenderedPageBreak/>
-        <w:t xml:space="preserve">S. Ioannou, S. Hirodontis, </w:t>
+        <w:t xml:space="preserve">S. Ioannou, M. C. Argyrou, P. Christodoulides, </w:t>
       </w:r>
       <w:r>
         <w:rPr>
@@ -19022,23 +18969,23 @@
           <w:rFonts w:ascii="Calibri Light" w:hAnsi="Calibri Light" w:cs="Calibri Light"/>
           <w:color w:val="000000" w:themeColor="text1"/>
         </w:rPr>
-        <w:t xml:space="preserve">, An Adaptive Load Shedding Method for Blackout Prevention in Active Distribution Networks, 12th Mediterranean Conference on Power </w:t>
-      </w:r>
-      <w:proofErr w:type="gramStart"/>
-      <w:r>
-        <w:rPr>
-          <w:rFonts w:ascii="Calibri Light" w:hAnsi="Calibri Light" w:cs="Calibri Light"/>
-          <w:color w:val="000000" w:themeColor="text1"/>
-        </w:rPr>
-        <w:t>Generation,  Transmission</w:t>
-      </w:r>
-      <w:proofErr w:type="gramEnd"/>
-      <w:r>
-        <w:rPr>
-          <w:rFonts w:ascii="Calibri Light" w:hAnsi="Calibri Light" w:cs="Calibri Light"/>
-          <w:color w:val="000000" w:themeColor="text1"/>
-        </w:rPr>
-        <w:t xml:space="preserve"> , Distribution and Energy Conversion (MEDPOWER2020), Paphos, Cyprus, November 2020.</w:t>
+        <w:t xml:space="preserve">, M. Darwish and C. C. Marouchos, "Modulation Processes and Mathematical Models of the TCR," 2021 International Conference on Electrical, Computer, Communications and Mechatronics Engineering (ICECCME), 2021, pp. 1-5, </w:t>
+      </w:r>
+      <w:proofErr w:type="spellStart"/>
+      <w:r>
+        <w:rPr>
+          <w:rFonts w:ascii="Calibri Light" w:hAnsi="Calibri Light" w:cs="Calibri Light"/>
+          <w:color w:val="000000" w:themeColor="text1"/>
+        </w:rPr>
+        <w:t>doi</w:t>
+      </w:r>
+      <w:proofErr w:type="spellEnd"/>
+      <w:r>
+        <w:rPr>
+          <w:rFonts w:ascii="Calibri Light" w:hAnsi="Calibri Light" w:cs="Calibri Light"/>
+          <w:color w:val="000000" w:themeColor="text1"/>
+        </w:rPr>
+        <w:t xml:space="preserve">: 10.1109/ICECCME52200.2021.9591093. </w:t>
       </w:r>
     </w:p>
     <w:p>
@@ -19078,7 +19025,7 @@
           <w:rFonts w:ascii="Calibri Light" w:hAnsi="Calibri Light" w:cs="Calibri Light"/>
           <w:color w:val="000000" w:themeColor="text1"/>
         </w:rPr>
-        <w:t xml:space="preserve">, Load Shedding Schemes for Islanding Distribution Network Operation, 12th Mediterranean Conference on Power </w:t>
+        <w:t xml:space="preserve">, An Adaptive Load Shedding Method for Blackout Prevention in Active Distribution Networks, 12th Mediterranean Conference on Power </w:t>
       </w:r>
       <w:proofErr w:type="gramStart"/>
       <w:r>
@@ -19094,23 +19041,7 @@
           <w:rFonts w:ascii="Calibri Light" w:hAnsi="Calibri Light" w:cs="Calibri Light"/>
           <w:color w:val="000000" w:themeColor="text1"/>
         </w:rPr>
-        <w:t xml:space="preserve"> , Distribution and Energy Conversion (MEDPOWER2020</w:t>
-      </w:r>
-      <w:proofErr w:type="gramStart"/>
-      <w:r>
-        <w:rPr>
-          <w:rFonts w:ascii="Calibri Light" w:hAnsi="Calibri Light" w:cs="Calibri Light"/>
-          <w:color w:val="000000" w:themeColor="text1"/>
-        </w:rPr>
-        <w:t>),  Paphos</w:t>
-      </w:r>
-      <w:proofErr w:type="gramEnd"/>
-      <w:r>
-        <w:rPr>
-          <w:rFonts w:ascii="Calibri Light" w:hAnsi="Calibri Light" w:cs="Calibri Light"/>
-          <w:color w:val="000000" w:themeColor="text1"/>
-        </w:rPr>
-        <w:t>, Cyprus, November 2020.</w:t>
+        <w:t xml:space="preserve"> , Distribution and Energy Conversion (MEDPOWER2020), Paphos, Cyprus, November 2020.</w:t>
       </w:r>
     </w:p>
     <w:p>
@@ -19132,6 +19063,13 @@
       <w:r>
         <w:rPr>
           <w:rFonts w:ascii="Calibri Light" w:hAnsi="Calibri Light" w:cs="Calibri Light"/>
+          <w:color w:val="000000" w:themeColor="text1"/>
+        </w:rPr>
+        <w:t xml:space="preserve">S. Ioannou, S. Hirodontis, </w:t>
+      </w:r>
+      <w:r>
+        <w:rPr>
+          <w:rFonts w:ascii="Calibri Light" w:hAnsi="Calibri Light" w:cs="Calibri Light"/>
           <w:b/>
           <w:bCs/>
           <w:color w:val="000000" w:themeColor="text1"/>
@@ -19143,71 +19081,39 @@
           <w:rFonts w:ascii="Calibri Light" w:hAnsi="Calibri Light" w:cs="Calibri Light"/>
           <w:color w:val="000000" w:themeColor="text1"/>
         </w:rPr>
-        <w:t xml:space="preserve">, N. Paspallis, P. Kaimakis “PINSPOT: An </w:t>
-      </w:r>
-      <w:proofErr w:type="spellStart"/>
-      <w:r>
-        <w:rPr>
-          <w:rFonts w:ascii="Calibri Light" w:hAnsi="Calibri Light" w:cs="Calibri Light"/>
-          <w:color w:val="000000" w:themeColor="text1"/>
-        </w:rPr>
-        <w:t>oPen</w:t>
-      </w:r>
-      <w:proofErr w:type="spellEnd"/>
-      <w:r>
-        <w:rPr>
-          <w:rFonts w:ascii="Calibri Light" w:hAnsi="Calibri Light" w:cs="Calibri Light"/>
-          <w:color w:val="000000" w:themeColor="text1"/>
-        </w:rPr>
-        <w:t xml:space="preserve"> platform for </w:t>
-      </w:r>
-      <w:proofErr w:type="spellStart"/>
-      <w:r>
-        <w:rPr>
-          <w:rFonts w:ascii="Calibri Light" w:hAnsi="Calibri Light" w:cs="Calibri Light"/>
-          <w:color w:val="000000" w:themeColor="text1"/>
-        </w:rPr>
-        <w:t>INtelligent</w:t>
-      </w:r>
-      <w:proofErr w:type="spellEnd"/>
-      <w:r>
-        <w:rPr>
-          <w:rFonts w:ascii="Calibri Light" w:hAnsi="Calibri Light" w:cs="Calibri Light"/>
-          <w:color w:val="000000" w:themeColor="text1"/>
-        </w:rPr>
-        <w:t xml:space="preserve"> context-</w:t>
-      </w:r>
-      <w:proofErr w:type="spellStart"/>
-      <w:r>
-        <w:rPr>
-          <w:rFonts w:ascii="Calibri Light" w:hAnsi="Calibri Light" w:cs="Calibri Light"/>
-          <w:color w:val="000000" w:themeColor="text1"/>
-        </w:rPr>
-        <w:t>baSed</w:t>
-      </w:r>
-      <w:proofErr w:type="spellEnd"/>
-      <w:r>
-        <w:rPr>
-          <w:rFonts w:ascii="Calibri Light" w:hAnsi="Calibri Light" w:cs="Calibri Light"/>
-          <w:color w:val="000000" w:themeColor="text1"/>
-        </w:rPr>
-        <w:t xml:space="preserve"> Indoor </w:t>
-      </w:r>
-      <w:proofErr w:type="spellStart"/>
-      <w:r>
-        <w:rPr>
-          <w:rFonts w:ascii="Calibri Light" w:hAnsi="Calibri Light" w:cs="Calibri Light"/>
-          <w:color w:val="000000" w:themeColor="text1"/>
-        </w:rPr>
-        <w:t>POsiTioning</w:t>
-      </w:r>
-      <w:proofErr w:type="spellEnd"/>
-      <w:r>
-        <w:rPr>
-          <w:rFonts w:ascii="Calibri Light" w:hAnsi="Calibri Light" w:cs="Calibri Light"/>
-          <w:color w:val="000000" w:themeColor="text1"/>
-        </w:rPr>
-        <w:t>”. In: 18th International Conference on Information Systems Development (ISD2019), Tulon, France, 28-30 August 2019</w:t>
+        <w:t xml:space="preserve">, Load Shedding Schemes for Islanding Distribution Network Operation, 12th Mediterranean Conference on Power </w:t>
+      </w:r>
+      <w:proofErr w:type="gramStart"/>
+      <w:r>
+        <w:rPr>
+          <w:rFonts w:ascii="Calibri Light" w:hAnsi="Calibri Light" w:cs="Calibri Light"/>
+          <w:color w:val="000000" w:themeColor="text1"/>
+        </w:rPr>
+        <w:t>Generation,  Transmission</w:t>
+      </w:r>
+      <w:proofErr w:type="gramEnd"/>
+      <w:r>
+        <w:rPr>
+          <w:rFonts w:ascii="Calibri Light" w:hAnsi="Calibri Light" w:cs="Calibri Light"/>
+          <w:color w:val="000000" w:themeColor="text1"/>
+        </w:rPr>
+        <w:t xml:space="preserve"> , Distribution and Energy Conversion (MEDPOWER2020</w:t>
+      </w:r>
+      <w:proofErr w:type="gramStart"/>
+      <w:r>
+        <w:rPr>
+          <w:rFonts w:ascii="Calibri Light" w:hAnsi="Calibri Light" w:cs="Calibri Light"/>
+          <w:color w:val="000000" w:themeColor="text1"/>
+        </w:rPr>
+        <w:t>),  Paphos</w:t>
+      </w:r>
+      <w:proofErr w:type="gramEnd"/>
+      <w:r>
+        <w:rPr>
+          <w:rFonts w:ascii="Calibri Light" w:hAnsi="Calibri Light" w:cs="Calibri Light"/>
+          <w:color w:val="000000" w:themeColor="text1"/>
+        </w:rPr>
+        <w:t>, Cyprus, November 2020.</w:t>
       </w:r>
     </w:p>
     <w:p>
@@ -19229,107 +19135,18 @@
       <w:r>
         <w:rPr>
           <w:rFonts w:ascii="Calibri Light" w:hAnsi="Calibri Light" w:cs="Calibri Light"/>
-          <w:color w:val="000000" w:themeColor="text1"/>
-        </w:rPr>
-        <w:t xml:space="preserve">N. </w:t>
-      </w:r>
-      <w:proofErr w:type="gramStart"/>
-      <w:r>
-        <w:rPr>
-          <w:rFonts w:ascii="Calibri Light" w:hAnsi="Calibri Light" w:cs="Calibri Light"/>
-          <w:color w:val="000000" w:themeColor="text1"/>
-        </w:rPr>
-        <w:t>Paspallis ,</w:t>
-      </w:r>
-      <w:proofErr w:type="gramEnd"/>
-      <w:r>
-        <w:rPr>
-          <w:rFonts w:ascii="Calibri Light" w:hAnsi="Calibri Light" w:cs="Calibri Light"/>
-          <w:color w:val="000000" w:themeColor="text1"/>
-        </w:rPr>
-        <w:t xml:space="preserve"> I. </w:t>
-      </w:r>
-      <w:proofErr w:type="gramStart"/>
-      <w:r>
-        <w:rPr>
-          <w:rFonts w:ascii="Calibri Light" w:hAnsi="Calibri Light" w:cs="Calibri Light"/>
-          <w:color w:val="000000" w:themeColor="text1"/>
-        </w:rPr>
-        <w:t>Polycarpou ,</w:t>
-      </w:r>
-      <w:proofErr w:type="gramEnd"/>
-      <w:r>
-        <w:rPr>
-          <w:rFonts w:ascii="Calibri Light" w:hAnsi="Calibri Light" w:cs="Calibri Light"/>
-          <w:color w:val="000000" w:themeColor="text1"/>
-        </w:rPr>
-        <w:t xml:space="preserve"> P. </w:t>
-      </w:r>
-      <w:proofErr w:type="gramStart"/>
-      <w:r>
-        <w:rPr>
-          <w:rFonts w:ascii="Calibri Light" w:hAnsi="Calibri Light" w:cs="Calibri Light"/>
-          <w:color w:val="000000" w:themeColor="text1"/>
-        </w:rPr>
-        <w:t>Andreou ,</w:t>
-      </w:r>
-      <w:proofErr w:type="gramEnd"/>
-      <w:r>
-        <w:rPr>
-          <w:rFonts w:ascii="Calibri Light" w:hAnsi="Calibri Light" w:cs="Calibri Light"/>
-          <w:color w:val="000000" w:themeColor="text1"/>
-        </w:rPr>
-        <w:t xml:space="preserve"> J. </w:t>
-      </w:r>
-      <w:proofErr w:type="gramStart"/>
-      <w:r>
-        <w:rPr>
-          <w:rFonts w:ascii="Calibri Light" w:hAnsi="Calibri Light" w:cs="Calibri Light"/>
-          <w:color w:val="000000" w:themeColor="text1"/>
-        </w:rPr>
-        <w:t>Antoniou ,</w:t>
-      </w:r>
-      <w:proofErr w:type="gramEnd"/>
-      <w:r>
-        <w:rPr>
-          <w:rFonts w:ascii="Calibri Light" w:hAnsi="Calibri Light" w:cs="Calibri Light"/>
-          <w:color w:val="000000" w:themeColor="text1"/>
-        </w:rPr>
-        <w:t xml:space="preserve"> P. Kaimakis, </w:t>
-      </w:r>
-      <w:r>
-        <w:rPr>
-          <w:rFonts w:ascii="Calibri Light" w:hAnsi="Calibri Light" w:cs="Calibri Light"/>
           <w:b/>
           <w:bCs/>
           <w:color w:val="000000" w:themeColor="text1"/>
         </w:rPr>
-        <w:t xml:space="preserve">M. </w:t>
-      </w:r>
-      <w:proofErr w:type="gramStart"/>
-      <w:r>
-        <w:rPr>
-          <w:rFonts w:ascii="Calibri Light" w:hAnsi="Calibri Light" w:cs="Calibri Light"/>
-          <w:b/>
-          <w:bCs/>
-          <w:color w:val="000000" w:themeColor="text1"/>
-        </w:rPr>
-        <w:t>Raspopoulos</w:t>
-      </w:r>
-      <w:r>
-        <w:rPr>
-          <w:rFonts w:ascii="Calibri Light" w:hAnsi="Calibri Light" w:cs="Calibri Light"/>
-          <w:color w:val="000000" w:themeColor="text1"/>
-        </w:rPr>
-        <w:t xml:space="preserve">  and</w:t>
-      </w:r>
-      <w:proofErr w:type="gramEnd"/>
-      <w:r>
-        <w:rPr>
-          <w:rFonts w:ascii="Calibri Light" w:hAnsi="Calibri Light" w:cs="Calibri Light"/>
-          <w:color w:val="000000" w:themeColor="text1"/>
-        </w:rPr>
-        <w:t xml:space="preserve"> M. Terzi (2018). An Experience Report on the Effectiveness of Five Themed Workshops at Inspiring High School Students to Learn Coding. In: 23rd Annual ACM Conference on Innovation and Technology in Computer Science Education, July 2-4, 2018, </w:t>
+        <w:t>M. Raspopoulos</w:t>
+      </w:r>
+      <w:r>
+        <w:rPr>
+          <w:rFonts w:ascii="Calibri Light" w:hAnsi="Calibri Light" w:cs="Calibri Light"/>
+          <w:color w:val="000000" w:themeColor="text1"/>
+        </w:rPr>
+        <w:t xml:space="preserve">, N. Paspallis, P. </w:t>
       </w:r>
       <w:proofErr w:type="spellStart"/>
       <w:r>
@@ -19337,7 +19154,7 @@
           <w:rFonts w:ascii="Calibri Light" w:hAnsi="Calibri Light" w:cs="Calibri Light"/>
           <w:color w:val="000000" w:themeColor="text1"/>
         </w:rPr>
-        <w:t>Pyla</w:t>
+        <w:t>Kaimakis</w:t>
       </w:r>
       <w:proofErr w:type="spellEnd"/>
       <w:r>
@@ -19345,7 +19162,71 @@
           <w:rFonts w:ascii="Calibri Light" w:hAnsi="Calibri Light" w:cs="Calibri Light"/>
           <w:color w:val="000000" w:themeColor="text1"/>
         </w:rPr>
-        <w:t>, Cyprus.</w:t>
+        <w:t xml:space="preserve"> “PINSPOT: An </w:t>
+      </w:r>
+      <w:proofErr w:type="spellStart"/>
+      <w:r>
+        <w:rPr>
+          <w:rFonts w:ascii="Calibri Light" w:hAnsi="Calibri Light" w:cs="Calibri Light"/>
+          <w:color w:val="000000" w:themeColor="text1"/>
+        </w:rPr>
+        <w:t>oPen</w:t>
+      </w:r>
+      <w:proofErr w:type="spellEnd"/>
+      <w:r>
+        <w:rPr>
+          <w:rFonts w:ascii="Calibri Light" w:hAnsi="Calibri Light" w:cs="Calibri Light"/>
+          <w:color w:val="000000" w:themeColor="text1"/>
+        </w:rPr>
+        <w:t xml:space="preserve"> platform for </w:t>
+      </w:r>
+      <w:proofErr w:type="spellStart"/>
+      <w:r>
+        <w:rPr>
+          <w:rFonts w:ascii="Calibri Light" w:hAnsi="Calibri Light" w:cs="Calibri Light"/>
+          <w:color w:val="000000" w:themeColor="text1"/>
+        </w:rPr>
+        <w:t>INtelligent</w:t>
+      </w:r>
+      <w:proofErr w:type="spellEnd"/>
+      <w:r>
+        <w:rPr>
+          <w:rFonts w:ascii="Calibri Light" w:hAnsi="Calibri Light" w:cs="Calibri Light"/>
+          <w:color w:val="000000" w:themeColor="text1"/>
+        </w:rPr>
+        <w:t xml:space="preserve"> context-</w:t>
+      </w:r>
+      <w:proofErr w:type="spellStart"/>
+      <w:r>
+        <w:rPr>
+          <w:rFonts w:ascii="Calibri Light" w:hAnsi="Calibri Light" w:cs="Calibri Light"/>
+          <w:color w:val="000000" w:themeColor="text1"/>
+        </w:rPr>
+        <w:t>baSed</w:t>
+      </w:r>
+      <w:proofErr w:type="spellEnd"/>
+      <w:r>
+        <w:rPr>
+          <w:rFonts w:ascii="Calibri Light" w:hAnsi="Calibri Light" w:cs="Calibri Light"/>
+          <w:color w:val="000000" w:themeColor="text1"/>
+        </w:rPr>
+        <w:t xml:space="preserve"> Indoor </w:t>
+      </w:r>
+      <w:proofErr w:type="spellStart"/>
+      <w:r>
+        <w:rPr>
+          <w:rFonts w:ascii="Calibri Light" w:hAnsi="Calibri Light" w:cs="Calibri Light"/>
+          <w:color w:val="000000" w:themeColor="text1"/>
+        </w:rPr>
+        <w:t>POsiTioning</w:t>
+      </w:r>
+      <w:proofErr w:type="spellEnd"/>
+      <w:r>
+        <w:rPr>
+          <w:rFonts w:ascii="Calibri Light" w:hAnsi="Calibri Light" w:cs="Calibri Light"/>
+          <w:color w:val="000000" w:themeColor="text1"/>
+        </w:rPr>
+        <w:t>”. In: 18th International Conference on Information Systems Development (ISD2019), Tulon, France, 28-30 August 2019</w:t>
       </w:r>
     </w:p>
     <w:p>
@@ -19369,79 +19250,105 @@
           <w:rFonts w:ascii="Calibri Light" w:hAnsi="Calibri Light" w:cs="Calibri Light"/>
           <w:color w:val="000000" w:themeColor="text1"/>
         </w:rPr>
-        <w:t xml:space="preserve">Nearchos Paspallis, </w:t>
+        <w:t xml:space="preserve">N. </w:t>
+      </w:r>
+      <w:proofErr w:type="gramStart"/>
+      <w:r>
+        <w:rPr>
+          <w:rFonts w:ascii="Calibri Light" w:hAnsi="Calibri Light" w:cs="Calibri Light"/>
+          <w:color w:val="000000" w:themeColor="text1"/>
+        </w:rPr>
+        <w:t>Paspallis ,</w:t>
+      </w:r>
+      <w:proofErr w:type="gramEnd"/>
+      <w:r>
+        <w:rPr>
+          <w:rFonts w:ascii="Calibri Light" w:hAnsi="Calibri Light" w:cs="Calibri Light"/>
+          <w:color w:val="000000" w:themeColor="text1"/>
+        </w:rPr>
+        <w:t xml:space="preserve"> I. </w:t>
+      </w:r>
+      <w:proofErr w:type="gramStart"/>
+      <w:r>
+        <w:rPr>
+          <w:rFonts w:ascii="Calibri Light" w:hAnsi="Calibri Light" w:cs="Calibri Light"/>
+          <w:color w:val="000000" w:themeColor="text1"/>
+        </w:rPr>
+        <w:t>Polycarpou ,</w:t>
+      </w:r>
+      <w:proofErr w:type="gramEnd"/>
+      <w:r>
+        <w:rPr>
+          <w:rFonts w:ascii="Calibri Light" w:hAnsi="Calibri Light" w:cs="Calibri Light"/>
+          <w:color w:val="000000" w:themeColor="text1"/>
+        </w:rPr>
+        <w:t xml:space="preserve"> P. </w:t>
+      </w:r>
+      <w:proofErr w:type="gramStart"/>
+      <w:r>
+        <w:rPr>
+          <w:rFonts w:ascii="Calibri Light" w:hAnsi="Calibri Light" w:cs="Calibri Light"/>
+          <w:color w:val="000000" w:themeColor="text1"/>
+        </w:rPr>
+        <w:t>Andreou ,</w:t>
+      </w:r>
+      <w:proofErr w:type="gramEnd"/>
+      <w:r>
+        <w:rPr>
+          <w:rFonts w:ascii="Calibri Light" w:hAnsi="Calibri Light" w:cs="Calibri Light"/>
+          <w:color w:val="000000" w:themeColor="text1"/>
+        </w:rPr>
+        <w:t xml:space="preserve"> J. </w:t>
+      </w:r>
+      <w:proofErr w:type="gramStart"/>
+      <w:r>
+        <w:rPr>
+          <w:rFonts w:ascii="Calibri Light" w:hAnsi="Calibri Light" w:cs="Calibri Light"/>
+          <w:color w:val="000000" w:themeColor="text1"/>
+        </w:rPr>
+        <w:t>Antoniou ,</w:t>
+      </w:r>
+      <w:proofErr w:type="gramEnd"/>
+      <w:r>
+        <w:rPr>
+          <w:rFonts w:ascii="Calibri Light" w:hAnsi="Calibri Light" w:cs="Calibri Light"/>
+          <w:color w:val="000000" w:themeColor="text1"/>
+        </w:rPr>
+        <w:t xml:space="preserve"> P. Kaimakis, </w:t>
       </w:r>
       <w:r>
         <w:rPr>
           <w:rFonts w:ascii="Calibri Light" w:hAnsi="Calibri Light" w:cs="Calibri Light"/>
           <w:b/>
-          <w:color w:val="000000" w:themeColor="text1"/>
-        </w:rPr>
-        <w:t>Marios Raspopoulos</w:t>
-      </w:r>
-      <w:r>
-        <w:rPr>
-          <w:rFonts w:ascii="Calibri Light" w:hAnsi="Calibri Light" w:cs="Calibri Light"/>
-          <w:color w:val="000000" w:themeColor="text1"/>
-        </w:rPr>
-        <w:t>, “</w:t>
-      </w:r>
-      <w:r>
-        <w:rPr>
-          <w:rFonts w:ascii="Calibri Light" w:hAnsi="Calibri Light" w:cs="Calibri Light"/>
           <w:bCs/>
           <w:color w:val="000000" w:themeColor="text1"/>
         </w:rPr>
-        <w:t>An Open Platform for Studying and Testing Context-Aware Indoor Positioning Algorithms</w:t>
+        <w:t xml:space="preserve">M. </w:t>
       </w:r>
       <w:proofErr w:type="gramStart"/>
       <w:r>
         <w:rPr>
           <w:rFonts w:ascii="Calibri Light" w:hAnsi="Calibri Light" w:cs="Calibri Light"/>
+          <w:b/>
           <w:bCs/>
           <w:color w:val="000000" w:themeColor="text1"/>
         </w:rPr>
-        <w:t>”</w:t>
-      </w:r>
-      <w:r>
-        <w:rPr>
-          <w:rFonts w:ascii="Calibri Light" w:hAnsi="Calibri Light" w:cs="Calibri Light"/>
-          <w:color w:val="000000" w:themeColor="text1"/>
-        </w:rPr>
-        <w:t>,  </w:t>
-      </w:r>
-      <w:r>
-        <w:rPr>
-          <w:rFonts w:ascii="Calibri Light" w:hAnsi="Calibri Light" w:cs="Calibri Light"/>
-          <w:i/>
-          <w:iCs/>
-          <w:color w:val="000000" w:themeColor="text1"/>
-        </w:rPr>
-        <w:t>25</w:t>
+        <w:t>Raspopoulos</w:t>
+      </w:r>
+      <w:r>
+        <w:rPr>
+          <w:rFonts w:ascii="Calibri Light" w:hAnsi="Calibri Light" w:cs="Calibri Light"/>
+          <w:color w:val="000000" w:themeColor="text1"/>
+        </w:rPr>
+        <w:t xml:space="preserve">  and</w:t>
       </w:r>
       <w:proofErr w:type="gramEnd"/>
       <w:r>
         <w:rPr>
           <w:rFonts w:ascii="Calibri Light" w:hAnsi="Calibri Light" w:cs="Calibri Light"/>
-          <w:i/>
-          <w:iCs/>
-          <w:color w:val="000000" w:themeColor="text1"/>
-        </w:rPr>
-        <w:t>th International Conference on Information Systems Development (ISD2016)</w:t>
-      </w:r>
-      <w:r>
-        <w:rPr>
-          <w:rFonts w:ascii="Calibri Light" w:hAnsi="Calibri Light" w:cs="Calibri Light"/>
-          <w:color w:val="000000" w:themeColor="text1"/>
-        </w:rPr>
-        <w:t>, Katowice, Poland, August 24-26, 2016, pp. 314-321</w:t>
-      </w:r>
-      <w:r>
-        <w:rPr>
-          <w:rFonts w:ascii="Calibri Light" w:hAnsi="Calibri Light" w:cs="Calibri Light"/>
-          <w:color w:val="000000" w:themeColor="text1"/>
-        </w:rPr>
-        <w:t xml:space="preserve"> </w:t>
+          <w:color w:val="000000" w:themeColor="text1"/>
+        </w:rPr>
+        <w:t xml:space="preserve"> M. Terzi (2018). An Experience Report on the Effectiveness of Five Themed Workshops at Inspiring High School Students to Learn Coding. In: 23rd Annual ACM Conference on Innovation and Technology in Computer Science Education, July 2-4, 2018, Pyla, Cyprus.</w:t>
       </w:r>
     </w:p>
     <w:p>
@@ -19460,13 +19367,12 @@
           <w:color w:val="000000" w:themeColor="text1"/>
         </w:rPr>
       </w:pPr>
-      <w:bookmarkStart w:id="0" w:name="_Hlk495779285"/>
-      <w:r>
-        <w:rPr>
-          <w:rFonts w:ascii="Calibri Light" w:hAnsi="Calibri Light" w:cs="Calibri Light"/>
-          <w:color w:val="000000" w:themeColor="text1"/>
-        </w:rPr>
-        <w:t xml:space="preserve">Andreou, Panayiotis and </w:t>
+      <w:r>
+        <w:rPr>
+          <w:rFonts w:ascii="Calibri Light" w:hAnsi="Calibri Light" w:cs="Calibri Light"/>
+          <w:color w:val="000000" w:themeColor="text1"/>
+        </w:rPr>
+        <w:t xml:space="preserve">Nearchos Paspallis, </w:t>
       </w:r>
       <w:r>
         <w:rPr>
@@ -19474,46 +19380,38 @@
           <w:b/>
           <w:color w:val="000000" w:themeColor="text1"/>
         </w:rPr>
-        <w:t>Raspopoulos, Marios</w:t>
-      </w:r>
-      <w:r>
-        <w:rPr>
-          <w:rFonts w:ascii="Calibri Light" w:hAnsi="Calibri Light" w:cs="Calibri Light"/>
-          <w:color w:val="000000" w:themeColor="text1"/>
-        </w:rPr>
-        <w:t xml:space="preserve">, "Active Life Coach: Towards a </w:t>
-      </w:r>
-      <w:proofErr w:type="spellStart"/>
-      <w:r>
-        <w:rPr>
-          <w:rFonts w:ascii="Calibri Light" w:hAnsi="Calibri Light" w:cs="Calibri Light"/>
-          <w:color w:val="000000" w:themeColor="text1"/>
-        </w:rPr>
-        <w:t>Framewo</w:t>
-      </w:r>
-      <w:proofErr w:type="spellEnd"/>
-      <w:r>
-        <w:rPr>
-          <w:rFonts w:ascii="Calibri Light" w:hAnsi="Calibri Light" w:cs="Calibri Light"/>
-          <w:color w:val="000000" w:themeColor="text1"/>
-        </w:rPr>
-        <w:t xml:space="preserve"> </w:t>
-      </w:r>
-      <w:proofErr w:type="spellStart"/>
-      <w:r>
-        <w:rPr>
-          <w:rFonts w:ascii="Calibri Light" w:hAnsi="Calibri Light" w:cs="Calibri Light"/>
-          <w:color w:val="000000" w:themeColor="text1"/>
-        </w:rPr>
-        <w:t>rk</w:t>
-      </w:r>
-      <w:proofErr w:type="spellEnd"/>
-      <w:r>
-        <w:rPr>
-          <w:rFonts w:ascii="Calibri Light" w:hAnsi="Calibri Light" w:cs="Calibri Light"/>
-          <w:color w:val="000000" w:themeColor="text1"/>
-        </w:rPr>
-        <w:t xml:space="preserve"> for Holistic Care of Citizens as They Age" (2016). </w:t>
+        <w:t>Marios Raspopoulos</w:t>
+      </w:r>
+      <w:r>
+        <w:rPr>
+          <w:rFonts w:ascii="Calibri Light" w:hAnsi="Calibri Light" w:cs="Calibri Light"/>
+          <w:color w:val="000000" w:themeColor="text1"/>
+        </w:rPr>
+        <w:t>, “</w:t>
+      </w:r>
+      <w:r>
+        <w:rPr>
+          <w:rFonts w:ascii="Calibri Light" w:hAnsi="Calibri Light" w:cs="Calibri Light"/>
+          <w:bCs/>
+          <w:color w:val="000000" w:themeColor="text1"/>
+        </w:rPr>
+        <w:t>An Open Platform for Studying and Testing Context-Aware Indoor Positioning Algorithms</w:t>
+      </w:r>
+      <w:proofErr w:type="gramStart"/>
+      <w:r>
+        <w:rPr>
+          <w:rFonts w:ascii="Calibri Light" w:hAnsi="Calibri Light" w:cs="Calibri Light"/>
+          <w:bCs/>
+          <w:color w:val="000000" w:themeColor="text1"/>
+        </w:rPr>
+        <w:t>”</w:t>
+      </w:r>
+      <w:r>
+        <w:rPr>
+          <w:rFonts w:ascii="Calibri Light" w:hAnsi="Calibri Light" w:cs="Calibri Light"/>
+          <w:color w:val="000000" w:themeColor="text1"/>
+        </w:rPr>
+        <w:t>,  </w:t>
       </w:r>
       <w:r>
         <w:rPr>
@@ -19522,14 +19420,31 @@
           <w:iCs/>
           <w:color w:val="000000" w:themeColor="text1"/>
         </w:rPr>
-        <w:t>MCIS 2016 Proceedings.</w:t>
-      </w:r>
-      <w:r>
-        <w:rPr>
-          <w:rFonts w:ascii="Calibri Light" w:hAnsi="Calibri Light" w:cs="Calibri Light"/>
-          <w:color w:val="000000" w:themeColor="text1"/>
-        </w:rPr>
-        <w:t> Paper 42. http://aisel.aisnet.org/mcis2016/42</w:t>
+        <w:t>25</w:t>
+      </w:r>
+      <w:proofErr w:type="gramEnd"/>
+      <w:r>
+        <w:rPr>
+          <w:rFonts w:ascii="Calibri Light" w:hAnsi="Calibri Light" w:cs="Calibri Light"/>
+          <w:i/>
+          <w:iCs/>
+          <w:color w:val="000000" w:themeColor="text1"/>
+        </w:rPr>
+        <w:t>th International Conference on Information Systems Development (ISD2016)</w:t>
+      </w:r>
+      <w:r>
+        <w:rPr>
+          <w:rFonts w:ascii="Calibri Light" w:hAnsi="Calibri Light" w:cs="Calibri Light"/>
+          <w:color w:val="000000" w:themeColor="text1"/>
+        </w:rPr>
+        <w:t>, Katowice, Poland, August 24-26, 2016, pp. 314-321</w:t>
+      </w:r>
+      <w:r>
+        <w:rPr>
+          <w:rFonts w:ascii="Calibri Light" w:hAnsi="Calibri Light" w:cs="Calibri Light"/>
+          <w:color w:val="000000" w:themeColor="text1"/>
+        </w:rPr>
+        <w:t xml:space="preserve"> </w:t>
       </w:r>
     </w:p>
     <w:p>
@@ -19548,14 +19463,13 @@
           <w:color w:val="000000" w:themeColor="text1"/>
         </w:rPr>
       </w:pPr>
-      <w:bookmarkStart w:id="1" w:name="_Hlk495779363"/>
-      <w:bookmarkEnd w:id="0"/>
-      <w:r>
-        <w:rPr>
-          <w:rFonts w:ascii="Calibri Light" w:hAnsi="Calibri Light" w:cs="Calibri Light"/>
-          <w:color w:val="000000" w:themeColor="text1"/>
-        </w:rPr>
-        <w:t xml:space="preserve">L. Kanaris, A. Kokkinis, </w:t>
+      <w:bookmarkStart w:id="0" w:name="_Hlk495779285"/>
+      <w:r>
+        <w:rPr>
+          <w:rFonts w:ascii="Calibri Light" w:hAnsi="Calibri Light" w:cs="Calibri Light"/>
+          <w:color w:val="000000" w:themeColor="text1"/>
+        </w:rPr>
+        <w:t xml:space="preserve">Andreou, Panayiotis and </w:t>
       </w:r>
       <w:r>
         <w:rPr>
@@ -19563,47 +19477,62 @@
           <w:b/>
           <w:color w:val="000000" w:themeColor="text1"/>
         </w:rPr>
-        <w:t>M. Raspopoulos</w:t>
-      </w:r>
-      <w:r>
-        <w:rPr>
-          <w:rFonts w:ascii="Calibri Light" w:hAnsi="Calibri Light" w:cs="Calibri Light"/>
-          <w:color w:val="000000" w:themeColor="text1"/>
-        </w:rPr>
-        <w:t xml:space="preserve">, A. Liotta and S. Stavrou, "Improving RSS fingerprint-based localization using directional antennas," </w:t>
+        <w:t>Raspopoulos, Marios</w:t>
+      </w:r>
+      <w:r>
+        <w:rPr>
+          <w:rFonts w:ascii="Calibri Light" w:hAnsi="Calibri Light" w:cs="Calibri Light"/>
+          <w:color w:val="000000" w:themeColor="text1"/>
+        </w:rPr>
+        <w:t xml:space="preserve">, "Active Life Coach: Towards a </w:t>
+      </w:r>
+      <w:proofErr w:type="spellStart"/>
+      <w:r>
+        <w:rPr>
+          <w:rFonts w:ascii="Calibri Light" w:hAnsi="Calibri Light" w:cs="Calibri Light"/>
+          <w:color w:val="000000" w:themeColor="text1"/>
+        </w:rPr>
+        <w:t>Framewo</w:t>
+      </w:r>
+      <w:proofErr w:type="spellEnd"/>
+      <w:r>
+        <w:rPr>
+          <w:rFonts w:ascii="Calibri Light" w:hAnsi="Calibri Light" w:cs="Calibri Light"/>
+          <w:color w:val="000000" w:themeColor="text1"/>
+        </w:rPr>
+        <w:t xml:space="preserve"> </w:t>
+      </w:r>
+      <w:proofErr w:type="spellStart"/>
+      <w:r>
+        <w:rPr>
+          <w:rFonts w:ascii="Calibri Light" w:hAnsi="Calibri Light" w:cs="Calibri Light"/>
+          <w:color w:val="000000" w:themeColor="text1"/>
+        </w:rPr>
+        <w:t>rk</w:t>
+      </w:r>
+      <w:proofErr w:type="spellEnd"/>
+      <w:r>
+        <w:rPr>
+          <w:rFonts w:ascii="Calibri Light" w:hAnsi="Calibri Light" w:cs="Calibri Light"/>
+          <w:color w:val="000000" w:themeColor="text1"/>
+        </w:rPr>
+        <w:t xml:space="preserve"> for Holistic Care of Citizens as They Age" (2016). </w:t>
       </w:r>
       <w:r>
         <w:rPr>
           <w:rFonts w:ascii="Calibri Light" w:hAnsi="Calibri Light" w:cs="Calibri Light"/>
           <w:i/>
-          <w:color w:val="000000" w:themeColor="text1"/>
-        </w:rPr>
-        <w:t>Antennas and Propagation (</w:t>
-      </w:r>
-      <w:proofErr w:type="spellStart"/>
-      <w:r>
-        <w:rPr>
-          <w:rFonts w:ascii="Calibri Light" w:hAnsi="Calibri Light" w:cs="Calibri Light"/>
-          <w:i/>
-          <w:color w:val="000000" w:themeColor="text1"/>
-        </w:rPr>
-        <w:t>EuCAP</w:t>
-      </w:r>
-      <w:proofErr w:type="spellEnd"/>
-      <w:r>
-        <w:rPr>
-          <w:rFonts w:ascii="Calibri Light" w:hAnsi="Calibri Light" w:cs="Calibri Light"/>
-          <w:i/>
-          <w:color w:val="000000" w:themeColor="text1"/>
-        </w:rPr>
-        <w:t xml:space="preserve">), 2014 8th European Conference on, </w:t>
-      </w:r>
-      <w:r>
-        <w:rPr>
-          <w:rFonts w:ascii="Calibri Light" w:hAnsi="Calibri Light" w:cs="Calibri Light"/>
-          <w:color w:val="000000" w:themeColor="text1"/>
-        </w:rPr>
-        <w:t>pp. 1593-1597, The Hague, April 2014.</w:t>
+          <w:iCs/>
+          <w:color w:val="000000" w:themeColor="text1"/>
+        </w:rPr>
+        <w:t>MCIS 2016 Proceedings.</w:t>
+      </w:r>
+      <w:r>
+        <w:rPr>
+          <w:rFonts w:ascii="Calibri Light" w:hAnsi="Calibri Light" w:cs="Calibri Light"/>
+          <w:color w:val="000000" w:themeColor="text1"/>
+        </w:rPr>
+        <w:t> Paper 42. http://aisel.aisnet.org/mcis2016/42</w:t>
       </w:r>
     </w:p>
     <w:p>
@@ -19622,6 +19551,80 @@
           <w:color w:val="000000" w:themeColor="text1"/>
         </w:rPr>
       </w:pPr>
+      <w:bookmarkStart w:id="1" w:name="_Hlk495779363"/>
+      <w:bookmarkEnd w:id="0"/>
+      <w:r>
+        <w:rPr>
+          <w:rFonts w:ascii="Calibri Light" w:hAnsi="Calibri Light" w:cs="Calibri Light"/>
+          <w:color w:val="000000" w:themeColor="text1"/>
+        </w:rPr>
+        <w:t xml:space="preserve">L. Kanaris, A. Kokkinis, </w:t>
+      </w:r>
+      <w:r>
+        <w:rPr>
+          <w:rFonts w:ascii="Calibri Light" w:hAnsi="Calibri Light" w:cs="Calibri Light"/>
+          <w:b/>
+          <w:color w:val="000000" w:themeColor="text1"/>
+        </w:rPr>
+        <w:t>M. Raspopoulos</w:t>
+      </w:r>
+      <w:r>
+        <w:rPr>
+          <w:rFonts w:ascii="Calibri Light" w:hAnsi="Calibri Light" w:cs="Calibri Light"/>
+          <w:color w:val="000000" w:themeColor="text1"/>
+        </w:rPr>
+        <w:t xml:space="preserve">, A. Liotta and S. Stavrou, "Improving RSS fingerprint-based localization using directional antennas," </w:t>
+      </w:r>
+      <w:r>
+        <w:rPr>
+          <w:rFonts w:ascii="Calibri Light" w:hAnsi="Calibri Light" w:cs="Calibri Light"/>
+          <w:i/>
+          <w:color w:val="000000" w:themeColor="text1"/>
+        </w:rPr>
+        <w:t>Antennas and Propagation (</w:t>
+      </w:r>
+      <w:proofErr w:type="spellStart"/>
+      <w:r>
+        <w:rPr>
+          <w:rFonts w:ascii="Calibri Light" w:hAnsi="Calibri Light" w:cs="Calibri Light"/>
+          <w:i/>
+          <w:color w:val="000000" w:themeColor="text1"/>
+        </w:rPr>
+        <w:t>EuCAP</w:t>
+      </w:r>
+      <w:proofErr w:type="spellEnd"/>
+      <w:r>
+        <w:rPr>
+          <w:rFonts w:ascii="Calibri Light" w:hAnsi="Calibri Light" w:cs="Calibri Light"/>
+          <w:i/>
+          <w:color w:val="000000" w:themeColor="text1"/>
+        </w:rPr>
+        <w:t xml:space="preserve">), 2014 8th European Conference on, </w:t>
+      </w:r>
+      <w:r>
+        <w:rPr>
+          <w:rFonts w:ascii="Calibri Light" w:hAnsi="Calibri Light" w:cs="Calibri Light"/>
+          <w:color w:val="000000" w:themeColor="text1"/>
+        </w:rPr>
+        <w:t>pp. 1593-1597, The Hague, April 2014.</w:t>
+      </w:r>
+    </w:p>
+    <w:p>
+      <w:pPr>
+        <w:pStyle w:val="ListParagraph"/>
+        <w:numPr>
+          <w:ilvl w:val="0"/>
+          <w:numId w:val="31"/>
+        </w:numPr>
+        <w:spacing w:before="240" w:after="0" w:line="240" w:lineRule="auto"/>
+        <w:ind w:left="709" w:hanging="709"/>
+        <w:contextualSpacing w:val="0"/>
+        <w:jc w:val="both"/>
+        <w:rPr>
+          <w:rFonts w:ascii="Calibri Light" w:hAnsi="Calibri Light" w:cs="Calibri Light"/>
+          <w:color w:val="000000" w:themeColor="text1"/>
+        </w:rPr>
+      </w:pPr>
       <w:bookmarkStart w:id="2" w:name="_Hlk495779509"/>
       <w:bookmarkEnd w:id="1"/>
       <w:r>
@@ -20067,6 +20070,7 @@
           <w:rFonts w:ascii="Calibri Light" w:hAnsi="Calibri Light" w:cs="Calibri Light"/>
           <w:color w:val="000000" w:themeColor="text1"/>
         </w:rPr>
+        <w:lastRenderedPageBreak/>
         <w:t xml:space="preserve">M. Laaraiedh, B. </w:t>
       </w:r>
       <w:proofErr w:type="spellStart"/>
@@ -20172,7 +20176,6 @@
           <w:b/>
           <w:color w:val="000000" w:themeColor="text1"/>
         </w:rPr>
-        <w:lastRenderedPageBreak/>
         <w:t>M. Raspopoulos</w:t>
       </w:r>
       <w:r>
@@ -20254,7 +20257,6 @@
         <w:t xml:space="preserve">, B. Denis, M. D. Noes, </w:t>
       </w:r>
       <w:proofErr w:type="spellStart"/>
-      <w:proofErr w:type="gramStart"/>
       <w:r>
         <w:rPr>
           <w:rFonts w:ascii="Calibri Light" w:hAnsi="Calibri Light" w:cs="Calibri Light"/>
@@ -20263,7 +20265,6 @@
         <w:t>M.Laaraiedh</w:t>
       </w:r>
       <w:proofErr w:type="spellEnd"/>
-      <w:proofErr w:type="gramEnd"/>
       <w:r>
         <w:rPr>
           <w:rFonts w:ascii="Calibri Light" w:hAnsi="Calibri Light" w:cs="Calibri Light"/>
@@ -20368,7 +20369,6 @@
         <w:t xml:space="preserve">, </w:t>
       </w:r>
       <w:proofErr w:type="spellStart"/>
-      <w:proofErr w:type="gramStart"/>
       <w:r>
         <w:rPr>
           <w:rFonts w:ascii="Calibri Light" w:hAnsi="Calibri Light" w:cs="Calibri Light"/>
@@ -20377,7 +20377,6 @@
         <w:t>Berlin,Germany</w:t>
       </w:r>
       <w:proofErr w:type="spellEnd"/>
-      <w:proofErr w:type="gramEnd"/>
       <w:r>
         <w:rPr>
           <w:rFonts w:ascii="Calibri Light" w:hAnsi="Calibri Light" w:cs="Calibri Light"/>
@@ -20702,7 +20701,6 @@
         </w:rPr>
       </w:pPr>
       <w:proofErr w:type="spellStart"/>
-      <w:proofErr w:type="gramStart"/>
       <w:r>
         <w:rPr>
           <w:rFonts w:ascii="Calibri Light" w:hAnsi="Calibri Light" w:cs="Calibri Light"/>
@@ -20711,7 +20709,6 @@
         <w:t>J.Bastos</w:t>
       </w:r>
       <w:proofErr w:type="spellEnd"/>
-      <w:proofErr w:type="gramEnd"/>
       <w:r>
         <w:rPr>
           <w:rFonts w:ascii="Calibri Light" w:hAnsi="Calibri Light" w:cs="Calibri Light"/>
@@ -20922,23 +20919,7 @@
           <w:rFonts w:ascii="Calibri Light" w:hAnsi="Calibri Light" w:cs="Calibri Light"/>
           <w:color w:val="000000" w:themeColor="text1"/>
         </w:rPr>
-        <w:t xml:space="preserve">J. Rodriguez, P. Marques, A. Radwan, K. Moessner, R. </w:t>
-      </w:r>
-      <w:proofErr w:type="spellStart"/>
-      <w:r>
-        <w:rPr>
-          <w:rFonts w:ascii="Calibri Light" w:hAnsi="Calibri Light" w:cs="Calibri Light"/>
-          <w:color w:val="000000" w:themeColor="text1"/>
-        </w:rPr>
-        <w:t>Tafazolli</w:t>
-      </w:r>
-      <w:proofErr w:type="spellEnd"/>
-      <w:r>
-        <w:rPr>
-          <w:rFonts w:ascii="Calibri Light" w:hAnsi="Calibri Light" w:cs="Calibri Light"/>
-          <w:color w:val="000000" w:themeColor="text1"/>
-        </w:rPr>
-        <w:t xml:space="preserve">, </w:t>
+        <w:t xml:space="preserve">J. Rodriguez, P. Marques, A. Radwan, K. Moessner, R. Tafazolli, </w:t>
       </w:r>
       <w:r>
         <w:rPr>
@@ -22465,6 +22446,7 @@
           <w:sz w:val="22"/>
           <w:szCs w:val="22"/>
         </w:rPr>
+        <w:lastRenderedPageBreak/>
         <w:t>Programme Co-Chair for the 26th International Conference on Information Systems Development</w:t>
       </w:r>
       <w:r>
@@ -22474,27 +22456,7 @@
           <w:sz w:val="22"/>
           <w:szCs w:val="22"/>
         </w:rPr>
-        <w:t xml:space="preserve">, </w:t>
-      </w:r>
-      <w:proofErr w:type="spellStart"/>
-      <w:r>
-        <w:rPr>
-          <w:rFonts w:ascii="Calibri Light" w:hAnsi="Calibri Light" w:cs="Calibri Light"/>
-          <w:color w:val="000000" w:themeColor="text1"/>
-          <w:sz w:val="22"/>
-          <w:szCs w:val="22"/>
-        </w:rPr>
-        <w:t>Larnaca</w:t>
-      </w:r>
-      <w:proofErr w:type="spellEnd"/>
-      <w:r>
-        <w:rPr>
-          <w:rFonts w:ascii="Calibri Light" w:hAnsi="Calibri Light" w:cs="Calibri Light"/>
-          <w:color w:val="000000" w:themeColor="text1"/>
-          <w:sz w:val="22"/>
-          <w:szCs w:val="22"/>
-        </w:rPr>
-        <w:t>-Cyprus</w:t>
+        <w:t>, Larnaca-Cyprus</w:t>
       </w:r>
       <w:r>
         <w:rPr>
@@ -23663,6 +23625,7 @@
           <w:rFonts w:ascii="Calibri Light" w:hAnsi="Calibri Light" w:cs="Calibri Light"/>
           <w:color w:val="000000" w:themeColor="text1"/>
         </w:rPr>
+        <w:lastRenderedPageBreak/>
         <w:t xml:space="preserve">Member of the National </w:t>
       </w:r>
       <w:r>
@@ -23837,17 +23800,7 @@
           <w:sz w:val="22"/>
           <w:szCs w:val="22"/>
         </w:rPr>
-        <w:t xml:space="preserve">) based on a </w:t>
-      </w:r>
-      <w:r>
-        <w:rPr>
-          <w:rFonts w:ascii="Calibri Light" w:hAnsi="Calibri Light" w:cs="Calibri Light"/>
-          <w:iCs/>
-          <w:sz w:val="22"/>
-          <w:szCs w:val="22"/>
-        </w:rPr>
-        <w:lastRenderedPageBreak/>
-        <w:t>custom-developed Electromagnetic engine, developed in-house. The simulator’s standard output provides magnitude and phase information of the received electric field, Power Delay Profiles (PDP), Angle of Arrival (</w:t>
+        <w:t>) based on a custom-developed Electromagnetic engine, developed in-house. The simulator’s standard output provides magnitude and phase information of the received electric field, Power Delay Profiles (PDP), Angle of Arrival (</w:t>
       </w:r>
       <w:proofErr w:type="spellStart"/>
       <w:r>
@@ -24078,8 +24031,8 @@
       </w:pPr>
     </w:p>
     <w:sectPr>
-      <w:headerReference w:type="default" r:id="rId9"/>
-      <w:footerReference w:type="default" r:id="rId10"/>
+      <w:headerReference w:type="default" r:id="rId10"/>
+      <w:footerReference w:type="default" r:id="rId11"/>
       <w:pgSz w:w="11906" w:h="16838"/>
       <w:pgMar w:top="1118" w:right="1440" w:bottom="1134" w:left="1440" w:header="708" w:footer="295" w:gutter="0"/>
       <w:cols w:space="708"/>
@@ -24141,7 +24094,7 @@
       <w:rPr>
         <w:rFonts w:ascii="Calibri Light" w:hAnsi="Calibri Light" w:cs="Calibri Light"/>
       </w:rPr>
-      <w:t>17</w:t>
+      <w:t>31</w:t>
     </w:r>
     <w:r>
       <w:rPr>
@@ -24153,7 +24106,7 @@
       <w:rPr>
         <w:rFonts w:ascii="Calibri Light" w:hAnsi="Calibri Light" w:cs="Calibri Light"/>
       </w:rPr>
-      <w:t>August</w:t>
+      <w:t>January</w:t>
     </w:r>
     <w:r>
       <w:rPr>
@@ -24165,7 +24118,13 @@
       <w:rPr>
         <w:rFonts w:ascii="Calibri Light" w:hAnsi="Calibri Light" w:cs="Calibri Light"/>
       </w:rPr>
-      <w:t>25</w:t>
+      <w:t>2</w:t>
+    </w:r>
+    <w:r>
+      <w:rPr>
+        <w:rFonts w:ascii="Calibri Light" w:hAnsi="Calibri Light" w:cs="Calibri Light"/>
+      </w:rPr>
+      <w:t>6</w:t>
     </w:r>
     <w:r>
       <w:rPr>
@@ -24190,7 +24149,6 @@
           <w:docPartUnique/>
         </w:docPartObj>
       </w:sdtPr>
-      <w:sdtEndPr/>
       <w:sdtContent>
         <w:r>
           <w:rPr>

--- a/files/Marios_Raspopoulos - Accademic CV.docx
+++ b/files/Marios_Raspopoulos - Accademic CV.docx
@@ -12476,7 +12476,27 @@
                 <w:sz w:val="22"/>
                 <w:szCs w:val="22"/>
               </w:rPr>
-              <w:t xml:space="preserve"> (PT), Sigint Solutions Ltd (CY),  University of Kent (GB), University of Patras (GR), Technical University of Dresden (DE), Valtion </w:t>
+              <w:t xml:space="preserve"> (PT), Sigint Solutions Ltd (CY),  University of Kent (GB), University of Patras (GR), Technical University of Dresden (DE), </w:t>
+            </w:r>
+            <w:proofErr w:type="spellStart"/>
+            <w:r>
+              <w:rPr>
+                <w:rFonts w:ascii="Calibri Light" w:hAnsi="Calibri Light" w:cs="Calibri Light"/>
+                <w:color w:val="000000" w:themeColor="text1"/>
+                <w:sz w:val="22"/>
+                <w:szCs w:val="22"/>
+              </w:rPr>
+              <w:t>Valtion</w:t>
+            </w:r>
+            <w:proofErr w:type="spellEnd"/>
+            <w:r>
+              <w:rPr>
+                <w:rFonts w:ascii="Calibri Light" w:hAnsi="Calibri Light" w:cs="Calibri Light"/>
+                <w:color w:val="000000" w:themeColor="text1"/>
+                <w:sz w:val="22"/>
+                <w:szCs w:val="22"/>
+              </w:rPr>
+              <w:t xml:space="preserve"> </w:t>
             </w:r>
             <w:proofErr w:type="spellStart"/>
             <w:r>
@@ -16566,7 +16586,7 @@
           <w:rFonts w:ascii="Calibri Light" w:hAnsi="Calibri Light" w:cs="Calibri Light"/>
           <w:color w:val="000000" w:themeColor="text1"/>
         </w:rPr>
-        <w:t>I. Ioannou</w:t>
+        <w:t xml:space="preserve">Ioannou, I.; Vassiliou, V.; </w:t>
       </w:r>
       <w:r>
         <w:rPr>
@@ -16575,78 +16595,14 @@
           <w:bCs/>
           <w:color w:val="000000" w:themeColor="text1"/>
         </w:rPr>
-        <w:t>, M. Raspopoulos</w:t>
-      </w:r>
-      <w:r>
-        <w:rPr>
-          <w:rFonts w:ascii="Calibri Light" w:hAnsi="Calibri Light" w:cs="Calibri Light"/>
-          <w:color w:val="000000" w:themeColor="text1"/>
-        </w:rPr>
-        <w:t xml:space="preserve">, P. </w:t>
-      </w:r>
-      <w:proofErr w:type="spellStart"/>
-      <w:r>
-        <w:rPr>
-          <w:rFonts w:ascii="Calibri Light" w:hAnsi="Calibri Light" w:cs="Calibri Light"/>
-          <w:color w:val="000000" w:themeColor="text1"/>
-        </w:rPr>
-        <w:t>Nagaradjane</w:t>
-      </w:r>
-      <w:proofErr w:type="spellEnd"/>
-      <w:r>
-        <w:rPr>
-          <w:rFonts w:ascii="Calibri Light" w:hAnsi="Calibri Light" w:cs="Calibri Light"/>
-          <w:color w:val="000000" w:themeColor="text1"/>
-        </w:rPr>
-        <w:t xml:space="preserve">, C. </w:t>
-      </w:r>
-      <w:proofErr w:type="spellStart"/>
-      <w:r>
-        <w:rPr>
-          <w:rFonts w:ascii="Calibri Light" w:hAnsi="Calibri Light" w:cs="Calibri Light"/>
-          <w:color w:val="000000" w:themeColor="text1"/>
-        </w:rPr>
-        <w:t>Christophorou</w:t>
-      </w:r>
-      <w:proofErr w:type="spellEnd"/>
-      <w:r>
-        <w:rPr>
-          <w:rFonts w:ascii="Calibri Light" w:hAnsi="Calibri Light" w:cs="Calibri Light"/>
-          <w:color w:val="000000" w:themeColor="text1"/>
-        </w:rPr>
-        <w:t xml:space="preserve">, A. </w:t>
-      </w:r>
-      <w:proofErr w:type="spellStart"/>
-      <w:r>
-        <w:rPr>
-          <w:rFonts w:ascii="Calibri Light" w:hAnsi="Calibri Light" w:cs="Calibri Light"/>
-          <w:color w:val="000000" w:themeColor="text1"/>
-        </w:rPr>
-        <w:t>Gregoriades</w:t>
-      </w:r>
-      <w:proofErr w:type="spellEnd"/>
-      <w:r>
-        <w:rPr>
-          <w:rFonts w:ascii="Calibri Light" w:hAnsi="Calibri Light" w:cs="Calibri Light"/>
-          <w:color w:val="000000" w:themeColor="text1"/>
-        </w:rPr>
-        <w:t xml:space="preserve">, and V. Vassiliou, </w:t>
-      </w:r>
-      <w:proofErr w:type="gramStart"/>
-      <w:r>
-        <w:rPr>
-          <w:rFonts w:ascii="Calibri Light" w:hAnsi="Calibri Light" w:cs="Calibri Light"/>
-          <w:color w:val="000000" w:themeColor="text1"/>
-        </w:rPr>
-        <w:t>“ Access</w:t>
-      </w:r>
-      <w:proofErr w:type="gramEnd"/>
-      <w:r>
-        <w:rPr>
-          <w:rFonts w:ascii="Calibri Light" w:hAnsi="Calibri Light" w:cs="Calibri Light"/>
-          <w:color w:val="000000" w:themeColor="text1"/>
-        </w:rPr>
-        <w:t xml:space="preserve"> Point Selection and Localization for Cluster-Based Realization of a Device-to-Device Cell-Free 6G Communications Network.” IET Communications 19, no. 1 (</w:t>
+        <w:t>Raspopoulos</w:t>
+      </w:r>
+      <w:r>
+        <w:rPr>
+          <w:rFonts w:ascii="Calibri Light" w:hAnsi="Calibri Light" w:cs="Calibri Light"/>
+          <w:color w:val="000000" w:themeColor="text1"/>
+        </w:rPr>
+        <w:t xml:space="preserve">, M. Adaptive Multi-Stage Hybrid Localization for RIS-Aided 6G Indoor Positioning Systems: Combining Fingerprinting and Geometric Methods with Condition-Aware Fusion. Sensors </w:t>
       </w:r>
       <w:r>
         <w:rPr>
@@ -16655,6 +16611,142 @@
           <w:bCs/>
           <w:color w:val="000000" w:themeColor="text1"/>
         </w:rPr>
+        <w:t>2026</w:t>
+      </w:r>
+      <w:r>
+        <w:rPr>
+          <w:rFonts w:ascii="Calibri Light" w:hAnsi="Calibri Light" w:cs="Calibri Light"/>
+          <w:color w:val="000000" w:themeColor="text1"/>
+        </w:rPr>
+        <w:t xml:space="preserve">, 26, 1084. </w:t>
+      </w:r>
+      <w:hyperlink r:id="rId9" w:history="1">
+        <w:r>
+          <w:rPr>
+            <w:rStyle w:val="Hyperlink"/>
+            <w:rFonts w:ascii="Calibri Light" w:hAnsi="Calibri Light" w:cs="Calibri Light"/>
+          </w:rPr>
+          <w:t>https://doi.org/10.3390/s26041084</w:t>
+        </w:r>
+      </w:hyperlink>
+      <w:r>
+        <w:rPr>
+          <w:rFonts w:ascii="Calibri Light" w:hAnsi="Calibri Light" w:cs="Calibri Light"/>
+          <w:color w:val="000000" w:themeColor="text1"/>
+        </w:rPr>
+        <w:t xml:space="preserve"> </w:t>
+      </w:r>
+    </w:p>
+    <w:p>
+      <w:pPr>
+        <w:pStyle w:val="ListParagraph"/>
+        <w:numPr>
+          <w:ilvl w:val="0"/>
+          <w:numId w:val="28"/>
+        </w:numPr>
+        <w:spacing w:after="120"/>
+        <w:ind w:left="709" w:hanging="567"/>
+        <w:contextualSpacing w:val="0"/>
+        <w:jc w:val="both"/>
+        <w:rPr>
+          <w:rFonts w:ascii="Calibri Light" w:hAnsi="Calibri Light" w:cs="Calibri Light"/>
+          <w:color w:val="000000" w:themeColor="text1"/>
+        </w:rPr>
+      </w:pPr>
+      <w:r>
+        <w:rPr>
+          <w:rFonts w:ascii="Calibri Light" w:hAnsi="Calibri Light" w:cs="Calibri Light"/>
+          <w:color w:val="000000" w:themeColor="text1"/>
+        </w:rPr>
+        <w:t>I. Ioannou</w:t>
+      </w:r>
+      <w:r>
+        <w:rPr>
+          <w:rFonts w:ascii="Calibri Light" w:hAnsi="Calibri Light" w:cs="Calibri Light"/>
+          <w:b/>
+          <w:bCs/>
+          <w:color w:val="000000" w:themeColor="text1"/>
+        </w:rPr>
+        <w:t>, M. Raspopoulos</w:t>
+      </w:r>
+      <w:r>
+        <w:rPr>
+          <w:rFonts w:ascii="Calibri Light" w:hAnsi="Calibri Light" w:cs="Calibri Light"/>
+          <w:color w:val="000000" w:themeColor="text1"/>
+        </w:rPr>
+        <w:t xml:space="preserve">, P. </w:t>
+      </w:r>
+      <w:proofErr w:type="spellStart"/>
+      <w:r>
+        <w:rPr>
+          <w:rFonts w:ascii="Calibri Light" w:hAnsi="Calibri Light" w:cs="Calibri Light"/>
+          <w:color w:val="000000" w:themeColor="text1"/>
+        </w:rPr>
+        <w:t>Nagaradjane</w:t>
+      </w:r>
+      <w:proofErr w:type="spellEnd"/>
+      <w:r>
+        <w:rPr>
+          <w:rFonts w:ascii="Calibri Light" w:hAnsi="Calibri Light" w:cs="Calibri Light"/>
+          <w:color w:val="000000" w:themeColor="text1"/>
+        </w:rPr>
+        <w:t xml:space="preserve">, C. </w:t>
+      </w:r>
+      <w:proofErr w:type="spellStart"/>
+      <w:r>
+        <w:rPr>
+          <w:rFonts w:ascii="Calibri Light" w:hAnsi="Calibri Light" w:cs="Calibri Light"/>
+          <w:color w:val="000000" w:themeColor="text1"/>
+        </w:rPr>
+        <w:t>Christophorou</w:t>
+      </w:r>
+      <w:proofErr w:type="spellEnd"/>
+      <w:r>
+        <w:rPr>
+          <w:rFonts w:ascii="Calibri Light" w:hAnsi="Calibri Light" w:cs="Calibri Light"/>
+          <w:color w:val="000000" w:themeColor="text1"/>
+        </w:rPr>
+        <w:t xml:space="preserve">, A. </w:t>
+      </w:r>
+      <w:proofErr w:type="spellStart"/>
+      <w:r>
+        <w:rPr>
+          <w:rFonts w:ascii="Calibri Light" w:hAnsi="Calibri Light" w:cs="Calibri Light"/>
+          <w:color w:val="000000" w:themeColor="text1"/>
+        </w:rPr>
+        <w:t>Gregoriades</w:t>
+      </w:r>
+      <w:proofErr w:type="spellEnd"/>
+      <w:r>
+        <w:rPr>
+          <w:rFonts w:ascii="Calibri Light" w:hAnsi="Calibri Light" w:cs="Calibri Light"/>
+          <w:color w:val="000000" w:themeColor="text1"/>
+        </w:rPr>
+        <w:t xml:space="preserve">, and V. Vassiliou, </w:t>
+      </w:r>
+      <w:proofErr w:type="gramStart"/>
+      <w:r>
+        <w:rPr>
+          <w:rFonts w:ascii="Calibri Light" w:hAnsi="Calibri Light" w:cs="Calibri Light"/>
+          <w:color w:val="000000" w:themeColor="text1"/>
+        </w:rPr>
+        <w:t>“ Access</w:t>
+      </w:r>
+      <w:proofErr w:type="gramEnd"/>
+      <w:r>
+        <w:rPr>
+          <w:rFonts w:ascii="Calibri Light" w:hAnsi="Calibri Light" w:cs="Calibri Light"/>
+          <w:color w:val="000000" w:themeColor="text1"/>
+        </w:rPr>
+        <w:t xml:space="preserve"> Point Selection and Localization for Cluster-Based Realization of a Device-to-Device Cell-Free 6G Communications Network.” IET Communications 19, no. 1 (</w:t>
+      </w:r>
+      <w:r>
+        <w:rPr>
+          <w:rFonts w:ascii="Calibri Light" w:hAnsi="Calibri Light" w:cs="Calibri Light"/>
+          <w:b/>
+          <w:bCs/>
+          <w:color w:val="000000" w:themeColor="text1"/>
+        </w:rPr>
         <w:t>2025</w:t>
       </w:r>
       <w:r>
@@ -16664,7 +16756,7 @@
         </w:rPr>
         <w:t xml:space="preserve">): e70096. </w:t>
       </w:r>
-      <w:hyperlink r:id="rId9" w:history="1">
+      <w:hyperlink r:id="rId10" w:history="1">
         <w:r>
           <w:rPr>
             <w:rStyle w:val="Hyperlink"/>
@@ -17794,6 +17886,7 @@
           <w:rFonts w:ascii="Calibri Light" w:hAnsi="Calibri Light" w:cs="Calibri Light"/>
           <w:color w:val="000000" w:themeColor="text1"/>
         </w:rPr>
+        <w:lastRenderedPageBreak/>
         <w:t xml:space="preserve">I. Ioannou, C. </w:t>
       </w:r>
       <w:proofErr w:type="spellStart"/>
@@ -17842,15 +17935,7 @@
           <w:rFonts w:ascii="Calibri Light" w:hAnsi="Calibri Light" w:cs="Calibri Light"/>
           <w:color w:val="000000" w:themeColor="text1"/>
         </w:rPr>
-        <w:t xml:space="preserve"> and V. Vassiliou, "A Deep Q-Network (DQN) Framework for Joint Optimization of EV Charging Station Placement and Vehicle </w:t>
-      </w:r>
-      <w:r>
-        <w:rPr>
-          <w:rFonts w:ascii="Calibri Light" w:hAnsi="Calibri Light" w:cs="Calibri Light"/>
-          <w:color w:val="000000" w:themeColor="text1"/>
-        </w:rPr>
-        <w:lastRenderedPageBreak/>
-        <w:t xml:space="preserve">Routing," 2025 IEEE International Smart Cities Conference (ISC2), Patras, Greece, </w:t>
+        <w:t xml:space="preserve"> and V. Vassiliou, "A Deep Q-Network (DQN) Framework for Joint Optimization of EV Charging Station Placement and Vehicle Routing," 2025 IEEE International Smart Cities Conference (ISC2), Patras, Greece, </w:t>
       </w:r>
       <w:r>
         <w:rPr>
@@ -18229,7 +18314,7 @@
           <w:rFonts w:ascii="Calibri Light" w:hAnsi="Calibri Light" w:cs="Calibri Light"/>
           <w:color w:val="000000" w:themeColor="text1"/>
         </w:rPr>
-        <w:t>, C. Ch</w:t>
+        <w:t xml:space="preserve">, C. </w:t>
       </w:r>
       <w:proofErr w:type="spellStart"/>
       <w:r>
@@ -18237,7 +18322,7 @@
           <w:rFonts w:ascii="Calibri Light" w:hAnsi="Calibri Light" w:cs="Calibri Light"/>
           <w:color w:val="000000" w:themeColor="text1"/>
         </w:rPr>
-        <w:t>ristophorou</w:t>
+        <w:t>Christophorou</w:t>
       </w:r>
       <w:proofErr w:type="spellEnd"/>
       <w:r>
@@ -18912,7 +18997,15 @@
           <w:rFonts w:ascii="Calibri Light" w:hAnsi="Calibri Light" w:cs="Calibri Light"/>
           <w:color w:val="000000" w:themeColor="text1"/>
         </w:rPr>
-        <w:t xml:space="preserve">, "Privacy-Preserving Presence Tracing for Pandemics Via Machine-to-Machine Exposure Notifications," 2022 23rd IEEE International Conference on Mobile Data Management (MDM), 2022, pp. 355-360, </w:t>
+        <w:t xml:space="preserve">, "Privacy-Preserving Presence Tracing for Pandemics Via Machine-to-Machine Exposure Notifications," 2022 23rd IEEE </w:t>
+      </w:r>
+      <w:r>
+        <w:rPr>
+          <w:rFonts w:ascii="Calibri Light" w:hAnsi="Calibri Light" w:cs="Calibri Light"/>
+          <w:color w:val="000000" w:themeColor="text1"/>
+        </w:rPr>
+        <w:lastRenderedPageBreak/>
+        <w:t xml:space="preserve">International Conference on Mobile Data Management (MDM), 2022, pp. 355-360, </w:t>
       </w:r>
       <w:proofErr w:type="spellStart"/>
       <w:r>
@@ -18952,7 +19045,6 @@
           <w:rFonts w:ascii="Calibri Light" w:hAnsi="Calibri Light" w:cs="Calibri Light"/>
           <w:color w:val="000000" w:themeColor="text1"/>
         </w:rPr>
-        <w:lastRenderedPageBreak/>
         <w:t xml:space="preserve">S. Ioannou, M. C. Argyrou, P. Christodoulides, </w:t>
       </w:r>
       <w:r>
@@ -19942,6 +20034,7 @@
           <w:rFonts w:ascii="Calibri Light" w:hAnsi="Calibri Light" w:cs="Calibri Light"/>
           <w:color w:val="000000" w:themeColor="text1"/>
         </w:rPr>
+        <w:lastRenderedPageBreak/>
         <w:t xml:space="preserve">I. </w:t>
       </w:r>
       <w:proofErr w:type="spellStart"/>
@@ -20070,7 +20163,6 @@
           <w:rFonts w:ascii="Calibri Light" w:hAnsi="Calibri Light" w:cs="Calibri Light"/>
           <w:color w:val="000000" w:themeColor="text1"/>
         </w:rPr>
-        <w:lastRenderedPageBreak/>
         <w:t xml:space="preserve">M. Laaraiedh, B. </w:t>
       </w:r>
       <w:proofErr w:type="spellStart"/>
@@ -21190,6 +21282,7 @@
           <w:rFonts w:ascii="Calibri Light" w:hAnsi="Calibri Light" w:cs="Calibri Light"/>
           <w:color w:val="000000" w:themeColor="text1"/>
         </w:rPr>
+        <w:lastRenderedPageBreak/>
         <w:t xml:space="preserve">Co-author ‘Influence of the propagation channel on satellite communications - channel dynamics effects on mobile, fixed and optical multimedia applications’, written during EU IST FP6 </w:t>
       </w:r>
       <w:proofErr w:type="spellStart"/>
@@ -22446,7 +22539,6 @@
           <w:sz w:val="22"/>
           <w:szCs w:val="22"/>
         </w:rPr>
-        <w:lastRenderedPageBreak/>
         <w:t>Programme Co-Chair for the 26th International Conference on Information Systems Development</w:t>
       </w:r>
       <w:r>
@@ -23583,6 +23675,7 @@
           <w:b/>
           <w:color w:val="000000" w:themeColor="text1"/>
         </w:rPr>
+        <w:lastRenderedPageBreak/>
         <w:t>OTHER</w:t>
       </w:r>
     </w:p>
@@ -23625,7 +23718,6 @@
           <w:rFonts w:ascii="Calibri Light" w:hAnsi="Calibri Light" w:cs="Calibri Light"/>
           <w:color w:val="000000" w:themeColor="text1"/>
         </w:rPr>
-        <w:lastRenderedPageBreak/>
         <w:t xml:space="preserve">Member of the National </w:t>
       </w:r>
       <w:r>
@@ -24031,8 +24123,8 @@
       </w:pPr>
     </w:p>
     <w:sectPr>
-      <w:headerReference w:type="default" r:id="rId10"/>
-      <w:footerReference w:type="default" r:id="rId11"/>
+      <w:headerReference w:type="default" r:id="rId11"/>
+      <w:footerReference w:type="default" r:id="rId12"/>
       <w:pgSz w:w="11906" w:h="16838"/>
       <w:pgMar w:top="1118" w:right="1440" w:bottom="1134" w:left="1440" w:header="708" w:footer="295" w:gutter="0"/>
       <w:cols w:space="708"/>
@@ -24094,7 +24186,7 @@
       <w:rPr>
         <w:rFonts w:ascii="Calibri Light" w:hAnsi="Calibri Light" w:cs="Calibri Light"/>
       </w:rPr>
-      <w:t>31</w:t>
+      <w:t>8</w:t>
     </w:r>
     <w:r>
       <w:rPr>
@@ -24106,7 +24198,7 @@
       <w:rPr>
         <w:rFonts w:ascii="Calibri Light" w:hAnsi="Calibri Light" w:cs="Calibri Light"/>
       </w:rPr>
-      <w:t>January</w:t>
+      <w:t>February</w:t>
     </w:r>
     <w:r>
       <w:rPr>

--- a/files/Marios_Raspopoulos - Accademic CV.docx
+++ b/files/Marios_Raspopoulos - Accademic CV.docx
@@ -2615,6 +2615,8 @@
       <w:r>
         <w:rPr>
           <w:rFonts w:ascii="Calibri Light" w:hAnsi="Calibri Light" w:cs="Calibri Light"/>
+          <w:b/>
+          <w:bCs/>
           <w:color w:val="000000" w:themeColor="text1"/>
         </w:rPr>
         <w:t xml:space="preserve">Mr. </w:t>
@@ -2622,9 +2624,18 @@
       <w:r>
         <w:rPr>
           <w:rFonts w:ascii="Calibri Light" w:hAnsi="Calibri Light" w:cs="Calibri Light"/>
-          <w:color w:val="000000" w:themeColor="text1"/>
-        </w:rPr>
-        <w:t xml:space="preserve">Theodosis Pasiali </w:t>
+          <w:b/>
+          <w:bCs/>
+          <w:color w:val="000000" w:themeColor="text1"/>
+        </w:rPr>
+        <w:t>Theodosis Pasiali</w:t>
+      </w:r>
+      <w:r>
+        <w:rPr>
+          <w:rFonts w:ascii="Calibri Light" w:hAnsi="Calibri Light" w:cs="Calibri Light"/>
+          <w:color w:val="000000" w:themeColor="text1"/>
+        </w:rPr>
+        <w:t xml:space="preserve"> </w:t>
       </w:r>
       <w:proofErr w:type="gramStart"/>
       <w:r>
@@ -2695,6 +2706,8 @@
       <w:r>
         <w:rPr>
           <w:rFonts w:ascii="Calibri Light" w:hAnsi="Calibri Light" w:cs="Calibri Light"/>
+          <w:b/>
+          <w:bCs/>
           <w:color w:val="000000" w:themeColor="text1"/>
         </w:rPr>
         <w:t>Mrs. Constantina Stavrou</w:t>
@@ -2738,6 +2751,8 @@
       <w:r>
         <w:rPr>
           <w:rFonts w:ascii="Calibri Light" w:hAnsi="Calibri Light" w:cs="Calibri Light"/>
+          <w:b/>
+          <w:bCs/>
           <w:color w:val="000000" w:themeColor="text1"/>
         </w:rPr>
         <w:t xml:space="preserve">Dr </w:t>
@@ -2745,9 +2760,20 @@
       <w:r>
         <w:rPr>
           <w:rFonts w:ascii="Calibri Light" w:hAnsi="Calibri Light" w:cs="Calibri Light"/>
+          <w:b/>
+          <w:bCs/>
           <w:color w:val="000000" w:themeColor="text1"/>
         </w:rPr>
         <w:t>Andrey Sesyuk</w:t>
+      </w:r>
+      <w:r>
+        <w:rPr>
+          <w:rFonts w:ascii="Calibri Light" w:hAnsi="Calibri Light" w:cs="Calibri Light"/>
+          <w:b/>
+          <w:bCs/>
+          <w:color w:val="000000" w:themeColor="text1"/>
+        </w:rPr>
+        <w:t xml:space="preserve"> [Completed]</w:t>
       </w:r>
       <w:r>
         <w:rPr>
@@ -16586,6 +16612,94 @@
           <w:rFonts w:ascii="Calibri Light" w:hAnsi="Calibri Light" w:cs="Calibri Light"/>
           <w:color w:val="000000" w:themeColor="text1"/>
         </w:rPr>
+        <w:t xml:space="preserve">L. </w:t>
+      </w:r>
+      <w:proofErr w:type="spellStart"/>
+      <w:r>
+        <w:rPr>
+          <w:rFonts w:ascii="Calibri Light" w:hAnsi="Calibri Light" w:cs="Calibri Light"/>
+          <w:color w:val="000000" w:themeColor="text1"/>
+        </w:rPr>
+        <w:t>Nisiotis</w:t>
+      </w:r>
+      <w:proofErr w:type="spellEnd"/>
+      <w:r>
+        <w:rPr>
+          <w:rFonts w:ascii="Calibri Light" w:hAnsi="Calibri Light" w:cs="Calibri Light"/>
+          <w:color w:val="000000" w:themeColor="text1"/>
+        </w:rPr>
+        <w:t xml:space="preserve">, A. Anikina and </w:t>
+      </w:r>
+      <w:r>
+        <w:rPr>
+          <w:rFonts w:ascii="Calibri Light" w:hAnsi="Calibri Light" w:cs="Calibri Light"/>
+          <w:b/>
+          <w:bCs/>
+          <w:color w:val="000000" w:themeColor="text1"/>
+        </w:rPr>
+        <w:t>M. Raspopoulos</w:t>
+      </w:r>
+      <w:r>
+        <w:rPr>
+          <w:rFonts w:ascii="Calibri Light" w:hAnsi="Calibri Light" w:cs="Calibri Light"/>
+          <w:color w:val="000000" w:themeColor="text1"/>
+        </w:rPr>
+        <w:t xml:space="preserve">, “The Development of a Virtual-Reality Wireless Signal Propagation Simulator in Unreal Engine: A Device and Performance Testing,” in IT Professional, vol. 28, no. 1, pp. 44-50, Jan.-Feb. </w:t>
+      </w:r>
+      <w:r>
+        <w:rPr>
+          <w:rFonts w:ascii="Calibri Light" w:hAnsi="Calibri Light" w:cs="Calibri Light"/>
+          <w:b/>
+          <w:bCs/>
+          <w:color w:val="000000" w:themeColor="text1"/>
+        </w:rPr>
+        <w:t>2026</w:t>
+      </w:r>
+      <w:r>
+        <w:rPr>
+          <w:rFonts w:ascii="Calibri Light" w:hAnsi="Calibri Light" w:cs="Calibri Light"/>
+          <w:color w:val="000000" w:themeColor="text1"/>
+        </w:rPr>
+        <w:t xml:space="preserve">, </w:t>
+      </w:r>
+      <w:proofErr w:type="spellStart"/>
+      <w:r>
+        <w:rPr>
+          <w:rFonts w:ascii="Calibri Light" w:hAnsi="Calibri Light" w:cs="Calibri Light"/>
+          <w:color w:val="000000" w:themeColor="text1"/>
+        </w:rPr>
+        <w:t>doi</w:t>
+      </w:r>
+      <w:proofErr w:type="spellEnd"/>
+      <w:r>
+        <w:rPr>
+          <w:rFonts w:ascii="Calibri Light" w:hAnsi="Calibri Light" w:cs="Calibri Light"/>
+          <w:color w:val="000000" w:themeColor="text1"/>
+        </w:rPr>
+        <w:t>: 10.1109/MITP.2024.3503434.</w:t>
+      </w:r>
+    </w:p>
+    <w:p>
+      <w:pPr>
+        <w:pStyle w:val="ListParagraph"/>
+        <w:numPr>
+          <w:ilvl w:val="0"/>
+          <w:numId w:val="28"/>
+        </w:numPr>
+        <w:spacing w:after="120"/>
+        <w:ind w:left="709" w:hanging="567"/>
+        <w:contextualSpacing w:val="0"/>
+        <w:jc w:val="both"/>
+        <w:rPr>
+          <w:rFonts w:ascii="Calibri Light" w:hAnsi="Calibri Light" w:cs="Calibri Light"/>
+          <w:color w:val="000000" w:themeColor="text1"/>
+        </w:rPr>
+      </w:pPr>
+      <w:r>
+        <w:rPr>
+          <w:rFonts w:ascii="Calibri Light" w:hAnsi="Calibri Light" w:cs="Calibri Light"/>
+          <w:color w:val="000000" w:themeColor="text1"/>
+        </w:rPr>
         <w:t xml:space="preserve">Ioannou, I.; Vassiliou, V.; </w:t>
       </w:r>
       <w:r>
@@ -16765,81 +16879,6 @@
           <w:t>https://doi.org/10.1049/cmu2.70096</w:t>
         </w:r>
       </w:hyperlink>
-    </w:p>
-    <w:p>
-      <w:pPr>
-        <w:pStyle w:val="ListParagraph"/>
-        <w:numPr>
-          <w:ilvl w:val="0"/>
-          <w:numId w:val="28"/>
-        </w:numPr>
-        <w:spacing w:after="120"/>
-        <w:ind w:left="709" w:hanging="567"/>
-        <w:contextualSpacing w:val="0"/>
-        <w:jc w:val="both"/>
-        <w:rPr>
-          <w:rFonts w:ascii="Calibri Light" w:hAnsi="Calibri Light" w:cs="Calibri Light"/>
-          <w:color w:val="000000" w:themeColor="text1"/>
-        </w:rPr>
-      </w:pPr>
-      <w:r>
-        <w:rPr>
-          <w:rFonts w:ascii="Calibri Light" w:hAnsi="Calibri Light" w:cs="Calibri Light"/>
-          <w:color w:val="000000" w:themeColor="text1"/>
-        </w:rPr>
-        <w:t>L. Nisiotis, A. Anikina</w:t>
-      </w:r>
-      <w:r>
-        <w:rPr>
-          <w:rFonts w:ascii="Calibri Light" w:hAnsi="Calibri Light" w:cs="Calibri Light"/>
-          <w:color w:val="000000" w:themeColor="text1"/>
-        </w:rPr>
-        <w:t xml:space="preserve"> and</w:t>
-      </w:r>
-      <w:r>
-        <w:rPr>
-          <w:rFonts w:ascii="Calibri Light" w:hAnsi="Calibri Light" w:cs="Calibri Light"/>
-          <w:color w:val="000000" w:themeColor="text1"/>
-        </w:rPr>
-        <w:t xml:space="preserve"> </w:t>
-      </w:r>
-      <w:r>
-        <w:rPr>
-          <w:rFonts w:ascii="Calibri Light" w:hAnsi="Calibri Light" w:cs="Calibri Light"/>
-          <w:b/>
-          <w:bCs/>
-          <w:color w:val="000000" w:themeColor="text1"/>
-        </w:rPr>
-        <w:t>M. Raspopoulos</w:t>
-      </w:r>
-      <w:r>
-        <w:rPr>
-          <w:rFonts w:ascii="Calibri Light" w:hAnsi="Calibri Light" w:cs="Calibri Light"/>
-          <w:color w:val="000000" w:themeColor="text1"/>
-        </w:rPr>
-        <w:t>, "</w:t>
-      </w:r>
-      <w:r>
-        <w:rPr>
-          <w:rFonts w:ascii="Calibri Light" w:hAnsi="Calibri Light" w:cs="Calibri Light"/>
-          <w:color w:val="000000" w:themeColor="text1"/>
-        </w:rPr>
-        <w:t>The Development of a VR Wireless Signal Propagation Simulator in Unreal Engine. A Device and Performance Testing</w:t>
-      </w:r>
-      <w:r>
-        <w:rPr>
-          <w:rFonts w:ascii="Calibri Light" w:hAnsi="Calibri Light" w:cs="Calibri Light"/>
-          <w:color w:val="000000" w:themeColor="text1"/>
-        </w:rPr>
-        <w:t>," in IT Professional</w:t>
-      </w:r>
-      <w:r>
-        <w:rPr>
-          <w:rFonts w:ascii="Calibri Light" w:hAnsi="Calibri Light" w:cs="Calibri Light"/>
-          <w:color w:val="000000" w:themeColor="text1"/>
-        </w:rPr>
-        <w:t xml:space="preserve"> [In Press]</w:t>
-      </w:r>
     </w:p>
     <w:p>
       <w:pPr>

--- a/files/Marios_Raspopoulos - Accademic CV.docx
+++ b/files/Marios_Raspopoulos - Accademic CV.docx
@@ -5661,29 +5661,7 @@
                 <w:sz w:val="22"/>
                 <w:szCs w:val="22"/>
               </w:rPr>
-              <w:t xml:space="preserve"> degli Studi di Trento (Italy), University of Central Lancashire Cyprus (Cyprus)</w:t>
-            </w:r>
-            <w:proofErr w:type="gramStart"/>
-            <w:r>
-              <w:rPr>
-                <w:rFonts w:ascii="Calibri Light" w:hAnsi="Calibri Light" w:cs="Calibri Light"/>
-                <w:iCs/>
-                <w:color w:val="000000" w:themeColor="text1"/>
-                <w:sz w:val="22"/>
-                <w:szCs w:val="22"/>
-              </w:rPr>
-              <w:t>, ,</w:t>
-            </w:r>
-            <w:proofErr w:type="gramEnd"/>
-            <w:r>
-              <w:rPr>
-                <w:rFonts w:ascii="Calibri Light" w:hAnsi="Calibri Light" w:cs="Calibri Light"/>
-                <w:iCs/>
-                <w:color w:val="000000" w:themeColor="text1"/>
-                <w:sz w:val="22"/>
-                <w:szCs w:val="22"/>
-              </w:rPr>
-              <w:t xml:space="preserve"> The University of Patras (Greece), </w:t>
+              <w:t xml:space="preserve"> degli Studi di Trento (Italy), University of Central Lancashire Cyprus (Cyprus), , The University of Patras (Greece), </w:t>
             </w:r>
             <w:proofErr w:type="spellStart"/>
             <w:r>
@@ -9111,20 +9089,8 @@
                 <w:szCs w:val="22"/>
                 <w:lang w:val="en-US"/>
               </w:rPr>
-              <w:t xml:space="preserve"> 7.45 </w:t>
-            </w:r>
-            <w:proofErr w:type="spellStart"/>
-            <w:r>
-              <w:rPr>
-                <w:rFonts w:ascii="Calibri Light" w:hAnsi="Calibri Light" w:cs="Calibri Light"/>
-                <w:color w:val="000000" w:themeColor="text1"/>
-                <w:sz w:val="22"/>
-                <w:szCs w:val="22"/>
-                <w:lang w:val="en-US"/>
-              </w:rPr>
-              <w:t>MEuros</w:t>
-            </w:r>
-            <w:proofErr w:type="spellEnd"/>
+              <w:t xml:space="preserve"> 7.45 MEuros</w:t>
+            </w:r>
           </w:p>
           <w:p>
             <w:pPr>
@@ -9852,20 +9818,8 @@
                 <w:szCs w:val="22"/>
                 <w:lang w:val="en-US"/>
               </w:rPr>
-              <w:t xml:space="preserve"> 3.45 </w:t>
-            </w:r>
-            <w:proofErr w:type="spellStart"/>
-            <w:r>
-              <w:rPr>
-                <w:rFonts w:ascii="Calibri Light" w:hAnsi="Calibri Light" w:cs="Calibri Light"/>
-                <w:color w:val="000000" w:themeColor="text1"/>
-                <w:sz w:val="22"/>
-                <w:szCs w:val="22"/>
-                <w:lang w:val="en-US"/>
-              </w:rPr>
-              <w:t>MEuros</w:t>
-            </w:r>
-            <w:proofErr w:type="spellEnd"/>
+              <w:t xml:space="preserve"> 3.45 MEuros</w:t>
+            </w:r>
           </w:p>
           <w:p>
             <w:pPr>
@@ -10609,20 +10563,8 @@
                 <w:szCs w:val="22"/>
                 <w:lang w:val="en-US"/>
               </w:rPr>
-              <w:t xml:space="preserve"> 5.1 </w:t>
-            </w:r>
-            <w:proofErr w:type="spellStart"/>
-            <w:r>
-              <w:rPr>
-                <w:rFonts w:ascii="Calibri Light" w:hAnsi="Calibri Light" w:cs="Calibri Light"/>
-                <w:color w:val="000000" w:themeColor="text1"/>
-                <w:sz w:val="22"/>
-                <w:szCs w:val="22"/>
-                <w:lang w:val="en-US"/>
-              </w:rPr>
-              <w:t>MEuros</w:t>
-            </w:r>
-            <w:proofErr w:type="spellEnd"/>
+              <w:t xml:space="preserve"> 5.1 MEuros</w:t>
+            </w:r>
           </w:p>
           <w:p>
             <w:pPr>
@@ -11763,20 +11705,8 @@
                 <w:szCs w:val="22"/>
                 <w:lang w:val="en-US"/>
               </w:rPr>
-              <w:t xml:space="preserve"> 1.9 </w:t>
-            </w:r>
-            <w:proofErr w:type="spellStart"/>
-            <w:r>
-              <w:rPr>
-                <w:rFonts w:ascii="Calibri Light" w:hAnsi="Calibri Light" w:cs="Calibri Light"/>
-                <w:color w:val="000000" w:themeColor="text1"/>
-                <w:sz w:val="22"/>
-                <w:szCs w:val="22"/>
-                <w:lang w:val="en-US"/>
-              </w:rPr>
-              <w:t>MEuros</w:t>
-            </w:r>
-            <w:proofErr w:type="spellEnd"/>
+              <w:t xml:space="preserve"> 1.9 MEuros</w:t>
+            </w:r>
           </w:p>
           <w:p>
             <w:pPr>
@@ -12990,20 +12920,8 @@
                 <w:szCs w:val="22"/>
                 <w:lang w:val="en-US"/>
               </w:rPr>
-              <w:t xml:space="preserve"> 5.5 </w:t>
-            </w:r>
-            <w:proofErr w:type="spellStart"/>
-            <w:r>
-              <w:rPr>
-                <w:rFonts w:ascii="Calibri Light" w:hAnsi="Calibri Light" w:cs="Calibri Light"/>
-                <w:color w:val="000000" w:themeColor="text1"/>
-                <w:sz w:val="22"/>
-                <w:szCs w:val="22"/>
-                <w:lang w:val="en-US"/>
-              </w:rPr>
-              <w:t>MEuros</w:t>
-            </w:r>
-            <w:proofErr w:type="spellEnd"/>
+              <w:t xml:space="preserve"> 5.5 MEuros</w:t>
+            </w:r>
           </w:p>
           <w:p>
             <w:pPr>
@@ -16607,20 +16525,27 @@
           <w:color w:val="000000" w:themeColor="text1"/>
         </w:rPr>
       </w:pPr>
-      <w:r>
-        <w:rPr>
-          <w:rFonts w:ascii="Calibri Light" w:hAnsi="Calibri Light" w:cs="Calibri Light"/>
-          <w:color w:val="000000" w:themeColor="text1"/>
-        </w:rPr>
-        <w:t xml:space="preserve">L. </w:t>
-      </w:r>
       <w:proofErr w:type="spellStart"/>
       <w:r>
         <w:rPr>
           <w:rFonts w:ascii="Calibri Light" w:hAnsi="Calibri Light" w:cs="Calibri Light"/>
           <w:color w:val="000000" w:themeColor="text1"/>
         </w:rPr>
-        <w:t>Nisiotis</w:t>
+        <w:t>I</w:t>
+      </w:r>
+      <w:r>
+        <w:rPr>
+          <w:rFonts w:ascii="Calibri Light" w:hAnsi="Calibri Light" w:cs="Calibri Light"/>
+          <w:color w:val="000000" w:themeColor="text1"/>
+        </w:rPr>
+        <w:t>.</w:t>
+      </w:r>
+      <w:r>
+        <w:rPr>
+          <w:rFonts w:ascii="Calibri Light" w:hAnsi="Calibri Light" w:cs="Calibri Light"/>
+          <w:color w:val="000000" w:themeColor="text1"/>
+        </w:rPr>
+        <w:t>Ioannou</w:t>
       </w:r>
       <w:proofErr w:type="spellEnd"/>
       <w:r>
@@ -16628,7 +16553,51 @@
           <w:rFonts w:ascii="Calibri Light" w:hAnsi="Calibri Light" w:cs="Calibri Light"/>
           <w:color w:val="000000" w:themeColor="text1"/>
         </w:rPr>
-        <w:t xml:space="preserve">, A. Anikina and </w:t>
+        <w:t>, C</w:t>
+      </w:r>
+      <w:r>
+        <w:rPr>
+          <w:rFonts w:ascii="Calibri Light" w:hAnsi="Calibri Light" w:cs="Calibri Light"/>
+          <w:color w:val="000000" w:themeColor="text1"/>
+        </w:rPr>
+        <w:t>.</w:t>
+      </w:r>
+      <w:r>
+        <w:rPr>
+          <w:rFonts w:ascii="Calibri Light" w:hAnsi="Calibri Light" w:cs="Calibri Light"/>
+          <w:color w:val="000000" w:themeColor="text1"/>
+        </w:rPr>
+        <w:t xml:space="preserve"> </w:t>
+      </w:r>
+      <w:proofErr w:type="spellStart"/>
+      <w:r>
+        <w:rPr>
+          <w:rFonts w:ascii="Calibri Light" w:hAnsi="Calibri Light" w:cs="Calibri Light"/>
+          <w:color w:val="000000" w:themeColor="text1"/>
+        </w:rPr>
+        <w:t>Christophorou</w:t>
+      </w:r>
+      <w:proofErr w:type="spellEnd"/>
+      <w:r>
+        <w:rPr>
+          <w:rFonts w:ascii="Calibri Light" w:hAnsi="Calibri Light" w:cs="Calibri Light"/>
+          <w:color w:val="000000" w:themeColor="text1"/>
+        </w:rPr>
+        <w:t>, A</w:t>
+      </w:r>
+      <w:r>
+        <w:rPr>
+          <w:rFonts w:ascii="Calibri Light" w:hAnsi="Calibri Light" w:cs="Calibri Light"/>
+          <w:color w:val="000000" w:themeColor="text1"/>
+        </w:rPr>
+        <w:t>.</w:t>
+      </w:r>
+      <w:r>
+        <w:rPr>
+          <w:rFonts w:ascii="Calibri Light" w:hAnsi="Calibri Light" w:cs="Calibri Light"/>
+          <w:color w:val="000000" w:themeColor="text1"/>
+        </w:rPr>
+        <w:t xml:space="preserve"> Andreou, </w:t>
       </w:r>
       <w:r>
         <w:rPr>
@@ -16637,14 +16606,7 @@
           <w:bCs/>
           <w:color w:val="000000" w:themeColor="text1"/>
         </w:rPr>
-        <w:t>M. Raspopoulos</w:t>
-      </w:r>
-      <w:r>
-        <w:rPr>
-          <w:rFonts w:ascii="Calibri Light" w:hAnsi="Calibri Light" w:cs="Calibri Light"/>
-          <w:color w:val="000000" w:themeColor="text1"/>
-        </w:rPr>
-        <w:t xml:space="preserve">, “The Development of a Virtual-Reality Wireless Signal Propagation Simulator in Unreal Engine: A Device and Performance Testing,” in IT Professional, vol. 28, no. 1, pp. 44-50, Jan.-Feb. </w:t>
+        <w:t>M</w:t>
       </w:r>
       <w:r>
         <w:rPr>
@@ -16653,6 +16615,188 @@
           <w:bCs/>
           <w:color w:val="000000" w:themeColor="text1"/>
         </w:rPr>
+        <w:t>.</w:t>
+      </w:r>
+      <w:r>
+        <w:rPr>
+          <w:rFonts w:ascii="Calibri Light" w:hAnsi="Calibri Light" w:cs="Calibri Light"/>
+          <w:b/>
+          <w:bCs/>
+          <w:color w:val="000000" w:themeColor="text1"/>
+        </w:rPr>
+        <w:t xml:space="preserve"> Raspopoulos</w:t>
+      </w:r>
+      <w:r>
+        <w:rPr>
+          <w:rFonts w:ascii="Calibri Light" w:hAnsi="Calibri Light" w:cs="Calibri Light"/>
+          <w:color w:val="000000" w:themeColor="text1"/>
+        </w:rPr>
+        <w:t>, C</w:t>
+      </w:r>
+      <w:r>
+        <w:rPr>
+          <w:rFonts w:ascii="Calibri Light" w:hAnsi="Calibri Light" w:cs="Calibri Light"/>
+          <w:color w:val="000000" w:themeColor="text1"/>
+        </w:rPr>
+        <w:t>.</w:t>
+      </w:r>
+      <w:r>
+        <w:rPr>
+          <w:rFonts w:ascii="Calibri Light" w:hAnsi="Calibri Light" w:cs="Calibri Light"/>
+          <w:color w:val="000000" w:themeColor="text1"/>
+        </w:rPr>
+        <w:t xml:space="preserve"> </w:t>
+      </w:r>
+      <w:proofErr w:type="spellStart"/>
+      <w:r>
+        <w:rPr>
+          <w:rFonts w:ascii="Calibri Light" w:hAnsi="Calibri Light" w:cs="Calibri Light"/>
+          <w:color w:val="000000" w:themeColor="text1"/>
+        </w:rPr>
+        <w:t>Mavromoustakis</w:t>
+      </w:r>
+      <w:proofErr w:type="spellEnd"/>
+      <w:r>
+        <w:rPr>
+          <w:rFonts w:ascii="Calibri Light" w:hAnsi="Calibri Light" w:cs="Calibri Light"/>
+          <w:color w:val="000000" w:themeColor="text1"/>
+        </w:rPr>
+        <w:t>, V</w:t>
+      </w:r>
+      <w:r>
+        <w:rPr>
+          <w:rFonts w:ascii="Calibri Light" w:hAnsi="Calibri Light" w:cs="Calibri Light"/>
+          <w:color w:val="000000" w:themeColor="text1"/>
+        </w:rPr>
+        <w:t>.</w:t>
+      </w:r>
+      <w:r>
+        <w:rPr>
+          <w:rFonts w:ascii="Calibri Light" w:hAnsi="Calibri Light" w:cs="Calibri Light"/>
+          <w:color w:val="000000" w:themeColor="text1"/>
+        </w:rPr>
+        <w:t xml:space="preserve"> Vassiliou, F</w:t>
+      </w:r>
+      <w:r>
+        <w:rPr>
+          <w:rFonts w:ascii="Calibri Light" w:hAnsi="Calibri Light" w:cs="Calibri Light"/>
+          <w:color w:val="000000" w:themeColor="text1"/>
+        </w:rPr>
+        <w:t>.</w:t>
+      </w:r>
+      <w:r>
+        <w:rPr>
+          <w:rFonts w:ascii="Calibri Light" w:hAnsi="Calibri Light" w:cs="Calibri Light"/>
+          <w:color w:val="000000" w:themeColor="text1"/>
+        </w:rPr>
+        <w:t xml:space="preserve"> Granelli,</w:t>
+      </w:r>
+      <w:r>
+        <w:rPr>
+          <w:rFonts w:ascii="Calibri Light" w:hAnsi="Calibri Light" w:cs="Calibri Light"/>
+          <w:color w:val="000000" w:themeColor="text1"/>
+        </w:rPr>
+        <w:t xml:space="preserve"> “</w:t>
+      </w:r>
+      <w:r>
+        <w:rPr>
+          <w:rFonts w:ascii="Calibri Light" w:hAnsi="Calibri Light" w:cs="Calibri Light"/>
+          <w:color w:val="000000" w:themeColor="text1"/>
+        </w:rPr>
+        <w:t>Adaptive active-</w:t>
+      </w:r>
+      <w:proofErr w:type="spellStart"/>
+      <w:r>
+        <w:rPr>
+          <w:rFonts w:ascii="Calibri Light" w:hAnsi="Calibri Light" w:cs="Calibri Light"/>
+          <w:color w:val="000000" w:themeColor="text1"/>
+        </w:rPr>
+        <w:t>defense</w:t>
+      </w:r>
+      <w:proofErr w:type="spellEnd"/>
+      <w:r>
+        <w:rPr>
+          <w:rFonts w:ascii="Calibri Light" w:hAnsi="Calibri Light" w:cs="Calibri Light"/>
+          <w:color w:val="000000" w:themeColor="text1"/>
+        </w:rPr>
+        <w:t xml:space="preserve"> hardening of ML-based NIDS against RL-driven adversaries: A comparative analysis with static </w:t>
+      </w:r>
+      <w:proofErr w:type="spellStart"/>
+      <w:r>
+        <w:rPr>
+          <w:rFonts w:ascii="Calibri Light" w:hAnsi="Calibri Light" w:cs="Calibri Light"/>
+          <w:color w:val="000000" w:themeColor="text1"/>
+        </w:rPr>
+        <w:t>defenses</w:t>
+      </w:r>
+      <w:proofErr w:type="spellEnd"/>
+      <w:r>
+        <w:rPr>
+          <w:rFonts w:ascii="Calibri Light" w:hAnsi="Calibri Light" w:cs="Calibri Light"/>
+          <w:color w:val="000000" w:themeColor="text1"/>
+        </w:rPr>
+        <w:t xml:space="preserve">” </w:t>
+      </w:r>
+      <w:proofErr w:type="gramStart"/>
+      <w:r>
+        <w:rPr>
+          <w:rFonts w:ascii="Calibri Light" w:hAnsi="Calibri Light" w:cs="Calibri Light"/>
+          <w:color w:val="000000" w:themeColor="text1"/>
+        </w:rPr>
+        <w:t>in ,</w:t>
+      </w:r>
+      <w:proofErr w:type="gramEnd"/>
+      <w:r>
+        <w:rPr>
+          <w:rFonts w:ascii="Calibri Light" w:hAnsi="Calibri Light" w:cs="Calibri Light"/>
+          <w:color w:val="000000" w:themeColor="text1"/>
+        </w:rPr>
+        <w:t xml:space="preserve"> </w:t>
+      </w:r>
+      <w:r>
+        <w:rPr>
+          <w:rFonts w:ascii="Calibri Light" w:hAnsi="Calibri Light" w:cs="Calibri Light"/>
+          <w:i/>
+          <w:iCs/>
+          <w:color w:val="000000" w:themeColor="text1"/>
+        </w:rPr>
+        <w:t>Journal of Information Security and Applications</w:t>
+      </w:r>
+      <w:r>
+        <w:rPr>
+          <w:rFonts w:ascii="Calibri Light" w:hAnsi="Calibri Light" w:cs="Calibri Light"/>
+          <w:color w:val="000000" w:themeColor="text1"/>
+        </w:rPr>
+        <w:t>,</w:t>
+      </w:r>
+      <w:r>
+        <w:rPr>
+          <w:rFonts w:ascii="Calibri Light" w:hAnsi="Calibri Light" w:cs="Calibri Light"/>
+          <w:color w:val="000000" w:themeColor="text1"/>
+        </w:rPr>
+        <w:t xml:space="preserve"> </w:t>
+      </w:r>
+      <w:r>
+        <w:rPr>
+          <w:rFonts w:ascii="Calibri Light" w:hAnsi="Calibri Light" w:cs="Calibri Light"/>
+          <w:color w:val="000000" w:themeColor="text1"/>
+        </w:rPr>
+        <w:t>Volume 100,</w:t>
+      </w:r>
+      <w:r>
+        <w:rPr>
+          <w:rFonts w:ascii="Calibri Light" w:hAnsi="Calibri Light" w:cs="Calibri Light"/>
+          <w:color w:val="000000" w:themeColor="text1"/>
+        </w:rPr>
+        <w:t xml:space="preserve"> </w:t>
+      </w:r>
+      <w:r>
+        <w:rPr>
+          <w:rFonts w:ascii="Calibri Light" w:hAnsi="Calibri Light" w:cs="Calibri Light"/>
+          <w:b/>
+          <w:bCs/>
+          <w:color w:val="000000" w:themeColor="text1"/>
+        </w:rPr>
         <w:t>2026</w:t>
       </w:r>
       <w:r>
@@ -16660,24 +16804,52 @@
           <w:rFonts w:ascii="Calibri Light" w:hAnsi="Calibri Light" w:cs="Calibri Light"/>
           <w:color w:val="000000" w:themeColor="text1"/>
         </w:rPr>
-        <w:t xml:space="preserve">, </w:t>
-      </w:r>
-      <w:proofErr w:type="spellStart"/>
-      <w:r>
-        <w:rPr>
-          <w:rFonts w:ascii="Calibri Light" w:hAnsi="Calibri Light" w:cs="Calibri Light"/>
-          <w:color w:val="000000" w:themeColor="text1"/>
-        </w:rPr>
-        <w:t>doi</w:t>
-      </w:r>
-      <w:proofErr w:type="spellEnd"/>
-      <w:r>
-        <w:rPr>
-          <w:rFonts w:ascii="Calibri Light" w:hAnsi="Calibri Light" w:cs="Calibri Light"/>
-          <w:color w:val="000000" w:themeColor="text1"/>
-        </w:rPr>
-        <w:t>: 10.1109/MITP.2024.3503434.</w:t>
-      </w:r>
+        <w:t>,</w:t>
+      </w:r>
+      <w:r>
+        <w:rPr>
+          <w:rFonts w:ascii="Calibri Light" w:hAnsi="Calibri Light" w:cs="Calibri Light"/>
+          <w:color w:val="000000" w:themeColor="text1"/>
+        </w:rPr>
+        <w:t xml:space="preserve"> </w:t>
+      </w:r>
+      <w:r>
+        <w:rPr>
+          <w:rFonts w:ascii="Calibri Light" w:hAnsi="Calibri Light" w:cs="Calibri Light"/>
+          <w:color w:val="000000" w:themeColor="text1"/>
+        </w:rPr>
+        <w:t>104496,</w:t>
+      </w:r>
+      <w:r>
+        <w:rPr>
+          <w:rFonts w:ascii="Calibri Light" w:hAnsi="Calibri Light" w:cs="Calibri Light"/>
+          <w:color w:val="000000" w:themeColor="text1"/>
+        </w:rPr>
+        <w:t xml:space="preserve"> </w:t>
+      </w:r>
+      <w:r>
+        <w:rPr>
+          <w:rFonts w:ascii="Calibri Light" w:hAnsi="Calibri Light" w:cs="Calibri Light"/>
+          <w:color w:val="000000" w:themeColor="text1"/>
+        </w:rPr>
+        <w:t>ISSN 2214-2126,</w:t>
+      </w:r>
+      <w:r>
+        <w:rPr>
+          <w:rFonts w:ascii="Calibri Light" w:hAnsi="Calibri Light" w:cs="Calibri Light"/>
+          <w:color w:val="000000" w:themeColor="text1"/>
+        </w:rPr>
+        <w:t xml:space="preserve"> </w:t>
+      </w:r>
+      <w:hyperlink r:id="rId9" w:history="1">
+        <w:r>
+          <w:rPr>
+            <w:rStyle w:val="Hyperlink"/>
+            <w:rFonts w:ascii="Calibri Light" w:hAnsi="Calibri Light" w:cs="Calibri Light"/>
+          </w:rPr>
+          <w:t>https://doi.org/10.1016/j.jisa.2026.104496</w:t>
+        </w:r>
+      </w:hyperlink>
     </w:p>
     <w:p>
       <w:pPr>
@@ -16700,7 +16872,7 @@
           <w:rFonts w:ascii="Calibri Light" w:hAnsi="Calibri Light" w:cs="Calibri Light"/>
           <w:color w:val="000000" w:themeColor="text1"/>
         </w:rPr>
-        <w:t xml:space="preserve">Ioannou, I.; Vassiliou, V.; </w:t>
+        <w:t xml:space="preserve">L. Nisiotis, A. Anikina and </w:t>
       </w:r>
       <w:r>
         <w:rPr>
@@ -16709,14 +16881,14 @@
           <w:bCs/>
           <w:color w:val="000000" w:themeColor="text1"/>
         </w:rPr>
-        <w:t>Raspopoulos</w:t>
-      </w:r>
-      <w:r>
-        <w:rPr>
-          <w:rFonts w:ascii="Calibri Light" w:hAnsi="Calibri Light" w:cs="Calibri Light"/>
-          <w:color w:val="000000" w:themeColor="text1"/>
-        </w:rPr>
-        <w:t xml:space="preserve">, M. Adaptive Multi-Stage Hybrid Localization for RIS-Aided 6G Indoor Positioning Systems: Combining Fingerprinting and Geometric Methods with Condition-Aware Fusion. Sensors </w:t>
+        <w:t>M. Raspopoulos</w:t>
+      </w:r>
+      <w:r>
+        <w:rPr>
+          <w:rFonts w:ascii="Calibri Light" w:hAnsi="Calibri Light" w:cs="Calibri Light"/>
+          <w:color w:val="000000" w:themeColor="text1"/>
+        </w:rPr>
+        <w:t xml:space="preserve">, “The Development of a Virtual-Reality Wireless Signal Propagation Simulator in Unreal Engine: A Device and Performance Testing,” in IT Professional, vol. 28, no. 1, pp. 44-50, Jan.-Feb. </w:t>
       </w:r>
       <w:r>
         <w:rPr>
@@ -16732,23 +16904,23 @@
           <w:rFonts w:ascii="Calibri Light" w:hAnsi="Calibri Light" w:cs="Calibri Light"/>
           <w:color w:val="000000" w:themeColor="text1"/>
         </w:rPr>
-        <w:t xml:space="preserve">, 26, 1084. </w:t>
-      </w:r>
-      <w:hyperlink r:id="rId9" w:history="1">
-        <w:r>
-          <w:rPr>
-            <w:rStyle w:val="Hyperlink"/>
-            <w:rFonts w:ascii="Calibri Light" w:hAnsi="Calibri Light" w:cs="Calibri Light"/>
-          </w:rPr>
-          <w:t>https://doi.org/10.3390/s26041084</w:t>
-        </w:r>
-      </w:hyperlink>
-      <w:r>
-        <w:rPr>
-          <w:rFonts w:ascii="Calibri Light" w:hAnsi="Calibri Light" w:cs="Calibri Light"/>
-          <w:color w:val="000000" w:themeColor="text1"/>
-        </w:rPr>
-        <w:t xml:space="preserve"> </w:t>
+        <w:t xml:space="preserve">, </w:t>
+      </w:r>
+      <w:proofErr w:type="spellStart"/>
+      <w:r>
+        <w:rPr>
+          <w:rFonts w:ascii="Calibri Light" w:hAnsi="Calibri Light" w:cs="Calibri Light"/>
+          <w:color w:val="000000" w:themeColor="text1"/>
+        </w:rPr>
+        <w:t>doi</w:t>
+      </w:r>
+      <w:proofErr w:type="spellEnd"/>
+      <w:r>
+        <w:rPr>
+          <w:rFonts w:ascii="Calibri Light" w:hAnsi="Calibri Light" w:cs="Calibri Light"/>
+          <w:color w:val="000000" w:themeColor="text1"/>
+        </w:rPr>
+        <w:t>: 10.1109/MITP.2024.3503434.</w:t>
       </w:r>
     </w:p>
     <w:p>
@@ -16772,7 +16944,7 @@
           <w:rFonts w:ascii="Calibri Light" w:hAnsi="Calibri Light" w:cs="Calibri Light"/>
           <w:color w:val="000000" w:themeColor="text1"/>
         </w:rPr>
-        <w:t>I. Ioannou</w:t>
+        <w:t xml:space="preserve">Ioannou, I.; Vassiliou, V.; </w:t>
       </w:r>
       <w:r>
         <w:rPr>
@@ -16781,78 +16953,14 @@
           <w:bCs/>
           <w:color w:val="000000" w:themeColor="text1"/>
         </w:rPr>
-        <w:t>, M. Raspopoulos</w:t>
-      </w:r>
-      <w:r>
-        <w:rPr>
-          <w:rFonts w:ascii="Calibri Light" w:hAnsi="Calibri Light" w:cs="Calibri Light"/>
-          <w:color w:val="000000" w:themeColor="text1"/>
-        </w:rPr>
-        <w:t xml:space="preserve">, P. </w:t>
-      </w:r>
-      <w:proofErr w:type="spellStart"/>
-      <w:r>
-        <w:rPr>
-          <w:rFonts w:ascii="Calibri Light" w:hAnsi="Calibri Light" w:cs="Calibri Light"/>
-          <w:color w:val="000000" w:themeColor="text1"/>
-        </w:rPr>
-        <w:t>Nagaradjane</w:t>
-      </w:r>
-      <w:proofErr w:type="spellEnd"/>
-      <w:r>
-        <w:rPr>
-          <w:rFonts w:ascii="Calibri Light" w:hAnsi="Calibri Light" w:cs="Calibri Light"/>
-          <w:color w:val="000000" w:themeColor="text1"/>
-        </w:rPr>
-        <w:t xml:space="preserve">, C. </w:t>
-      </w:r>
-      <w:proofErr w:type="spellStart"/>
-      <w:r>
-        <w:rPr>
-          <w:rFonts w:ascii="Calibri Light" w:hAnsi="Calibri Light" w:cs="Calibri Light"/>
-          <w:color w:val="000000" w:themeColor="text1"/>
-        </w:rPr>
-        <w:t>Christophorou</w:t>
-      </w:r>
-      <w:proofErr w:type="spellEnd"/>
-      <w:r>
-        <w:rPr>
-          <w:rFonts w:ascii="Calibri Light" w:hAnsi="Calibri Light" w:cs="Calibri Light"/>
-          <w:color w:val="000000" w:themeColor="text1"/>
-        </w:rPr>
-        <w:t xml:space="preserve">, A. </w:t>
-      </w:r>
-      <w:proofErr w:type="spellStart"/>
-      <w:r>
-        <w:rPr>
-          <w:rFonts w:ascii="Calibri Light" w:hAnsi="Calibri Light" w:cs="Calibri Light"/>
-          <w:color w:val="000000" w:themeColor="text1"/>
-        </w:rPr>
-        <w:t>Gregoriades</w:t>
-      </w:r>
-      <w:proofErr w:type="spellEnd"/>
-      <w:r>
-        <w:rPr>
-          <w:rFonts w:ascii="Calibri Light" w:hAnsi="Calibri Light" w:cs="Calibri Light"/>
-          <w:color w:val="000000" w:themeColor="text1"/>
-        </w:rPr>
-        <w:t xml:space="preserve">, and V. Vassiliou, </w:t>
-      </w:r>
-      <w:proofErr w:type="gramStart"/>
-      <w:r>
-        <w:rPr>
-          <w:rFonts w:ascii="Calibri Light" w:hAnsi="Calibri Light" w:cs="Calibri Light"/>
-          <w:color w:val="000000" w:themeColor="text1"/>
-        </w:rPr>
-        <w:t>“ Access</w:t>
-      </w:r>
-      <w:proofErr w:type="gramEnd"/>
-      <w:r>
-        <w:rPr>
-          <w:rFonts w:ascii="Calibri Light" w:hAnsi="Calibri Light" w:cs="Calibri Light"/>
-          <w:color w:val="000000" w:themeColor="text1"/>
-        </w:rPr>
-        <w:t xml:space="preserve"> Point Selection and Localization for Cluster-Based Realization of a Device-to-Device Cell-Free 6G Communications Network.” IET Communications 19, no. 1 (</w:t>
+        <w:t>Raspopoulos</w:t>
+      </w:r>
+      <w:r>
+        <w:rPr>
+          <w:rFonts w:ascii="Calibri Light" w:hAnsi="Calibri Light" w:cs="Calibri Light"/>
+          <w:color w:val="000000" w:themeColor="text1"/>
+        </w:rPr>
+        <w:t xml:space="preserve">, M. Adaptive Multi-Stage Hybrid Localization for RIS-Aided 6G Indoor Positioning Systems: Combining Fingerprinting and Geometric Methods with Condition-Aware Fusion. Sensors </w:t>
       </w:r>
       <w:r>
         <w:rPr>
@@ -16861,6 +16969,142 @@
           <w:bCs/>
           <w:color w:val="000000" w:themeColor="text1"/>
         </w:rPr>
+        <w:t>2026</w:t>
+      </w:r>
+      <w:r>
+        <w:rPr>
+          <w:rFonts w:ascii="Calibri Light" w:hAnsi="Calibri Light" w:cs="Calibri Light"/>
+          <w:color w:val="000000" w:themeColor="text1"/>
+        </w:rPr>
+        <w:t xml:space="preserve">, 26, 1084. </w:t>
+      </w:r>
+      <w:hyperlink r:id="rId10" w:history="1">
+        <w:r>
+          <w:rPr>
+            <w:rStyle w:val="Hyperlink"/>
+            <w:rFonts w:ascii="Calibri Light" w:hAnsi="Calibri Light" w:cs="Calibri Light"/>
+          </w:rPr>
+          <w:t>https://doi.org/10.3390/s26041084</w:t>
+        </w:r>
+      </w:hyperlink>
+      <w:r>
+        <w:rPr>
+          <w:rFonts w:ascii="Calibri Light" w:hAnsi="Calibri Light" w:cs="Calibri Light"/>
+          <w:color w:val="000000" w:themeColor="text1"/>
+        </w:rPr>
+        <w:t xml:space="preserve"> </w:t>
+      </w:r>
+    </w:p>
+    <w:p>
+      <w:pPr>
+        <w:pStyle w:val="ListParagraph"/>
+        <w:numPr>
+          <w:ilvl w:val="0"/>
+          <w:numId w:val="28"/>
+        </w:numPr>
+        <w:spacing w:after="120"/>
+        <w:ind w:left="709" w:hanging="567"/>
+        <w:contextualSpacing w:val="0"/>
+        <w:jc w:val="both"/>
+        <w:rPr>
+          <w:rFonts w:ascii="Calibri Light" w:hAnsi="Calibri Light" w:cs="Calibri Light"/>
+          <w:color w:val="000000" w:themeColor="text1"/>
+        </w:rPr>
+      </w:pPr>
+      <w:r>
+        <w:rPr>
+          <w:rFonts w:ascii="Calibri Light" w:hAnsi="Calibri Light" w:cs="Calibri Light"/>
+          <w:color w:val="000000" w:themeColor="text1"/>
+        </w:rPr>
+        <w:t>I. Ioannou</w:t>
+      </w:r>
+      <w:r>
+        <w:rPr>
+          <w:rFonts w:ascii="Calibri Light" w:hAnsi="Calibri Light" w:cs="Calibri Light"/>
+          <w:b/>
+          <w:bCs/>
+          <w:color w:val="000000" w:themeColor="text1"/>
+        </w:rPr>
+        <w:t>, M. Raspopoulos</w:t>
+      </w:r>
+      <w:r>
+        <w:rPr>
+          <w:rFonts w:ascii="Calibri Light" w:hAnsi="Calibri Light" w:cs="Calibri Light"/>
+          <w:color w:val="000000" w:themeColor="text1"/>
+        </w:rPr>
+        <w:t xml:space="preserve">, P. </w:t>
+      </w:r>
+      <w:proofErr w:type="spellStart"/>
+      <w:r>
+        <w:rPr>
+          <w:rFonts w:ascii="Calibri Light" w:hAnsi="Calibri Light" w:cs="Calibri Light"/>
+          <w:color w:val="000000" w:themeColor="text1"/>
+        </w:rPr>
+        <w:t>Nagaradjane</w:t>
+      </w:r>
+      <w:proofErr w:type="spellEnd"/>
+      <w:r>
+        <w:rPr>
+          <w:rFonts w:ascii="Calibri Light" w:hAnsi="Calibri Light" w:cs="Calibri Light"/>
+          <w:color w:val="000000" w:themeColor="text1"/>
+        </w:rPr>
+        <w:t xml:space="preserve">, C. </w:t>
+      </w:r>
+      <w:proofErr w:type="spellStart"/>
+      <w:r>
+        <w:rPr>
+          <w:rFonts w:ascii="Calibri Light" w:hAnsi="Calibri Light" w:cs="Calibri Light"/>
+          <w:color w:val="000000" w:themeColor="text1"/>
+        </w:rPr>
+        <w:t>Christophorou</w:t>
+      </w:r>
+      <w:proofErr w:type="spellEnd"/>
+      <w:r>
+        <w:rPr>
+          <w:rFonts w:ascii="Calibri Light" w:hAnsi="Calibri Light" w:cs="Calibri Light"/>
+          <w:color w:val="000000" w:themeColor="text1"/>
+        </w:rPr>
+        <w:t xml:space="preserve">, A. </w:t>
+      </w:r>
+      <w:proofErr w:type="spellStart"/>
+      <w:r>
+        <w:rPr>
+          <w:rFonts w:ascii="Calibri Light" w:hAnsi="Calibri Light" w:cs="Calibri Light"/>
+          <w:color w:val="000000" w:themeColor="text1"/>
+        </w:rPr>
+        <w:t>Gregoriades</w:t>
+      </w:r>
+      <w:proofErr w:type="spellEnd"/>
+      <w:r>
+        <w:rPr>
+          <w:rFonts w:ascii="Calibri Light" w:hAnsi="Calibri Light" w:cs="Calibri Light"/>
+          <w:color w:val="000000" w:themeColor="text1"/>
+        </w:rPr>
+        <w:t xml:space="preserve">, and V. Vassiliou, </w:t>
+      </w:r>
+      <w:proofErr w:type="gramStart"/>
+      <w:r>
+        <w:rPr>
+          <w:rFonts w:ascii="Calibri Light" w:hAnsi="Calibri Light" w:cs="Calibri Light"/>
+          <w:color w:val="000000" w:themeColor="text1"/>
+        </w:rPr>
+        <w:t>“ Access</w:t>
+      </w:r>
+      <w:proofErr w:type="gramEnd"/>
+      <w:r>
+        <w:rPr>
+          <w:rFonts w:ascii="Calibri Light" w:hAnsi="Calibri Light" w:cs="Calibri Light"/>
+          <w:color w:val="000000" w:themeColor="text1"/>
+        </w:rPr>
+        <w:t xml:space="preserve"> Point Selection and Localization for Cluster-Based Realization of a Device-to-Device Cell-Free 6G Communications Network.” IET Communications 19, no. 1 (</w:t>
+      </w:r>
+      <w:r>
+        <w:rPr>
+          <w:rFonts w:ascii="Calibri Light" w:hAnsi="Calibri Light" w:cs="Calibri Light"/>
+          <w:b/>
+          <w:bCs/>
+          <w:color w:val="000000" w:themeColor="text1"/>
+        </w:rPr>
         <w:t>2025</w:t>
       </w:r>
       <w:r>
@@ -16870,7 +17114,7 @@
         </w:rPr>
         <w:t xml:space="preserve">): e70096. </w:t>
       </w:r>
-      <w:hyperlink r:id="rId10" w:history="1">
+      <w:hyperlink r:id="rId11" w:history="1">
         <w:r>
           <w:rPr>
             <w:rStyle w:val="Hyperlink"/>
@@ -17797,6 +18041,7 @@
           <w:b/>
           <w:color w:val="000000" w:themeColor="text1"/>
         </w:rPr>
+        <w:lastRenderedPageBreak/>
         <w:t>CONFERENCES</w:t>
       </w:r>
     </w:p>
@@ -17821,23 +18066,7 @@
           <w:rFonts w:ascii="Calibri Light" w:hAnsi="Calibri Light" w:cs="Calibri Light"/>
           <w:color w:val="000000" w:themeColor="text1"/>
         </w:rPr>
-        <w:t xml:space="preserve">I. Ioannou, P. </w:t>
-      </w:r>
-      <w:proofErr w:type="spellStart"/>
-      <w:r>
-        <w:rPr>
-          <w:rFonts w:ascii="Calibri Light" w:hAnsi="Calibri Light" w:cs="Calibri Light"/>
-          <w:color w:val="000000" w:themeColor="text1"/>
-        </w:rPr>
-        <w:t>Nagaradjane</w:t>
-      </w:r>
-      <w:proofErr w:type="spellEnd"/>
-      <w:r>
-        <w:rPr>
-          <w:rFonts w:ascii="Calibri Light" w:hAnsi="Calibri Light" w:cs="Calibri Light"/>
-          <w:color w:val="000000" w:themeColor="text1"/>
-        </w:rPr>
-        <w:t xml:space="preserve">, </w:t>
+        <w:t xml:space="preserve">L. Nisiotis and </w:t>
       </w:r>
       <w:r>
         <w:rPr>
@@ -17846,31 +18075,9 @@
           <w:bCs/>
           <w:color w:val="000000" w:themeColor="text1"/>
         </w:rPr>
-        <w:t>M. Raspopoulos</w:t>
-      </w:r>
-      <w:r>
-        <w:rPr>
-          <w:rFonts w:ascii="Calibri Light" w:hAnsi="Calibri Light" w:cs="Calibri Light"/>
-          <w:color w:val="000000" w:themeColor="text1"/>
-        </w:rPr>
-        <w:t xml:space="preserve">, V. Papadopoulou-Lesta, C. </w:t>
-      </w:r>
-      <w:proofErr w:type="spellStart"/>
-      <w:r>
-        <w:rPr>
-          <w:rFonts w:ascii="Calibri Light" w:hAnsi="Calibri Light" w:cs="Calibri Light"/>
-          <w:color w:val="000000" w:themeColor="text1"/>
-        </w:rPr>
-        <w:t>Christophorou</w:t>
-      </w:r>
-      <w:proofErr w:type="spellEnd"/>
-      <w:r>
-        <w:rPr>
-          <w:rFonts w:ascii="Calibri Light" w:hAnsi="Calibri Light" w:cs="Calibri Light"/>
-          <w:color w:val="000000" w:themeColor="text1"/>
-        </w:rPr>
-        <w:t xml:space="preserve">, Ala’ Khalifeh, and V. Vassiliou, “Topology-Aware Deep Reinforcement Learning for RIS Beamforming: A GNN-PPO and Risk-Sensitive Evaluation,” </w:t>
-      </w:r>
+        <w:t xml:space="preserve">M. </w:t>
+      </w:r>
+      <w:proofErr w:type="gramStart"/>
       <w:r>
         <w:rPr>
           <w:rFonts w:ascii="Calibri Light" w:hAnsi="Calibri Light" w:cs="Calibri Light"/>
@@ -17878,14 +18085,14 @@
           <w:bCs/>
           <w:color w:val="000000" w:themeColor="text1"/>
         </w:rPr>
-        <w:t>2025</w:t>
-      </w:r>
-      <w:r>
-        <w:rPr>
-          <w:rFonts w:ascii="Calibri Light" w:hAnsi="Calibri Light" w:cs="Calibri Light"/>
-          <w:color w:val="000000" w:themeColor="text1"/>
-        </w:rPr>
-        <w:t xml:space="preserve"> Asian Conference on Communication and Networks (</w:t>
+        <w:t>Raspopoulos</w:t>
+      </w:r>
+      <w:r>
+        <w:rPr>
+          <w:rFonts w:ascii="Calibri Light" w:hAnsi="Calibri Light" w:cs="Calibri Light"/>
+          <w:color w:val="000000" w:themeColor="text1"/>
+        </w:rPr>
+        <w:t xml:space="preserve">,  </w:t>
       </w:r>
       <w:proofErr w:type="spellStart"/>
       <w:r>
@@ -17893,15 +18100,62 @@
           <w:rFonts w:ascii="Calibri Light" w:hAnsi="Calibri Light" w:cs="Calibri Light"/>
           <w:color w:val="000000" w:themeColor="text1"/>
         </w:rPr>
-        <w:t>ASIANComNet</w:t>
+        <w:t>VRadioSim</w:t>
       </w:r>
       <w:proofErr w:type="spellEnd"/>
-      <w:r>
-        <w:rPr>
-          <w:rFonts w:ascii="Calibri Light" w:hAnsi="Calibri Light" w:cs="Calibri Light"/>
-          <w:color w:val="000000" w:themeColor="text1"/>
-        </w:rPr>
-        <w:t xml:space="preserve"> 2025), [Presented - To be published]</w:t>
+      <w:proofErr w:type="gramEnd"/>
+      <w:r>
+        <w:rPr>
+          <w:rFonts w:ascii="Calibri Light" w:hAnsi="Calibri Light" w:cs="Calibri Light"/>
+          <w:color w:val="000000" w:themeColor="text1"/>
+        </w:rPr>
+        <w:t>: A GPU-Based Ray Tracing Simulator for Real-Time Wireless Propagation Visualisation in Virtual Reality</w:t>
+      </w:r>
+      <w:r>
+        <w:rPr>
+          <w:rFonts w:ascii="Calibri Light" w:hAnsi="Calibri Light" w:cs="Calibri Light"/>
+          <w:color w:val="000000" w:themeColor="text1"/>
+        </w:rPr>
+        <w:t>,</w:t>
+      </w:r>
+      <w:r>
+        <w:rPr>
+          <w:rFonts w:ascii="Calibri Light" w:hAnsi="Calibri Light" w:cs="Calibri Light"/>
+          <w:color w:val="000000" w:themeColor="text1"/>
+        </w:rPr>
+        <w:t xml:space="preserve"> </w:t>
+      </w:r>
+      <w:r>
+        <w:rPr>
+          <w:rFonts w:ascii="Calibri Light" w:hAnsi="Calibri Light" w:cs="Calibri Light"/>
+          <w:i/>
+          <w:iCs/>
+          <w:color w:val="000000" w:themeColor="text1"/>
+        </w:rPr>
+        <w:t>IEEE Computers, Software, and Applications Conference (COMPSAC 2026)</w:t>
+      </w:r>
+      <w:r>
+        <w:rPr>
+          <w:rFonts w:ascii="Calibri Light" w:hAnsi="Calibri Light" w:cs="Calibri Light"/>
+          <w:color w:val="000000" w:themeColor="text1"/>
+        </w:rPr>
+        <w:t xml:space="preserve">, Madrid, Spain, July 7-10, </w:t>
+      </w:r>
+      <w:r>
+        <w:rPr>
+          <w:rFonts w:ascii="Calibri Light" w:hAnsi="Calibri Light" w:cs="Calibri Light"/>
+          <w:b/>
+          <w:bCs/>
+          <w:color w:val="000000" w:themeColor="text1"/>
+        </w:rPr>
+        <w:t>2026</w:t>
+      </w:r>
+      <w:r>
+        <w:rPr>
+          <w:rFonts w:ascii="Calibri Light" w:hAnsi="Calibri Light" w:cs="Calibri Light"/>
+          <w:color w:val="000000" w:themeColor="text1"/>
+        </w:rPr>
+        <w:t>, [Accepted - To be presented]</w:t>
       </w:r>
     </w:p>
     <w:p>
@@ -17925,40 +18179,7 @@
           <w:rFonts w:ascii="Calibri Light" w:hAnsi="Calibri Light" w:cs="Calibri Light"/>
           <w:color w:val="000000" w:themeColor="text1"/>
         </w:rPr>
-        <w:lastRenderedPageBreak/>
-        <w:t xml:space="preserve">I. Ioannou, C. </w:t>
-      </w:r>
-      <w:proofErr w:type="spellStart"/>
-      <w:r>
-        <w:rPr>
-          <w:rFonts w:ascii="Calibri Light" w:hAnsi="Calibri Light" w:cs="Calibri Light"/>
-          <w:color w:val="000000" w:themeColor="text1"/>
-        </w:rPr>
-        <w:t>Christophorou</w:t>
-      </w:r>
-      <w:proofErr w:type="spellEnd"/>
-      <w:r>
-        <w:rPr>
-          <w:rFonts w:ascii="Calibri Light" w:hAnsi="Calibri Light" w:cs="Calibri Light"/>
-          <w:color w:val="000000" w:themeColor="text1"/>
-        </w:rPr>
-        <w:t xml:space="preserve">, C. Politi, S. </w:t>
-      </w:r>
-      <w:proofErr w:type="spellStart"/>
-      <w:r>
-        <w:rPr>
-          <w:rFonts w:ascii="Calibri Light" w:hAnsi="Calibri Light" w:cs="Calibri Light"/>
-          <w:color w:val="000000" w:themeColor="text1"/>
-        </w:rPr>
-        <w:t>Denazis</w:t>
-      </w:r>
-      <w:proofErr w:type="spellEnd"/>
-      <w:r>
-        <w:rPr>
-          <w:rFonts w:ascii="Calibri Light" w:hAnsi="Calibri Light" w:cs="Calibri Light"/>
-          <w:color w:val="000000" w:themeColor="text1"/>
-        </w:rPr>
-        <w:t xml:space="preserve">, </w:t>
+        <w:t xml:space="preserve">S. Ioannou, </w:t>
       </w:r>
       <w:r>
         <w:rPr>
@@ -17967,14 +18188,80 @@
           <w:bCs/>
           <w:color w:val="000000" w:themeColor="text1"/>
         </w:rPr>
-        <w:t>M. Raspopoulos</w:t>
-      </w:r>
-      <w:r>
-        <w:rPr>
-          <w:rFonts w:ascii="Calibri Light" w:hAnsi="Calibri Light" w:cs="Calibri Light"/>
-          <w:color w:val="000000" w:themeColor="text1"/>
-        </w:rPr>
-        <w:t xml:space="preserve"> and V. Vassiliou, "A Deep Q-Network (DQN) Framework for Joint Optimization of EV Charging Station Placement and Vehicle Routing," 2025 IEEE International Smart Cities Conference (ISC2), Patras, Greece, </w:t>
+        <w:t>Marios Raspopoulos</w:t>
+      </w:r>
+      <w:r>
+        <w:rPr>
+          <w:rFonts w:ascii="Calibri Light" w:hAnsi="Calibri Light" w:cs="Calibri Light"/>
+          <w:color w:val="000000" w:themeColor="text1"/>
+        </w:rPr>
+        <w:t xml:space="preserve"> </w:t>
+      </w:r>
+      <w:proofErr w:type="gramStart"/>
+      <w:r>
+        <w:rPr>
+          <w:rFonts w:ascii="Calibri Light" w:hAnsi="Calibri Light" w:cs="Calibri Light"/>
+          <w:color w:val="000000" w:themeColor="text1"/>
+        </w:rPr>
+        <w:t>and  S.</w:t>
+      </w:r>
+      <w:proofErr w:type="gramEnd"/>
+      <w:r>
+        <w:rPr>
+          <w:rFonts w:ascii="Calibri Light" w:hAnsi="Calibri Light" w:cs="Calibri Light"/>
+          <w:color w:val="000000" w:themeColor="text1"/>
+        </w:rPr>
+        <w:t xml:space="preserve"> Peng,  Seamless Indoor Navigation: Leveraging AI Computer Vision and GPS Spoofing for UGV Autonomy</w:t>
+      </w:r>
+      <w:r>
+        <w:rPr>
+          <w:rFonts w:ascii="Calibri Light" w:hAnsi="Calibri Light" w:cs="Calibri Light"/>
+          <w:color w:val="000000" w:themeColor="text1"/>
+        </w:rPr>
+        <w:t>,</w:t>
+      </w:r>
+      <w:r>
+        <w:rPr>
+          <w:rFonts w:ascii="Calibri Light" w:hAnsi="Calibri Light" w:cs="Calibri Light"/>
+          <w:color w:val="000000" w:themeColor="text1"/>
+        </w:rPr>
+        <w:t xml:space="preserve"> </w:t>
+      </w:r>
+      <w:r>
+        <w:rPr>
+          <w:rFonts w:ascii="Calibri Light" w:hAnsi="Calibri Light" w:cs="Calibri Light"/>
+          <w:i/>
+          <w:iCs/>
+          <w:color w:val="000000" w:themeColor="text1"/>
+        </w:rPr>
+        <w:t>The 12th 2026 International Conference on Control, Decision and Information Technologies (</w:t>
+      </w:r>
+      <w:proofErr w:type="spellStart"/>
+      <w:r>
+        <w:rPr>
+          <w:rFonts w:ascii="Calibri Light" w:hAnsi="Calibri Light" w:cs="Calibri Light"/>
+          <w:i/>
+          <w:iCs/>
+          <w:color w:val="000000" w:themeColor="text1"/>
+        </w:rPr>
+        <w:t>CoDIT</w:t>
+      </w:r>
+      <w:proofErr w:type="spellEnd"/>
+      <w:r>
+        <w:rPr>
+          <w:rFonts w:ascii="Calibri Light" w:hAnsi="Calibri Light" w:cs="Calibri Light"/>
+          <w:i/>
+          <w:iCs/>
+          <w:color w:val="000000" w:themeColor="text1"/>
+        </w:rPr>
+        <w:t xml:space="preserve"> 2026)</w:t>
+      </w:r>
+      <w:r>
+        <w:rPr>
+          <w:rFonts w:ascii="Calibri Light" w:hAnsi="Calibri Light" w:cs="Calibri Light"/>
+          <w:color w:val="000000" w:themeColor="text1"/>
+        </w:rPr>
+        <w:t xml:space="preserve">, Bari, Italy, July 13-16, </w:t>
       </w:r>
       <w:r>
         <w:rPr>
@@ -17983,30 +18270,14 @@
           <w:bCs/>
           <w:color w:val="000000" w:themeColor="text1"/>
         </w:rPr>
-        <w:t>2025</w:t>
-      </w:r>
-      <w:r>
-        <w:rPr>
-          <w:rFonts w:ascii="Calibri Light" w:hAnsi="Calibri Light" w:cs="Calibri Light"/>
-          <w:color w:val="000000" w:themeColor="text1"/>
-        </w:rPr>
-        <w:t xml:space="preserve">, pp. 1-6, </w:t>
-      </w:r>
-      <w:proofErr w:type="spellStart"/>
-      <w:r>
-        <w:rPr>
-          <w:rFonts w:ascii="Calibri Light" w:hAnsi="Calibri Light" w:cs="Calibri Light"/>
-          <w:color w:val="000000" w:themeColor="text1"/>
-        </w:rPr>
-        <w:t>doi</w:t>
-      </w:r>
-      <w:proofErr w:type="spellEnd"/>
-      <w:r>
-        <w:rPr>
-          <w:rFonts w:ascii="Calibri Light" w:hAnsi="Calibri Light" w:cs="Calibri Light"/>
-          <w:color w:val="000000" w:themeColor="text1"/>
-        </w:rPr>
-        <w:t>: 10.1109/ISC266238.2025.11293297.</w:t>
+        <w:t>2026</w:t>
+      </w:r>
+      <w:r>
+        <w:rPr>
+          <w:rFonts w:ascii="Calibri Light" w:hAnsi="Calibri Light" w:cs="Calibri Light"/>
+          <w:color w:val="000000" w:themeColor="text1"/>
+        </w:rPr>
+        <w:t>, [Accepted - To be presented]</w:t>
       </w:r>
     </w:p>
     <w:p>
@@ -18028,50 +18299,18 @@
       <w:r>
         <w:rPr>
           <w:rFonts w:ascii="Calibri Light" w:hAnsi="Calibri Light" w:cs="Calibri Light"/>
+          <w:color w:val="000000" w:themeColor="text1"/>
+        </w:rPr>
+        <w:t xml:space="preserve">I. Ioannou, </w:t>
+      </w:r>
+      <w:r>
+        <w:rPr>
+          <w:rFonts w:ascii="Calibri Light" w:hAnsi="Calibri Light" w:cs="Calibri Light"/>
           <w:b/>
           <w:bCs/>
           <w:color w:val="000000" w:themeColor="text1"/>
         </w:rPr>
-        <w:t xml:space="preserve">M. Raspopoulos, </w:t>
-      </w:r>
-      <w:r>
-        <w:rPr>
-          <w:rFonts w:ascii="Calibri Light" w:hAnsi="Calibri Light" w:cs="Calibri Light"/>
-          <w:color w:val="000000" w:themeColor="text1"/>
-        </w:rPr>
-        <w:t xml:space="preserve">I. Ioannou and L. </w:t>
-      </w:r>
-      <w:proofErr w:type="spellStart"/>
-      <w:r>
-        <w:rPr>
-          <w:rFonts w:ascii="Calibri Light" w:hAnsi="Calibri Light" w:cs="Calibri Light"/>
-          <w:color w:val="000000" w:themeColor="text1"/>
-        </w:rPr>
-        <w:t>Nisiotis</w:t>
-      </w:r>
-      <w:proofErr w:type="spellEnd"/>
-      <w:r>
-        <w:rPr>
-          <w:rFonts w:ascii="Calibri Light" w:hAnsi="Calibri Light" w:cs="Calibri Light"/>
-          <w:color w:val="000000" w:themeColor="text1"/>
-        </w:rPr>
-        <w:t>, "</w:t>
-      </w:r>
-      <w:proofErr w:type="spellStart"/>
-      <w:r>
-        <w:rPr>
-          <w:rFonts w:ascii="Calibri Light" w:hAnsi="Calibri Light" w:cs="Calibri Light"/>
-          <w:color w:val="000000" w:themeColor="text1"/>
-        </w:rPr>
-        <w:t>mmWave</w:t>
-      </w:r>
-      <w:proofErr w:type="spellEnd"/>
-      <w:r>
-        <w:rPr>
-          <w:rFonts w:ascii="Calibri Light" w:hAnsi="Calibri Light" w:cs="Calibri Light"/>
-          <w:color w:val="000000" w:themeColor="text1"/>
-        </w:rPr>
-        <w:t xml:space="preserve">-Based Crowd Sensing for Metaverse Applications," </w:t>
+        <w:t>M. Raspopoulo</w:t>
       </w:r>
       <w:r>
         <w:rPr>
@@ -18080,14 +18319,14 @@
           <w:bCs/>
           <w:color w:val="000000" w:themeColor="text1"/>
         </w:rPr>
-        <w:t>2025</w:t>
-      </w:r>
-      <w:r>
-        <w:rPr>
-          <w:rFonts w:ascii="Calibri Light" w:hAnsi="Calibri Light" w:cs="Calibri Light"/>
-          <w:color w:val="000000" w:themeColor="text1"/>
-        </w:rPr>
-        <w:t xml:space="preserve"> IEEE International Symposium on Emerging Metaverse (ISEMV), Honolulu, HI, USA, 2025, pp. 46-54, </w:t>
+        <w:t>s</w:t>
+      </w:r>
+      <w:r>
+        <w:rPr>
+          <w:rFonts w:ascii="Calibri Light" w:hAnsi="Calibri Light" w:cs="Calibri Light"/>
+          <w:color w:val="000000" w:themeColor="text1"/>
+        </w:rPr>
+        <w:t xml:space="preserve">, M. Georgiades, C. </w:t>
       </w:r>
       <w:proofErr w:type="spellStart"/>
       <w:r>
@@ -18095,7 +18334,7 @@
           <w:rFonts w:ascii="Calibri Light" w:hAnsi="Calibri Light" w:cs="Calibri Light"/>
           <w:color w:val="000000" w:themeColor="text1"/>
         </w:rPr>
-        <w:t>doi</w:t>
+        <w:t>Christophorou</w:t>
       </w:r>
       <w:proofErr w:type="spellEnd"/>
       <w:r>
@@ -18103,7 +18342,23 @@
           <w:rFonts w:ascii="Calibri Light" w:hAnsi="Calibri Light" w:cs="Calibri Light"/>
           <w:color w:val="000000" w:themeColor="text1"/>
         </w:rPr>
-        <w:t>: 10.1109/ISEMV67326.2025.00019</w:t>
+        <w:t xml:space="preserve">, A. Khalifeh and V. Vassiliou "DRL-based Position-Aided Beam-Management\\in RIS-Enabled Indoor Environments," International </w:t>
+      </w:r>
+      <w:r>
+        <w:rPr>
+          <w:rFonts w:ascii="Calibri Light" w:hAnsi="Calibri Light" w:cs="Calibri Light"/>
+          <w:i/>
+          <w:iCs/>
+          <w:color w:val="000000" w:themeColor="text1"/>
+        </w:rPr>
+        <w:t>Workshop on Intelligent Systems for the Internet of Things in The 22nd Annual International Conference on Distributed Computing in Smart Systems and the Internet of Things (DCOSS-IoT 2026)</w:t>
+      </w:r>
+      <w:r>
+        <w:rPr>
+          <w:rFonts w:ascii="Calibri Light" w:hAnsi="Calibri Light" w:cs="Calibri Light"/>
+          <w:color w:val="000000" w:themeColor="text1"/>
+        </w:rPr>
+        <w:t xml:space="preserve">, Reykjavik, Iceland, June 22-24, </w:t>
       </w:r>
       <w:r>
         <w:rPr>
@@ -18112,7 +18367,14 @@
           <w:bCs/>
           <w:color w:val="000000" w:themeColor="text1"/>
         </w:rPr>
-        <w:t>.</w:t>
+        <w:t>2026</w:t>
+      </w:r>
+      <w:r>
+        <w:rPr>
+          <w:rFonts w:ascii="Calibri Light" w:hAnsi="Calibri Light" w:cs="Calibri Light"/>
+          <w:color w:val="000000" w:themeColor="text1"/>
+        </w:rPr>
+        <w:t>, [Accepted - To be presented]</w:t>
       </w:r>
     </w:p>
     <w:p>
@@ -18136,7 +18398,7 @@
           <w:rFonts w:ascii="Calibri Light" w:hAnsi="Calibri Light" w:cs="Calibri Light"/>
           <w:color w:val="000000" w:themeColor="text1"/>
         </w:rPr>
-        <w:t xml:space="preserve">L. </w:t>
+        <w:t xml:space="preserve">I. Ioannou, P. </w:t>
       </w:r>
       <w:proofErr w:type="spellStart"/>
       <w:r>
@@ -18144,7 +18406,7 @@
           <w:rFonts w:ascii="Calibri Light" w:hAnsi="Calibri Light" w:cs="Calibri Light"/>
           <w:color w:val="000000" w:themeColor="text1"/>
         </w:rPr>
-        <w:t>Nisiotis</w:t>
+        <w:t>Nagaradjane</w:t>
       </w:r>
       <w:proofErr w:type="spellEnd"/>
       <w:r>
@@ -18152,23 +18414,7 @@
           <w:rFonts w:ascii="Calibri Light" w:hAnsi="Calibri Light" w:cs="Calibri Light"/>
           <w:color w:val="000000" w:themeColor="text1"/>
         </w:rPr>
-        <w:t xml:space="preserve">, N. Markov, C. Nikolaou, A. </w:t>
-      </w:r>
-      <w:proofErr w:type="spellStart"/>
-      <w:r>
-        <w:rPr>
-          <w:rFonts w:ascii="Calibri Light" w:hAnsi="Calibri Light" w:cs="Calibri Light"/>
-          <w:color w:val="000000" w:themeColor="text1"/>
-        </w:rPr>
-        <w:t>Hadjiliasi</w:t>
-      </w:r>
-      <w:proofErr w:type="spellEnd"/>
-      <w:r>
-        <w:rPr>
-          <w:rFonts w:ascii="Calibri Light" w:hAnsi="Calibri Light" w:cs="Calibri Light"/>
-          <w:color w:val="000000" w:themeColor="text1"/>
-        </w:rPr>
-        <w:t xml:space="preserve"> and </w:t>
+        <w:t xml:space="preserve">, </w:t>
       </w:r>
       <w:r>
         <w:rPr>
@@ -18184,7 +18430,23 @@
           <w:rFonts w:ascii="Calibri Light" w:hAnsi="Calibri Light" w:cs="Calibri Light"/>
           <w:color w:val="000000" w:themeColor="text1"/>
         </w:rPr>
-        <w:t xml:space="preserve">, "Enhancing Digital Heritage Experiences: Evaluating Fine-Tuned LLM Integration within a Cyber-Physical-Social Virtual Museum System," </w:t>
+        <w:t xml:space="preserve">, V. Papadopoulou-Lesta, C. </w:t>
+      </w:r>
+      <w:proofErr w:type="spellStart"/>
+      <w:r>
+        <w:rPr>
+          <w:rFonts w:ascii="Calibri Light" w:hAnsi="Calibri Light" w:cs="Calibri Light"/>
+          <w:color w:val="000000" w:themeColor="text1"/>
+        </w:rPr>
+        <w:t>Christophorou</w:t>
+      </w:r>
+      <w:proofErr w:type="spellEnd"/>
+      <w:r>
+        <w:rPr>
+          <w:rFonts w:ascii="Calibri Light" w:hAnsi="Calibri Light" w:cs="Calibri Light"/>
+          <w:color w:val="000000" w:themeColor="text1"/>
+        </w:rPr>
+        <w:t xml:space="preserve">, Ala’ Khalifeh, and V. Vassiliou, “Topology-Aware Deep Reinforcement Learning for RIS Beamforming: A GNN-PPO and Risk-Sensitive Evaluation,” </w:t>
       </w:r>
       <w:r>
         <w:rPr>
@@ -18200,7 +18462,7 @@
           <w:rFonts w:ascii="Calibri Light" w:hAnsi="Calibri Light" w:cs="Calibri Light"/>
           <w:color w:val="000000" w:themeColor="text1"/>
         </w:rPr>
-        <w:t xml:space="preserve"> IEEE International Symposium on Emerging Metaverse (ISEMV), Honolulu, HI, USA, 2025, pp. 17-26, </w:t>
+        <w:t xml:space="preserve"> Asian Conference on Communication and Networks (</w:t>
       </w:r>
       <w:proofErr w:type="spellStart"/>
       <w:r>
@@ -18208,7 +18470,7 @@
           <w:rFonts w:ascii="Calibri Light" w:hAnsi="Calibri Light" w:cs="Calibri Light"/>
           <w:color w:val="000000" w:themeColor="text1"/>
         </w:rPr>
-        <w:t>doi</w:t>
+        <w:t>ASIANComNet</w:t>
       </w:r>
       <w:proofErr w:type="spellEnd"/>
       <w:r>
@@ -18216,7 +18478,7 @@
           <w:rFonts w:ascii="Calibri Light" w:hAnsi="Calibri Light" w:cs="Calibri Light"/>
           <w:color w:val="000000" w:themeColor="text1"/>
         </w:rPr>
-        <w:t>: 10.1109/ISEMV67326.2025.00016.</w:t>
+        <w:t xml:space="preserve"> 2025), [Presented - To be published]</w:t>
       </w:r>
     </w:p>
     <w:p>
@@ -18238,50 +18500,57 @@
       <w:r>
         <w:rPr>
           <w:rFonts w:ascii="Calibri Light" w:hAnsi="Calibri Light" w:cs="Calibri Light"/>
+          <w:color w:val="000000" w:themeColor="text1"/>
+        </w:rPr>
+        <w:t xml:space="preserve">I. Ioannou, C. </w:t>
+      </w:r>
+      <w:proofErr w:type="spellStart"/>
+      <w:r>
+        <w:rPr>
+          <w:rFonts w:ascii="Calibri Light" w:hAnsi="Calibri Light" w:cs="Calibri Light"/>
+          <w:color w:val="000000" w:themeColor="text1"/>
+        </w:rPr>
+        <w:t>Christophorou</w:t>
+      </w:r>
+      <w:proofErr w:type="spellEnd"/>
+      <w:r>
+        <w:rPr>
+          <w:rFonts w:ascii="Calibri Light" w:hAnsi="Calibri Light" w:cs="Calibri Light"/>
+          <w:color w:val="000000" w:themeColor="text1"/>
+        </w:rPr>
+        <w:t xml:space="preserve">, C. Politi, S. </w:t>
+      </w:r>
+      <w:proofErr w:type="spellStart"/>
+      <w:r>
+        <w:rPr>
+          <w:rFonts w:ascii="Calibri Light" w:hAnsi="Calibri Light" w:cs="Calibri Light"/>
+          <w:color w:val="000000" w:themeColor="text1"/>
+        </w:rPr>
+        <w:t>Denazis</w:t>
+      </w:r>
+      <w:proofErr w:type="spellEnd"/>
+      <w:r>
+        <w:rPr>
+          <w:rFonts w:ascii="Calibri Light" w:hAnsi="Calibri Light" w:cs="Calibri Light"/>
+          <w:color w:val="000000" w:themeColor="text1"/>
+        </w:rPr>
+        <w:t xml:space="preserve">, </w:t>
+      </w:r>
+      <w:r>
+        <w:rPr>
+          <w:rFonts w:ascii="Calibri Light" w:hAnsi="Calibri Light" w:cs="Calibri Light"/>
           <w:b/>
           <w:bCs/>
           <w:color w:val="000000" w:themeColor="text1"/>
         </w:rPr>
-        <w:t xml:space="preserve">M. Raspopoulos, </w:t>
-      </w:r>
-      <w:r>
-        <w:rPr>
-          <w:rFonts w:ascii="Calibri Light" w:hAnsi="Calibri Light" w:cs="Calibri Light"/>
-          <w:color w:val="000000" w:themeColor="text1"/>
-        </w:rPr>
-        <w:t xml:space="preserve">A. </w:t>
-      </w:r>
-      <w:proofErr w:type="spellStart"/>
-      <w:r>
-        <w:rPr>
-          <w:rFonts w:ascii="Calibri Light" w:hAnsi="Calibri Light" w:cs="Calibri Light"/>
-          <w:color w:val="000000" w:themeColor="text1"/>
-        </w:rPr>
-        <w:t>Sesyuk</w:t>
-      </w:r>
-      <w:proofErr w:type="spellEnd"/>
-      <w:r>
-        <w:rPr>
-          <w:rFonts w:ascii="Calibri Light" w:hAnsi="Calibri Light" w:cs="Calibri Light"/>
-          <w:color w:val="000000" w:themeColor="text1"/>
-        </w:rPr>
-        <w:t xml:space="preserve"> and I. Ioannou, "3D </w:t>
-      </w:r>
-      <w:proofErr w:type="spellStart"/>
-      <w:r>
-        <w:rPr>
-          <w:rFonts w:ascii="Calibri Light" w:hAnsi="Calibri Light" w:cs="Calibri Light"/>
-          <w:color w:val="000000" w:themeColor="text1"/>
-        </w:rPr>
-        <w:t>millimeter</w:t>
-      </w:r>
-      <w:proofErr w:type="spellEnd"/>
-      <w:r>
-        <w:rPr>
-          <w:rFonts w:ascii="Calibri Light" w:hAnsi="Calibri Light" w:cs="Calibri Light"/>
-          <w:color w:val="000000" w:themeColor="text1"/>
-        </w:rPr>
-        <w:t xml:space="preserve">-Wave Multi-Target Sensing," </w:t>
+        <w:t>M. Raspopoulos</w:t>
+      </w:r>
+      <w:r>
+        <w:rPr>
+          <w:rFonts w:ascii="Calibri Light" w:hAnsi="Calibri Light" w:cs="Calibri Light"/>
+          <w:color w:val="000000" w:themeColor="text1"/>
+        </w:rPr>
+        <w:t xml:space="preserve"> and V. Vassiliou, "A Deep Q-Network (DQN) Framework for Joint Optimization of EV Charging Station Placement and Vehicle Routing," 2025 IEEE International Smart Cities Conference (ISC2), Patras, Greece, </w:t>
       </w:r>
       <w:r>
         <w:rPr>
@@ -18297,7 +18566,7 @@
           <w:rFonts w:ascii="Calibri Light" w:hAnsi="Calibri Light" w:cs="Calibri Light"/>
           <w:color w:val="000000" w:themeColor="text1"/>
         </w:rPr>
-        <w:t xml:space="preserve"> International Conference on Indoor Positioning and Indoor Navigation (IPIN), Tampere, Finland, 2025, pp. 1-6, </w:t>
+        <w:t xml:space="preserve">, pp. 1-6, </w:t>
       </w:r>
       <w:proofErr w:type="spellStart"/>
       <w:r>
@@ -18313,7 +18582,7 @@
           <w:rFonts w:ascii="Calibri Light" w:hAnsi="Calibri Light" w:cs="Calibri Light"/>
           <w:color w:val="000000" w:themeColor="text1"/>
         </w:rPr>
-        <w:t>: 10.1109/IPIN66788.2025.11213372.</w:t>
+        <w:t>: 10.1109/ISC266238.2025.11293297.</w:t>
       </w:r>
     </w:p>
     <w:p>
@@ -18335,89 +18604,18 @@
       <w:r>
         <w:rPr>
           <w:rFonts w:ascii="Calibri Light" w:hAnsi="Calibri Light" w:cs="Calibri Light"/>
-          <w:color w:val="000000" w:themeColor="text1"/>
-        </w:rPr>
-        <w:t xml:space="preserve">I. Ioannou, A. </w:t>
-      </w:r>
-      <w:proofErr w:type="spellStart"/>
-      <w:r>
-        <w:rPr>
-          <w:rFonts w:ascii="Calibri Light" w:hAnsi="Calibri Light" w:cs="Calibri Light"/>
-          <w:color w:val="000000" w:themeColor="text1"/>
-        </w:rPr>
-        <w:t>Gregoriades</w:t>
-      </w:r>
-      <w:proofErr w:type="spellEnd"/>
-      <w:r>
-        <w:rPr>
-          <w:rFonts w:ascii="Calibri Light" w:hAnsi="Calibri Light" w:cs="Calibri Light"/>
-          <w:color w:val="000000" w:themeColor="text1"/>
-        </w:rPr>
-        <w:t xml:space="preserve">, C. </w:t>
-      </w:r>
-      <w:proofErr w:type="spellStart"/>
-      <w:r>
-        <w:rPr>
-          <w:rFonts w:ascii="Calibri Light" w:hAnsi="Calibri Light" w:cs="Calibri Light"/>
-          <w:color w:val="000000" w:themeColor="text1"/>
-        </w:rPr>
-        <w:t>Christophorou</w:t>
-      </w:r>
-      <w:proofErr w:type="spellEnd"/>
-      <w:r>
-        <w:rPr>
-          <w:rFonts w:ascii="Calibri Light" w:hAnsi="Calibri Light" w:cs="Calibri Light"/>
-          <w:color w:val="000000" w:themeColor="text1"/>
-        </w:rPr>
-        <w:t xml:space="preserve">, </w:t>
-      </w:r>
-      <w:r>
-        <w:rPr>
-          <w:rFonts w:ascii="Calibri Light" w:hAnsi="Calibri Light" w:cs="Calibri Light"/>
           <w:b/>
           <w:bCs/>
           <w:color w:val="000000" w:themeColor="text1"/>
         </w:rPr>
-        <w:t>M. Raspopoulos</w:t>
-      </w:r>
-      <w:r>
-        <w:rPr>
-          <w:rFonts w:ascii="Calibri Light" w:hAnsi="Calibri Light" w:cs="Calibri Light"/>
-          <w:color w:val="000000" w:themeColor="text1"/>
-        </w:rPr>
-        <w:t xml:space="preserve"> and V. Vassiliou, "Implementing a Cell-Free 6G Distributed AI Network </w:t>
-      </w:r>
-      <w:proofErr w:type="gramStart"/>
-      <w:r>
-        <w:rPr>
-          <w:rFonts w:ascii="Calibri Light" w:hAnsi="Calibri Light" w:cs="Calibri Light"/>
-          <w:color w:val="000000" w:themeColor="text1"/>
-        </w:rPr>
-        <w:t>With</w:t>
-      </w:r>
-      <w:proofErr w:type="gramEnd"/>
-      <w:r>
-        <w:rPr>
-          <w:rFonts w:ascii="Calibri Light" w:hAnsi="Calibri Light" w:cs="Calibri Light"/>
-          <w:color w:val="000000" w:themeColor="text1"/>
-        </w:rPr>
-        <w:t xml:space="preserve"> the Use of Deep ML Under a Traditional Multi-Cell Mobile Network," </w:t>
-      </w:r>
-      <w:r>
-        <w:rPr>
-          <w:rFonts w:ascii="Calibri Light" w:hAnsi="Calibri Light" w:cs="Calibri Light"/>
-          <w:i/>
-          <w:iCs/>
-          <w:color w:val="000000" w:themeColor="text1"/>
-        </w:rPr>
-        <w:t>2025 5th IEEE Middle East and North Africa Communications Conference (MENACOMM)</w:t>
-      </w:r>
-      <w:r>
-        <w:rPr>
-          <w:rFonts w:ascii="Calibri Light" w:hAnsi="Calibri Light" w:cs="Calibri Light"/>
-          <w:color w:val="000000" w:themeColor="text1"/>
-        </w:rPr>
-        <w:t xml:space="preserve">, Byblos, Lebanon, 2025, pp. 1-8, </w:t>
+        <w:t xml:space="preserve">M. Raspopoulos, </w:t>
+      </w:r>
+      <w:r>
+        <w:rPr>
+          <w:rFonts w:ascii="Calibri Light" w:hAnsi="Calibri Light" w:cs="Calibri Light"/>
+          <w:color w:val="000000" w:themeColor="text1"/>
+        </w:rPr>
+        <w:t>I. Ioannou and L. Nisiotis, "</w:t>
       </w:r>
       <w:proofErr w:type="spellStart"/>
       <w:r>
@@ -18425,6 +18623,38 @@
           <w:rFonts w:ascii="Calibri Light" w:hAnsi="Calibri Light" w:cs="Calibri Light"/>
           <w:color w:val="000000" w:themeColor="text1"/>
         </w:rPr>
+        <w:t>mmWave</w:t>
+      </w:r>
+      <w:proofErr w:type="spellEnd"/>
+      <w:r>
+        <w:rPr>
+          <w:rFonts w:ascii="Calibri Light" w:hAnsi="Calibri Light" w:cs="Calibri Light"/>
+          <w:color w:val="000000" w:themeColor="text1"/>
+        </w:rPr>
+        <w:t xml:space="preserve">-Based Crowd Sensing for Metaverse Applications," </w:t>
+      </w:r>
+      <w:r>
+        <w:rPr>
+          <w:rFonts w:ascii="Calibri Light" w:hAnsi="Calibri Light" w:cs="Calibri Light"/>
+          <w:b/>
+          <w:bCs/>
+          <w:color w:val="000000" w:themeColor="text1"/>
+        </w:rPr>
+        <w:t>2025</w:t>
+      </w:r>
+      <w:r>
+        <w:rPr>
+          <w:rFonts w:ascii="Calibri Light" w:hAnsi="Calibri Light" w:cs="Calibri Light"/>
+          <w:color w:val="000000" w:themeColor="text1"/>
+        </w:rPr>
+        <w:t xml:space="preserve"> IEEE International Symposium on Emerging Metaverse (ISEMV), Honolulu, HI, USA, 2025, pp. 46-54, </w:t>
+      </w:r>
+      <w:proofErr w:type="spellStart"/>
+      <w:r>
+        <w:rPr>
+          <w:rFonts w:ascii="Calibri Light" w:hAnsi="Calibri Light" w:cs="Calibri Light"/>
+          <w:color w:val="000000" w:themeColor="text1"/>
+        </w:rPr>
         <w:t>doi</w:t>
       </w:r>
       <w:proofErr w:type="spellEnd"/>
@@ -18433,7 +18663,16 @@
           <w:rFonts w:ascii="Calibri Light" w:hAnsi="Calibri Light" w:cs="Calibri Light"/>
           <w:color w:val="000000" w:themeColor="text1"/>
         </w:rPr>
-        <w:t>: 10.1109/MENACOMM62946.2025.10910986.</w:t>
+        <w:t>: 10.1109/ISEMV67326.2025.00019</w:t>
+      </w:r>
+      <w:r>
+        <w:rPr>
+          <w:rFonts w:ascii="Calibri Light" w:hAnsi="Calibri Light" w:cs="Calibri Light"/>
+          <w:b/>
+          <w:bCs/>
+          <w:color w:val="000000" w:themeColor="text1"/>
+        </w:rPr>
+        <w:t>.</w:t>
       </w:r>
     </w:p>
     <w:p>
@@ -18457,7 +18696,7 @@
           <w:rFonts w:ascii="Calibri Light" w:hAnsi="Calibri Light" w:cs="Calibri Light"/>
           <w:color w:val="000000" w:themeColor="text1"/>
         </w:rPr>
-        <w:t xml:space="preserve">I. Ioannou, </w:t>
+        <w:t xml:space="preserve">L. Nisiotis, N. Markov, C. Nikolaou, A. Hadjiliasi and </w:t>
       </w:r>
       <w:r>
         <w:rPr>
@@ -18473,102 +18712,39 @@
           <w:rFonts w:ascii="Calibri Light" w:hAnsi="Calibri Light" w:cs="Calibri Light"/>
           <w:color w:val="000000" w:themeColor="text1"/>
         </w:rPr>
-        <w:t xml:space="preserve">, P. </w:t>
-      </w:r>
-      <w:proofErr w:type="spellStart"/>
-      <w:r>
-        <w:rPr>
-          <w:rFonts w:ascii="Calibri Light" w:hAnsi="Calibri Light" w:cs="Calibri Light"/>
-          <w:color w:val="000000" w:themeColor="text1"/>
-        </w:rPr>
-        <w:t>Nagaradjane</w:t>
-      </w:r>
-      <w:proofErr w:type="spellEnd"/>
-      <w:r>
-        <w:rPr>
-          <w:rFonts w:ascii="Calibri Light" w:hAnsi="Calibri Light" w:cs="Calibri Light"/>
-          <w:color w:val="000000" w:themeColor="text1"/>
-        </w:rPr>
-        <w:t xml:space="preserve">, C. </w:t>
-      </w:r>
-      <w:proofErr w:type="spellStart"/>
-      <w:r>
-        <w:rPr>
-          <w:rFonts w:ascii="Calibri Light" w:hAnsi="Calibri Light" w:cs="Calibri Light"/>
-          <w:color w:val="000000" w:themeColor="text1"/>
-        </w:rPr>
-        <w:t>Christophorou</w:t>
-      </w:r>
-      <w:proofErr w:type="spellEnd"/>
-      <w:r>
-        <w:rPr>
-          <w:rFonts w:ascii="Calibri Light" w:hAnsi="Calibri Light" w:cs="Calibri Light"/>
-          <w:color w:val="000000" w:themeColor="text1"/>
-        </w:rPr>
-        <w:t xml:space="preserve">, A. Khalifeh and V. Vassiliou, “Optimization of the D2D Topology Formation Using a Novel Two-Stage Deep ML Approach for 6G Mobile Networks,” </w:t>
+        <w:t xml:space="preserve">, "Enhancing Digital Heritage Experiences: Evaluating Fine-Tuned LLM Integration within a Cyber-Physical-Social Virtual Museum System," </w:t>
       </w:r>
       <w:r>
         <w:rPr>
           <w:rFonts w:ascii="Calibri Light" w:hAnsi="Calibri Light" w:cs="Calibri Light"/>
           <w:b/>
           <w:bCs/>
-          <w:i/>
-          <w:iCs/>
-          <w:color w:val="000000" w:themeColor="text1"/>
-        </w:rPr>
-        <w:t>2024</w:t>
-      </w:r>
-      <w:r>
-        <w:rPr>
-          <w:rFonts w:ascii="Calibri Light" w:hAnsi="Calibri Light" w:cs="Calibri Light"/>
-          <w:i/>
-          <w:iCs/>
-          <w:color w:val="000000" w:themeColor="text1"/>
-        </w:rPr>
-        <w:t xml:space="preserve"> Asian Conference on Communication and Networks (</w:t>
+          <w:color w:val="000000" w:themeColor="text1"/>
+        </w:rPr>
+        <w:t>2025</w:t>
+      </w:r>
+      <w:r>
+        <w:rPr>
+          <w:rFonts w:ascii="Calibri Light" w:hAnsi="Calibri Light" w:cs="Calibri Light"/>
+          <w:color w:val="000000" w:themeColor="text1"/>
+        </w:rPr>
+        <w:t xml:space="preserve"> IEEE International Symposium on Emerging Metaverse (ISEMV), Honolulu, HI, USA, 2025, pp. 17-26, </w:t>
       </w:r>
       <w:proofErr w:type="spellStart"/>
       <w:r>
         <w:rPr>
           <w:rFonts w:ascii="Calibri Light" w:hAnsi="Calibri Light" w:cs="Calibri Light"/>
-          <w:i/>
-          <w:iCs/>
-          <w:color w:val="000000" w:themeColor="text1"/>
-        </w:rPr>
-        <w:t>ASIANComNet</w:t>
+          <w:color w:val="000000" w:themeColor="text1"/>
+        </w:rPr>
+        <w:t>doi</w:t>
       </w:r>
       <w:proofErr w:type="spellEnd"/>
       <w:r>
         <w:rPr>
           <w:rFonts w:ascii="Calibri Light" w:hAnsi="Calibri Light" w:cs="Calibri Light"/>
-          <w:i/>
-          <w:iCs/>
-          <w:color w:val="000000" w:themeColor="text1"/>
-        </w:rPr>
-        <w:t>)</w:t>
-      </w:r>
-      <w:r>
-        <w:rPr>
-          <w:rFonts w:ascii="Calibri Light" w:hAnsi="Calibri Light" w:cs="Calibri Light"/>
-          <w:color w:val="000000" w:themeColor="text1"/>
-        </w:rPr>
-        <w:t xml:space="preserve">, Bangkok, Thailand, 2024, pp. 1-9, </w:t>
-      </w:r>
-      <w:proofErr w:type="spellStart"/>
-      <w:r>
-        <w:rPr>
-          <w:rFonts w:ascii="Calibri Light" w:hAnsi="Calibri Light" w:cs="Calibri Light"/>
-          <w:color w:val="000000" w:themeColor="text1"/>
-        </w:rPr>
-        <w:t>doi</w:t>
-      </w:r>
-      <w:proofErr w:type="spellEnd"/>
-      <w:r>
-        <w:rPr>
-          <w:rFonts w:ascii="Calibri Light" w:hAnsi="Calibri Light" w:cs="Calibri Light"/>
-          <w:color w:val="000000" w:themeColor="text1"/>
-        </w:rPr>
-        <w:t>: 10.1109/ASIANComNet63184.2024.10811034</w:t>
+          <w:color w:val="000000" w:themeColor="text1"/>
+        </w:rPr>
+        <w:t>: 10.1109/ISEMV67326.2025.00016.</w:t>
       </w:r>
     </w:p>
     <w:p>
@@ -18590,25 +18766,18 @@
       <w:r>
         <w:rPr>
           <w:rFonts w:ascii="Calibri Light" w:hAnsi="Calibri Light" w:cs="Calibri Light"/>
-          <w:color w:val="000000" w:themeColor="text1"/>
-        </w:rPr>
-        <w:t xml:space="preserve">A. Sesyuk, S. Ioannou and </w:t>
-      </w:r>
-      <w:r>
-        <w:rPr>
-          <w:rFonts w:ascii="Calibri Light" w:hAnsi="Calibri Light" w:cs="Calibri Light"/>
           <w:b/>
           <w:bCs/>
           <w:color w:val="000000" w:themeColor="text1"/>
         </w:rPr>
-        <w:t>M. Raspopoulos</w:t>
-      </w:r>
-      <w:r>
-        <w:rPr>
-          <w:rFonts w:ascii="Calibri Light" w:hAnsi="Calibri Light" w:cs="Calibri Light"/>
-          <w:color w:val="000000" w:themeColor="text1"/>
-        </w:rPr>
-        <w:t xml:space="preserve">, "3D </w:t>
+        <w:t xml:space="preserve">M. Raspopoulos, </w:t>
+      </w:r>
+      <w:r>
+        <w:rPr>
+          <w:rFonts w:ascii="Calibri Light" w:hAnsi="Calibri Light" w:cs="Calibri Light"/>
+          <w:color w:val="000000" w:themeColor="text1"/>
+        </w:rPr>
+        <w:t xml:space="preserve">A. Sesyuk and I. Ioannou, "3D </w:t>
       </w:r>
       <w:proofErr w:type="spellStart"/>
       <w:r>
@@ -18624,23 +18793,39 @@
           <w:rFonts w:ascii="Calibri Light" w:hAnsi="Calibri Light" w:cs="Calibri Light"/>
           <w:color w:val="000000" w:themeColor="text1"/>
         </w:rPr>
-        <w:t xml:space="preserve">-Wave Sensing vs Ultra-Wideband Positioning," </w:t>
-      </w:r>
-      <w:r>
-        <w:rPr>
-          <w:rFonts w:ascii="Calibri Light" w:hAnsi="Calibri Light" w:cs="Calibri Light"/>
-          <w:i/>
-          <w:iCs/>
-          <w:color w:val="000000" w:themeColor="text1"/>
-        </w:rPr>
-        <w:t>2024 14th International Conference on Indoor Positioning and Indoor Navigation (IPIN)</w:t>
-      </w:r>
-      <w:r>
-        <w:rPr>
-          <w:rFonts w:ascii="Calibri Light" w:hAnsi="Calibri Light" w:cs="Calibri Light"/>
-          <w:color w:val="000000" w:themeColor="text1"/>
-        </w:rPr>
-        <w:t xml:space="preserve">, Hong Kong, October 2024. </w:t>
+        <w:t xml:space="preserve">-Wave Multi-Target Sensing," </w:t>
+      </w:r>
+      <w:r>
+        <w:rPr>
+          <w:rFonts w:ascii="Calibri Light" w:hAnsi="Calibri Light" w:cs="Calibri Light"/>
+          <w:b/>
+          <w:bCs/>
+          <w:color w:val="000000" w:themeColor="text1"/>
+        </w:rPr>
+        <w:t>2025</w:t>
+      </w:r>
+      <w:r>
+        <w:rPr>
+          <w:rFonts w:ascii="Calibri Light" w:hAnsi="Calibri Light" w:cs="Calibri Light"/>
+          <w:color w:val="000000" w:themeColor="text1"/>
+        </w:rPr>
+        <w:t xml:space="preserve"> International Conference on Indoor Positioning and Indoor Navigation (IPIN), Tampere, Finland, 2025, pp. 1-6, </w:t>
+      </w:r>
+      <w:proofErr w:type="spellStart"/>
+      <w:r>
+        <w:rPr>
+          <w:rFonts w:ascii="Calibri Light" w:hAnsi="Calibri Light" w:cs="Calibri Light"/>
+          <w:color w:val="000000" w:themeColor="text1"/>
+        </w:rPr>
+        <w:t>doi</w:t>
+      </w:r>
+      <w:proofErr w:type="spellEnd"/>
+      <w:r>
+        <w:rPr>
+          <w:rFonts w:ascii="Calibri Light" w:hAnsi="Calibri Light" w:cs="Calibri Light"/>
+          <w:color w:val="000000" w:themeColor="text1"/>
+        </w:rPr>
+        <w:t>: 10.1109/IPIN66788.2025.11213372.</w:t>
       </w:r>
     </w:p>
     <w:p>
@@ -18664,7 +18849,71 @@
           <w:rFonts w:ascii="Calibri Light" w:hAnsi="Calibri Light" w:cs="Calibri Light"/>
           <w:color w:val="000000" w:themeColor="text1"/>
         </w:rPr>
-        <w:t xml:space="preserve">L. Nisiotis, A. Anikina and M. Raspopoulos, "Exploring Gaming Technologies, Digital Twins, and VR to Visualise Wireless Propagation Simulations," </w:t>
+        <w:t xml:space="preserve">I. Ioannou, A. </w:t>
+      </w:r>
+      <w:proofErr w:type="spellStart"/>
+      <w:r>
+        <w:rPr>
+          <w:rFonts w:ascii="Calibri Light" w:hAnsi="Calibri Light" w:cs="Calibri Light"/>
+          <w:color w:val="000000" w:themeColor="text1"/>
+        </w:rPr>
+        <w:t>Gregoriades</w:t>
+      </w:r>
+      <w:proofErr w:type="spellEnd"/>
+      <w:r>
+        <w:rPr>
+          <w:rFonts w:ascii="Calibri Light" w:hAnsi="Calibri Light" w:cs="Calibri Light"/>
+          <w:color w:val="000000" w:themeColor="text1"/>
+        </w:rPr>
+        <w:t xml:space="preserve">, C. </w:t>
+      </w:r>
+      <w:proofErr w:type="spellStart"/>
+      <w:r>
+        <w:rPr>
+          <w:rFonts w:ascii="Calibri Light" w:hAnsi="Calibri Light" w:cs="Calibri Light"/>
+          <w:color w:val="000000" w:themeColor="text1"/>
+        </w:rPr>
+        <w:t>Christophorou</w:t>
+      </w:r>
+      <w:proofErr w:type="spellEnd"/>
+      <w:r>
+        <w:rPr>
+          <w:rFonts w:ascii="Calibri Light" w:hAnsi="Calibri Light" w:cs="Calibri Light"/>
+          <w:color w:val="000000" w:themeColor="text1"/>
+        </w:rPr>
+        <w:t xml:space="preserve">, </w:t>
+      </w:r>
+      <w:r>
+        <w:rPr>
+          <w:rFonts w:ascii="Calibri Light" w:hAnsi="Calibri Light" w:cs="Calibri Light"/>
+          <w:b/>
+          <w:bCs/>
+          <w:color w:val="000000" w:themeColor="text1"/>
+        </w:rPr>
+        <w:t>M. Raspopoulos</w:t>
+      </w:r>
+      <w:r>
+        <w:rPr>
+          <w:rFonts w:ascii="Calibri Light" w:hAnsi="Calibri Light" w:cs="Calibri Light"/>
+          <w:color w:val="000000" w:themeColor="text1"/>
+        </w:rPr>
+        <w:t xml:space="preserve"> and V. Vassiliou, "Implementing a Cell-Free 6G Distributed AI Network </w:t>
+      </w:r>
+      <w:proofErr w:type="gramStart"/>
+      <w:r>
+        <w:rPr>
+          <w:rFonts w:ascii="Calibri Light" w:hAnsi="Calibri Light" w:cs="Calibri Light"/>
+          <w:color w:val="000000" w:themeColor="text1"/>
+        </w:rPr>
+        <w:t>With</w:t>
+      </w:r>
+      <w:proofErr w:type="gramEnd"/>
+      <w:r>
+        <w:rPr>
+          <w:rFonts w:ascii="Calibri Light" w:hAnsi="Calibri Light" w:cs="Calibri Light"/>
+          <w:color w:val="000000" w:themeColor="text1"/>
+        </w:rPr>
+        <w:t xml:space="preserve"> the Use of Deep ML Under a Traditional Multi-Cell Mobile Network," </w:t>
       </w:r>
       <w:r>
         <w:rPr>
@@ -18673,14 +18922,14 @@
           <w:iCs/>
           <w:color w:val="000000" w:themeColor="text1"/>
         </w:rPr>
-        <w:t>2024 IEEE 48th Annual Computers, Software, and Applications Conference (COMPSAC)</w:t>
-      </w:r>
-      <w:r>
-        <w:rPr>
-          <w:rFonts w:ascii="Calibri Light" w:hAnsi="Calibri Light" w:cs="Calibri Light"/>
-          <w:color w:val="000000" w:themeColor="text1"/>
-        </w:rPr>
-        <w:t xml:space="preserve">, Osaka, Japan, 2024, pp. 656-661, </w:t>
+        <w:t>2025 5th IEEE Middle East and North Africa Communications Conference (MENACOMM)</w:t>
+      </w:r>
+      <w:r>
+        <w:rPr>
+          <w:rFonts w:ascii="Calibri Light" w:hAnsi="Calibri Light" w:cs="Calibri Light"/>
+          <w:color w:val="000000" w:themeColor="text1"/>
+        </w:rPr>
+        <w:t xml:space="preserve">, Byblos, Lebanon, 2025, pp. 1-8, </w:t>
       </w:r>
       <w:proofErr w:type="spellStart"/>
       <w:r>
@@ -18696,7 +18945,7 @@
           <w:rFonts w:ascii="Calibri Light" w:hAnsi="Calibri Light" w:cs="Calibri Light"/>
           <w:color w:val="000000" w:themeColor="text1"/>
         </w:rPr>
-        <w:t>: 10.1109/COMPSAC61105.2024.00094.</w:t>
+        <w:t>: 10.1109/MENACOMM62946.2025.10910986.</w:t>
       </w:r>
     </w:p>
     <w:p>
@@ -18720,7 +18969,23 @@
           <w:rFonts w:ascii="Calibri Light" w:hAnsi="Calibri Light" w:cs="Calibri Light"/>
           <w:color w:val="000000" w:themeColor="text1"/>
         </w:rPr>
-        <w:t xml:space="preserve">I. Ioannou, M. Savva, M. Raspopoulos, C. </w:t>
+        <w:t xml:space="preserve">I. Ioannou, </w:t>
+      </w:r>
+      <w:r>
+        <w:rPr>
+          <w:rFonts w:ascii="Calibri Light" w:hAnsi="Calibri Light" w:cs="Calibri Light"/>
+          <w:b/>
+          <w:bCs/>
+          <w:color w:val="000000" w:themeColor="text1"/>
+        </w:rPr>
+        <w:t>M. Raspopoulos</w:t>
+      </w:r>
+      <w:r>
+        <w:rPr>
+          <w:rFonts w:ascii="Calibri Light" w:hAnsi="Calibri Light" w:cs="Calibri Light"/>
+          <w:color w:val="000000" w:themeColor="text1"/>
+        </w:rPr>
+        <w:t xml:space="preserve">, P. </w:t>
       </w:r>
       <w:proofErr w:type="spellStart"/>
       <w:r>
@@ -18728,6 +18993,22 @@
           <w:rFonts w:ascii="Calibri Light" w:hAnsi="Calibri Light" w:cs="Calibri Light"/>
           <w:color w:val="000000" w:themeColor="text1"/>
         </w:rPr>
+        <w:t>Nagaradjane</w:t>
+      </w:r>
+      <w:proofErr w:type="spellEnd"/>
+      <w:r>
+        <w:rPr>
+          <w:rFonts w:ascii="Calibri Light" w:hAnsi="Calibri Light" w:cs="Calibri Light"/>
+          <w:color w:val="000000" w:themeColor="text1"/>
+        </w:rPr>
+        <w:t xml:space="preserve">, C. </w:t>
+      </w:r>
+      <w:proofErr w:type="spellStart"/>
+      <w:r>
+        <w:rPr>
+          <w:rFonts w:ascii="Calibri Light" w:hAnsi="Calibri Light" w:cs="Calibri Light"/>
+          <w:color w:val="000000" w:themeColor="text1"/>
+        </w:rPr>
         <w:t>Christophorou</w:t>
       </w:r>
       <w:proofErr w:type="spellEnd"/>
@@ -18736,34 +19017,19 @@
           <w:rFonts w:ascii="Calibri Light" w:hAnsi="Calibri Light" w:cs="Calibri Light"/>
           <w:color w:val="000000" w:themeColor="text1"/>
         </w:rPr>
-        <w:t xml:space="preserve"> and V. Vassiliou, "Revolutionising IoT Network Security </w:t>
-      </w:r>
-      <w:proofErr w:type="gramStart"/>
-      <w:r>
-        <w:rPr>
-          <w:rFonts w:ascii="Calibri Light" w:hAnsi="Calibri Light" w:cs="Calibri Light"/>
-          <w:color w:val="000000" w:themeColor="text1"/>
-        </w:rPr>
-        <w:t>By</w:t>
-      </w:r>
-      <w:proofErr w:type="gramEnd"/>
-      <w:r>
-        <w:rPr>
-          <w:rFonts w:ascii="Calibri Light" w:hAnsi="Calibri Light" w:cs="Calibri Light"/>
-          <w:color w:val="000000" w:themeColor="text1"/>
-        </w:rPr>
-        <w:t xml:space="preserve"> Assessing ML Localisation Techniques Against Jamming Attacks," </w:t>
-      </w:r>
-      <w:r>
-        <w:rPr>
-          <w:rFonts w:ascii="Calibri Light" w:hAnsi="Calibri Light" w:cs="Calibri Light"/>
+        <w:t xml:space="preserve">, A. Khalifeh and V. Vassiliou, “Optimization of the D2D Topology Formation Using a Novel Two-Stage Deep ML Approach for 6G Mobile Networks,” </w:t>
+      </w:r>
+      <w:r>
+        <w:rPr>
+          <w:rFonts w:ascii="Calibri Light" w:hAnsi="Calibri Light" w:cs="Calibri Light"/>
+          <w:b/>
+          <w:bCs/>
           <w:i/>
           <w:iCs/>
           <w:color w:val="000000" w:themeColor="text1"/>
         </w:rPr>
-        <w:t>2024 22nd Mediterranean Communication and Computer Networking Conference (</w:t>
-      </w:r>
-      <w:proofErr w:type="spellStart"/>
+        <w:t>2024</w:t>
+      </w:r>
       <w:r>
         <w:rPr>
           <w:rFonts w:ascii="Calibri Light" w:hAnsi="Calibri Light" w:cs="Calibri Light"/>
@@ -18771,9 +19037,9 @@
           <w:iCs/>
           <w:color w:val="000000" w:themeColor="text1"/>
         </w:rPr>
-        <w:t>MedComNet</w:t>
-      </w:r>
-      <w:proofErr w:type="spellEnd"/>
+        <w:t xml:space="preserve"> Asian Conference on Communication and Networks (</w:t>
+      </w:r>
+      <w:proofErr w:type="spellStart"/>
       <w:r>
         <w:rPr>
           <w:rFonts w:ascii="Calibri Light" w:hAnsi="Calibri Light" w:cs="Calibri Light"/>
@@ -18781,14 +19047,24 @@
           <w:iCs/>
           <w:color w:val="000000" w:themeColor="text1"/>
         </w:rPr>
-        <w:t>),</w:t>
-      </w:r>
-      <w:r>
-        <w:rPr>
-          <w:rFonts w:ascii="Calibri Light" w:hAnsi="Calibri Light" w:cs="Calibri Light"/>
-          <w:color w:val="000000" w:themeColor="text1"/>
-        </w:rPr>
-        <w:t xml:space="preserve"> Nice, France, 2024, pp. 1-10, </w:t>
+        <w:t>ASIANComNet</w:t>
+      </w:r>
+      <w:proofErr w:type="spellEnd"/>
+      <w:r>
+        <w:rPr>
+          <w:rFonts w:ascii="Calibri Light" w:hAnsi="Calibri Light" w:cs="Calibri Light"/>
+          <w:i/>
+          <w:iCs/>
+          <w:color w:val="000000" w:themeColor="text1"/>
+        </w:rPr>
+        <w:t>)</w:t>
+      </w:r>
+      <w:r>
+        <w:rPr>
+          <w:rFonts w:ascii="Calibri Light" w:hAnsi="Calibri Light" w:cs="Calibri Light"/>
+          <w:color w:val="000000" w:themeColor="text1"/>
+        </w:rPr>
+        <w:t xml:space="preserve">, Bangkok, Thailand, 2024, pp. 1-9, </w:t>
       </w:r>
       <w:proofErr w:type="spellStart"/>
       <w:r>
@@ -18804,7 +19080,7 @@
           <w:rFonts w:ascii="Calibri Light" w:hAnsi="Calibri Light" w:cs="Calibri Light"/>
           <w:color w:val="000000" w:themeColor="text1"/>
         </w:rPr>
-        <w:t>: 10.1109/MedComNet62012.2024.10578201.</w:t>
+        <w:t>: 10.1109/ASIANComNet63184.2024.10811034</w:t>
       </w:r>
     </w:p>
     <w:p>
@@ -18828,6 +19104,7 @@
           <w:rFonts w:ascii="Calibri Light" w:hAnsi="Calibri Light" w:cs="Calibri Light"/>
           <w:color w:val="000000" w:themeColor="text1"/>
         </w:rPr>
+        <w:lastRenderedPageBreak/>
         <w:t xml:space="preserve">A. Sesyuk, S. Ioannou and </w:t>
       </w:r>
       <w:r>
@@ -18860,7 +19137,7 @@
           <w:rFonts w:ascii="Calibri Light" w:hAnsi="Calibri Light" w:cs="Calibri Light"/>
           <w:color w:val="000000" w:themeColor="text1"/>
         </w:rPr>
-        <w:t xml:space="preserve">-Wave Indoor Localization," 2023 </w:t>
+        <w:t xml:space="preserve">-Wave Sensing vs Ultra-Wideband Positioning," </w:t>
       </w:r>
       <w:r>
         <w:rPr>
@@ -18869,46 +19146,14 @@
           <w:iCs/>
           <w:color w:val="000000" w:themeColor="text1"/>
         </w:rPr>
-        <w:t>13th International Conference on Indoor Positioning and Indoor Navigation (IPIN)</w:t>
-      </w:r>
-      <w:r>
-        <w:rPr>
-          <w:rFonts w:ascii="Calibri Light" w:hAnsi="Calibri Light" w:cs="Calibri Light"/>
-          <w:color w:val="000000" w:themeColor="text1"/>
-        </w:rPr>
-        <w:t xml:space="preserve">, Nuremberg, Germany, </w:t>
-      </w:r>
-      <w:r>
-        <w:rPr>
-          <w:rFonts w:ascii="Calibri Light" w:hAnsi="Calibri Light" w:cs="Calibri Light"/>
-          <w:b/>
-          <w:bCs/>
-          <w:color w:val="000000" w:themeColor="text1"/>
-        </w:rPr>
-        <w:t>2023</w:t>
-      </w:r>
-      <w:r>
-        <w:rPr>
-          <w:rFonts w:ascii="Calibri Light" w:hAnsi="Calibri Light" w:cs="Calibri Light"/>
-          <w:color w:val="000000" w:themeColor="text1"/>
-        </w:rPr>
-        <w:t xml:space="preserve">, pp. 1-7, </w:t>
-      </w:r>
-      <w:proofErr w:type="spellStart"/>
-      <w:r>
-        <w:rPr>
-          <w:rFonts w:ascii="Calibri Light" w:hAnsi="Calibri Light" w:cs="Calibri Light"/>
-          <w:color w:val="000000" w:themeColor="text1"/>
-        </w:rPr>
-        <w:t>doi</w:t>
-      </w:r>
-      <w:proofErr w:type="spellEnd"/>
-      <w:r>
-        <w:rPr>
-          <w:rFonts w:ascii="Calibri Light" w:hAnsi="Calibri Light" w:cs="Calibri Light"/>
-          <w:color w:val="000000" w:themeColor="text1"/>
-        </w:rPr>
-        <w:t>: 10.1109/IPIN57070.2023.10332537.</w:t>
+        <w:t>2024 14th International Conference on Indoor Positioning and Indoor Navigation (IPIN)</w:t>
+      </w:r>
+      <w:r>
+        <w:rPr>
+          <w:rFonts w:ascii="Calibri Light" w:hAnsi="Calibri Light" w:cs="Calibri Light"/>
+          <w:color w:val="000000" w:themeColor="text1"/>
+        </w:rPr>
+        <w:t xml:space="preserve">, Hong Kong, October 2024. </w:t>
       </w:r>
     </w:p>
     <w:p>
@@ -18932,23 +19177,7 @@
           <w:rFonts w:ascii="Calibri Light" w:hAnsi="Calibri Light" w:cs="Calibri Light"/>
           <w:color w:val="000000" w:themeColor="text1"/>
         </w:rPr>
-        <w:t xml:space="preserve">J. Ye, S. Ioannou, P. Nikolaou and </w:t>
-      </w:r>
-      <w:r>
-        <w:rPr>
-          <w:rFonts w:ascii="Calibri Light" w:hAnsi="Calibri Light" w:cs="Calibri Light"/>
-          <w:b/>
-          <w:bCs/>
-          <w:color w:val="000000" w:themeColor="text1"/>
-        </w:rPr>
-        <w:t>M. Raspopoulos</w:t>
-      </w:r>
-      <w:r>
-        <w:rPr>
-          <w:rFonts w:ascii="Calibri Light" w:hAnsi="Calibri Light" w:cs="Calibri Light"/>
-          <w:color w:val="000000" w:themeColor="text1"/>
-        </w:rPr>
-        <w:t xml:space="preserve">, “CNN based Real-time Forest Fire Detection System for Low-power Embedded Devices,” </w:t>
+        <w:t xml:space="preserve">L. Nisiotis, A. Anikina and M. Raspopoulos, "Exploring Gaming Technologies, Digital Twins, and VR to Visualise Wireless Propagation Simulations," </w:t>
       </w:r>
       <w:r>
         <w:rPr>
@@ -18957,14 +19186,14 @@
           <w:iCs/>
           <w:color w:val="000000" w:themeColor="text1"/>
         </w:rPr>
-        <w:t>2023 31st Mediterranean Conference on Control and Automation (MED), Limassol</w:t>
-      </w:r>
-      <w:r>
-        <w:rPr>
-          <w:rFonts w:ascii="Calibri Light" w:hAnsi="Calibri Light" w:cs="Calibri Light"/>
-          <w:color w:val="000000" w:themeColor="text1"/>
-        </w:rPr>
-        <w:t xml:space="preserve">, Cyprus, 2023, pp. 137-143, </w:t>
+        <w:t>2024 IEEE 48th Annual Computers, Software, and Applications Conference (COMPSAC)</w:t>
+      </w:r>
+      <w:r>
+        <w:rPr>
+          <w:rFonts w:ascii="Calibri Light" w:hAnsi="Calibri Light" w:cs="Calibri Light"/>
+          <w:color w:val="000000" w:themeColor="text1"/>
+        </w:rPr>
+        <w:t xml:space="preserve">, Osaka, Japan, 2024, pp. 656-661, </w:t>
       </w:r>
       <w:proofErr w:type="spellStart"/>
       <w:r>
@@ -18980,7 +19209,7 @@
           <w:rFonts w:ascii="Calibri Light" w:hAnsi="Calibri Light" w:cs="Calibri Light"/>
           <w:color w:val="000000" w:themeColor="text1"/>
         </w:rPr>
-        <w:t>: 10.1109/MED59994.2023.10185692.</w:t>
+        <w:t>: 10.1109/COMPSAC61105.2024.00094.</w:t>
       </w:r>
     </w:p>
     <w:p>
@@ -19004,23 +19233,7 @@
           <w:rFonts w:ascii="Calibri Light" w:hAnsi="Calibri Light" w:cs="Calibri Light"/>
           <w:color w:val="000000" w:themeColor="text1"/>
         </w:rPr>
-        <w:t xml:space="preserve">C. Laoudias, </w:t>
-      </w:r>
-      <w:r>
-        <w:rPr>
-          <w:rFonts w:ascii="Calibri Light" w:hAnsi="Calibri Light" w:cs="Calibri Light"/>
-          <w:b/>
-          <w:bCs/>
-          <w:color w:val="000000" w:themeColor="text1"/>
-        </w:rPr>
-        <w:t>M. Raspopoulos</w:t>
-      </w:r>
-      <w:r>
-        <w:rPr>
-          <w:rFonts w:ascii="Calibri Light" w:hAnsi="Calibri Light" w:cs="Calibri Light"/>
-          <w:color w:val="000000" w:themeColor="text1"/>
-        </w:rPr>
-        <w:t xml:space="preserve">, S. Christoforou and A. </w:t>
+        <w:t xml:space="preserve">I. Ioannou, M. Savva, M. Raspopoulos, C. </w:t>
       </w:r>
       <w:proofErr w:type="spellStart"/>
       <w:r>
@@ -19028,7 +19241,7 @@
           <w:rFonts w:ascii="Calibri Light" w:hAnsi="Calibri Light" w:cs="Calibri Light"/>
           <w:color w:val="000000" w:themeColor="text1"/>
         </w:rPr>
-        <w:t>Kamilaris</w:t>
+        <w:t>Christophorou</w:t>
       </w:r>
       <w:proofErr w:type="spellEnd"/>
       <w:r>
@@ -19036,20 +19249,64 @@
           <w:rFonts w:ascii="Calibri Light" w:hAnsi="Calibri Light" w:cs="Calibri Light"/>
           <w:color w:val="000000" w:themeColor="text1"/>
         </w:rPr>
-        <w:t xml:space="preserve">, "Privacy-Preserving Presence Tracing for Pandemics Via Machine-to-Machine Exposure Notifications," 2022 23rd IEEE </w:t>
-      </w:r>
-      <w:r>
-        <w:rPr>
-          <w:rFonts w:ascii="Calibri Light" w:hAnsi="Calibri Light" w:cs="Calibri Light"/>
-          <w:color w:val="000000" w:themeColor="text1"/>
-        </w:rPr>
-        <w:lastRenderedPageBreak/>
-        <w:t xml:space="preserve">International Conference on Mobile Data Management (MDM), 2022, pp. 355-360, </w:t>
+        <w:t xml:space="preserve"> and V. Vassiliou, "Revolutionising IoT Network Security </w:t>
+      </w:r>
+      <w:proofErr w:type="gramStart"/>
+      <w:r>
+        <w:rPr>
+          <w:rFonts w:ascii="Calibri Light" w:hAnsi="Calibri Light" w:cs="Calibri Light"/>
+          <w:color w:val="000000" w:themeColor="text1"/>
+        </w:rPr>
+        <w:t>By</w:t>
+      </w:r>
+      <w:proofErr w:type="gramEnd"/>
+      <w:r>
+        <w:rPr>
+          <w:rFonts w:ascii="Calibri Light" w:hAnsi="Calibri Light" w:cs="Calibri Light"/>
+          <w:color w:val="000000" w:themeColor="text1"/>
+        </w:rPr>
+        <w:t xml:space="preserve"> Assessing ML Localisation Techniques Against Jamming Attacks," </w:t>
+      </w:r>
+      <w:r>
+        <w:rPr>
+          <w:rFonts w:ascii="Calibri Light" w:hAnsi="Calibri Light" w:cs="Calibri Light"/>
+          <w:i/>
+          <w:iCs/>
+          <w:color w:val="000000" w:themeColor="text1"/>
+        </w:rPr>
+        <w:t>2024 22nd Mediterranean Communication and Computer Networking Conference (</w:t>
       </w:r>
       <w:proofErr w:type="spellStart"/>
       <w:r>
         <w:rPr>
           <w:rFonts w:ascii="Calibri Light" w:hAnsi="Calibri Light" w:cs="Calibri Light"/>
+          <w:i/>
+          <w:iCs/>
+          <w:color w:val="000000" w:themeColor="text1"/>
+        </w:rPr>
+        <w:t>MedComNet</w:t>
+      </w:r>
+      <w:proofErr w:type="spellEnd"/>
+      <w:r>
+        <w:rPr>
+          <w:rFonts w:ascii="Calibri Light" w:hAnsi="Calibri Light" w:cs="Calibri Light"/>
+          <w:i/>
+          <w:iCs/>
+          <w:color w:val="000000" w:themeColor="text1"/>
+        </w:rPr>
+        <w:t>),</w:t>
+      </w:r>
+      <w:r>
+        <w:rPr>
+          <w:rFonts w:ascii="Calibri Light" w:hAnsi="Calibri Light" w:cs="Calibri Light"/>
+          <w:color w:val="000000" w:themeColor="text1"/>
+        </w:rPr>
+        <w:t xml:space="preserve"> Nice, France, 2024, pp. 1-10, </w:t>
+      </w:r>
+      <w:proofErr w:type="spellStart"/>
+      <w:r>
+        <w:rPr>
+          <w:rFonts w:ascii="Calibri Light" w:hAnsi="Calibri Light" w:cs="Calibri Light"/>
           <w:color w:val="000000" w:themeColor="text1"/>
         </w:rPr>
         <w:t>doi</w:t>
@@ -19060,7 +19317,7 @@
           <w:rFonts w:ascii="Calibri Light" w:hAnsi="Calibri Light" w:cs="Calibri Light"/>
           <w:color w:val="000000" w:themeColor="text1"/>
         </w:rPr>
-        <w:t>: 10.1109/MDM55031.2022.00080.</w:t>
+        <w:t>: 10.1109/MedComNet62012.2024.10578201.</w:t>
       </w:r>
     </w:p>
     <w:p>
@@ -19084,7 +19341,7 @@
           <w:rFonts w:ascii="Calibri Light" w:hAnsi="Calibri Light" w:cs="Calibri Light"/>
           <w:color w:val="000000" w:themeColor="text1"/>
         </w:rPr>
-        <w:t xml:space="preserve">S. Ioannou, M. C. Argyrou, P. Christodoulides, </w:t>
+        <w:t xml:space="preserve">A. Sesyuk, S. Ioannou and </w:t>
       </w:r>
       <w:r>
         <w:rPr>
@@ -19100,7 +19357,7 @@
           <w:rFonts w:ascii="Calibri Light" w:hAnsi="Calibri Light" w:cs="Calibri Light"/>
           <w:color w:val="000000" w:themeColor="text1"/>
         </w:rPr>
-        <w:t xml:space="preserve">, M. Darwish and C. C. Marouchos, "Modulation Processes and Mathematical Models of the TCR," 2021 International Conference on Electrical, Computer, Communications and Mechatronics Engineering (ICECCME), 2021, pp. 1-5, </w:t>
+        <w:t xml:space="preserve">, "3D </w:t>
       </w:r>
       <w:proofErr w:type="spellStart"/>
       <w:r>
@@ -19108,6 +19365,54 @@
           <w:rFonts w:ascii="Calibri Light" w:hAnsi="Calibri Light" w:cs="Calibri Light"/>
           <w:color w:val="000000" w:themeColor="text1"/>
         </w:rPr>
+        <w:t>millimeter</w:t>
+      </w:r>
+      <w:proofErr w:type="spellEnd"/>
+      <w:r>
+        <w:rPr>
+          <w:rFonts w:ascii="Calibri Light" w:hAnsi="Calibri Light" w:cs="Calibri Light"/>
+          <w:color w:val="000000" w:themeColor="text1"/>
+        </w:rPr>
+        <w:t xml:space="preserve">-Wave Indoor Localization," 2023 </w:t>
+      </w:r>
+      <w:r>
+        <w:rPr>
+          <w:rFonts w:ascii="Calibri Light" w:hAnsi="Calibri Light" w:cs="Calibri Light"/>
+          <w:i/>
+          <w:iCs/>
+          <w:color w:val="000000" w:themeColor="text1"/>
+        </w:rPr>
+        <w:t>13th International Conference on Indoor Positioning and Indoor Navigation (IPIN)</w:t>
+      </w:r>
+      <w:r>
+        <w:rPr>
+          <w:rFonts w:ascii="Calibri Light" w:hAnsi="Calibri Light" w:cs="Calibri Light"/>
+          <w:color w:val="000000" w:themeColor="text1"/>
+        </w:rPr>
+        <w:t xml:space="preserve">, Nuremberg, Germany, </w:t>
+      </w:r>
+      <w:r>
+        <w:rPr>
+          <w:rFonts w:ascii="Calibri Light" w:hAnsi="Calibri Light" w:cs="Calibri Light"/>
+          <w:b/>
+          <w:bCs/>
+          <w:color w:val="000000" w:themeColor="text1"/>
+        </w:rPr>
+        <w:t>2023</w:t>
+      </w:r>
+      <w:r>
+        <w:rPr>
+          <w:rFonts w:ascii="Calibri Light" w:hAnsi="Calibri Light" w:cs="Calibri Light"/>
+          <w:color w:val="000000" w:themeColor="text1"/>
+        </w:rPr>
+        <w:t xml:space="preserve">, pp. 1-7, </w:t>
+      </w:r>
+      <w:proofErr w:type="spellStart"/>
+      <w:r>
+        <w:rPr>
+          <w:rFonts w:ascii="Calibri Light" w:hAnsi="Calibri Light" w:cs="Calibri Light"/>
+          <w:color w:val="000000" w:themeColor="text1"/>
+        </w:rPr>
         <w:t>doi</w:t>
       </w:r>
       <w:proofErr w:type="spellEnd"/>
@@ -19116,7 +19421,7 @@
           <w:rFonts w:ascii="Calibri Light" w:hAnsi="Calibri Light" w:cs="Calibri Light"/>
           <w:color w:val="000000" w:themeColor="text1"/>
         </w:rPr>
-        <w:t xml:space="preserve">: 10.1109/ICECCME52200.2021.9591093. </w:t>
+        <w:t>: 10.1109/IPIN57070.2023.10332537.</w:t>
       </w:r>
     </w:p>
     <w:p>
@@ -19140,7 +19445,7 @@
           <w:rFonts w:ascii="Calibri Light" w:hAnsi="Calibri Light" w:cs="Calibri Light"/>
           <w:color w:val="000000" w:themeColor="text1"/>
         </w:rPr>
-        <w:t xml:space="preserve">S. Ioannou, S. Hirodontis, </w:t>
+        <w:t xml:space="preserve">J. Ye, S. Ioannou, P. Nikolaou and </w:t>
       </w:r>
       <w:r>
         <w:rPr>
@@ -19156,23 +19461,39 @@
           <w:rFonts w:ascii="Calibri Light" w:hAnsi="Calibri Light" w:cs="Calibri Light"/>
           <w:color w:val="000000" w:themeColor="text1"/>
         </w:rPr>
-        <w:t xml:space="preserve">, An Adaptive Load Shedding Method for Blackout Prevention in Active Distribution Networks, 12th Mediterranean Conference on Power </w:t>
-      </w:r>
-      <w:proofErr w:type="gramStart"/>
-      <w:r>
-        <w:rPr>
-          <w:rFonts w:ascii="Calibri Light" w:hAnsi="Calibri Light" w:cs="Calibri Light"/>
-          <w:color w:val="000000" w:themeColor="text1"/>
-        </w:rPr>
-        <w:t>Generation,  Transmission</w:t>
-      </w:r>
-      <w:proofErr w:type="gramEnd"/>
-      <w:r>
-        <w:rPr>
-          <w:rFonts w:ascii="Calibri Light" w:hAnsi="Calibri Light" w:cs="Calibri Light"/>
-          <w:color w:val="000000" w:themeColor="text1"/>
-        </w:rPr>
-        <w:t xml:space="preserve"> , Distribution and Energy Conversion (MEDPOWER2020), Paphos, Cyprus, November 2020.</w:t>
+        <w:t xml:space="preserve">, “CNN based Real-time Forest Fire Detection System for Low-power Embedded Devices,” </w:t>
+      </w:r>
+      <w:r>
+        <w:rPr>
+          <w:rFonts w:ascii="Calibri Light" w:hAnsi="Calibri Light" w:cs="Calibri Light"/>
+          <w:i/>
+          <w:iCs/>
+          <w:color w:val="000000" w:themeColor="text1"/>
+        </w:rPr>
+        <w:t>2023 31st Mediterranean Conference on Control and Automation (MED), Limassol</w:t>
+      </w:r>
+      <w:r>
+        <w:rPr>
+          <w:rFonts w:ascii="Calibri Light" w:hAnsi="Calibri Light" w:cs="Calibri Light"/>
+          <w:color w:val="000000" w:themeColor="text1"/>
+        </w:rPr>
+        <w:t xml:space="preserve">, Cyprus, 2023, pp. 137-143, </w:t>
+      </w:r>
+      <w:proofErr w:type="spellStart"/>
+      <w:r>
+        <w:rPr>
+          <w:rFonts w:ascii="Calibri Light" w:hAnsi="Calibri Light" w:cs="Calibri Light"/>
+          <w:color w:val="000000" w:themeColor="text1"/>
+        </w:rPr>
+        <w:t>doi</w:t>
+      </w:r>
+      <w:proofErr w:type="spellEnd"/>
+      <w:r>
+        <w:rPr>
+          <w:rFonts w:ascii="Calibri Light" w:hAnsi="Calibri Light" w:cs="Calibri Light"/>
+          <w:color w:val="000000" w:themeColor="text1"/>
+        </w:rPr>
+        <w:t>: 10.1109/MED59994.2023.10185692.</w:t>
       </w:r>
     </w:p>
     <w:p>
@@ -19196,7 +19517,7 @@
           <w:rFonts w:ascii="Calibri Light" w:hAnsi="Calibri Light" w:cs="Calibri Light"/>
           <w:color w:val="000000" w:themeColor="text1"/>
         </w:rPr>
-        <w:t xml:space="preserve">S. Ioannou, S. Hirodontis, </w:t>
+        <w:t xml:space="preserve">C. Laoudias, </w:t>
       </w:r>
       <w:r>
         <w:rPr>
@@ -19212,39 +19533,39 @@
           <w:rFonts w:ascii="Calibri Light" w:hAnsi="Calibri Light" w:cs="Calibri Light"/>
           <w:color w:val="000000" w:themeColor="text1"/>
         </w:rPr>
-        <w:t xml:space="preserve">, Load Shedding Schemes for Islanding Distribution Network Operation, 12th Mediterranean Conference on Power </w:t>
-      </w:r>
-      <w:proofErr w:type="gramStart"/>
-      <w:r>
-        <w:rPr>
-          <w:rFonts w:ascii="Calibri Light" w:hAnsi="Calibri Light" w:cs="Calibri Light"/>
-          <w:color w:val="000000" w:themeColor="text1"/>
-        </w:rPr>
-        <w:t>Generation,  Transmission</w:t>
-      </w:r>
-      <w:proofErr w:type="gramEnd"/>
-      <w:r>
-        <w:rPr>
-          <w:rFonts w:ascii="Calibri Light" w:hAnsi="Calibri Light" w:cs="Calibri Light"/>
-          <w:color w:val="000000" w:themeColor="text1"/>
-        </w:rPr>
-        <w:t xml:space="preserve"> , Distribution and Energy Conversion (MEDPOWER2020</w:t>
-      </w:r>
-      <w:proofErr w:type="gramStart"/>
-      <w:r>
-        <w:rPr>
-          <w:rFonts w:ascii="Calibri Light" w:hAnsi="Calibri Light" w:cs="Calibri Light"/>
-          <w:color w:val="000000" w:themeColor="text1"/>
-        </w:rPr>
-        <w:t>),  Paphos</w:t>
-      </w:r>
-      <w:proofErr w:type="gramEnd"/>
-      <w:r>
-        <w:rPr>
-          <w:rFonts w:ascii="Calibri Light" w:hAnsi="Calibri Light" w:cs="Calibri Light"/>
-          <w:color w:val="000000" w:themeColor="text1"/>
-        </w:rPr>
-        <w:t>, Cyprus, November 2020.</w:t>
+        <w:t xml:space="preserve">, S. Christoforou and A. </w:t>
+      </w:r>
+      <w:proofErr w:type="spellStart"/>
+      <w:r>
+        <w:rPr>
+          <w:rFonts w:ascii="Calibri Light" w:hAnsi="Calibri Light" w:cs="Calibri Light"/>
+          <w:color w:val="000000" w:themeColor="text1"/>
+        </w:rPr>
+        <w:t>Kamilaris</w:t>
+      </w:r>
+      <w:proofErr w:type="spellEnd"/>
+      <w:r>
+        <w:rPr>
+          <w:rFonts w:ascii="Calibri Light" w:hAnsi="Calibri Light" w:cs="Calibri Light"/>
+          <w:color w:val="000000" w:themeColor="text1"/>
+        </w:rPr>
+        <w:t xml:space="preserve">, "Privacy-Preserving Presence Tracing for Pandemics Via Machine-to-Machine Exposure Notifications," 2022 23rd IEEE International Conference on Mobile Data Management (MDM), 2022, pp. 355-360, </w:t>
+      </w:r>
+      <w:proofErr w:type="spellStart"/>
+      <w:r>
+        <w:rPr>
+          <w:rFonts w:ascii="Calibri Light" w:hAnsi="Calibri Light" w:cs="Calibri Light"/>
+          <w:color w:val="000000" w:themeColor="text1"/>
+        </w:rPr>
+        <w:t>doi</w:t>
+      </w:r>
+      <w:proofErr w:type="spellEnd"/>
+      <w:r>
+        <w:rPr>
+          <w:rFonts w:ascii="Calibri Light" w:hAnsi="Calibri Light" w:cs="Calibri Light"/>
+          <w:color w:val="000000" w:themeColor="text1"/>
+        </w:rPr>
+        <w:t>: 10.1109/MDM55031.2022.00080.</w:t>
       </w:r>
     </w:p>
     <w:p>
@@ -19266,6 +19587,13 @@
       <w:r>
         <w:rPr>
           <w:rFonts w:ascii="Calibri Light" w:hAnsi="Calibri Light" w:cs="Calibri Light"/>
+          <w:color w:val="000000" w:themeColor="text1"/>
+        </w:rPr>
+        <w:t xml:space="preserve">S. Ioannou, M. C. Argyrou, P. Christodoulides, </w:t>
+      </w:r>
+      <w:r>
+        <w:rPr>
+          <w:rFonts w:ascii="Calibri Light" w:hAnsi="Calibri Light" w:cs="Calibri Light"/>
           <w:b/>
           <w:bCs/>
           <w:color w:val="000000" w:themeColor="text1"/>
@@ -19277,7 +19605,7 @@
           <w:rFonts w:ascii="Calibri Light" w:hAnsi="Calibri Light" w:cs="Calibri Light"/>
           <w:color w:val="000000" w:themeColor="text1"/>
         </w:rPr>
-        <w:t xml:space="preserve">, N. Paspallis, P. </w:t>
+        <w:t xml:space="preserve">, M. Darwish and C. C. Marouchos, "Modulation Processes and Mathematical Models of the TCR," 2021 International Conference on Electrical, Computer, Communications and Mechatronics Engineering (ICECCME), 2021, pp. 1-5, </w:t>
       </w:r>
       <w:proofErr w:type="spellStart"/>
       <w:r>
@@ -19285,7 +19613,7 @@
           <w:rFonts w:ascii="Calibri Light" w:hAnsi="Calibri Light" w:cs="Calibri Light"/>
           <w:color w:val="000000" w:themeColor="text1"/>
         </w:rPr>
-        <w:t>Kaimakis</w:t>
+        <w:t>doi</w:t>
       </w:r>
       <w:proofErr w:type="spellEnd"/>
       <w:r>
@@ -19293,71 +19621,7 @@
           <w:rFonts w:ascii="Calibri Light" w:hAnsi="Calibri Light" w:cs="Calibri Light"/>
           <w:color w:val="000000" w:themeColor="text1"/>
         </w:rPr>
-        <w:t xml:space="preserve"> “PINSPOT: An </w:t>
-      </w:r>
-      <w:proofErr w:type="spellStart"/>
-      <w:r>
-        <w:rPr>
-          <w:rFonts w:ascii="Calibri Light" w:hAnsi="Calibri Light" w:cs="Calibri Light"/>
-          <w:color w:val="000000" w:themeColor="text1"/>
-        </w:rPr>
-        <w:t>oPen</w:t>
-      </w:r>
-      <w:proofErr w:type="spellEnd"/>
-      <w:r>
-        <w:rPr>
-          <w:rFonts w:ascii="Calibri Light" w:hAnsi="Calibri Light" w:cs="Calibri Light"/>
-          <w:color w:val="000000" w:themeColor="text1"/>
-        </w:rPr>
-        <w:t xml:space="preserve"> platform for </w:t>
-      </w:r>
-      <w:proofErr w:type="spellStart"/>
-      <w:r>
-        <w:rPr>
-          <w:rFonts w:ascii="Calibri Light" w:hAnsi="Calibri Light" w:cs="Calibri Light"/>
-          <w:color w:val="000000" w:themeColor="text1"/>
-        </w:rPr>
-        <w:t>INtelligent</w:t>
-      </w:r>
-      <w:proofErr w:type="spellEnd"/>
-      <w:r>
-        <w:rPr>
-          <w:rFonts w:ascii="Calibri Light" w:hAnsi="Calibri Light" w:cs="Calibri Light"/>
-          <w:color w:val="000000" w:themeColor="text1"/>
-        </w:rPr>
-        <w:t xml:space="preserve"> context-</w:t>
-      </w:r>
-      <w:proofErr w:type="spellStart"/>
-      <w:r>
-        <w:rPr>
-          <w:rFonts w:ascii="Calibri Light" w:hAnsi="Calibri Light" w:cs="Calibri Light"/>
-          <w:color w:val="000000" w:themeColor="text1"/>
-        </w:rPr>
-        <w:t>baSed</w:t>
-      </w:r>
-      <w:proofErr w:type="spellEnd"/>
-      <w:r>
-        <w:rPr>
-          <w:rFonts w:ascii="Calibri Light" w:hAnsi="Calibri Light" w:cs="Calibri Light"/>
-          <w:color w:val="000000" w:themeColor="text1"/>
-        </w:rPr>
-        <w:t xml:space="preserve"> Indoor </w:t>
-      </w:r>
-      <w:proofErr w:type="spellStart"/>
-      <w:r>
-        <w:rPr>
-          <w:rFonts w:ascii="Calibri Light" w:hAnsi="Calibri Light" w:cs="Calibri Light"/>
-          <w:color w:val="000000" w:themeColor="text1"/>
-        </w:rPr>
-        <w:t>POsiTioning</w:t>
-      </w:r>
-      <w:proofErr w:type="spellEnd"/>
-      <w:r>
-        <w:rPr>
-          <w:rFonts w:ascii="Calibri Light" w:hAnsi="Calibri Light" w:cs="Calibri Light"/>
-          <w:color w:val="000000" w:themeColor="text1"/>
-        </w:rPr>
-        <w:t>”. In: 18th International Conference on Information Systems Development (ISD2019), Tulon, France, 28-30 August 2019</w:t>
+        <w:t xml:space="preserve">: 10.1109/ICECCME52200.2021.9591093. </w:t>
       </w:r>
     </w:p>
     <w:p>
@@ -19381,71 +19645,7 @@
           <w:rFonts w:ascii="Calibri Light" w:hAnsi="Calibri Light" w:cs="Calibri Light"/>
           <w:color w:val="000000" w:themeColor="text1"/>
         </w:rPr>
-        <w:t xml:space="preserve">N. </w:t>
-      </w:r>
-      <w:proofErr w:type="gramStart"/>
-      <w:r>
-        <w:rPr>
-          <w:rFonts w:ascii="Calibri Light" w:hAnsi="Calibri Light" w:cs="Calibri Light"/>
-          <w:color w:val="000000" w:themeColor="text1"/>
-        </w:rPr>
-        <w:t>Paspallis ,</w:t>
-      </w:r>
-      <w:proofErr w:type="gramEnd"/>
-      <w:r>
-        <w:rPr>
-          <w:rFonts w:ascii="Calibri Light" w:hAnsi="Calibri Light" w:cs="Calibri Light"/>
-          <w:color w:val="000000" w:themeColor="text1"/>
-        </w:rPr>
-        <w:t xml:space="preserve"> I. </w:t>
-      </w:r>
-      <w:proofErr w:type="gramStart"/>
-      <w:r>
-        <w:rPr>
-          <w:rFonts w:ascii="Calibri Light" w:hAnsi="Calibri Light" w:cs="Calibri Light"/>
-          <w:color w:val="000000" w:themeColor="text1"/>
-        </w:rPr>
-        <w:t>Polycarpou ,</w:t>
-      </w:r>
-      <w:proofErr w:type="gramEnd"/>
-      <w:r>
-        <w:rPr>
-          <w:rFonts w:ascii="Calibri Light" w:hAnsi="Calibri Light" w:cs="Calibri Light"/>
-          <w:color w:val="000000" w:themeColor="text1"/>
-        </w:rPr>
-        <w:t xml:space="preserve"> P. </w:t>
-      </w:r>
-      <w:proofErr w:type="gramStart"/>
-      <w:r>
-        <w:rPr>
-          <w:rFonts w:ascii="Calibri Light" w:hAnsi="Calibri Light" w:cs="Calibri Light"/>
-          <w:color w:val="000000" w:themeColor="text1"/>
-        </w:rPr>
-        <w:t>Andreou ,</w:t>
-      </w:r>
-      <w:proofErr w:type="gramEnd"/>
-      <w:r>
-        <w:rPr>
-          <w:rFonts w:ascii="Calibri Light" w:hAnsi="Calibri Light" w:cs="Calibri Light"/>
-          <w:color w:val="000000" w:themeColor="text1"/>
-        </w:rPr>
-        <w:t xml:space="preserve"> J. </w:t>
-      </w:r>
-      <w:proofErr w:type="gramStart"/>
-      <w:r>
-        <w:rPr>
-          <w:rFonts w:ascii="Calibri Light" w:hAnsi="Calibri Light" w:cs="Calibri Light"/>
-          <w:color w:val="000000" w:themeColor="text1"/>
-        </w:rPr>
-        <w:t>Antoniou ,</w:t>
-      </w:r>
-      <w:proofErr w:type="gramEnd"/>
-      <w:r>
-        <w:rPr>
-          <w:rFonts w:ascii="Calibri Light" w:hAnsi="Calibri Light" w:cs="Calibri Light"/>
-          <w:color w:val="000000" w:themeColor="text1"/>
-        </w:rPr>
-        <w:t xml:space="preserve"> P. Kaimakis, </w:t>
+        <w:t xml:space="preserve">S. Ioannou, S. Hirodontis, </w:t>
       </w:r>
       <w:r>
         <w:rPr>
@@ -19454,24 +19654,22 @@
           <w:bCs/>
           <w:color w:val="000000" w:themeColor="text1"/>
         </w:rPr>
-        <w:t xml:space="preserve">M. </w:t>
+        <w:t>M. Raspopoulos</w:t>
+      </w:r>
+      <w:r>
+        <w:rPr>
+          <w:rFonts w:ascii="Calibri Light" w:hAnsi="Calibri Light" w:cs="Calibri Light"/>
+          <w:color w:val="000000" w:themeColor="text1"/>
+        </w:rPr>
+        <w:t xml:space="preserve">, An Adaptive Load Shedding Method for Blackout Prevention in Active Distribution Networks, 12th Mediterranean Conference on Power </w:t>
       </w:r>
       <w:proofErr w:type="gramStart"/>
       <w:r>
         <w:rPr>
           <w:rFonts w:ascii="Calibri Light" w:hAnsi="Calibri Light" w:cs="Calibri Light"/>
-          <w:b/>
-          <w:bCs/>
-          <w:color w:val="000000" w:themeColor="text1"/>
-        </w:rPr>
-        <w:t>Raspopoulos</w:t>
-      </w:r>
-      <w:r>
-        <w:rPr>
-          <w:rFonts w:ascii="Calibri Light" w:hAnsi="Calibri Light" w:cs="Calibri Light"/>
-          <w:color w:val="000000" w:themeColor="text1"/>
-        </w:rPr>
-        <w:t xml:space="preserve">  and</w:t>
+          <w:color w:val="000000" w:themeColor="text1"/>
+        </w:rPr>
+        <w:t>Generation,  Transmission</w:t>
       </w:r>
       <w:proofErr w:type="gramEnd"/>
       <w:r>
@@ -19479,7 +19677,7 @@
           <w:rFonts w:ascii="Calibri Light" w:hAnsi="Calibri Light" w:cs="Calibri Light"/>
           <w:color w:val="000000" w:themeColor="text1"/>
         </w:rPr>
-        <w:t xml:space="preserve"> M. Terzi (2018). An Experience Report on the Effectiveness of Five Themed Workshops at Inspiring High School Students to Learn Coding. In: 23rd Annual ACM Conference on Innovation and Technology in Computer Science Education, July 2-4, 2018, Pyla, Cyprus.</w:t>
+        <w:t xml:space="preserve"> , Distribution and Energy Conversion (MEDPOWER2020), Paphos, Cyprus, November 2020.</w:t>
       </w:r>
     </w:p>
     <w:p>
@@ -19503,79 +19701,55 @@
           <w:rFonts w:ascii="Calibri Light" w:hAnsi="Calibri Light" w:cs="Calibri Light"/>
           <w:color w:val="000000" w:themeColor="text1"/>
         </w:rPr>
-        <w:t xml:space="preserve">Nearchos Paspallis, </w:t>
+        <w:t xml:space="preserve">S. Ioannou, S. Hirodontis, </w:t>
       </w:r>
       <w:r>
         <w:rPr>
           <w:rFonts w:ascii="Calibri Light" w:hAnsi="Calibri Light" w:cs="Calibri Light"/>
           <w:b/>
-          <w:color w:val="000000" w:themeColor="text1"/>
-        </w:rPr>
-        <w:t>Marios Raspopoulos</w:t>
-      </w:r>
-      <w:r>
-        <w:rPr>
-          <w:rFonts w:ascii="Calibri Light" w:hAnsi="Calibri Light" w:cs="Calibri Light"/>
-          <w:color w:val="000000" w:themeColor="text1"/>
-        </w:rPr>
-        <w:t>, “</w:t>
-      </w:r>
-      <w:r>
-        <w:rPr>
-          <w:rFonts w:ascii="Calibri Light" w:hAnsi="Calibri Light" w:cs="Calibri Light"/>
           <w:bCs/>
           <w:color w:val="000000" w:themeColor="text1"/>
         </w:rPr>
-        <w:t>An Open Platform for Studying and Testing Context-Aware Indoor Positioning Algorithms</w:t>
+        <w:t>M. Raspopoulos</w:t>
+      </w:r>
+      <w:r>
+        <w:rPr>
+          <w:rFonts w:ascii="Calibri Light" w:hAnsi="Calibri Light" w:cs="Calibri Light"/>
+          <w:color w:val="000000" w:themeColor="text1"/>
+        </w:rPr>
+        <w:t xml:space="preserve">, Load Shedding Schemes for Islanding Distribution Network Operation, 12th Mediterranean Conference on Power </w:t>
       </w:r>
       <w:proofErr w:type="gramStart"/>
       <w:r>
         <w:rPr>
           <w:rFonts w:ascii="Calibri Light" w:hAnsi="Calibri Light" w:cs="Calibri Light"/>
-          <w:bCs/>
-          <w:color w:val="000000" w:themeColor="text1"/>
-        </w:rPr>
-        <w:t>”</w:t>
-      </w:r>
-      <w:r>
-        <w:rPr>
-          <w:rFonts w:ascii="Calibri Light" w:hAnsi="Calibri Light" w:cs="Calibri Light"/>
-          <w:color w:val="000000" w:themeColor="text1"/>
-        </w:rPr>
-        <w:t>,  </w:t>
-      </w:r>
-      <w:r>
-        <w:rPr>
-          <w:rFonts w:ascii="Calibri Light" w:hAnsi="Calibri Light" w:cs="Calibri Light"/>
-          <w:i/>
-          <w:iCs/>
-          <w:color w:val="000000" w:themeColor="text1"/>
-        </w:rPr>
-        <w:t>25</w:t>
+          <w:color w:val="000000" w:themeColor="text1"/>
+        </w:rPr>
+        <w:t>Generation,  Transmission</w:t>
       </w:r>
       <w:proofErr w:type="gramEnd"/>
       <w:r>
         <w:rPr>
           <w:rFonts w:ascii="Calibri Light" w:hAnsi="Calibri Light" w:cs="Calibri Light"/>
-          <w:i/>
-          <w:iCs/>
-          <w:color w:val="000000" w:themeColor="text1"/>
-        </w:rPr>
-        <w:t>th International Conference on Information Systems Development (ISD2016)</w:t>
-      </w:r>
-      <w:r>
-        <w:rPr>
-          <w:rFonts w:ascii="Calibri Light" w:hAnsi="Calibri Light" w:cs="Calibri Light"/>
-          <w:color w:val="000000" w:themeColor="text1"/>
-        </w:rPr>
-        <w:t>, Katowice, Poland, August 24-26, 2016, pp. 314-321</w:t>
-      </w:r>
-      <w:r>
-        <w:rPr>
-          <w:rFonts w:ascii="Calibri Light" w:hAnsi="Calibri Light" w:cs="Calibri Light"/>
-          <w:color w:val="000000" w:themeColor="text1"/>
-        </w:rPr>
-        <w:t xml:space="preserve"> </w:t>
+          <w:color w:val="000000" w:themeColor="text1"/>
+        </w:rPr>
+        <w:t xml:space="preserve"> , Distribution and Energy Conversion (MEDPOWER2020</w:t>
+      </w:r>
+      <w:proofErr w:type="gramStart"/>
+      <w:r>
+        <w:rPr>
+          <w:rFonts w:ascii="Calibri Light" w:hAnsi="Calibri Light" w:cs="Calibri Light"/>
+          <w:color w:val="000000" w:themeColor="text1"/>
+        </w:rPr>
+        <w:t>),  Paphos</w:t>
+      </w:r>
+      <w:proofErr w:type="gramEnd"/>
+      <w:r>
+        <w:rPr>
+          <w:rFonts w:ascii="Calibri Light" w:hAnsi="Calibri Light" w:cs="Calibri Light"/>
+          <w:color w:val="000000" w:themeColor="text1"/>
+        </w:rPr>
+        <w:t>, Cyprus, November 2020.</w:t>
       </w:r>
     </w:p>
     <w:p>
@@ -19594,28 +19768,21 @@
           <w:color w:val="000000" w:themeColor="text1"/>
         </w:rPr>
       </w:pPr>
-      <w:bookmarkStart w:id="0" w:name="_Hlk495779285"/>
-      <w:r>
-        <w:rPr>
-          <w:rFonts w:ascii="Calibri Light" w:hAnsi="Calibri Light" w:cs="Calibri Light"/>
-          <w:color w:val="000000" w:themeColor="text1"/>
-        </w:rPr>
-        <w:t xml:space="preserve">Andreou, Panayiotis and </w:t>
-      </w:r>
       <w:r>
         <w:rPr>
           <w:rFonts w:ascii="Calibri Light" w:hAnsi="Calibri Light" w:cs="Calibri Light"/>
           <w:b/>
-          <w:color w:val="000000" w:themeColor="text1"/>
-        </w:rPr>
-        <w:t>Raspopoulos, Marios</w:t>
-      </w:r>
-      <w:r>
-        <w:rPr>
-          <w:rFonts w:ascii="Calibri Light" w:hAnsi="Calibri Light" w:cs="Calibri Light"/>
-          <w:color w:val="000000" w:themeColor="text1"/>
-        </w:rPr>
-        <w:t xml:space="preserve">, "Active Life Coach: Towards a </w:t>
+          <w:bCs/>
+          <w:color w:val="000000" w:themeColor="text1"/>
+        </w:rPr>
+        <w:t>M. Raspopoulos</w:t>
+      </w:r>
+      <w:r>
+        <w:rPr>
+          <w:rFonts w:ascii="Calibri Light" w:hAnsi="Calibri Light" w:cs="Calibri Light"/>
+          <w:color w:val="000000" w:themeColor="text1"/>
+        </w:rPr>
+        <w:t xml:space="preserve">, N. Paspallis, P. </w:t>
       </w:r>
       <w:proofErr w:type="spellStart"/>
       <w:r>
@@ -19623,7 +19790,7 @@
           <w:rFonts w:ascii="Calibri Light" w:hAnsi="Calibri Light" w:cs="Calibri Light"/>
           <w:color w:val="000000" w:themeColor="text1"/>
         </w:rPr>
-        <w:t>Framewo</w:t>
+        <w:t>Kaimakis</w:t>
       </w:r>
       <w:proofErr w:type="spellEnd"/>
       <w:r>
@@ -19631,7 +19798,7 @@
           <w:rFonts w:ascii="Calibri Light" w:hAnsi="Calibri Light" w:cs="Calibri Light"/>
           <w:color w:val="000000" w:themeColor="text1"/>
         </w:rPr>
-        <w:t xml:space="preserve"> </w:t>
+        <w:t xml:space="preserve"> “PINSPOT: An </w:t>
       </w:r>
       <w:proofErr w:type="spellStart"/>
       <w:r>
@@ -19639,7 +19806,7 @@
           <w:rFonts w:ascii="Calibri Light" w:hAnsi="Calibri Light" w:cs="Calibri Light"/>
           <w:color w:val="000000" w:themeColor="text1"/>
         </w:rPr>
-        <w:t>rk</w:t>
+        <w:t>oPen</w:t>
       </w:r>
       <w:proofErr w:type="spellEnd"/>
       <w:r>
@@ -19647,23 +19814,55 @@
           <w:rFonts w:ascii="Calibri Light" w:hAnsi="Calibri Light" w:cs="Calibri Light"/>
           <w:color w:val="000000" w:themeColor="text1"/>
         </w:rPr>
-        <w:t xml:space="preserve"> for Holistic Care of Citizens as They Age" (2016). </w:t>
-      </w:r>
-      <w:r>
-        <w:rPr>
-          <w:rFonts w:ascii="Calibri Light" w:hAnsi="Calibri Light" w:cs="Calibri Light"/>
-          <w:i/>
-          <w:iCs/>
-          <w:color w:val="000000" w:themeColor="text1"/>
-        </w:rPr>
-        <w:t>MCIS 2016 Proceedings.</w:t>
-      </w:r>
-      <w:r>
-        <w:rPr>
-          <w:rFonts w:ascii="Calibri Light" w:hAnsi="Calibri Light" w:cs="Calibri Light"/>
-          <w:color w:val="000000" w:themeColor="text1"/>
-        </w:rPr>
-        <w:t> Paper 42. http://aisel.aisnet.org/mcis2016/42</w:t>
+        <w:t xml:space="preserve"> platform for </w:t>
+      </w:r>
+      <w:proofErr w:type="spellStart"/>
+      <w:r>
+        <w:rPr>
+          <w:rFonts w:ascii="Calibri Light" w:hAnsi="Calibri Light" w:cs="Calibri Light"/>
+          <w:color w:val="000000" w:themeColor="text1"/>
+        </w:rPr>
+        <w:t>INtelligent</w:t>
+      </w:r>
+      <w:proofErr w:type="spellEnd"/>
+      <w:r>
+        <w:rPr>
+          <w:rFonts w:ascii="Calibri Light" w:hAnsi="Calibri Light" w:cs="Calibri Light"/>
+          <w:color w:val="000000" w:themeColor="text1"/>
+        </w:rPr>
+        <w:t xml:space="preserve"> context-</w:t>
+      </w:r>
+      <w:proofErr w:type="spellStart"/>
+      <w:r>
+        <w:rPr>
+          <w:rFonts w:ascii="Calibri Light" w:hAnsi="Calibri Light" w:cs="Calibri Light"/>
+          <w:color w:val="000000" w:themeColor="text1"/>
+        </w:rPr>
+        <w:t>baSed</w:t>
+      </w:r>
+      <w:proofErr w:type="spellEnd"/>
+      <w:r>
+        <w:rPr>
+          <w:rFonts w:ascii="Calibri Light" w:hAnsi="Calibri Light" w:cs="Calibri Light"/>
+          <w:color w:val="000000" w:themeColor="text1"/>
+        </w:rPr>
+        <w:t xml:space="preserve"> Indoor </w:t>
+      </w:r>
+      <w:proofErr w:type="spellStart"/>
+      <w:r>
+        <w:rPr>
+          <w:rFonts w:ascii="Calibri Light" w:hAnsi="Calibri Light" w:cs="Calibri Light"/>
+          <w:color w:val="000000" w:themeColor="text1"/>
+        </w:rPr>
+        <w:t>POsiTioning</w:t>
+      </w:r>
+      <w:proofErr w:type="spellEnd"/>
+      <w:r>
+        <w:rPr>
+          <w:rFonts w:ascii="Calibri Light" w:hAnsi="Calibri Light" w:cs="Calibri Light"/>
+          <w:color w:val="000000" w:themeColor="text1"/>
+        </w:rPr>
+        <w:t>”. In: 18th International Conference on Information Systems Development (ISD2019), Tulon, France, 28-30 August 2019</w:t>
       </w:r>
     </w:p>
     <w:p>
@@ -19682,62 +19881,110 @@
           <w:color w:val="000000" w:themeColor="text1"/>
         </w:rPr>
       </w:pPr>
-      <w:bookmarkStart w:id="1" w:name="_Hlk495779363"/>
-      <w:bookmarkEnd w:id="0"/>
-      <w:r>
-        <w:rPr>
-          <w:rFonts w:ascii="Calibri Light" w:hAnsi="Calibri Light" w:cs="Calibri Light"/>
-          <w:color w:val="000000" w:themeColor="text1"/>
-        </w:rPr>
-        <w:t xml:space="preserve">L. Kanaris, A. Kokkinis, </w:t>
+      <w:r>
+        <w:rPr>
+          <w:rFonts w:ascii="Calibri Light" w:hAnsi="Calibri Light" w:cs="Calibri Light"/>
+          <w:color w:val="000000" w:themeColor="text1"/>
+        </w:rPr>
+        <w:t xml:space="preserve">N. </w:t>
+      </w:r>
+      <w:proofErr w:type="gramStart"/>
+      <w:r>
+        <w:rPr>
+          <w:rFonts w:ascii="Calibri Light" w:hAnsi="Calibri Light" w:cs="Calibri Light"/>
+          <w:color w:val="000000" w:themeColor="text1"/>
+        </w:rPr>
+        <w:t>Paspallis ,</w:t>
+      </w:r>
+      <w:proofErr w:type="gramEnd"/>
+      <w:r>
+        <w:rPr>
+          <w:rFonts w:ascii="Calibri Light" w:hAnsi="Calibri Light" w:cs="Calibri Light"/>
+          <w:color w:val="000000" w:themeColor="text1"/>
+        </w:rPr>
+        <w:t xml:space="preserve"> I. </w:t>
+      </w:r>
+      <w:proofErr w:type="gramStart"/>
+      <w:r>
+        <w:rPr>
+          <w:rFonts w:ascii="Calibri Light" w:hAnsi="Calibri Light" w:cs="Calibri Light"/>
+          <w:color w:val="000000" w:themeColor="text1"/>
+        </w:rPr>
+        <w:t>Polycarpou ,</w:t>
+      </w:r>
+      <w:proofErr w:type="gramEnd"/>
+      <w:r>
+        <w:rPr>
+          <w:rFonts w:ascii="Calibri Light" w:hAnsi="Calibri Light" w:cs="Calibri Light"/>
+          <w:color w:val="000000" w:themeColor="text1"/>
+        </w:rPr>
+        <w:t xml:space="preserve"> P. </w:t>
+      </w:r>
+      <w:proofErr w:type="gramStart"/>
+      <w:r>
+        <w:rPr>
+          <w:rFonts w:ascii="Calibri Light" w:hAnsi="Calibri Light" w:cs="Calibri Light"/>
+          <w:color w:val="000000" w:themeColor="text1"/>
+        </w:rPr>
+        <w:t>Andreou ,</w:t>
+      </w:r>
+      <w:proofErr w:type="gramEnd"/>
+      <w:r>
+        <w:rPr>
+          <w:rFonts w:ascii="Calibri Light" w:hAnsi="Calibri Light" w:cs="Calibri Light"/>
+          <w:color w:val="000000" w:themeColor="text1"/>
+        </w:rPr>
+        <w:t xml:space="preserve"> J. </w:t>
+      </w:r>
+      <w:proofErr w:type="gramStart"/>
+      <w:r>
+        <w:rPr>
+          <w:rFonts w:ascii="Calibri Light" w:hAnsi="Calibri Light" w:cs="Calibri Light"/>
+          <w:color w:val="000000" w:themeColor="text1"/>
+        </w:rPr>
+        <w:t>Antoniou ,</w:t>
+      </w:r>
+      <w:proofErr w:type="gramEnd"/>
+      <w:r>
+        <w:rPr>
+          <w:rFonts w:ascii="Calibri Light" w:hAnsi="Calibri Light" w:cs="Calibri Light"/>
+          <w:color w:val="000000" w:themeColor="text1"/>
+        </w:rPr>
+        <w:t xml:space="preserve"> P. Kaimakis, </w:t>
       </w:r>
       <w:r>
         <w:rPr>
           <w:rFonts w:ascii="Calibri Light" w:hAnsi="Calibri Light" w:cs="Calibri Light"/>
           <w:b/>
-          <w:color w:val="000000" w:themeColor="text1"/>
-        </w:rPr>
-        <w:t>M. Raspopoulos</w:t>
-      </w:r>
-      <w:r>
-        <w:rPr>
-          <w:rFonts w:ascii="Calibri Light" w:hAnsi="Calibri Light" w:cs="Calibri Light"/>
-          <w:color w:val="000000" w:themeColor="text1"/>
-        </w:rPr>
-        <w:t xml:space="preserve">, A. Liotta and S. Stavrou, "Improving RSS fingerprint-based localization using directional antennas," </w:t>
-      </w:r>
-      <w:r>
-        <w:rPr>
-          <w:rFonts w:ascii="Calibri Light" w:hAnsi="Calibri Light" w:cs="Calibri Light"/>
-          <w:i/>
-          <w:color w:val="000000" w:themeColor="text1"/>
-        </w:rPr>
-        <w:t>Antennas and Propagation (</w:t>
-      </w:r>
-      <w:proofErr w:type="spellStart"/>
-      <w:r>
-        <w:rPr>
-          <w:rFonts w:ascii="Calibri Light" w:hAnsi="Calibri Light" w:cs="Calibri Light"/>
-          <w:i/>
-          <w:color w:val="000000" w:themeColor="text1"/>
-        </w:rPr>
-        <w:t>EuCAP</w:t>
-      </w:r>
-      <w:proofErr w:type="spellEnd"/>
-      <w:r>
-        <w:rPr>
-          <w:rFonts w:ascii="Calibri Light" w:hAnsi="Calibri Light" w:cs="Calibri Light"/>
-          <w:i/>
-          <w:color w:val="000000" w:themeColor="text1"/>
-        </w:rPr>
-        <w:t xml:space="preserve">), 2014 8th European Conference on, </w:t>
-      </w:r>
-      <w:r>
-        <w:rPr>
-          <w:rFonts w:ascii="Calibri Light" w:hAnsi="Calibri Light" w:cs="Calibri Light"/>
-          <w:color w:val="000000" w:themeColor="text1"/>
-        </w:rPr>
-        <w:t>pp. 1593-1597, The Hague, April 2014.</w:t>
+          <w:bCs/>
+          <w:color w:val="000000" w:themeColor="text1"/>
+        </w:rPr>
+        <w:t xml:space="preserve">M. </w:t>
+      </w:r>
+      <w:proofErr w:type="gramStart"/>
+      <w:r>
+        <w:rPr>
+          <w:rFonts w:ascii="Calibri Light" w:hAnsi="Calibri Light" w:cs="Calibri Light"/>
+          <w:b/>
+          <w:bCs/>
+          <w:color w:val="000000" w:themeColor="text1"/>
+        </w:rPr>
+        <w:t>Raspopoulos</w:t>
+      </w:r>
+      <w:r>
+        <w:rPr>
+          <w:rFonts w:ascii="Calibri Light" w:hAnsi="Calibri Light" w:cs="Calibri Light"/>
+          <w:color w:val="000000" w:themeColor="text1"/>
+        </w:rPr>
+        <w:t xml:space="preserve">  and</w:t>
+      </w:r>
+      <w:proofErr w:type="gramEnd"/>
+      <w:r>
+        <w:rPr>
+          <w:rFonts w:ascii="Calibri Light" w:hAnsi="Calibri Light" w:cs="Calibri Light"/>
+          <w:color w:val="000000" w:themeColor="text1"/>
+        </w:rPr>
+        <w:t xml:space="preserve"> M. Terzi (2018). An Experience Report on the Effectiveness of Five Themed Workshops at Inspiring High School Students to Learn Coding. In: 23rd Annual ACM Conference on Innovation and Technology in Computer Science Education, July 2-4, 2018, Pyla, Cyprus.</w:t>
       </w:r>
     </w:p>
     <w:p>
@@ -19756,6 +20003,265 @@
           <w:color w:val="000000" w:themeColor="text1"/>
         </w:rPr>
       </w:pPr>
+      <w:r>
+        <w:rPr>
+          <w:rFonts w:ascii="Calibri Light" w:hAnsi="Calibri Light" w:cs="Calibri Light"/>
+          <w:color w:val="000000" w:themeColor="text1"/>
+        </w:rPr>
+        <w:t xml:space="preserve">Nearchos Paspallis, </w:t>
+      </w:r>
+      <w:r>
+        <w:rPr>
+          <w:rFonts w:ascii="Calibri Light" w:hAnsi="Calibri Light" w:cs="Calibri Light"/>
+          <w:b/>
+          <w:color w:val="000000" w:themeColor="text1"/>
+        </w:rPr>
+        <w:t>Marios Raspopoulos</w:t>
+      </w:r>
+      <w:r>
+        <w:rPr>
+          <w:rFonts w:ascii="Calibri Light" w:hAnsi="Calibri Light" w:cs="Calibri Light"/>
+          <w:color w:val="000000" w:themeColor="text1"/>
+        </w:rPr>
+        <w:t>, “</w:t>
+      </w:r>
+      <w:r>
+        <w:rPr>
+          <w:rFonts w:ascii="Calibri Light" w:hAnsi="Calibri Light" w:cs="Calibri Light"/>
+          <w:bCs/>
+          <w:color w:val="000000" w:themeColor="text1"/>
+        </w:rPr>
+        <w:t>An Open Platform for Studying and Testing Context-Aware Indoor Positioning Algorithms</w:t>
+      </w:r>
+      <w:proofErr w:type="gramStart"/>
+      <w:r>
+        <w:rPr>
+          <w:rFonts w:ascii="Calibri Light" w:hAnsi="Calibri Light" w:cs="Calibri Light"/>
+          <w:bCs/>
+          <w:color w:val="000000" w:themeColor="text1"/>
+        </w:rPr>
+        <w:t>”</w:t>
+      </w:r>
+      <w:r>
+        <w:rPr>
+          <w:rFonts w:ascii="Calibri Light" w:hAnsi="Calibri Light" w:cs="Calibri Light"/>
+          <w:color w:val="000000" w:themeColor="text1"/>
+        </w:rPr>
+        <w:t>,  </w:t>
+      </w:r>
+      <w:r>
+        <w:rPr>
+          <w:rFonts w:ascii="Calibri Light" w:hAnsi="Calibri Light" w:cs="Calibri Light"/>
+          <w:i/>
+          <w:iCs/>
+          <w:color w:val="000000" w:themeColor="text1"/>
+        </w:rPr>
+        <w:t>25</w:t>
+      </w:r>
+      <w:proofErr w:type="gramEnd"/>
+      <w:r>
+        <w:rPr>
+          <w:rFonts w:ascii="Calibri Light" w:hAnsi="Calibri Light" w:cs="Calibri Light"/>
+          <w:i/>
+          <w:iCs/>
+          <w:color w:val="000000" w:themeColor="text1"/>
+        </w:rPr>
+        <w:t>th International Conference on Information Systems Development (ISD2016)</w:t>
+      </w:r>
+      <w:r>
+        <w:rPr>
+          <w:rFonts w:ascii="Calibri Light" w:hAnsi="Calibri Light" w:cs="Calibri Light"/>
+          <w:color w:val="000000" w:themeColor="text1"/>
+        </w:rPr>
+        <w:t>, Katowice, Poland, August 24-26, 2016, pp. 314-321</w:t>
+      </w:r>
+      <w:r>
+        <w:rPr>
+          <w:rFonts w:ascii="Calibri Light" w:hAnsi="Calibri Light" w:cs="Calibri Light"/>
+          <w:color w:val="000000" w:themeColor="text1"/>
+        </w:rPr>
+        <w:t xml:space="preserve"> </w:t>
+      </w:r>
+    </w:p>
+    <w:p>
+      <w:pPr>
+        <w:pStyle w:val="ListParagraph"/>
+        <w:numPr>
+          <w:ilvl w:val="0"/>
+          <w:numId w:val="31"/>
+        </w:numPr>
+        <w:spacing w:before="240" w:after="0" w:line="240" w:lineRule="auto"/>
+        <w:ind w:left="709" w:hanging="709"/>
+        <w:contextualSpacing w:val="0"/>
+        <w:jc w:val="both"/>
+        <w:rPr>
+          <w:rFonts w:ascii="Calibri Light" w:hAnsi="Calibri Light" w:cs="Calibri Light"/>
+          <w:color w:val="000000" w:themeColor="text1"/>
+        </w:rPr>
+      </w:pPr>
+      <w:bookmarkStart w:id="0" w:name="_Hlk495779285"/>
+      <w:r>
+        <w:rPr>
+          <w:rFonts w:ascii="Calibri Light" w:hAnsi="Calibri Light" w:cs="Calibri Light"/>
+          <w:color w:val="000000" w:themeColor="text1"/>
+        </w:rPr>
+        <w:lastRenderedPageBreak/>
+        <w:t xml:space="preserve">Andreou, Panayiotis and </w:t>
+      </w:r>
+      <w:r>
+        <w:rPr>
+          <w:rFonts w:ascii="Calibri Light" w:hAnsi="Calibri Light" w:cs="Calibri Light"/>
+          <w:b/>
+          <w:color w:val="000000" w:themeColor="text1"/>
+        </w:rPr>
+        <w:t>Raspopoulos, Marios</w:t>
+      </w:r>
+      <w:r>
+        <w:rPr>
+          <w:rFonts w:ascii="Calibri Light" w:hAnsi="Calibri Light" w:cs="Calibri Light"/>
+          <w:color w:val="000000" w:themeColor="text1"/>
+        </w:rPr>
+        <w:t xml:space="preserve">, "Active Life Coach: Towards a </w:t>
+      </w:r>
+      <w:proofErr w:type="spellStart"/>
+      <w:r>
+        <w:rPr>
+          <w:rFonts w:ascii="Calibri Light" w:hAnsi="Calibri Light" w:cs="Calibri Light"/>
+          <w:color w:val="000000" w:themeColor="text1"/>
+        </w:rPr>
+        <w:t>Framewo</w:t>
+      </w:r>
+      <w:proofErr w:type="spellEnd"/>
+      <w:r>
+        <w:rPr>
+          <w:rFonts w:ascii="Calibri Light" w:hAnsi="Calibri Light" w:cs="Calibri Light"/>
+          <w:color w:val="000000" w:themeColor="text1"/>
+        </w:rPr>
+        <w:t xml:space="preserve"> </w:t>
+      </w:r>
+      <w:proofErr w:type="spellStart"/>
+      <w:r>
+        <w:rPr>
+          <w:rFonts w:ascii="Calibri Light" w:hAnsi="Calibri Light" w:cs="Calibri Light"/>
+          <w:color w:val="000000" w:themeColor="text1"/>
+        </w:rPr>
+        <w:t>rk</w:t>
+      </w:r>
+      <w:proofErr w:type="spellEnd"/>
+      <w:r>
+        <w:rPr>
+          <w:rFonts w:ascii="Calibri Light" w:hAnsi="Calibri Light" w:cs="Calibri Light"/>
+          <w:color w:val="000000" w:themeColor="text1"/>
+        </w:rPr>
+        <w:t xml:space="preserve"> for Holistic Care of Citizens as They Age" (2016). </w:t>
+      </w:r>
+      <w:r>
+        <w:rPr>
+          <w:rFonts w:ascii="Calibri Light" w:hAnsi="Calibri Light" w:cs="Calibri Light"/>
+          <w:i/>
+          <w:iCs/>
+          <w:color w:val="000000" w:themeColor="text1"/>
+        </w:rPr>
+        <w:t>MCIS 2016 Proceedings.</w:t>
+      </w:r>
+      <w:r>
+        <w:rPr>
+          <w:rFonts w:ascii="Calibri Light" w:hAnsi="Calibri Light" w:cs="Calibri Light"/>
+          <w:color w:val="000000" w:themeColor="text1"/>
+        </w:rPr>
+        <w:t> Paper 42. http://aisel.aisnet.org/mcis2016/42</w:t>
+      </w:r>
+    </w:p>
+    <w:p>
+      <w:pPr>
+        <w:pStyle w:val="ListParagraph"/>
+        <w:numPr>
+          <w:ilvl w:val="0"/>
+          <w:numId w:val="31"/>
+        </w:numPr>
+        <w:spacing w:before="240" w:after="0" w:line="240" w:lineRule="auto"/>
+        <w:ind w:left="709" w:hanging="709"/>
+        <w:contextualSpacing w:val="0"/>
+        <w:jc w:val="both"/>
+        <w:rPr>
+          <w:rFonts w:ascii="Calibri Light" w:hAnsi="Calibri Light" w:cs="Calibri Light"/>
+          <w:color w:val="000000" w:themeColor="text1"/>
+        </w:rPr>
+      </w:pPr>
+      <w:bookmarkStart w:id="1" w:name="_Hlk495779363"/>
+      <w:bookmarkEnd w:id="0"/>
+      <w:r>
+        <w:rPr>
+          <w:rFonts w:ascii="Calibri Light" w:hAnsi="Calibri Light" w:cs="Calibri Light"/>
+          <w:color w:val="000000" w:themeColor="text1"/>
+        </w:rPr>
+        <w:t xml:space="preserve">L. Kanaris, A. Kokkinis, </w:t>
+      </w:r>
+      <w:r>
+        <w:rPr>
+          <w:rFonts w:ascii="Calibri Light" w:hAnsi="Calibri Light" w:cs="Calibri Light"/>
+          <w:b/>
+          <w:color w:val="000000" w:themeColor="text1"/>
+        </w:rPr>
+        <w:t>M. Raspopoulos</w:t>
+      </w:r>
+      <w:r>
+        <w:rPr>
+          <w:rFonts w:ascii="Calibri Light" w:hAnsi="Calibri Light" w:cs="Calibri Light"/>
+          <w:color w:val="000000" w:themeColor="text1"/>
+        </w:rPr>
+        <w:t xml:space="preserve">, A. Liotta and S. Stavrou, "Improving RSS fingerprint-based localization using directional antennas," </w:t>
+      </w:r>
+      <w:r>
+        <w:rPr>
+          <w:rFonts w:ascii="Calibri Light" w:hAnsi="Calibri Light" w:cs="Calibri Light"/>
+          <w:i/>
+          <w:color w:val="000000" w:themeColor="text1"/>
+        </w:rPr>
+        <w:t>Antennas and Propagation (</w:t>
+      </w:r>
+      <w:proofErr w:type="spellStart"/>
+      <w:r>
+        <w:rPr>
+          <w:rFonts w:ascii="Calibri Light" w:hAnsi="Calibri Light" w:cs="Calibri Light"/>
+          <w:i/>
+          <w:color w:val="000000" w:themeColor="text1"/>
+        </w:rPr>
+        <w:t>EuCAP</w:t>
+      </w:r>
+      <w:proofErr w:type="spellEnd"/>
+      <w:r>
+        <w:rPr>
+          <w:rFonts w:ascii="Calibri Light" w:hAnsi="Calibri Light" w:cs="Calibri Light"/>
+          <w:i/>
+          <w:color w:val="000000" w:themeColor="text1"/>
+        </w:rPr>
+        <w:t xml:space="preserve">), 2014 8th European Conference on, </w:t>
+      </w:r>
+      <w:r>
+        <w:rPr>
+          <w:rFonts w:ascii="Calibri Light" w:hAnsi="Calibri Light" w:cs="Calibri Light"/>
+          <w:color w:val="000000" w:themeColor="text1"/>
+        </w:rPr>
+        <w:t>pp. 1593-1597, The Hague, April 2014.</w:t>
+      </w:r>
+    </w:p>
+    <w:p>
+      <w:pPr>
+        <w:pStyle w:val="ListParagraph"/>
+        <w:numPr>
+          <w:ilvl w:val="0"/>
+          <w:numId w:val="31"/>
+        </w:numPr>
+        <w:spacing w:before="240" w:after="0" w:line="240" w:lineRule="auto"/>
+        <w:ind w:left="709" w:hanging="709"/>
+        <w:contextualSpacing w:val="0"/>
+        <w:jc w:val="both"/>
+        <w:rPr>
+          <w:rFonts w:ascii="Calibri Light" w:hAnsi="Calibri Light" w:cs="Calibri Light"/>
+          <w:color w:val="000000" w:themeColor="text1"/>
+        </w:rPr>
+      </w:pPr>
       <w:bookmarkStart w:id="2" w:name="_Hlk495779509"/>
       <w:bookmarkEnd w:id="1"/>
       <w:r>
@@ -20073,7 +20579,6 @@
           <w:rFonts w:ascii="Calibri Light" w:hAnsi="Calibri Light" w:cs="Calibri Light"/>
           <w:color w:val="000000" w:themeColor="text1"/>
         </w:rPr>
-        <w:lastRenderedPageBreak/>
         <w:t xml:space="preserve">I. </w:t>
       </w:r>
       <w:proofErr w:type="spellStart"/>
@@ -20916,6 +21421,7 @@
           <w:b/>
           <w:color w:val="000000" w:themeColor="text1"/>
         </w:rPr>
+        <w:lastRenderedPageBreak/>
         <w:t>M. Raspopoulos</w:t>
       </w:r>
       <w:r>
@@ -21321,7 +21827,6 @@
           <w:rFonts w:ascii="Calibri Light" w:hAnsi="Calibri Light" w:cs="Calibri Light"/>
           <w:color w:val="000000" w:themeColor="text1"/>
         </w:rPr>
-        <w:lastRenderedPageBreak/>
         <w:t xml:space="preserve">Co-author ‘Influence of the propagation channel on satellite communications - channel dynamics effects on mobile, fixed and optical multimedia applications’, written during EU IST FP6 </w:t>
       </w:r>
       <w:proofErr w:type="spellStart"/>
@@ -21963,7 +22468,15 @@
           <w:rFonts w:ascii="Calibri Light" w:hAnsi="Calibri Light" w:cs="Calibri Light"/>
           <w:color w:val="000000" w:themeColor="text1"/>
         </w:rPr>
-        <w:t xml:space="preserve"> for the highest overall performance at the Higher Technical Institute. Awarded by the President of the Republic of Cyprus Mr. </w:t>
+        <w:t xml:space="preserve"> for the highest overall performance at the Higher Technical </w:t>
+      </w:r>
+      <w:r>
+        <w:rPr>
+          <w:rFonts w:ascii="Calibri Light" w:hAnsi="Calibri Light" w:cs="Calibri Light"/>
+          <w:color w:val="000000" w:themeColor="text1"/>
+        </w:rPr>
+        <w:lastRenderedPageBreak/>
+        <w:t xml:space="preserve">Institute. Awarded by the President of the Republic of Cyprus Mr. </w:t>
       </w:r>
       <w:proofErr w:type="spellStart"/>
       <w:r>
@@ -23714,7 +24227,6 @@
           <w:b/>
           <w:color w:val="000000" w:themeColor="text1"/>
         </w:rPr>
-        <w:lastRenderedPageBreak/>
         <w:t>OTHER</w:t>
       </w:r>
     </w:p>
@@ -24162,8 +24674,8 @@
       </w:pPr>
     </w:p>
     <w:sectPr>
-      <w:headerReference w:type="default" r:id="rId11"/>
-      <w:footerReference w:type="default" r:id="rId12"/>
+      <w:headerReference w:type="default" r:id="rId12"/>
+      <w:footerReference w:type="default" r:id="rId13"/>
       <w:pgSz w:w="11906" w:h="16838"/>
       <w:pgMar w:top="1118" w:right="1440" w:bottom="1134" w:left="1440" w:header="708" w:footer="295" w:gutter="0"/>
       <w:cols w:space="708"/>
